--- a/!lab1/lab1.docx
+++ b/!lab1/lab1.docx
@@ -1420,12 +1420,14 @@
       <w:r>
         <w:rPr>
           <w:noProof/>
+          <w:sz w:val="32"/>
+          <w:szCs w:val="32"/>
         </w:rPr>
         <w:drawing>
-          <wp:inline distT="0" distB="0" distL="0" distR="0" wp14:anchorId="52188DA5" wp14:editId="5F3B5E5B">
-            <wp:extent cx="5372617" cy="7500029"/>
-            <wp:effectExtent l="0" t="0" r="0" b="0"/>
-            <wp:docPr id="1519033309" name="drawing"/>
+          <wp:inline distT="0" distB="0" distL="0" distR="0" wp14:anchorId="25BE08A9" wp14:editId="13275267">
+            <wp:extent cx="5145587" cy="7306733"/>
+            <wp:effectExtent l="0" t="0" r="0" b="8890"/>
+            <wp:docPr id="1664275369" name="Picture 1"/>
             <wp:cNvGraphicFramePr>
               <a:graphicFrameLocks xmlns:a="http://schemas.openxmlformats.org/drawingml/2006/main" noChangeAspect="1"/>
             </wp:cNvGraphicFramePr>
@@ -1433,14 +1435,14 @@
               <a:graphicData uri="http://schemas.openxmlformats.org/drawingml/2006/picture">
                 <pic:pic xmlns:pic="http://schemas.openxmlformats.org/drawingml/2006/picture">
                   <pic:nvPicPr>
-                    <pic:cNvPr id="1519033309" name="Picture 1519033309"/>
+                    <pic:cNvPr id="1664275369" name="Picture 1664275369"/>
                     <pic:cNvPicPr/>
                   </pic:nvPicPr>
                   <pic:blipFill>
                     <a:blip r:embed="rId4">
                       <a:extLst>
                         <a:ext uri="{28A0092B-C50C-407E-A947-70E740481C1C}">
-                          <a14:useLocalDpi xmlns:a14="http://schemas.microsoft.com/office/drawing/2010/main"/>
+                          <a14:useLocalDpi xmlns:a14="http://schemas.microsoft.com/office/drawing/2010/main" val="0"/>
                         </a:ext>
                       </a:extLst>
                     </a:blip>
@@ -1451,7 +1453,7 @@
                   <pic:spPr>
                     <a:xfrm>
                       <a:off x="0" y="0"/>
-                      <a:ext cx="5372617" cy="7500029"/>
+                      <a:ext cx="5153006" cy="7317268"/>
                     </a:xfrm>
                     <a:prstGeom prst="rect">
                       <a:avLst/>
@@ -9201,6 +9203,9641 @@
                     <a:xfrm>
                       <a:off x="0" y="0"/>
                       <a:ext cx="6256564" cy="2447157"/>
+                    </a:xfrm>
+                    <a:prstGeom prst="rect">
+                      <a:avLst/>
+                    </a:prstGeom>
+                  </pic:spPr>
+                </pic:pic>
+              </a:graphicData>
+            </a:graphic>
+          </wp:inline>
+        </w:drawing>
+      </w:r>
+    </w:p>
+    <w:p>
+      <w:pPr>
+        <w:rPr>
+          <w:rFonts w:ascii="TH SarabunPSK" w:eastAsia="TH SarabunPSK" w:hAnsi="TH SarabunPSK" w:cs="TH SarabunPSK"/>
+          <w:b/>
+          <w:bCs/>
+          <w:sz w:val="40"/>
+          <w:szCs w:val="40"/>
+        </w:rPr>
+      </w:pPr>
+    </w:p>
+    <w:p>
+      <w:pPr>
+        <w:rPr>
+          <w:rFonts w:ascii="TH SarabunPSK" w:eastAsia="TH SarabunPSK" w:hAnsi="TH SarabunPSK" w:cs="TH SarabunPSK"/>
+          <w:b/>
+          <w:bCs/>
+          <w:sz w:val="40"/>
+          <w:szCs w:val="40"/>
+        </w:rPr>
+      </w:pPr>
+    </w:p>
+    <w:p>
+      <w:pPr>
+        <w:rPr>
+          <w:rFonts w:ascii="TH SarabunPSK" w:eastAsia="TH SarabunPSK" w:hAnsi="TH SarabunPSK" w:cs="TH SarabunPSK"/>
+          <w:b/>
+          <w:bCs/>
+          <w:sz w:val="40"/>
+          <w:szCs w:val="40"/>
+        </w:rPr>
+      </w:pPr>
+    </w:p>
+    <w:p>
+      <w:pPr>
+        <w:rPr>
+          <w:rFonts w:ascii="TH SarabunPSK" w:eastAsia="TH SarabunPSK" w:hAnsi="TH SarabunPSK" w:cs="TH SarabunPSK"/>
+          <w:b/>
+          <w:bCs/>
+          <w:sz w:val="40"/>
+          <w:szCs w:val="40"/>
+        </w:rPr>
+      </w:pPr>
+    </w:p>
+    <w:p>
+      <w:pPr>
+        <w:rPr>
+          <w:rFonts w:ascii="TH SarabunPSK" w:eastAsia="TH SarabunPSK" w:hAnsi="TH SarabunPSK" w:cs="TH SarabunPSK"/>
+          <w:b/>
+          <w:bCs/>
+          <w:sz w:val="40"/>
+          <w:szCs w:val="40"/>
+        </w:rPr>
+      </w:pPr>
+    </w:p>
+    <w:p>
+      <w:pPr>
+        <w:rPr>
+          <w:rFonts w:ascii="TH SarabunPSK" w:eastAsia="TH SarabunPSK" w:hAnsi="TH SarabunPSK" w:cs="TH SarabunPSK"/>
+          <w:b/>
+          <w:bCs/>
+          <w:sz w:val="40"/>
+          <w:szCs w:val="40"/>
+        </w:rPr>
+      </w:pPr>
+      <w:r>
+        <w:rPr>
+          <w:rFonts w:ascii="TH SarabunPSK" w:eastAsia="TH SarabunPSK" w:hAnsi="TH SarabunPSK" w:cs="TH SarabunPSK"/>
+          <w:b/>
+          <w:bCs/>
+          <w:sz w:val="40"/>
+          <w:szCs w:val="40"/>
+        </w:rPr>
+        <w:lastRenderedPageBreak/>
+        <w:t>mux_dmux16</w:t>
+      </w:r>
+      <w:r>
+        <w:rPr>
+          <w:rFonts w:ascii="TH SarabunPSK" w:eastAsia="TH SarabunPSK" w:hAnsi="TH SarabunPSK" w:cs="TH SarabunPSK"/>
+          <w:b/>
+          <w:bCs/>
+          <w:sz w:val="40"/>
+          <w:szCs w:val="40"/>
+        </w:rPr>
+        <w:t xml:space="preserve"> </w:t>
+      </w:r>
+      <w:proofErr w:type="spellStart"/>
+      <w:r>
+        <w:rPr>
+          <w:rFonts w:ascii="TH SarabunPSK" w:eastAsia="TH SarabunPSK" w:hAnsi="TH SarabunPSK" w:cs="TH SarabunPSK"/>
+          <w:b/>
+          <w:bCs/>
+          <w:sz w:val="40"/>
+          <w:szCs w:val="40"/>
+        </w:rPr>
+        <w:t>curcuit</w:t>
+      </w:r>
+      <w:proofErr w:type="spellEnd"/>
+    </w:p>
+    <w:p>
+      <w:pPr>
+        <w:rPr>
+          <w:rFonts w:ascii="TH SarabunPSK" w:eastAsia="TH SarabunPSK" w:hAnsi="TH SarabunPSK" w:cs="TH SarabunPSK"/>
+          <w:b/>
+          <w:bCs/>
+          <w:sz w:val="40"/>
+          <w:szCs w:val="40"/>
+        </w:rPr>
+      </w:pPr>
+      <w:r>
+        <w:rPr>
+          <w:rFonts w:ascii="TH SarabunPSK" w:eastAsia="TH SarabunPSK" w:hAnsi="TH SarabunPSK" w:cs="TH SarabunPSK"/>
+          <w:b/>
+          <w:bCs/>
+          <w:noProof/>
+          <w:sz w:val="40"/>
+          <w:szCs w:val="40"/>
+        </w:rPr>
+        <w:drawing>
+          <wp:inline distT="0" distB="0" distL="0" distR="0" wp14:anchorId="788CF2E2" wp14:editId="062BCEFD">
+            <wp:extent cx="5943600" cy="5587365"/>
+            <wp:effectExtent l="0" t="0" r="0" b="0"/>
+            <wp:docPr id="779991646" name="Picture 2"/>
+            <wp:cNvGraphicFramePr>
+              <a:graphicFrameLocks xmlns:a="http://schemas.openxmlformats.org/drawingml/2006/main" noChangeAspect="1"/>
+            </wp:cNvGraphicFramePr>
+            <a:graphic xmlns:a="http://schemas.openxmlformats.org/drawingml/2006/main">
+              <a:graphicData uri="http://schemas.openxmlformats.org/drawingml/2006/picture">
+                <pic:pic xmlns:pic="http://schemas.openxmlformats.org/drawingml/2006/picture">
+                  <pic:nvPicPr>
+                    <pic:cNvPr id="779991646" name="Picture 779991646"/>
+                    <pic:cNvPicPr/>
+                  </pic:nvPicPr>
+                  <pic:blipFill>
+                    <a:blip r:embed="rId8">
+                      <a:extLst>
+                        <a:ext uri="{28A0092B-C50C-407E-A947-70E740481C1C}">
+                          <a14:useLocalDpi xmlns:a14="http://schemas.microsoft.com/office/drawing/2010/main" val="0"/>
+                        </a:ext>
+                      </a:extLst>
+                    </a:blip>
+                    <a:stretch>
+                      <a:fillRect/>
+                    </a:stretch>
+                  </pic:blipFill>
+                  <pic:spPr>
+                    <a:xfrm>
+                      <a:off x="0" y="0"/>
+                      <a:ext cx="5943600" cy="5587365"/>
+                    </a:xfrm>
+                    <a:prstGeom prst="rect">
+                      <a:avLst/>
+                    </a:prstGeom>
+                  </pic:spPr>
+                </pic:pic>
+              </a:graphicData>
+            </a:graphic>
+          </wp:inline>
+        </w:drawing>
+      </w:r>
+    </w:p>
+    <w:p>
+      <w:pPr>
+        <w:rPr>
+          <w:rFonts w:ascii="TH SarabunPSK" w:eastAsia="TH SarabunPSK" w:hAnsi="TH SarabunPSK" w:cs="TH SarabunPSK"/>
+          <w:b/>
+          <w:bCs/>
+          <w:sz w:val="40"/>
+          <w:szCs w:val="40"/>
+        </w:rPr>
+      </w:pPr>
+    </w:p>
+    <w:p>
+      <w:pPr>
+        <w:rPr>
+          <w:rFonts w:ascii="TH SarabunPSK" w:eastAsia="TH SarabunPSK" w:hAnsi="TH SarabunPSK" w:cs="TH SarabunPSK"/>
+          <w:b/>
+          <w:bCs/>
+          <w:sz w:val="40"/>
+          <w:szCs w:val="40"/>
+        </w:rPr>
+      </w:pPr>
+    </w:p>
+    <w:p>
+      <w:pPr>
+        <w:rPr>
+          <w:rFonts w:ascii="TH SarabunPSK" w:eastAsia="TH SarabunPSK" w:hAnsi="TH SarabunPSK" w:cs="TH SarabunPSK"/>
+          <w:b/>
+          <w:bCs/>
+          <w:sz w:val="40"/>
+          <w:szCs w:val="40"/>
+        </w:rPr>
+      </w:pPr>
+    </w:p>
+    <w:p>
+      <w:pPr>
+        <w:rPr>
+          <w:rFonts w:ascii="TH SarabunPSK" w:eastAsia="TH SarabunPSK" w:hAnsi="TH SarabunPSK" w:cs="TH SarabunPSK"/>
+          <w:b/>
+          <w:bCs/>
+          <w:sz w:val="40"/>
+          <w:szCs w:val="40"/>
+        </w:rPr>
+      </w:pPr>
+    </w:p>
+    <w:p>
+      <w:pPr>
+        <w:rPr>
+          <w:rFonts w:ascii="TH SarabunPSK" w:eastAsia="TH SarabunPSK" w:hAnsi="TH SarabunPSK" w:cs="TH SarabunPSK"/>
+          <w:b/>
+          <w:bCs/>
+          <w:sz w:val="40"/>
+          <w:szCs w:val="40"/>
+        </w:rPr>
+      </w:pPr>
+      <w:r>
+        <w:rPr>
+          <w:rFonts w:ascii="TH SarabunPSK" w:eastAsia="TH SarabunPSK" w:hAnsi="TH SarabunPSK" w:cs="TH SarabunPSK"/>
+          <w:b/>
+          <w:bCs/>
+          <w:sz w:val="40"/>
+          <w:szCs w:val="40"/>
+        </w:rPr>
+        <w:lastRenderedPageBreak/>
+        <w:t>mux_dmux16.vhd</w:t>
+      </w:r>
+      <w:r>
+        <w:rPr>
+          <w:rFonts w:ascii="TH SarabunPSK" w:eastAsia="TH SarabunPSK" w:hAnsi="TH SarabunPSK" w:cs="TH SarabunPSK"/>
+          <w:b/>
+          <w:bCs/>
+          <w:sz w:val="40"/>
+          <w:szCs w:val="40"/>
+        </w:rPr>
+        <w:t>l</w:t>
+      </w:r>
+    </w:p>
+    <w:p>
+      <w:pPr>
+        <w:spacing w:after="0" w:line="330" w:lineRule="atLeast"/>
+        <w:rPr>
+          <w:rFonts w:ascii="Consolas" w:eastAsia="Times New Roman" w:hAnsi="Consolas" w:cs="Tahoma"/>
+          <w:lang w:eastAsia="en-US" w:bidi="th-TH"/>
+        </w:rPr>
+      </w:pPr>
+      <w:r>
+        <w:rPr>
+          <w:rFonts w:ascii="Consolas" w:eastAsia="Times New Roman" w:hAnsi="Consolas" w:cs="Tahoma"/>
+          <w:lang w:eastAsia="en-US" w:bidi="th-TH"/>
+        </w:rPr>
+        <w:t>library IEEE;</w:t>
+      </w:r>
+    </w:p>
+    <w:p>
+      <w:pPr>
+        <w:spacing w:after="0" w:line="330" w:lineRule="atLeast"/>
+        <w:rPr>
+          <w:rFonts w:ascii="Consolas" w:eastAsia="Times New Roman" w:hAnsi="Consolas" w:cs="Tahoma"/>
+          <w:lang w:eastAsia="en-US" w:bidi="th-TH"/>
+        </w:rPr>
+      </w:pPr>
+      <w:r>
+        <w:rPr>
+          <w:rFonts w:ascii="Consolas" w:eastAsia="Times New Roman" w:hAnsi="Consolas" w:cs="Tahoma"/>
+          <w:lang w:eastAsia="en-US" w:bidi="th-TH"/>
+        </w:rPr>
+        <w:t>use IEEE.STD_LOGIC_1164.all;</w:t>
+      </w:r>
+    </w:p>
+    <w:p>
+      <w:pPr>
+        <w:spacing w:after="0" w:line="330" w:lineRule="atLeast"/>
+        <w:rPr>
+          <w:rFonts w:ascii="Consolas" w:eastAsia="Times New Roman" w:hAnsi="Consolas" w:cs="Tahoma"/>
+          <w:lang w:eastAsia="en-US" w:bidi="th-TH"/>
+        </w:rPr>
+      </w:pPr>
+    </w:p>
+    <w:p>
+      <w:pPr>
+        <w:spacing w:after="0" w:line="330" w:lineRule="atLeast"/>
+        <w:rPr>
+          <w:rFonts w:ascii="Consolas" w:eastAsia="Times New Roman" w:hAnsi="Consolas" w:cs="Tahoma"/>
+          <w:lang w:eastAsia="en-US" w:bidi="th-TH"/>
+        </w:rPr>
+      </w:pPr>
+      <w:r>
+        <w:rPr>
+          <w:rFonts w:ascii="Consolas" w:eastAsia="Times New Roman" w:hAnsi="Consolas" w:cs="Tahoma"/>
+          <w:lang w:eastAsia="en-US" w:bidi="th-TH"/>
+        </w:rPr>
+        <w:t>entity mux_dmux16 is</w:t>
+      </w:r>
+    </w:p>
+    <w:p>
+      <w:pPr>
+        <w:spacing w:after="0" w:line="330" w:lineRule="atLeast"/>
+        <w:rPr>
+          <w:rFonts w:ascii="Consolas" w:eastAsia="Times New Roman" w:hAnsi="Consolas" w:cs="Tahoma"/>
+          <w:lang w:eastAsia="en-US" w:bidi="th-TH"/>
+        </w:rPr>
+      </w:pPr>
+      <w:r>
+        <w:rPr>
+          <w:rFonts w:ascii="Consolas" w:eastAsia="Times New Roman" w:hAnsi="Consolas" w:cs="Tahoma"/>
+          <w:lang w:eastAsia="en-US" w:bidi="th-TH"/>
+        </w:rPr>
+        <w:t>  port (</w:t>
+      </w:r>
+    </w:p>
+    <w:p>
+      <w:pPr>
+        <w:spacing w:after="0" w:line="330" w:lineRule="atLeast"/>
+        <w:rPr>
+          <w:rFonts w:ascii="Consolas" w:eastAsia="Times New Roman" w:hAnsi="Consolas" w:cs="Tahoma"/>
+          <w:lang w:eastAsia="en-US" w:bidi="th-TH"/>
+        </w:rPr>
+      </w:pPr>
+      <w:r>
+        <w:rPr>
+          <w:rFonts w:ascii="Consolas" w:eastAsia="Times New Roman" w:hAnsi="Consolas" w:cs="Tahoma"/>
+          <w:lang w:eastAsia="en-US" w:bidi="th-TH"/>
+        </w:rPr>
+        <w:t xml:space="preserve">    </w:t>
+      </w:r>
+      <w:proofErr w:type="gramStart"/>
+      <w:r>
+        <w:rPr>
+          <w:rFonts w:ascii="Consolas" w:eastAsia="Times New Roman" w:hAnsi="Consolas" w:cs="Tahoma"/>
+          <w:lang w:eastAsia="en-US" w:bidi="th-TH"/>
+        </w:rPr>
+        <w:t>D :</w:t>
+      </w:r>
+      <w:proofErr w:type="gramEnd"/>
+      <w:r>
+        <w:rPr>
+          <w:rFonts w:ascii="Consolas" w:eastAsia="Times New Roman" w:hAnsi="Consolas" w:cs="Tahoma"/>
+          <w:lang w:eastAsia="en-US" w:bidi="th-TH"/>
+        </w:rPr>
+        <w:t xml:space="preserve"> in </w:t>
+      </w:r>
+      <w:proofErr w:type="spellStart"/>
+      <w:r>
+        <w:rPr>
+          <w:rFonts w:ascii="Consolas" w:eastAsia="Times New Roman" w:hAnsi="Consolas" w:cs="Tahoma"/>
+          <w:lang w:eastAsia="en-US" w:bidi="th-TH"/>
+        </w:rPr>
+        <w:t>std_logic_</w:t>
+      </w:r>
+      <w:proofErr w:type="gramStart"/>
+      <w:r>
+        <w:rPr>
+          <w:rFonts w:ascii="Consolas" w:eastAsia="Times New Roman" w:hAnsi="Consolas" w:cs="Tahoma"/>
+          <w:lang w:eastAsia="en-US" w:bidi="th-TH"/>
+        </w:rPr>
+        <w:t>vector</w:t>
+      </w:r>
+      <w:proofErr w:type="spellEnd"/>
+      <w:r>
+        <w:rPr>
+          <w:rFonts w:ascii="Consolas" w:eastAsia="Times New Roman" w:hAnsi="Consolas" w:cs="Tahoma"/>
+          <w:lang w:eastAsia="en-US" w:bidi="th-TH"/>
+        </w:rPr>
+        <w:t>(</w:t>
+      </w:r>
+      <w:proofErr w:type="gramEnd"/>
+      <w:r>
+        <w:rPr>
+          <w:rFonts w:ascii="Consolas" w:eastAsia="Times New Roman" w:hAnsi="Consolas" w:cs="Tahoma"/>
+          <w:lang w:eastAsia="en-US" w:bidi="th-TH"/>
+        </w:rPr>
+        <w:t xml:space="preserve">15 </w:t>
+      </w:r>
+      <w:proofErr w:type="spellStart"/>
+      <w:r>
+        <w:rPr>
+          <w:rFonts w:ascii="Consolas" w:eastAsia="Times New Roman" w:hAnsi="Consolas" w:cs="Tahoma"/>
+          <w:lang w:eastAsia="en-US" w:bidi="th-TH"/>
+        </w:rPr>
+        <w:t>downto</w:t>
+      </w:r>
+      <w:proofErr w:type="spellEnd"/>
+      <w:r>
+        <w:rPr>
+          <w:rFonts w:ascii="Consolas" w:eastAsia="Times New Roman" w:hAnsi="Consolas" w:cs="Tahoma"/>
+          <w:lang w:eastAsia="en-US" w:bidi="th-TH"/>
+        </w:rPr>
+        <w:t xml:space="preserve"> 0);</w:t>
+      </w:r>
+    </w:p>
+    <w:p>
+      <w:pPr>
+        <w:spacing w:after="0" w:line="330" w:lineRule="atLeast"/>
+        <w:rPr>
+          <w:rFonts w:ascii="Consolas" w:eastAsia="Times New Roman" w:hAnsi="Consolas" w:cs="Tahoma"/>
+          <w:lang w:eastAsia="en-US" w:bidi="th-TH"/>
+        </w:rPr>
+      </w:pPr>
+    </w:p>
+    <w:p>
+      <w:pPr>
+        <w:spacing w:after="0" w:line="330" w:lineRule="atLeast"/>
+        <w:rPr>
+          <w:rFonts w:ascii="Consolas" w:eastAsia="Times New Roman" w:hAnsi="Consolas" w:cs="Tahoma"/>
+          <w:lang w:eastAsia="en-US" w:bidi="th-TH"/>
+        </w:rPr>
+      </w:pPr>
+      <w:r>
+        <w:rPr>
+          <w:rFonts w:ascii="Consolas" w:eastAsia="Times New Roman" w:hAnsi="Consolas" w:cs="Tahoma"/>
+          <w:lang w:eastAsia="en-US" w:bidi="th-TH"/>
+        </w:rPr>
+        <w:t>    S_</w:t>
+      </w:r>
+      <w:proofErr w:type="gramStart"/>
+      <w:r>
+        <w:rPr>
+          <w:rFonts w:ascii="Consolas" w:eastAsia="Times New Roman" w:hAnsi="Consolas" w:cs="Tahoma"/>
+          <w:lang w:eastAsia="en-US" w:bidi="th-TH"/>
+        </w:rPr>
+        <w:t>MUX  :</w:t>
+      </w:r>
+      <w:proofErr w:type="gramEnd"/>
+      <w:r>
+        <w:rPr>
+          <w:rFonts w:ascii="Consolas" w:eastAsia="Times New Roman" w:hAnsi="Consolas" w:cs="Tahoma"/>
+          <w:lang w:eastAsia="en-US" w:bidi="th-TH"/>
+        </w:rPr>
+        <w:t xml:space="preserve"> in </w:t>
+      </w:r>
+      <w:proofErr w:type="spellStart"/>
+      <w:r>
+        <w:rPr>
+          <w:rFonts w:ascii="Consolas" w:eastAsia="Times New Roman" w:hAnsi="Consolas" w:cs="Tahoma"/>
+          <w:lang w:eastAsia="en-US" w:bidi="th-TH"/>
+        </w:rPr>
+        <w:t>std_logic_</w:t>
+      </w:r>
+      <w:proofErr w:type="gramStart"/>
+      <w:r>
+        <w:rPr>
+          <w:rFonts w:ascii="Consolas" w:eastAsia="Times New Roman" w:hAnsi="Consolas" w:cs="Tahoma"/>
+          <w:lang w:eastAsia="en-US" w:bidi="th-TH"/>
+        </w:rPr>
+        <w:t>vector</w:t>
+      </w:r>
+      <w:proofErr w:type="spellEnd"/>
+      <w:r>
+        <w:rPr>
+          <w:rFonts w:ascii="Consolas" w:eastAsia="Times New Roman" w:hAnsi="Consolas" w:cs="Tahoma"/>
+          <w:lang w:eastAsia="en-US" w:bidi="th-TH"/>
+        </w:rPr>
+        <w:t>(</w:t>
+      </w:r>
+      <w:proofErr w:type="gramEnd"/>
+      <w:r>
+        <w:rPr>
+          <w:rFonts w:ascii="Consolas" w:eastAsia="Times New Roman" w:hAnsi="Consolas" w:cs="Tahoma"/>
+          <w:lang w:eastAsia="en-US" w:bidi="th-TH"/>
+        </w:rPr>
+        <w:t xml:space="preserve">3 </w:t>
+      </w:r>
+      <w:proofErr w:type="spellStart"/>
+      <w:r>
+        <w:rPr>
+          <w:rFonts w:ascii="Consolas" w:eastAsia="Times New Roman" w:hAnsi="Consolas" w:cs="Tahoma"/>
+          <w:lang w:eastAsia="en-US" w:bidi="th-TH"/>
+        </w:rPr>
+        <w:t>downto</w:t>
+      </w:r>
+      <w:proofErr w:type="spellEnd"/>
+      <w:r>
+        <w:rPr>
+          <w:rFonts w:ascii="Consolas" w:eastAsia="Times New Roman" w:hAnsi="Consolas" w:cs="Tahoma"/>
+          <w:lang w:eastAsia="en-US" w:bidi="th-TH"/>
+        </w:rPr>
+        <w:t xml:space="preserve"> 0);</w:t>
+      </w:r>
+    </w:p>
+    <w:p>
+      <w:pPr>
+        <w:spacing w:after="0" w:line="330" w:lineRule="atLeast"/>
+        <w:rPr>
+          <w:rFonts w:ascii="Consolas" w:eastAsia="Times New Roman" w:hAnsi="Consolas" w:cs="Tahoma"/>
+          <w:lang w:eastAsia="en-US" w:bidi="th-TH"/>
+        </w:rPr>
+      </w:pPr>
+      <w:r>
+        <w:rPr>
+          <w:rFonts w:ascii="Consolas" w:eastAsia="Times New Roman" w:hAnsi="Consolas" w:cs="Tahoma"/>
+          <w:lang w:eastAsia="en-US" w:bidi="th-TH"/>
+        </w:rPr>
+        <w:t>    S_</w:t>
+      </w:r>
+      <w:proofErr w:type="gramStart"/>
+      <w:r>
+        <w:rPr>
+          <w:rFonts w:ascii="Consolas" w:eastAsia="Times New Roman" w:hAnsi="Consolas" w:cs="Tahoma"/>
+          <w:lang w:eastAsia="en-US" w:bidi="th-TH"/>
+        </w:rPr>
+        <w:t>DMUX :</w:t>
+      </w:r>
+      <w:proofErr w:type="gramEnd"/>
+      <w:r>
+        <w:rPr>
+          <w:rFonts w:ascii="Consolas" w:eastAsia="Times New Roman" w:hAnsi="Consolas" w:cs="Tahoma"/>
+          <w:lang w:eastAsia="en-US" w:bidi="th-TH"/>
+        </w:rPr>
+        <w:t xml:space="preserve"> in </w:t>
+      </w:r>
+      <w:proofErr w:type="spellStart"/>
+      <w:r>
+        <w:rPr>
+          <w:rFonts w:ascii="Consolas" w:eastAsia="Times New Roman" w:hAnsi="Consolas" w:cs="Tahoma"/>
+          <w:lang w:eastAsia="en-US" w:bidi="th-TH"/>
+        </w:rPr>
+        <w:t>std_logic_</w:t>
+      </w:r>
+      <w:proofErr w:type="gramStart"/>
+      <w:r>
+        <w:rPr>
+          <w:rFonts w:ascii="Consolas" w:eastAsia="Times New Roman" w:hAnsi="Consolas" w:cs="Tahoma"/>
+          <w:lang w:eastAsia="en-US" w:bidi="th-TH"/>
+        </w:rPr>
+        <w:t>vector</w:t>
+      </w:r>
+      <w:proofErr w:type="spellEnd"/>
+      <w:r>
+        <w:rPr>
+          <w:rFonts w:ascii="Consolas" w:eastAsia="Times New Roman" w:hAnsi="Consolas" w:cs="Tahoma"/>
+          <w:lang w:eastAsia="en-US" w:bidi="th-TH"/>
+        </w:rPr>
+        <w:t>(</w:t>
+      </w:r>
+      <w:proofErr w:type="gramEnd"/>
+      <w:r>
+        <w:rPr>
+          <w:rFonts w:ascii="Consolas" w:eastAsia="Times New Roman" w:hAnsi="Consolas" w:cs="Tahoma"/>
+          <w:lang w:eastAsia="en-US" w:bidi="th-TH"/>
+        </w:rPr>
+        <w:t xml:space="preserve">3 </w:t>
+      </w:r>
+      <w:proofErr w:type="spellStart"/>
+      <w:r>
+        <w:rPr>
+          <w:rFonts w:ascii="Consolas" w:eastAsia="Times New Roman" w:hAnsi="Consolas" w:cs="Tahoma"/>
+          <w:lang w:eastAsia="en-US" w:bidi="th-TH"/>
+        </w:rPr>
+        <w:t>downto</w:t>
+      </w:r>
+      <w:proofErr w:type="spellEnd"/>
+      <w:r>
+        <w:rPr>
+          <w:rFonts w:ascii="Consolas" w:eastAsia="Times New Roman" w:hAnsi="Consolas" w:cs="Tahoma"/>
+          <w:lang w:eastAsia="en-US" w:bidi="th-TH"/>
+        </w:rPr>
+        <w:t xml:space="preserve"> 0);</w:t>
+      </w:r>
+    </w:p>
+    <w:p>
+      <w:pPr>
+        <w:spacing w:after="0" w:line="330" w:lineRule="atLeast"/>
+        <w:rPr>
+          <w:rFonts w:ascii="Consolas" w:eastAsia="Times New Roman" w:hAnsi="Consolas" w:cs="Tahoma"/>
+          <w:lang w:eastAsia="en-US" w:bidi="th-TH"/>
+        </w:rPr>
+      </w:pPr>
+    </w:p>
+    <w:p>
+      <w:pPr>
+        <w:spacing w:after="0" w:line="330" w:lineRule="atLeast"/>
+        <w:rPr>
+          <w:rFonts w:ascii="Consolas" w:eastAsia="Times New Roman" w:hAnsi="Consolas" w:cs="Tahoma"/>
+          <w:lang w:eastAsia="en-US" w:bidi="th-TH"/>
+        </w:rPr>
+      </w:pPr>
+      <w:r>
+        <w:rPr>
+          <w:rFonts w:ascii="Consolas" w:eastAsia="Times New Roman" w:hAnsi="Consolas" w:cs="Tahoma"/>
+          <w:lang w:eastAsia="en-US" w:bidi="th-TH"/>
+        </w:rPr>
+        <w:t xml:space="preserve">    </w:t>
+      </w:r>
+      <w:proofErr w:type="gramStart"/>
+      <w:r>
+        <w:rPr>
+          <w:rFonts w:ascii="Consolas" w:eastAsia="Times New Roman" w:hAnsi="Consolas" w:cs="Tahoma"/>
+          <w:lang w:eastAsia="en-US" w:bidi="th-TH"/>
+        </w:rPr>
+        <w:t>Y :</w:t>
+      </w:r>
+      <w:proofErr w:type="gramEnd"/>
+      <w:r>
+        <w:rPr>
+          <w:rFonts w:ascii="Consolas" w:eastAsia="Times New Roman" w:hAnsi="Consolas" w:cs="Tahoma"/>
+          <w:lang w:eastAsia="en-US" w:bidi="th-TH"/>
+        </w:rPr>
+        <w:t xml:space="preserve"> out </w:t>
+      </w:r>
+      <w:proofErr w:type="spellStart"/>
+      <w:r>
+        <w:rPr>
+          <w:rFonts w:ascii="Consolas" w:eastAsia="Times New Roman" w:hAnsi="Consolas" w:cs="Tahoma"/>
+          <w:lang w:eastAsia="en-US" w:bidi="th-TH"/>
+        </w:rPr>
+        <w:t>std_logic_</w:t>
+      </w:r>
+      <w:proofErr w:type="gramStart"/>
+      <w:r>
+        <w:rPr>
+          <w:rFonts w:ascii="Consolas" w:eastAsia="Times New Roman" w:hAnsi="Consolas" w:cs="Tahoma"/>
+          <w:lang w:eastAsia="en-US" w:bidi="th-TH"/>
+        </w:rPr>
+        <w:t>vector</w:t>
+      </w:r>
+      <w:proofErr w:type="spellEnd"/>
+      <w:r>
+        <w:rPr>
+          <w:rFonts w:ascii="Consolas" w:eastAsia="Times New Roman" w:hAnsi="Consolas" w:cs="Tahoma"/>
+          <w:lang w:eastAsia="en-US" w:bidi="th-TH"/>
+        </w:rPr>
+        <w:t>(</w:t>
+      </w:r>
+      <w:proofErr w:type="gramEnd"/>
+      <w:r>
+        <w:rPr>
+          <w:rFonts w:ascii="Consolas" w:eastAsia="Times New Roman" w:hAnsi="Consolas" w:cs="Tahoma"/>
+          <w:lang w:eastAsia="en-US" w:bidi="th-TH"/>
+        </w:rPr>
+        <w:t xml:space="preserve">15 </w:t>
+      </w:r>
+      <w:proofErr w:type="spellStart"/>
+      <w:r>
+        <w:rPr>
+          <w:rFonts w:ascii="Consolas" w:eastAsia="Times New Roman" w:hAnsi="Consolas" w:cs="Tahoma"/>
+          <w:lang w:eastAsia="en-US" w:bidi="th-TH"/>
+        </w:rPr>
+        <w:t>downto</w:t>
+      </w:r>
+      <w:proofErr w:type="spellEnd"/>
+      <w:r>
+        <w:rPr>
+          <w:rFonts w:ascii="Consolas" w:eastAsia="Times New Roman" w:hAnsi="Consolas" w:cs="Tahoma"/>
+          <w:lang w:eastAsia="en-US" w:bidi="th-TH"/>
+        </w:rPr>
+        <w:t xml:space="preserve"> 0)</w:t>
+      </w:r>
+    </w:p>
+    <w:p>
+      <w:pPr>
+        <w:spacing w:after="0" w:line="330" w:lineRule="atLeast"/>
+        <w:rPr>
+          <w:rFonts w:ascii="Consolas" w:eastAsia="Times New Roman" w:hAnsi="Consolas" w:cs="Tahoma"/>
+          <w:lang w:eastAsia="en-US" w:bidi="th-TH"/>
+        </w:rPr>
+      </w:pPr>
+      <w:r>
+        <w:rPr>
+          <w:rFonts w:ascii="Consolas" w:eastAsia="Times New Roman" w:hAnsi="Consolas" w:cs="Tahoma"/>
+          <w:lang w:eastAsia="en-US" w:bidi="th-TH"/>
+        </w:rPr>
+        <w:t>  );</w:t>
+      </w:r>
+    </w:p>
+    <w:p>
+      <w:pPr>
+        <w:spacing w:after="0" w:line="330" w:lineRule="atLeast"/>
+        <w:rPr>
+          <w:rFonts w:ascii="Consolas" w:eastAsia="Times New Roman" w:hAnsi="Consolas" w:cs="Tahoma"/>
+          <w:lang w:eastAsia="en-US" w:bidi="th-TH"/>
+        </w:rPr>
+      </w:pPr>
+      <w:r>
+        <w:rPr>
+          <w:rFonts w:ascii="Consolas" w:eastAsia="Times New Roman" w:hAnsi="Consolas" w:cs="Tahoma"/>
+          <w:lang w:eastAsia="en-US" w:bidi="th-TH"/>
+        </w:rPr>
+        <w:t>end mux_dmux16;</w:t>
+      </w:r>
+    </w:p>
+    <w:p>
+      <w:pPr>
+        <w:spacing w:after="0" w:line="330" w:lineRule="atLeast"/>
+        <w:rPr>
+          <w:rFonts w:ascii="Consolas" w:eastAsia="Times New Roman" w:hAnsi="Consolas" w:cs="Tahoma"/>
+          <w:lang w:eastAsia="en-US" w:bidi="th-TH"/>
+        </w:rPr>
+      </w:pPr>
+    </w:p>
+    <w:p>
+      <w:pPr>
+        <w:spacing w:after="0" w:line="330" w:lineRule="atLeast"/>
+        <w:rPr>
+          <w:rFonts w:ascii="Consolas" w:eastAsia="Times New Roman" w:hAnsi="Consolas" w:cs="Tahoma"/>
+          <w:lang w:eastAsia="en-US" w:bidi="th-TH"/>
+        </w:rPr>
+      </w:pPr>
+      <w:r>
+        <w:rPr>
+          <w:rFonts w:ascii="Consolas" w:eastAsia="Times New Roman" w:hAnsi="Consolas" w:cs="Tahoma"/>
+          <w:lang w:eastAsia="en-US" w:bidi="th-TH"/>
+        </w:rPr>
+        <w:t>architecture Structural of mux_dmux16 is</w:t>
+      </w:r>
+    </w:p>
+    <w:p>
+      <w:pPr>
+        <w:spacing w:after="0" w:line="330" w:lineRule="atLeast"/>
+        <w:rPr>
+          <w:rFonts w:ascii="Consolas" w:eastAsia="Times New Roman" w:hAnsi="Consolas" w:cs="Tahoma"/>
+          <w:lang w:eastAsia="en-US" w:bidi="th-TH"/>
+        </w:rPr>
+      </w:pPr>
+    </w:p>
+    <w:p>
+      <w:pPr>
+        <w:spacing w:after="0" w:line="330" w:lineRule="atLeast"/>
+        <w:rPr>
+          <w:rFonts w:ascii="Consolas" w:eastAsia="Times New Roman" w:hAnsi="Consolas" w:cs="Tahoma"/>
+          <w:lang w:eastAsia="en-US" w:bidi="th-TH"/>
+        </w:rPr>
+      </w:pPr>
+      <w:r>
+        <w:rPr>
+          <w:rFonts w:ascii="Consolas" w:eastAsia="Times New Roman" w:hAnsi="Consolas" w:cs="Tahoma"/>
+          <w:lang w:eastAsia="en-US" w:bidi="th-TH"/>
+        </w:rPr>
+        <w:t xml:space="preserve">  signal </w:t>
+      </w:r>
+      <w:proofErr w:type="gramStart"/>
+      <w:r>
+        <w:rPr>
+          <w:rFonts w:ascii="Consolas" w:eastAsia="Times New Roman" w:hAnsi="Consolas" w:cs="Tahoma"/>
+          <w:lang w:eastAsia="en-US" w:bidi="th-TH"/>
+        </w:rPr>
+        <w:t>M :</w:t>
+      </w:r>
+      <w:proofErr w:type="gramEnd"/>
+      <w:r>
+        <w:rPr>
+          <w:rFonts w:ascii="Consolas" w:eastAsia="Times New Roman" w:hAnsi="Consolas" w:cs="Tahoma"/>
+          <w:lang w:eastAsia="en-US" w:bidi="th-TH"/>
+        </w:rPr>
+        <w:t xml:space="preserve"> </w:t>
+      </w:r>
+      <w:proofErr w:type="spellStart"/>
+      <w:r>
+        <w:rPr>
+          <w:rFonts w:ascii="Consolas" w:eastAsia="Times New Roman" w:hAnsi="Consolas" w:cs="Tahoma"/>
+          <w:lang w:eastAsia="en-US" w:bidi="th-TH"/>
+        </w:rPr>
+        <w:t>std_logic</w:t>
+      </w:r>
+      <w:proofErr w:type="spellEnd"/>
+      <w:r>
+        <w:rPr>
+          <w:rFonts w:ascii="Consolas" w:eastAsia="Times New Roman" w:hAnsi="Consolas" w:cs="Tahoma"/>
+          <w:lang w:eastAsia="en-US" w:bidi="th-TH"/>
+        </w:rPr>
+        <w:t>;</w:t>
+      </w:r>
+    </w:p>
+    <w:p>
+      <w:pPr>
+        <w:spacing w:after="0" w:line="330" w:lineRule="atLeast"/>
+        <w:rPr>
+          <w:rFonts w:ascii="Consolas" w:eastAsia="Times New Roman" w:hAnsi="Consolas" w:cs="Tahoma"/>
+          <w:lang w:eastAsia="en-US" w:bidi="th-TH"/>
+        </w:rPr>
+      </w:pPr>
+    </w:p>
+    <w:p>
+      <w:pPr>
+        <w:spacing w:after="0" w:line="330" w:lineRule="atLeast"/>
+        <w:rPr>
+          <w:rFonts w:ascii="Consolas" w:eastAsia="Times New Roman" w:hAnsi="Consolas" w:cs="Tahoma"/>
+          <w:lang w:eastAsia="en-US" w:bidi="th-TH"/>
+        </w:rPr>
+      </w:pPr>
+      <w:r>
+        <w:rPr>
+          <w:rFonts w:ascii="Consolas" w:eastAsia="Times New Roman" w:hAnsi="Consolas" w:cs="Tahoma"/>
+          <w:lang w:eastAsia="en-US" w:bidi="th-TH"/>
+        </w:rPr>
+        <w:t>begin</w:t>
+      </w:r>
+    </w:p>
+    <w:p>
+      <w:pPr>
+        <w:spacing w:after="0" w:line="330" w:lineRule="atLeast"/>
+        <w:rPr>
+          <w:rFonts w:ascii="Consolas" w:eastAsia="Times New Roman" w:hAnsi="Consolas" w:cs="Tahoma"/>
+          <w:lang w:eastAsia="en-US" w:bidi="th-TH"/>
+        </w:rPr>
+      </w:pPr>
+    </w:p>
+    <w:p>
+      <w:pPr>
+        <w:spacing w:after="0" w:line="330" w:lineRule="atLeast"/>
+        <w:rPr>
+          <w:rFonts w:ascii="Consolas" w:eastAsia="Times New Roman" w:hAnsi="Consolas" w:cs="Tahoma"/>
+          <w:lang w:eastAsia="en-US" w:bidi="th-TH"/>
+        </w:rPr>
+      </w:pPr>
+      <w:r>
+        <w:rPr>
+          <w:rFonts w:ascii="Consolas" w:eastAsia="Times New Roman" w:hAnsi="Consolas" w:cs="Tahoma"/>
+          <w:lang w:eastAsia="en-US" w:bidi="th-TH"/>
+        </w:rPr>
+        <w:t>  ----------------------------------------------------------------</w:t>
+      </w:r>
+    </w:p>
+    <w:p>
+      <w:pPr>
+        <w:spacing w:after="0" w:line="330" w:lineRule="atLeast"/>
+        <w:rPr>
+          <w:rFonts w:ascii="Consolas" w:eastAsia="Times New Roman" w:hAnsi="Consolas" w:cs="Tahoma"/>
+          <w:lang w:eastAsia="en-US" w:bidi="th-TH"/>
+        </w:rPr>
+      </w:pPr>
+      <w:r>
+        <w:rPr>
+          <w:rFonts w:ascii="Consolas" w:eastAsia="Times New Roman" w:hAnsi="Consolas" w:cs="Tahoma"/>
+          <w:lang w:eastAsia="en-US" w:bidi="th-TH"/>
+        </w:rPr>
+        <w:t>  -- MUX 16:1</w:t>
+      </w:r>
+    </w:p>
+    <w:p>
+      <w:pPr>
+        <w:spacing w:after="0" w:line="330" w:lineRule="atLeast"/>
+        <w:rPr>
+          <w:rFonts w:ascii="Consolas" w:eastAsia="Times New Roman" w:hAnsi="Consolas" w:cs="Tahoma"/>
+          <w:lang w:eastAsia="en-US" w:bidi="th-TH"/>
+        </w:rPr>
+      </w:pPr>
+      <w:r>
+        <w:rPr>
+          <w:rFonts w:ascii="Consolas" w:eastAsia="Times New Roman" w:hAnsi="Consolas" w:cs="Tahoma"/>
+          <w:lang w:eastAsia="en-US" w:bidi="th-TH"/>
+        </w:rPr>
+        <w:t>  ----------------------------------------------------------------</w:t>
+      </w:r>
+    </w:p>
+    <w:p>
+      <w:pPr>
+        <w:spacing w:after="0" w:line="330" w:lineRule="atLeast"/>
+        <w:rPr>
+          <w:rFonts w:ascii="Consolas" w:eastAsia="Times New Roman" w:hAnsi="Consolas" w:cs="Tahoma"/>
+          <w:lang w:eastAsia="en-US" w:bidi="th-TH"/>
+        </w:rPr>
+      </w:pPr>
+    </w:p>
+    <w:p>
+      <w:pPr>
+        <w:spacing w:after="0" w:line="330" w:lineRule="atLeast"/>
+        <w:rPr>
+          <w:rFonts w:ascii="Consolas" w:eastAsia="Times New Roman" w:hAnsi="Consolas" w:cs="Tahoma"/>
+          <w:lang w:eastAsia="en-US" w:bidi="th-TH"/>
+        </w:rPr>
+      </w:pPr>
+      <w:r>
+        <w:rPr>
+          <w:rFonts w:ascii="Consolas" w:eastAsia="Times New Roman" w:hAnsi="Consolas" w:cs="Tahoma"/>
+          <w:lang w:eastAsia="en-US" w:bidi="th-TH"/>
+        </w:rPr>
+        <w:t>  M &lt;= (</w:t>
+      </w:r>
+      <w:proofErr w:type="gramStart"/>
+      <w:r>
+        <w:rPr>
+          <w:rFonts w:ascii="Consolas" w:eastAsia="Times New Roman" w:hAnsi="Consolas" w:cs="Tahoma"/>
+          <w:lang w:eastAsia="en-US" w:bidi="th-TH"/>
+        </w:rPr>
+        <w:t>D(</w:t>
+      </w:r>
+      <w:proofErr w:type="gramEnd"/>
+      <w:r>
+        <w:rPr>
+          <w:rFonts w:ascii="Consolas" w:eastAsia="Times New Roman" w:hAnsi="Consolas" w:cs="Tahoma"/>
+          <w:lang w:eastAsia="en-US" w:bidi="th-TH"/>
+        </w:rPr>
+        <w:t>0) and not S_</w:t>
+      </w:r>
+      <w:proofErr w:type="gramStart"/>
+      <w:r>
+        <w:rPr>
+          <w:rFonts w:ascii="Consolas" w:eastAsia="Times New Roman" w:hAnsi="Consolas" w:cs="Tahoma"/>
+          <w:lang w:eastAsia="en-US" w:bidi="th-TH"/>
+        </w:rPr>
+        <w:t>MUX(</w:t>
+      </w:r>
+      <w:proofErr w:type="gramEnd"/>
+      <w:r>
+        <w:rPr>
+          <w:rFonts w:ascii="Consolas" w:eastAsia="Times New Roman" w:hAnsi="Consolas" w:cs="Tahoma"/>
+          <w:lang w:eastAsia="en-US" w:bidi="th-TH"/>
+        </w:rPr>
+        <w:t>3) and not S_</w:t>
+      </w:r>
+      <w:proofErr w:type="gramStart"/>
+      <w:r>
+        <w:rPr>
+          <w:rFonts w:ascii="Consolas" w:eastAsia="Times New Roman" w:hAnsi="Consolas" w:cs="Tahoma"/>
+          <w:lang w:eastAsia="en-US" w:bidi="th-TH"/>
+        </w:rPr>
+        <w:t>MUX(</w:t>
+      </w:r>
+      <w:proofErr w:type="gramEnd"/>
+      <w:r>
+        <w:rPr>
+          <w:rFonts w:ascii="Consolas" w:eastAsia="Times New Roman" w:hAnsi="Consolas" w:cs="Tahoma"/>
+          <w:lang w:eastAsia="en-US" w:bidi="th-TH"/>
+        </w:rPr>
+        <w:t>2) and not S_</w:t>
+      </w:r>
+      <w:proofErr w:type="gramStart"/>
+      <w:r>
+        <w:rPr>
+          <w:rFonts w:ascii="Consolas" w:eastAsia="Times New Roman" w:hAnsi="Consolas" w:cs="Tahoma"/>
+          <w:lang w:eastAsia="en-US" w:bidi="th-TH"/>
+        </w:rPr>
+        <w:t>MUX(</w:t>
+      </w:r>
+      <w:proofErr w:type="gramEnd"/>
+      <w:r>
+        <w:rPr>
+          <w:rFonts w:ascii="Consolas" w:eastAsia="Times New Roman" w:hAnsi="Consolas" w:cs="Tahoma"/>
+          <w:lang w:eastAsia="en-US" w:bidi="th-TH"/>
+        </w:rPr>
+        <w:t>1) and not S_</w:t>
+      </w:r>
+      <w:proofErr w:type="gramStart"/>
+      <w:r>
+        <w:rPr>
+          <w:rFonts w:ascii="Consolas" w:eastAsia="Times New Roman" w:hAnsi="Consolas" w:cs="Tahoma"/>
+          <w:lang w:eastAsia="en-US" w:bidi="th-TH"/>
+        </w:rPr>
+        <w:t>MUX(</w:t>
+      </w:r>
+      <w:proofErr w:type="gramEnd"/>
+      <w:r>
+        <w:rPr>
+          <w:rFonts w:ascii="Consolas" w:eastAsia="Times New Roman" w:hAnsi="Consolas" w:cs="Tahoma"/>
+          <w:lang w:eastAsia="en-US" w:bidi="th-TH"/>
+        </w:rPr>
+        <w:t>0))</w:t>
+      </w:r>
+    </w:p>
+    <w:p>
+      <w:pPr>
+        <w:spacing w:after="0" w:line="330" w:lineRule="atLeast"/>
+        <w:rPr>
+          <w:rFonts w:ascii="Consolas" w:eastAsia="Times New Roman" w:hAnsi="Consolas" w:cs="Tahoma"/>
+          <w:lang w:eastAsia="en-US" w:bidi="th-TH"/>
+        </w:rPr>
+      </w:pPr>
+      <w:r>
+        <w:rPr>
+          <w:rFonts w:ascii="Consolas" w:eastAsia="Times New Roman" w:hAnsi="Consolas" w:cs="Tahoma"/>
+          <w:lang w:eastAsia="en-US" w:bidi="th-TH"/>
+        </w:rPr>
+        <w:t>    or (</w:t>
+      </w:r>
+      <w:proofErr w:type="gramStart"/>
+      <w:r>
+        <w:rPr>
+          <w:rFonts w:ascii="Consolas" w:eastAsia="Times New Roman" w:hAnsi="Consolas" w:cs="Tahoma"/>
+          <w:lang w:eastAsia="en-US" w:bidi="th-TH"/>
+        </w:rPr>
+        <w:t>D(</w:t>
+      </w:r>
+      <w:proofErr w:type="gramEnd"/>
+      <w:r>
+        <w:rPr>
+          <w:rFonts w:ascii="Consolas" w:eastAsia="Times New Roman" w:hAnsi="Consolas" w:cs="Tahoma"/>
+          <w:lang w:eastAsia="en-US" w:bidi="th-TH"/>
+        </w:rPr>
+        <w:t>1) and not S_</w:t>
+      </w:r>
+      <w:proofErr w:type="gramStart"/>
+      <w:r>
+        <w:rPr>
+          <w:rFonts w:ascii="Consolas" w:eastAsia="Times New Roman" w:hAnsi="Consolas" w:cs="Tahoma"/>
+          <w:lang w:eastAsia="en-US" w:bidi="th-TH"/>
+        </w:rPr>
+        <w:t>MUX(</w:t>
+      </w:r>
+      <w:proofErr w:type="gramEnd"/>
+      <w:r>
+        <w:rPr>
+          <w:rFonts w:ascii="Consolas" w:eastAsia="Times New Roman" w:hAnsi="Consolas" w:cs="Tahoma"/>
+          <w:lang w:eastAsia="en-US" w:bidi="th-TH"/>
+        </w:rPr>
+        <w:t>3) and not S_</w:t>
+      </w:r>
+      <w:proofErr w:type="gramStart"/>
+      <w:r>
+        <w:rPr>
+          <w:rFonts w:ascii="Consolas" w:eastAsia="Times New Roman" w:hAnsi="Consolas" w:cs="Tahoma"/>
+          <w:lang w:eastAsia="en-US" w:bidi="th-TH"/>
+        </w:rPr>
+        <w:t>MUX(</w:t>
+      </w:r>
+      <w:proofErr w:type="gramEnd"/>
+      <w:r>
+        <w:rPr>
+          <w:rFonts w:ascii="Consolas" w:eastAsia="Times New Roman" w:hAnsi="Consolas" w:cs="Tahoma"/>
+          <w:lang w:eastAsia="en-US" w:bidi="th-TH"/>
+        </w:rPr>
+        <w:t>2) and not S_</w:t>
+      </w:r>
+      <w:proofErr w:type="gramStart"/>
+      <w:r>
+        <w:rPr>
+          <w:rFonts w:ascii="Consolas" w:eastAsia="Times New Roman" w:hAnsi="Consolas" w:cs="Tahoma"/>
+          <w:lang w:eastAsia="en-US" w:bidi="th-TH"/>
+        </w:rPr>
+        <w:t>MUX(</w:t>
+      </w:r>
+      <w:proofErr w:type="gramEnd"/>
+      <w:r>
+        <w:rPr>
+          <w:rFonts w:ascii="Consolas" w:eastAsia="Times New Roman" w:hAnsi="Consolas" w:cs="Tahoma"/>
+          <w:lang w:eastAsia="en-US" w:bidi="th-TH"/>
+        </w:rPr>
+        <w:t>1) and S_</w:t>
+      </w:r>
+      <w:proofErr w:type="gramStart"/>
+      <w:r>
+        <w:rPr>
+          <w:rFonts w:ascii="Consolas" w:eastAsia="Times New Roman" w:hAnsi="Consolas" w:cs="Tahoma"/>
+          <w:lang w:eastAsia="en-US" w:bidi="th-TH"/>
+        </w:rPr>
+        <w:t>MUX(</w:t>
+      </w:r>
+      <w:proofErr w:type="gramEnd"/>
+      <w:r>
+        <w:rPr>
+          <w:rFonts w:ascii="Consolas" w:eastAsia="Times New Roman" w:hAnsi="Consolas" w:cs="Tahoma"/>
+          <w:lang w:eastAsia="en-US" w:bidi="th-TH"/>
+        </w:rPr>
+        <w:t>0))</w:t>
+      </w:r>
+    </w:p>
+    <w:p>
+      <w:pPr>
+        <w:spacing w:after="0" w:line="330" w:lineRule="atLeast"/>
+        <w:rPr>
+          <w:rFonts w:ascii="Consolas" w:eastAsia="Times New Roman" w:hAnsi="Consolas" w:cs="Tahoma"/>
+          <w:lang w:eastAsia="en-US" w:bidi="th-TH"/>
+        </w:rPr>
+      </w:pPr>
+      <w:r>
+        <w:rPr>
+          <w:rFonts w:ascii="Consolas" w:eastAsia="Times New Roman" w:hAnsi="Consolas" w:cs="Tahoma"/>
+          <w:lang w:eastAsia="en-US" w:bidi="th-TH"/>
+        </w:rPr>
+        <w:t>    or (</w:t>
+      </w:r>
+      <w:proofErr w:type="gramStart"/>
+      <w:r>
+        <w:rPr>
+          <w:rFonts w:ascii="Consolas" w:eastAsia="Times New Roman" w:hAnsi="Consolas" w:cs="Tahoma"/>
+          <w:lang w:eastAsia="en-US" w:bidi="th-TH"/>
+        </w:rPr>
+        <w:t>D(</w:t>
+      </w:r>
+      <w:proofErr w:type="gramEnd"/>
+      <w:r>
+        <w:rPr>
+          <w:rFonts w:ascii="Consolas" w:eastAsia="Times New Roman" w:hAnsi="Consolas" w:cs="Tahoma"/>
+          <w:lang w:eastAsia="en-US" w:bidi="th-TH"/>
+        </w:rPr>
+        <w:t>2) and not S_</w:t>
+      </w:r>
+      <w:proofErr w:type="gramStart"/>
+      <w:r>
+        <w:rPr>
+          <w:rFonts w:ascii="Consolas" w:eastAsia="Times New Roman" w:hAnsi="Consolas" w:cs="Tahoma"/>
+          <w:lang w:eastAsia="en-US" w:bidi="th-TH"/>
+        </w:rPr>
+        <w:t>MUX(</w:t>
+      </w:r>
+      <w:proofErr w:type="gramEnd"/>
+      <w:r>
+        <w:rPr>
+          <w:rFonts w:ascii="Consolas" w:eastAsia="Times New Roman" w:hAnsi="Consolas" w:cs="Tahoma"/>
+          <w:lang w:eastAsia="en-US" w:bidi="th-TH"/>
+        </w:rPr>
+        <w:t>3) and not S_</w:t>
+      </w:r>
+      <w:proofErr w:type="gramStart"/>
+      <w:r>
+        <w:rPr>
+          <w:rFonts w:ascii="Consolas" w:eastAsia="Times New Roman" w:hAnsi="Consolas" w:cs="Tahoma"/>
+          <w:lang w:eastAsia="en-US" w:bidi="th-TH"/>
+        </w:rPr>
+        <w:t>MUX(</w:t>
+      </w:r>
+      <w:proofErr w:type="gramEnd"/>
+      <w:r>
+        <w:rPr>
+          <w:rFonts w:ascii="Consolas" w:eastAsia="Times New Roman" w:hAnsi="Consolas" w:cs="Tahoma"/>
+          <w:lang w:eastAsia="en-US" w:bidi="th-TH"/>
+        </w:rPr>
+        <w:t>2) and S_</w:t>
+      </w:r>
+      <w:proofErr w:type="gramStart"/>
+      <w:r>
+        <w:rPr>
+          <w:rFonts w:ascii="Consolas" w:eastAsia="Times New Roman" w:hAnsi="Consolas" w:cs="Tahoma"/>
+          <w:lang w:eastAsia="en-US" w:bidi="th-TH"/>
+        </w:rPr>
+        <w:t>MUX(</w:t>
+      </w:r>
+      <w:proofErr w:type="gramEnd"/>
+      <w:r>
+        <w:rPr>
+          <w:rFonts w:ascii="Consolas" w:eastAsia="Times New Roman" w:hAnsi="Consolas" w:cs="Tahoma"/>
+          <w:lang w:eastAsia="en-US" w:bidi="th-TH"/>
+        </w:rPr>
+        <w:t>1) and not S_</w:t>
+      </w:r>
+      <w:proofErr w:type="gramStart"/>
+      <w:r>
+        <w:rPr>
+          <w:rFonts w:ascii="Consolas" w:eastAsia="Times New Roman" w:hAnsi="Consolas" w:cs="Tahoma"/>
+          <w:lang w:eastAsia="en-US" w:bidi="th-TH"/>
+        </w:rPr>
+        <w:t>MUX(</w:t>
+      </w:r>
+      <w:proofErr w:type="gramEnd"/>
+      <w:r>
+        <w:rPr>
+          <w:rFonts w:ascii="Consolas" w:eastAsia="Times New Roman" w:hAnsi="Consolas" w:cs="Tahoma"/>
+          <w:lang w:eastAsia="en-US" w:bidi="th-TH"/>
+        </w:rPr>
+        <w:t>0))</w:t>
+      </w:r>
+    </w:p>
+    <w:p>
+      <w:pPr>
+        <w:spacing w:after="0" w:line="330" w:lineRule="atLeast"/>
+        <w:rPr>
+          <w:rFonts w:ascii="Consolas" w:eastAsia="Times New Roman" w:hAnsi="Consolas" w:cs="Tahoma"/>
+          <w:lang w:eastAsia="en-US" w:bidi="th-TH"/>
+        </w:rPr>
+      </w:pPr>
+      <w:r>
+        <w:rPr>
+          <w:rFonts w:ascii="Consolas" w:eastAsia="Times New Roman" w:hAnsi="Consolas" w:cs="Tahoma"/>
+          <w:lang w:eastAsia="en-US" w:bidi="th-TH"/>
+        </w:rPr>
+        <w:t>    or (</w:t>
+      </w:r>
+      <w:proofErr w:type="gramStart"/>
+      <w:r>
+        <w:rPr>
+          <w:rFonts w:ascii="Consolas" w:eastAsia="Times New Roman" w:hAnsi="Consolas" w:cs="Tahoma"/>
+          <w:lang w:eastAsia="en-US" w:bidi="th-TH"/>
+        </w:rPr>
+        <w:t>D(</w:t>
+      </w:r>
+      <w:proofErr w:type="gramEnd"/>
+      <w:r>
+        <w:rPr>
+          <w:rFonts w:ascii="Consolas" w:eastAsia="Times New Roman" w:hAnsi="Consolas" w:cs="Tahoma"/>
+          <w:lang w:eastAsia="en-US" w:bidi="th-TH"/>
+        </w:rPr>
+        <w:t>3) and not S_</w:t>
+      </w:r>
+      <w:proofErr w:type="gramStart"/>
+      <w:r>
+        <w:rPr>
+          <w:rFonts w:ascii="Consolas" w:eastAsia="Times New Roman" w:hAnsi="Consolas" w:cs="Tahoma"/>
+          <w:lang w:eastAsia="en-US" w:bidi="th-TH"/>
+        </w:rPr>
+        <w:t>MUX(</w:t>
+      </w:r>
+      <w:proofErr w:type="gramEnd"/>
+      <w:r>
+        <w:rPr>
+          <w:rFonts w:ascii="Consolas" w:eastAsia="Times New Roman" w:hAnsi="Consolas" w:cs="Tahoma"/>
+          <w:lang w:eastAsia="en-US" w:bidi="th-TH"/>
+        </w:rPr>
+        <w:t>3) and not S_</w:t>
+      </w:r>
+      <w:proofErr w:type="gramStart"/>
+      <w:r>
+        <w:rPr>
+          <w:rFonts w:ascii="Consolas" w:eastAsia="Times New Roman" w:hAnsi="Consolas" w:cs="Tahoma"/>
+          <w:lang w:eastAsia="en-US" w:bidi="th-TH"/>
+        </w:rPr>
+        <w:t>MUX(</w:t>
+      </w:r>
+      <w:proofErr w:type="gramEnd"/>
+      <w:r>
+        <w:rPr>
+          <w:rFonts w:ascii="Consolas" w:eastAsia="Times New Roman" w:hAnsi="Consolas" w:cs="Tahoma"/>
+          <w:lang w:eastAsia="en-US" w:bidi="th-TH"/>
+        </w:rPr>
+        <w:t>2) and S_</w:t>
+      </w:r>
+      <w:proofErr w:type="gramStart"/>
+      <w:r>
+        <w:rPr>
+          <w:rFonts w:ascii="Consolas" w:eastAsia="Times New Roman" w:hAnsi="Consolas" w:cs="Tahoma"/>
+          <w:lang w:eastAsia="en-US" w:bidi="th-TH"/>
+        </w:rPr>
+        <w:t>MUX(</w:t>
+      </w:r>
+      <w:proofErr w:type="gramEnd"/>
+      <w:r>
+        <w:rPr>
+          <w:rFonts w:ascii="Consolas" w:eastAsia="Times New Roman" w:hAnsi="Consolas" w:cs="Tahoma"/>
+          <w:lang w:eastAsia="en-US" w:bidi="th-TH"/>
+        </w:rPr>
+        <w:t>1) and S_</w:t>
+      </w:r>
+      <w:proofErr w:type="gramStart"/>
+      <w:r>
+        <w:rPr>
+          <w:rFonts w:ascii="Consolas" w:eastAsia="Times New Roman" w:hAnsi="Consolas" w:cs="Tahoma"/>
+          <w:lang w:eastAsia="en-US" w:bidi="th-TH"/>
+        </w:rPr>
+        <w:t>MUX(</w:t>
+      </w:r>
+      <w:proofErr w:type="gramEnd"/>
+      <w:r>
+        <w:rPr>
+          <w:rFonts w:ascii="Consolas" w:eastAsia="Times New Roman" w:hAnsi="Consolas" w:cs="Tahoma"/>
+          <w:lang w:eastAsia="en-US" w:bidi="th-TH"/>
+        </w:rPr>
+        <w:t>0))</w:t>
+      </w:r>
+    </w:p>
+    <w:p>
+      <w:pPr>
+        <w:spacing w:after="0" w:line="330" w:lineRule="atLeast"/>
+        <w:rPr>
+          <w:rFonts w:ascii="Consolas" w:eastAsia="Times New Roman" w:hAnsi="Consolas" w:cs="Tahoma"/>
+          <w:lang w:eastAsia="en-US" w:bidi="th-TH"/>
+        </w:rPr>
+      </w:pPr>
+    </w:p>
+    <w:p>
+      <w:pPr>
+        <w:spacing w:after="0" w:line="330" w:lineRule="atLeast"/>
+        <w:rPr>
+          <w:rFonts w:ascii="Consolas" w:eastAsia="Times New Roman" w:hAnsi="Consolas" w:cs="Tahoma"/>
+          <w:lang w:eastAsia="en-US" w:bidi="th-TH"/>
+        </w:rPr>
+      </w:pPr>
+      <w:r>
+        <w:rPr>
+          <w:rFonts w:ascii="Consolas" w:eastAsia="Times New Roman" w:hAnsi="Consolas" w:cs="Tahoma"/>
+          <w:lang w:eastAsia="en-US" w:bidi="th-TH"/>
+        </w:rPr>
+        <w:t>    or (</w:t>
+      </w:r>
+      <w:proofErr w:type="gramStart"/>
+      <w:r>
+        <w:rPr>
+          <w:rFonts w:ascii="Consolas" w:eastAsia="Times New Roman" w:hAnsi="Consolas" w:cs="Tahoma"/>
+          <w:lang w:eastAsia="en-US" w:bidi="th-TH"/>
+        </w:rPr>
+        <w:t>D(</w:t>
+      </w:r>
+      <w:proofErr w:type="gramEnd"/>
+      <w:r>
+        <w:rPr>
+          <w:rFonts w:ascii="Consolas" w:eastAsia="Times New Roman" w:hAnsi="Consolas" w:cs="Tahoma"/>
+          <w:lang w:eastAsia="en-US" w:bidi="th-TH"/>
+        </w:rPr>
+        <w:t>4) and not S_</w:t>
+      </w:r>
+      <w:proofErr w:type="gramStart"/>
+      <w:r>
+        <w:rPr>
+          <w:rFonts w:ascii="Consolas" w:eastAsia="Times New Roman" w:hAnsi="Consolas" w:cs="Tahoma"/>
+          <w:lang w:eastAsia="en-US" w:bidi="th-TH"/>
+        </w:rPr>
+        <w:t>MUX(</w:t>
+      </w:r>
+      <w:proofErr w:type="gramEnd"/>
+      <w:r>
+        <w:rPr>
+          <w:rFonts w:ascii="Consolas" w:eastAsia="Times New Roman" w:hAnsi="Consolas" w:cs="Tahoma"/>
+          <w:lang w:eastAsia="en-US" w:bidi="th-TH"/>
+        </w:rPr>
+        <w:t>3) and S_</w:t>
+      </w:r>
+      <w:proofErr w:type="gramStart"/>
+      <w:r>
+        <w:rPr>
+          <w:rFonts w:ascii="Consolas" w:eastAsia="Times New Roman" w:hAnsi="Consolas" w:cs="Tahoma"/>
+          <w:lang w:eastAsia="en-US" w:bidi="th-TH"/>
+        </w:rPr>
+        <w:t>MUX(</w:t>
+      </w:r>
+      <w:proofErr w:type="gramEnd"/>
+      <w:r>
+        <w:rPr>
+          <w:rFonts w:ascii="Consolas" w:eastAsia="Times New Roman" w:hAnsi="Consolas" w:cs="Tahoma"/>
+          <w:lang w:eastAsia="en-US" w:bidi="th-TH"/>
+        </w:rPr>
+        <w:t>2) and not S_</w:t>
+      </w:r>
+      <w:proofErr w:type="gramStart"/>
+      <w:r>
+        <w:rPr>
+          <w:rFonts w:ascii="Consolas" w:eastAsia="Times New Roman" w:hAnsi="Consolas" w:cs="Tahoma"/>
+          <w:lang w:eastAsia="en-US" w:bidi="th-TH"/>
+        </w:rPr>
+        <w:t>MUX(</w:t>
+      </w:r>
+      <w:proofErr w:type="gramEnd"/>
+      <w:r>
+        <w:rPr>
+          <w:rFonts w:ascii="Consolas" w:eastAsia="Times New Roman" w:hAnsi="Consolas" w:cs="Tahoma"/>
+          <w:lang w:eastAsia="en-US" w:bidi="th-TH"/>
+        </w:rPr>
+        <w:t>1) and not S_</w:t>
+      </w:r>
+      <w:proofErr w:type="gramStart"/>
+      <w:r>
+        <w:rPr>
+          <w:rFonts w:ascii="Consolas" w:eastAsia="Times New Roman" w:hAnsi="Consolas" w:cs="Tahoma"/>
+          <w:lang w:eastAsia="en-US" w:bidi="th-TH"/>
+        </w:rPr>
+        <w:t>MUX(</w:t>
+      </w:r>
+      <w:proofErr w:type="gramEnd"/>
+      <w:r>
+        <w:rPr>
+          <w:rFonts w:ascii="Consolas" w:eastAsia="Times New Roman" w:hAnsi="Consolas" w:cs="Tahoma"/>
+          <w:lang w:eastAsia="en-US" w:bidi="th-TH"/>
+        </w:rPr>
+        <w:t>0))</w:t>
+      </w:r>
+    </w:p>
+    <w:p>
+      <w:pPr>
+        <w:spacing w:after="0" w:line="330" w:lineRule="atLeast"/>
+        <w:rPr>
+          <w:rFonts w:ascii="Consolas" w:eastAsia="Times New Roman" w:hAnsi="Consolas" w:cs="Tahoma"/>
+          <w:lang w:eastAsia="en-US" w:bidi="th-TH"/>
+        </w:rPr>
+      </w:pPr>
+      <w:r>
+        <w:rPr>
+          <w:rFonts w:ascii="Consolas" w:eastAsia="Times New Roman" w:hAnsi="Consolas" w:cs="Tahoma"/>
+          <w:lang w:eastAsia="en-US" w:bidi="th-TH"/>
+        </w:rPr>
+        <w:lastRenderedPageBreak/>
+        <w:t>    or (</w:t>
+      </w:r>
+      <w:proofErr w:type="gramStart"/>
+      <w:r>
+        <w:rPr>
+          <w:rFonts w:ascii="Consolas" w:eastAsia="Times New Roman" w:hAnsi="Consolas" w:cs="Tahoma"/>
+          <w:lang w:eastAsia="en-US" w:bidi="th-TH"/>
+        </w:rPr>
+        <w:t>D(</w:t>
+      </w:r>
+      <w:proofErr w:type="gramEnd"/>
+      <w:r>
+        <w:rPr>
+          <w:rFonts w:ascii="Consolas" w:eastAsia="Times New Roman" w:hAnsi="Consolas" w:cs="Tahoma"/>
+          <w:lang w:eastAsia="en-US" w:bidi="th-TH"/>
+        </w:rPr>
+        <w:t>5) and not S_</w:t>
+      </w:r>
+      <w:proofErr w:type="gramStart"/>
+      <w:r>
+        <w:rPr>
+          <w:rFonts w:ascii="Consolas" w:eastAsia="Times New Roman" w:hAnsi="Consolas" w:cs="Tahoma"/>
+          <w:lang w:eastAsia="en-US" w:bidi="th-TH"/>
+        </w:rPr>
+        <w:t>MUX(</w:t>
+      </w:r>
+      <w:proofErr w:type="gramEnd"/>
+      <w:r>
+        <w:rPr>
+          <w:rFonts w:ascii="Consolas" w:eastAsia="Times New Roman" w:hAnsi="Consolas" w:cs="Tahoma"/>
+          <w:lang w:eastAsia="en-US" w:bidi="th-TH"/>
+        </w:rPr>
+        <w:t>3) and S_</w:t>
+      </w:r>
+      <w:proofErr w:type="gramStart"/>
+      <w:r>
+        <w:rPr>
+          <w:rFonts w:ascii="Consolas" w:eastAsia="Times New Roman" w:hAnsi="Consolas" w:cs="Tahoma"/>
+          <w:lang w:eastAsia="en-US" w:bidi="th-TH"/>
+        </w:rPr>
+        <w:t>MUX(</w:t>
+      </w:r>
+      <w:proofErr w:type="gramEnd"/>
+      <w:r>
+        <w:rPr>
+          <w:rFonts w:ascii="Consolas" w:eastAsia="Times New Roman" w:hAnsi="Consolas" w:cs="Tahoma"/>
+          <w:lang w:eastAsia="en-US" w:bidi="th-TH"/>
+        </w:rPr>
+        <w:t>2) and not S_</w:t>
+      </w:r>
+      <w:proofErr w:type="gramStart"/>
+      <w:r>
+        <w:rPr>
+          <w:rFonts w:ascii="Consolas" w:eastAsia="Times New Roman" w:hAnsi="Consolas" w:cs="Tahoma"/>
+          <w:lang w:eastAsia="en-US" w:bidi="th-TH"/>
+        </w:rPr>
+        <w:t>MUX(</w:t>
+      </w:r>
+      <w:proofErr w:type="gramEnd"/>
+      <w:r>
+        <w:rPr>
+          <w:rFonts w:ascii="Consolas" w:eastAsia="Times New Roman" w:hAnsi="Consolas" w:cs="Tahoma"/>
+          <w:lang w:eastAsia="en-US" w:bidi="th-TH"/>
+        </w:rPr>
+        <w:t>1) and S_</w:t>
+      </w:r>
+      <w:proofErr w:type="gramStart"/>
+      <w:r>
+        <w:rPr>
+          <w:rFonts w:ascii="Consolas" w:eastAsia="Times New Roman" w:hAnsi="Consolas" w:cs="Tahoma"/>
+          <w:lang w:eastAsia="en-US" w:bidi="th-TH"/>
+        </w:rPr>
+        <w:t>MUX(</w:t>
+      </w:r>
+      <w:proofErr w:type="gramEnd"/>
+      <w:r>
+        <w:rPr>
+          <w:rFonts w:ascii="Consolas" w:eastAsia="Times New Roman" w:hAnsi="Consolas" w:cs="Tahoma"/>
+          <w:lang w:eastAsia="en-US" w:bidi="th-TH"/>
+        </w:rPr>
+        <w:t>0))</w:t>
+      </w:r>
+    </w:p>
+    <w:p>
+      <w:pPr>
+        <w:spacing w:after="0" w:line="330" w:lineRule="atLeast"/>
+        <w:rPr>
+          <w:rFonts w:ascii="Consolas" w:eastAsia="Times New Roman" w:hAnsi="Consolas" w:cs="Tahoma"/>
+          <w:lang w:eastAsia="en-US" w:bidi="th-TH"/>
+        </w:rPr>
+      </w:pPr>
+      <w:r>
+        <w:rPr>
+          <w:rFonts w:ascii="Consolas" w:eastAsia="Times New Roman" w:hAnsi="Consolas" w:cs="Tahoma"/>
+          <w:lang w:eastAsia="en-US" w:bidi="th-TH"/>
+        </w:rPr>
+        <w:t>    or (</w:t>
+      </w:r>
+      <w:proofErr w:type="gramStart"/>
+      <w:r>
+        <w:rPr>
+          <w:rFonts w:ascii="Consolas" w:eastAsia="Times New Roman" w:hAnsi="Consolas" w:cs="Tahoma"/>
+          <w:lang w:eastAsia="en-US" w:bidi="th-TH"/>
+        </w:rPr>
+        <w:t>D(</w:t>
+      </w:r>
+      <w:proofErr w:type="gramEnd"/>
+      <w:r>
+        <w:rPr>
+          <w:rFonts w:ascii="Consolas" w:eastAsia="Times New Roman" w:hAnsi="Consolas" w:cs="Tahoma"/>
+          <w:lang w:eastAsia="en-US" w:bidi="th-TH"/>
+        </w:rPr>
+        <w:t>6) and not S_</w:t>
+      </w:r>
+      <w:proofErr w:type="gramStart"/>
+      <w:r>
+        <w:rPr>
+          <w:rFonts w:ascii="Consolas" w:eastAsia="Times New Roman" w:hAnsi="Consolas" w:cs="Tahoma"/>
+          <w:lang w:eastAsia="en-US" w:bidi="th-TH"/>
+        </w:rPr>
+        <w:t>MUX(</w:t>
+      </w:r>
+      <w:proofErr w:type="gramEnd"/>
+      <w:r>
+        <w:rPr>
+          <w:rFonts w:ascii="Consolas" w:eastAsia="Times New Roman" w:hAnsi="Consolas" w:cs="Tahoma"/>
+          <w:lang w:eastAsia="en-US" w:bidi="th-TH"/>
+        </w:rPr>
+        <w:t>3) and S_</w:t>
+      </w:r>
+      <w:proofErr w:type="gramStart"/>
+      <w:r>
+        <w:rPr>
+          <w:rFonts w:ascii="Consolas" w:eastAsia="Times New Roman" w:hAnsi="Consolas" w:cs="Tahoma"/>
+          <w:lang w:eastAsia="en-US" w:bidi="th-TH"/>
+        </w:rPr>
+        <w:t>MUX(</w:t>
+      </w:r>
+      <w:proofErr w:type="gramEnd"/>
+      <w:r>
+        <w:rPr>
+          <w:rFonts w:ascii="Consolas" w:eastAsia="Times New Roman" w:hAnsi="Consolas" w:cs="Tahoma"/>
+          <w:lang w:eastAsia="en-US" w:bidi="th-TH"/>
+        </w:rPr>
+        <w:t>2) and S_</w:t>
+      </w:r>
+      <w:proofErr w:type="gramStart"/>
+      <w:r>
+        <w:rPr>
+          <w:rFonts w:ascii="Consolas" w:eastAsia="Times New Roman" w:hAnsi="Consolas" w:cs="Tahoma"/>
+          <w:lang w:eastAsia="en-US" w:bidi="th-TH"/>
+        </w:rPr>
+        <w:t>MUX(</w:t>
+      </w:r>
+      <w:proofErr w:type="gramEnd"/>
+      <w:r>
+        <w:rPr>
+          <w:rFonts w:ascii="Consolas" w:eastAsia="Times New Roman" w:hAnsi="Consolas" w:cs="Tahoma"/>
+          <w:lang w:eastAsia="en-US" w:bidi="th-TH"/>
+        </w:rPr>
+        <w:t>1) and not S_</w:t>
+      </w:r>
+      <w:proofErr w:type="gramStart"/>
+      <w:r>
+        <w:rPr>
+          <w:rFonts w:ascii="Consolas" w:eastAsia="Times New Roman" w:hAnsi="Consolas" w:cs="Tahoma"/>
+          <w:lang w:eastAsia="en-US" w:bidi="th-TH"/>
+        </w:rPr>
+        <w:t>MUX(</w:t>
+      </w:r>
+      <w:proofErr w:type="gramEnd"/>
+      <w:r>
+        <w:rPr>
+          <w:rFonts w:ascii="Consolas" w:eastAsia="Times New Roman" w:hAnsi="Consolas" w:cs="Tahoma"/>
+          <w:lang w:eastAsia="en-US" w:bidi="th-TH"/>
+        </w:rPr>
+        <w:t>0))</w:t>
+      </w:r>
+    </w:p>
+    <w:p>
+      <w:pPr>
+        <w:spacing w:after="0" w:line="330" w:lineRule="atLeast"/>
+        <w:rPr>
+          <w:rFonts w:ascii="Consolas" w:eastAsia="Times New Roman" w:hAnsi="Consolas" w:cs="Tahoma"/>
+          <w:lang w:eastAsia="en-US" w:bidi="th-TH"/>
+        </w:rPr>
+      </w:pPr>
+      <w:r>
+        <w:rPr>
+          <w:rFonts w:ascii="Consolas" w:eastAsia="Times New Roman" w:hAnsi="Consolas" w:cs="Tahoma"/>
+          <w:lang w:eastAsia="en-US" w:bidi="th-TH"/>
+        </w:rPr>
+        <w:t>    or (</w:t>
+      </w:r>
+      <w:proofErr w:type="gramStart"/>
+      <w:r>
+        <w:rPr>
+          <w:rFonts w:ascii="Consolas" w:eastAsia="Times New Roman" w:hAnsi="Consolas" w:cs="Tahoma"/>
+          <w:lang w:eastAsia="en-US" w:bidi="th-TH"/>
+        </w:rPr>
+        <w:t>D(</w:t>
+      </w:r>
+      <w:proofErr w:type="gramEnd"/>
+      <w:r>
+        <w:rPr>
+          <w:rFonts w:ascii="Consolas" w:eastAsia="Times New Roman" w:hAnsi="Consolas" w:cs="Tahoma"/>
+          <w:lang w:eastAsia="en-US" w:bidi="th-TH"/>
+        </w:rPr>
+        <w:t>7) and not S_</w:t>
+      </w:r>
+      <w:proofErr w:type="gramStart"/>
+      <w:r>
+        <w:rPr>
+          <w:rFonts w:ascii="Consolas" w:eastAsia="Times New Roman" w:hAnsi="Consolas" w:cs="Tahoma"/>
+          <w:lang w:eastAsia="en-US" w:bidi="th-TH"/>
+        </w:rPr>
+        <w:t>MUX(</w:t>
+      </w:r>
+      <w:proofErr w:type="gramEnd"/>
+      <w:r>
+        <w:rPr>
+          <w:rFonts w:ascii="Consolas" w:eastAsia="Times New Roman" w:hAnsi="Consolas" w:cs="Tahoma"/>
+          <w:lang w:eastAsia="en-US" w:bidi="th-TH"/>
+        </w:rPr>
+        <w:t>3) and S_</w:t>
+      </w:r>
+      <w:proofErr w:type="gramStart"/>
+      <w:r>
+        <w:rPr>
+          <w:rFonts w:ascii="Consolas" w:eastAsia="Times New Roman" w:hAnsi="Consolas" w:cs="Tahoma"/>
+          <w:lang w:eastAsia="en-US" w:bidi="th-TH"/>
+        </w:rPr>
+        <w:t>MUX(</w:t>
+      </w:r>
+      <w:proofErr w:type="gramEnd"/>
+      <w:r>
+        <w:rPr>
+          <w:rFonts w:ascii="Consolas" w:eastAsia="Times New Roman" w:hAnsi="Consolas" w:cs="Tahoma"/>
+          <w:lang w:eastAsia="en-US" w:bidi="th-TH"/>
+        </w:rPr>
+        <w:t>2) and S_</w:t>
+      </w:r>
+      <w:proofErr w:type="gramStart"/>
+      <w:r>
+        <w:rPr>
+          <w:rFonts w:ascii="Consolas" w:eastAsia="Times New Roman" w:hAnsi="Consolas" w:cs="Tahoma"/>
+          <w:lang w:eastAsia="en-US" w:bidi="th-TH"/>
+        </w:rPr>
+        <w:t>MUX(</w:t>
+      </w:r>
+      <w:proofErr w:type="gramEnd"/>
+      <w:r>
+        <w:rPr>
+          <w:rFonts w:ascii="Consolas" w:eastAsia="Times New Roman" w:hAnsi="Consolas" w:cs="Tahoma"/>
+          <w:lang w:eastAsia="en-US" w:bidi="th-TH"/>
+        </w:rPr>
+        <w:t>1) and S_</w:t>
+      </w:r>
+      <w:proofErr w:type="gramStart"/>
+      <w:r>
+        <w:rPr>
+          <w:rFonts w:ascii="Consolas" w:eastAsia="Times New Roman" w:hAnsi="Consolas" w:cs="Tahoma"/>
+          <w:lang w:eastAsia="en-US" w:bidi="th-TH"/>
+        </w:rPr>
+        <w:t>MUX(</w:t>
+      </w:r>
+      <w:proofErr w:type="gramEnd"/>
+      <w:r>
+        <w:rPr>
+          <w:rFonts w:ascii="Consolas" w:eastAsia="Times New Roman" w:hAnsi="Consolas" w:cs="Tahoma"/>
+          <w:lang w:eastAsia="en-US" w:bidi="th-TH"/>
+        </w:rPr>
+        <w:t>0))</w:t>
+      </w:r>
+    </w:p>
+    <w:p>
+      <w:pPr>
+        <w:spacing w:after="0" w:line="330" w:lineRule="atLeast"/>
+        <w:rPr>
+          <w:rFonts w:ascii="Consolas" w:eastAsia="Times New Roman" w:hAnsi="Consolas" w:cs="Tahoma"/>
+          <w:lang w:eastAsia="en-US" w:bidi="th-TH"/>
+        </w:rPr>
+      </w:pPr>
+    </w:p>
+    <w:p>
+      <w:pPr>
+        <w:spacing w:after="0" w:line="330" w:lineRule="atLeast"/>
+        <w:rPr>
+          <w:rFonts w:ascii="Consolas" w:eastAsia="Times New Roman" w:hAnsi="Consolas" w:cs="Tahoma"/>
+          <w:lang w:eastAsia="en-US" w:bidi="th-TH"/>
+        </w:rPr>
+      </w:pPr>
+      <w:r>
+        <w:rPr>
+          <w:rFonts w:ascii="Consolas" w:eastAsia="Times New Roman" w:hAnsi="Consolas" w:cs="Tahoma"/>
+          <w:lang w:eastAsia="en-US" w:bidi="th-TH"/>
+        </w:rPr>
+        <w:t>    or (</w:t>
+      </w:r>
+      <w:proofErr w:type="gramStart"/>
+      <w:r>
+        <w:rPr>
+          <w:rFonts w:ascii="Consolas" w:eastAsia="Times New Roman" w:hAnsi="Consolas" w:cs="Tahoma"/>
+          <w:lang w:eastAsia="en-US" w:bidi="th-TH"/>
+        </w:rPr>
+        <w:t>D(</w:t>
+      </w:r>
+      <w:proofErr w:type="gramEnd"/>
+      <w:r>
+        <w:rPr>
+          <w:rFonts w:ascii="Consolas" w:eastAsia="Times New Roman" w:hAnsi="Consolas" w:cs="Tahoma"/>
+          <w:lang w:eastAsia="en-US" w:bidi="th-TH"/>
+        </w:rPr>
+        <w:t>8) and S_</w:t>
+      </w:r>
+      <w:proofErr w:type="gramStart"/>
+      <w:r>
+        <w:rPr>
+          <w:rFonts w:ascii="Consolas" w:eastAsia="Times New Roman" w:hAnsi="Consolas" w:cs="Tahoma"/>
+          <w:lang w:eastAsia="en-US" w:bidi="th-TH"/>
+        </w:rPr>
+        <w:t>MUX(</w:t>
+      </w:r>
+      <w:proofErr w:type="gramEnd"/>
+      <w:r>
+        <w:rPr>
+          <w:rFonts w:ascii="Consolas" w:eastAsia="Times New Roman" w:hAnsi="Consolas" w:cs="Tahoma"/>
+          <w:lang w:eastAsia="en-US" w:bidi="th-TH"/>
+        </w:rPr>
+        <w:t>3) and not S_</w:t>
+      </w:r>
+      <w:proofErr w:type="gramStart"/>
+      <w:r>
+        <w:rPr>
+          <w:rFonts w:ascii="Consolas" w:eastAsia="Times New Roman" w:hAnsi="Consolas" w:cs="Tahoma"/>
+          <w:lang w:eastAsia="en-US" w:bidi="th-TH"/>
+        </w:rPr>
+        <w:t>MUX(</w:t>
+      </w:r>
+      <w:proofErr w:type="gramEnd"/>
+      <w:r>
+        <w:rPr>
+          <w:rFonts w:ascii="Consolas" w:eastAsia="Times New Roman" w:hAnsi="Consolas" w:cs="Tahoma"/>
+          <w:lang w:eastAsia="en-US" w:bidi="th-TH"/>
+        </w:rPr>
+        <w:t>2) and not S_</w:t>
+      </w:r>
+      <w:proofErr w:type="gramStart"/>
+      <w:r>
+        <w:rPr>
+          <w:rFonts w:ascii="Consolas" w:eastAsia="Times New Roman" w:hAnsi="Consolas" w:cs="Tahoma"/>
+          <w:lang w:eastAsia="en-US" w:bidi="th-TH"/>
+        </w:rPr>
+        <w:t>MUX(</w:t>
+      </w:r>
+      <w:proofErr w:type="gramEnd"/>
+      <w:r>
+        <w:rPr>
+          <w:rFonts w:ascii="Consolas" w:eastAsia="Times New Roman" w:hAnsi="Consolas" w:cs="Tahoma"/>
+          <w:lang w:eastAsia="en-US" w:bidi="th-TH"/>
+        </w:rPr>
+        <w:t>1) and not S_</w:t>
+      </w:r>
+      <w:proofErr w:type="gramStart"/>
+      <w:r>
+        <w:rPr>
+          <w:rFonts w:ascii="Consolas" w:eastAsia="Times New Roman" w:hAnsi="Consolas" w:cs="Tahoma"/>
+          <w:lang w:eastAsia="en-US" w:bidi="th-TH"/>
+        </w:rPr>
+        <w:t>MUX(</w:t>
+      </w:r>
+      <w:proofErr w:type="gramEnd"/>
+      <w:r>
+        <w:rPr>
+          <w:rFonts w:ascii="Consolas" w:eastAsia="Times New Roman" w:hAnsi="Consolas" w:cs="Tahoma"/>
+          <w:lang w:eastAsia="en-US" w:bidi="th-TH"/>
+        </w:rPr>
+        <w:t>0))</w:t>
+      </w:r>
+    </w:p>
+    <w:p>
+      <w:pPr>
+        <w:spacing w:after="0" w:line="330" w:lineRule="atLeast"/>
+        <w:rPr>
+          <w:rFonts w:ascii="Consolas" w:eastAsia="Times New Roman" w:hAnsi="Consolas" w:cs="Tahoma"/>
+          <w:lang w:eastAsia="en-US" w:bidi="th-TH"/>
+        </w:rPr>
+      </w:pPr>
+      <w:r>
+        <w:rPr>
+          <w:rFonts w:ascii="Consolas" w:eastAsia="Times New Roman" w:hAnsi="Consolas" w:cs="Tahoma"/>
+          <w:lang w:eastAsia="en-US" w:bidi="th-TH"/>
+        </w:rPr>
+        <w:t>    or (</w:t>
+      </w:r>
+      <w:proofErr w:type="gramStart"/>
+      <w:r>
+        <w:rPr>
+          <w:rFonts w:ascii="Consolas" w:eastAsia="Times New Roman" w:hAnsi="Consolas" w:cs="Tahoma"/>
+          <w:lang w:eastAsia="en-US" w:bidi="th-TH"/>
+        </w:rPr>
+        <w:t>D(</w:t>
+      </w:r>
+      <w:proofErr w:type="gramEnd"/>
+      <w:r>
+        <w:rPr>
+          <w:rFonts w:ascii="Consolas" w:eastAsia="Times New Roman" w:hAnsi="Consolas" w:cs="Tahoma"/>
+          <w:lang w:eastAsia="en-US" w:bidi="th-TH"/>
+        </w:rPr>
+        <w:t>9) and S_</w:t>
+      </w:r>
+      <w:proofErr w:type="gramStart"/>
+      <w:r>
+        <w:rPr>
+          <w:rFonts w:ascii="Consolas" w:eastAsia="Times New Roman" w:hAnsi="Consolas" w:cs="Tahoma"/>
+          <w:lang w:eastAsia="en-US" w:bidi="th-TH"/>
+        </w:rPr>
+        <w:t>MUX(</w:t>
+      </w:r>
+      <w:proofErr w:type="gramEnd"/>
+      <w:r>
+        <w:rPr>
+          <w:rFonts w:ascii="Consolas" w:eastAsia="Times New Roman" w:hAnsi="Consolas" w:cs="Tahoma"/>
+          <w:lang w:eastAsia="en-US" w:bidi="th-TH"/>
+        </w:rPr>
+        <w:t>3) and not S_</w:t>
+      </w:r>
+      <w:proofErr w:type="gramStart"/>
+      <w:r>
+        <w:rPr>
+          <w:rFonts w:ascii="Consolas" w:eastAsia="Times New Roman" w:hAnsi="Consolas" w:cs="Tahoma"/>
+          <w:lang w:eastAsia="en-US" w:bidi="th-TH"/>
+        </w:rPr>
+        <w:t>MUX(</w:t>
+      </w:r>
+      <w:proofErr w:type="gramEnd"/>
+      <w:r>
+        <w:rPr>
+          <w:rFonts w:ascii="Consolas" w:eastAsia="Times New Roman" w:hAnsi="Consolas" w:cs="Tahoma"/>
+          <w:lang w:eastAsia="en-US" w:bidi="th-TH"/>
+        </w:rPr>
+        <w:t>2) and not S_</w:t>
+      </w:r>
+      <w:proofErr w:type="gramStart"/>
+      <w:r>
+        <w:rPr>
+          <w:rFonts w:ascii="Consolas" w:eastAsia="Times New Roman" w:hAnsi="Consolas" w:cs="Tahoma"/>
+          <w:lang w:eastAsia="en-US" w:bidi="th-TH"/>
+        </w:rPr>
+        <w:t>MUX(</w:t>
+      </w:r>
+      <w:proofErr w:type="gramEnd"/>
+      <w:r>
+        <w:rPr>
+          <w:rFonts w:ascii="Consolas" w:eastAsia="Times New Roman" w:hAnsi="Consolas" w:cs="Tahoma"/>
+          <w:lang w:eastAsia="en-US" w:bidi="th-TH"/>
+        </w:rPr>
+        <w:t>1) and S_</w:t>
+      </w:r>
+      <w:proofErr w:type="gramStart"/>
+      <w:r>
+        <w:rPr>
+          <w:rFonts w:ascii="Consolas" w:eastAsia="Times New Roman" w:hAnsi="Consolas" w:cs="Tahoma"/>
+          <w:lang w:eastAsia="en-US" w:bidi="th-TH"/>
+        </w:rPr>
+        <w:t>MUX(</w:t>
+      </w:r>
+      <w:proofErr w:type="gramEnd"/>
+      <w:r>
+        <w:rPr>
+          <w:rFonts w:ascii="Consolas" w:eastAsia="Times New Roman" w:hAnsi="Consolas" w:cs="Tahoma"/>
+          <w:lang w:eastAsia="en-US" w:bidi="th-TH"/>
+        </w:rPr>
+        <w:t>0))</w:t>
+      </w:r>
+    </w:p>
+    <w:p>
+      <w:pPr>
+        <w:spacing w:after="0" w:line="330" w:lineRule="atLeast"/>
+        <w:rPr>
+          <w:rFonts w:ascii="Consolas" w:eastAsia="Times New Roman" w:hAnsi="Consolas" w:cs="Tahoma"/>
+          <w:lang w:eastAsia="en-US" w:bidi="th-TH"/>
+        </w:rPr>
+      </w:pPr>
+      <w:r>
+        <w:rPr>
+          <w:rFonts w:ascii="Consolas" w:eastAsia="Times New Roman" w:hAnsi="Consolas" w:cs="Tahoma"/>
+          <w:lang w:eastAsia="en-US" w:bidi="th-TH"/>
+        </w:rPr>
+        <w:t>    or (</w:t>
+      </w:r>
+      <w:proofErr w:type="gramStart"/>
+      <w:r>
+        <w:rPr>
+          <w:rFonts w:ascii="Consolas" w:eastAsia="Times New Roman" w:hAnsi="Consolas" w:cs="Tahoma"/>
+          <w:lang w:eastAsia="en-US" w:bidi="th-TH"/>
+        </w:rPr>
+        <w:t>D(</w:t>
+      </w:r>
+      <w:proofErr w:type="gramEnd"/>
+      <w:r>
+        <w:rPr>
+          <w:rFonts w:ascii="Consolas" w:eastAsia="Times New Roman" w:hAnsi="Consolas" w:cs="Tahoma"/>
+          <w:lang w:eastAsia="en-US" w:bidi="th-TH"/>
+        </w:rPr>
+        <w:t>10) and S_</w:t>
+      </w:r>
+      <w:proofErr w:type="gramStart"/>
+      <w:r>
+        <w:rPr>
+          <w:rFonts w:ascii="Consolas" w:eastAsia="Times New Roman" w:hAnsi="Consolas" w:cs="Tahoma"/>
+          <w:lang w:eastAsia="en-US" w:bidi="th-TH"/>
+        </w:rPr>
+        <w:t>MUX(</w:t>
+      </w:r>
+      <w:proofErr w:type="gramEnd"/>
+      <w:r>
+        <w:rPr>
+          <w:rFonts w:ascii="Consolas" w:eastAsia="Times New Roman" w:hAnsi="Consolas" w:cs="Tahoma"/>
+          <w:lang w:eastAsia="en-US" w:bidi="th-TH"/>
+        </w:rPr>
+        <w:t>3) and not S_</w:t>
+      </w:r>
+      <w:proofErr w:type="gramStart"/>
+      <w:r>
+        <w:rPr>
+          <w:rFonts w:ascii="Consolas" w:eastAsia="Times New Roman" w:hAnsi="Consolas" w:cs="Tahoma"/>
+          <w:lang w:eastAsia="en-US" w:bidi="th-TH"/>
+        </w:rPr>
+        <w:t>MUX(</w:t>
+      </w:r>
+      <w:proofErr w:type="gramEnd"/>
+      <w:r>
+        <w:rPr>
+          <w:rFonts w:ascii="Consolas" w:eastAsia="Times New Roman" w:hAnsi="Consolas" w:cs="Tahoma"/>
+          <w:lang w:eastAsia="en-US" w:bidi="th-TH"/>
+        </w:rPr>
+        <w:t>2) and S_</w:t>
+      </w:r>
+      <w:proofErr w:type="gramStart"/>
+      <w:r>
+        <w:rPr>
+          <w:rFonts w:ascii="Consolas" w:eastAsia="Times New Roman" w:hAnsi="Consolas" w:cs="Tahoma"/>
+          <w:lang w:eastAsia="en-US" w:bidi="th-TH"/>
+        </w:rPr>
+        <w:t>MUX(</w:t>
+      </w:r>
+      <w:proofErr w:type="gramEnd"/>
+      <w:r>
+        <w:rPr>
+          <w:rFonts w:ascii="Consolas" w:eastAsia="Times New Roman" w:hAnsi="Consolas" w:cs="Tahoma"/>
+          <w:lang w:eastAsia="en-US" w:bidi="th-TH"/>
+        </w:rPr>
+        <w:t>1) and not S_</w:t>
+      </w:r>
+      <w:proofErr w:type="gramStart"/>
+      <w:r>
+        <w:rPr>
+          <w:rFonts w:ascii="Consolas" w:eastAsia="Times New Roman" w:hAnsi="Consolas" w:cs="Tahoma"/>
+          <w:lang w:eastAsia="en-US" w:bidi="th-TH"/>
+        </w:rPr>
+        <w:t>MUX(</w:t>
+      </w:r>
+      <w:proofErr w:type="gramEnd"/>
+      <w:r>
+        <w:rPr>
+          <w:rFonts w:ascii="Consolas" w:eastAsia="Times New Roman" w:hAnsi="Consolas" w:cs="Tahoma"/>
+          <w:lang w:eastAsia="en-US" w:bidi="th-TH"/>
+        </w:rPr>
+        <w:t>0))</w:t>
+      </w:r>
+    </w:p>
+    <w:p>
+      <w:pPr>
+        <w:spacing w:after="0" w:line="330" w:lineRule="atLeast"/>
+        <w:rPr>
+          <w:rFonts w:ascii="Consolas" w:eastAsia="Times New Roman" w:hAnsi="Consolas" w:cs="Tahoma"/>
+          <w:lang w:eastAsia="en-US" w:bidi="th-TH"/>
+        </w:rPr>
+      </w:pPr>
+      <w:r>
+        <w:rPr>
+          <w:rFonts w:ascii="Consolas" w:eastAsia="Times New Roman" w:hAnsi="Consolas" w:cs="Tahoma"/>
+          <w:lang w:eastAsia="en-US" w:bidi="th-TH"/>
+        </w:rPr>
+        <w:t>    or (</w:t>
+      </w:r>
+      <w:proofErr w:type="gramStart"/>
+      <w:r>
+        <w:rPr>
+          <w:rFonts w:ascii="Consolas" w:eastAsia="Times New Roman" w:hAnsi="Consolas" w:cs="Tahoma"/>
+          <w:lang w:eastAsia="en-US" w:bidi="th-TH"/>
+        </w:rPr>
+        <w:t>D(</w:t>
+      </w:r>
+      <w:proofErr w:type="gramEnd"/>
+      <w:r>
+        <w:rPr>
+          <w:rFonts w:ascii="Consolas" w:eastAsia="Times New Roman" w:hAnsi="Consolas" w:cs="Tahoma"/>
+          <w:lang w:eastAsia="en-US" w:bidi="th-TH"/>
+        </w:rPr>
+        <w:t>11) and S_</w:t>
+      </w:r>
+      <w:proofErr w:type="gramStart"/>
+      <w:r>
+        <w:rPr>
+          <w:rFonts w:ascii="Consolas" w:eastAsia="Times New Roman" w:hAnsi="Consolas" w:cs="Tahoma"/>
+          <w:lang w:eastAsia="en-US" w:bidi="th-TH"/>
+        </w:rPr>
+        <w:t>MUX(</w:t>
+      </w:r>
+      <w:proofErr w:type="gramEnd"/>
+      <w:r>
+        <w:rPr>
+          <w:rFonts w:ascii="Consolas" w:eastAsia="Times New Roman" w:hAnsi="Consolas" w:cs="Tahoma"/>
+          <w:lang w:eastAsia="en-US" w:bidi="th-TH"/>
+        </w:rPr>
+        <w:t>3) and not S_</w:t>
+      </w:r>
+      <w:proofErr w:type="gramStart"/>
+      <w:r>
+        <w:rPr>
+          <w:rFonts w:ascii="Consolas" w:eastAsia="Times New Roman" w:hAnsi="Consolas" w:cs="Tahoma"/>
+          <w:lang w:eastAsia="en-US" w:bidi="th-TH"/>
+        </w:rPr>
+        <w:t>MUX(</w:t>
+      </w:r>
+      <w:proofErr w:type="gramEnd"/>
+      <w:r>
+        <w:rPr>
+          <w:rFonts w:ascii="Consolas" w:eastAsia="Times New Roman" w:hAnsi="Consolas" w:cs="Tahoma"/>
+          <w:lang w:eastAsia="en-US" w:bidi="th-TH"/>
+        </w:rPr>
+        <w:t>2) and S_</w:t>
+      </w:r>
+      <w:proofErr w:type="gramStart"/>
+      <w:r>
+        <w:rPr>
+          <w:rFonts w:ascii="Consolas" w:eastAsia="Times New Roman" w:hAnsi="Consolas" w:cs="Tahoma"/>
+          <w:lang w:eastAsia="en-US" w:bidi="th-TH"/>
+        </w:rPr>
+        <w:t>MUX(</w:t>
+      </w:r>
+      <w:proofErr w:type="gramEnd"/>
+      <w:r>
+        <w:rPr>
+          <w:rFonts w:ascii="Consolas" w:eastAsia="Times New Roman" w:hAnsi="Consolas" w:cs="Tahoma"/>
+          <w:lang w:eastAsia="en-US" w:bidi="th-TH"/>
+        </w:rPr>
+        <w:t>1) and S_</w:t>
+      </w:r>
+      <w:proofErr w:type="gramStart"/>
+      <w:r>
+        <w:rPr>
+          <w:rFonts w:ascii="Consolas" w:eastAsia="Times New Roman" w:hAnsi="Consolas" w:cs="Tahoma"/>
+          <w:lang w:eastAsia="en-US" w:bidi="th-TH"/>
+        </w:rPr>
+        <w:t>MUX(</w:t>
+      </w:r>
+      <w:proofErr w:type="gramEnd"/>
+      <w:r>
+        <w:rPr>
+          <w:rFonts w:ascii="Consolas" w:eastAsia="Times New Roman" w:hAnsi="Consolas" w:cs="Tahoma"/>
+          <w:lang w:eastAsia="en-US" w:bidi="th-TH"/>
+        </w:rPr>
+        <w:t>0))</w:t>
+      </w:r>
+    </w:p>
+    <w:p>
+      <w:pPr>
+        <w:spacing w:after="0" w:line="330" w:lineRule="atLeast"/>
+        <w:rPr>
+          <w:rFonts w:ascii="Consolas" w:eastAsia="Times New Roman" w:hAnsi="Consolas" w:cs="Tahoma"/>
+          <w:lang w:eastAsia="en-US" w:bidi="th-TH"/>
+        </w:rPr>
+      </w:pPr>
+    </w:p>
+    <w:p>
+      <w:pPr>
+        <w:spacing w:after="0" w:line="330" w:lineRule="atLeast"/>
+        <w:rPr>
+          <w:rFonts w:ascii="Consolas" w:eastAsia="Times New Roman" w:hAnsi="Consolas" w:cs="Tahoma"/>
+          <w:lang w:eastAsia="en-US" w:bidi="th-TH"/>
+        </w:rPr>
+      </w:pPr>
+      <w:r>
+        <w:rPr>
+          <w:rFonts w:ascii="Consolas" w:eastAsia="Times New Roman" w:hAnsi="Consolas" w:cs="Tahoma"/>
+          <w:lang w:eastAsia="en-US" w:bidi="th-TH"/>
+        </w:rPr>
+        <w:t>    or (</w:t>
+      </w:r>
+      <w:proofErr w:type="gramStart"/>
+      <w:r>
+        <w:rPr>
+          <w:rFonts w:ascii="Consolas" w:eastAsia="Times New Roman" w:hAnsi="Consolas" w:cs="Tahoma"/>
+          <w:lang w:eastAsia="en-US" w:bidi="th-TH"/>
+        </w:rPr>
+        <w:t>D(</w:t>
+      </w:r>
+      <w:proofErr w:type="gramEnd"/>
+      <w:r>
+        <w:rPr>
+          <w:rFonts w:ascii="Consolas" w:eastAsia="Times New Roman" w:hAnsi="Consolas" w:cs="Tahoma"/>
+          <w:lang w:eastAsia="en-US" w:bidi="th-TH"/>
+        </w:rPr>
+        <w:t>12) and S_</w:t>
+      </w:r>
+      <w:proofErr w:type="gramStart"/>
+      <w:r>
+        <w:rPr>
+          <w:rFonts w:ascii="Consolas" w:eastAsia="Times New Roman" w:hAnsi="Consolas" w:cs="Tahoma"/>
+          <w:lang w:eastAsia="en-US" w:bidi="th-TH"/>
+        </w:rPr>
+        <w:t>MUX(</w:t>
+      </w:r>
+      <w:proofErr w:type="gramEnd"/>
+      <w:r>
+        <w:rPr>
+          <w:rFonts w:ascii="Consolas" w:eastAsia="Times New Roman" w:hAnsi="Consolas" w:cs="Tahoma"/>
+          <w:lang w:eastAsia="en-US" w:bidi="th-TH"/>
+        </w:rPr>
+        <w:t>3) and S_</w:t>
+      </w:r>
+      <w:proofErr w:type="gramStart"/>
+      <w:r>
+        <w:rPr>
+          <w:rFonts w:ascii="Consolas" w:eastAsia="Times New Roman" w:hAnsi="Consolas" w:cs="Tahoma"/>
+          <w:lang w:eastAsia="en-US" w:bidi="th-TH"/>
+        </w:rPr>
+        <w:t>MUX(</w:t>
+      </w:r>
+      <w:proofErr w:type="gramEnd"/>
+      <w:r>
+        <w:rPr>
+          <w:rFonts w:ascii="Consolas" w:eastAsia="Times New Roman" w:hAnsi="Consolas" w:cs="Tahoma"/>
+          <w:lang w:eastAsia="en-US" w:bidi="th-TH"/>
+        </w:rPr>
+        <w:t>2) and not S_</w:t>
+      </w:r>
+      <w:proofErr w:type="gramStart"/>
+      <w:r>
+        <w:rPr>
+          <w:rFonts w:ascii="Consolas" w:eastAsia="Times New Roman" w:hAnsi="Consolas" w:cs="Tahoma"/>
+          <w:lang w:eastAsia="en-US" w:bidi="th-TH"/>
+        </w:rPr>
+        <w:t>MUX(</w:t>
+      </w:r>
+      <w:proofErr w:type="gramEnd"/>
+      <w:r>
+        <w:rPr>
+          <w:rFonts w:ascii="Consolas" w:eastAsia="Times New Roman" w:hAnsi="Consolas" w:cs="Tahoma"/>
+          <w:lang w:eastAsia="en-US" w:bidi="th-TH"/>
+        </w:rPr>
+        <w:t>1) and not S_</w:t>
+      </w:r>
+      <w:proofErr w:type="gramStart"/>
+      <w:r>
+        <w:rPr>
+          <w:rFonts w:ascii="Consolas" w:eastAsia="Times New Roman" w:hAnsi="Consolas" w:cs="Tahoma"/>
+          <w:lang w:eastAsia="en-US" w:bidi="th-TH"/>
+        </w:rPr>
+        <w:t>MUX(</w:t>
+      </w:r>
+      <w:proofErr w:type="gramEnd"/>
+      <w:r>
+        <w:rPr>
+          <w:rFonts w:ascii="Consolas" w:eastAsia="Times New Roman" w:hAnsi="Consolas" w:cs="Tahoma"/>
+          <w:lang w:eastAsia="en-US" w:bidi="th-TH"/>
+        </w:rPr>
+        <w:t>0))</w:t>
+      </w:r>
+    </w:p>
+    <w:p>
+      <w:pPr>
+        <w:spacing w:after="0" w:line="330" w:lineRule="atLeast"/>
+        <w:rPr>
+          <w:rFonts w:ascii="Consolas" w:eastAsia="Times New Roman" w:hAnsi="Consolas" w:cs="Tahoma"/>
+          <w:lang w:eastAsia="en-US" w:bidi="th-TH"/>
+        </w:rPr>
+      </w:pPr>
+      <w:r>
+        <w:rPr>
+          <w:rFonts w:ascii="Consolas" w:eastAsia="Times New Roman" w:hAnsi="Consolas" w:cs="Tahoma"/>
+          <w:lang w:eastAsia="en-US" w:bidi="th-TH"/>
+        </w:rPr>
+        <w:t>    or (</w:t>
+      </w:r>
+      <w:proofErr w:type="gramStart"/>
+      <w:r>
+        <w:rPr>
+          <w:rFonts w:ascii="Consolas" w:eastAsia="Times New Roman" w:hAnsi="Consolas" w:cs="Tahoma"/>
+          <w:lang w:eastAsia="en-US" w:bidi="th-TH"/>
+        </w:rPr>
+        <w:t>D(</w:t>
+      </w:r>
+      <w:proofErr w:type="gramEnd"/>
+      <w:r>
+        <w:rPr>
+          <w:rFonts w:ascii="Consolas" w:eastAsia="Times New Roman" w:hAnsi="Consolas" w:cs="Tahoma"/>
+          <w:lang w:eastAsia="en-US" w:bidi="th-TH"/>
+        </w:rPr>
+        <w:t>13) and S_</w:t>
+      </w:r>
+      <w:proofErr w:type="gramStart"/>
+      <w:r>
+        <w:rPr>
+          <w:rFonts w:ascii="Consolas" w:eastAsia="Times New Roman" w:hAnsi="Consolas" w:cs="Tahoma"/>
+          <w:lang w:eastAsia="en-US" w:bidi="th-TH"/>
+        </w:rPr>
+        <w:t>MUX(</w:t>
+      </w:r>
+      <w:proofErr w:type="gramEnd"/>
+      <w:r>
+        <w:rPr>
+          <w:rFonts w:ascii="Consolas" w:eastAsia="Times New Roman" w:hAnsi="Consolas" w:cs="Tahoma"/>
+          <w:lang w:eastAsia="en-US" w:bidi="th-TH"/>
+        </w:rPr>
+        <w:t>3) and S_</w:t>
+      </w:r>
+      <w:proofErr w:type="gramStart"/>
+      <w:r>
+        <w:rPr>
+          <w:rFonts w:ascii="Consolas" w:eastAsia="Times New Roman" w:hAnsi="Consolas" w:cs="Tahoma"/>
+          <w:lang w:eastAsia="en-US" w:bidi="th-TH"/>
+        </w:rPr>
+        <w:t>MUX(</w:t>
+      </w:r>
+      <w:proofErr w:type="gramEnd"/>
+      <w:r>
+        <w:rPr>
+          <w:rFonts w:ascii="Consolas" w:eastAsia="Times New Roman" w:hAnsi="Consolas" w:cs="Tahoma"/>
+          <w:lang w:eastAsia="en-US" w:bidi="th-TH"/>
+        </w:rPr>
+        <w:t>2) and not S_</w:t>
+      </w:r>
+      <w:proofErr w:type="gramStart"/>
+      <w:r>
+        <w:rPr>
+          <w:rFonts w:ascii="Consolas" w:eastAsia="Times New Roman" w:hAnsi="Consolas" w:cs="Tahoma"/>
+          <w:lang w:eastAsia="en-US" w:bidi="th-TH"/>
+        </w:rPr>
+        <w:t>MUX(</w:t>
+      </w:r>
+      <w:proofErr w:type="gramEnd"/>
+      <w:r>
+        <w:rPr>
+          <w:rFonts w:ascii="Consolas" w:eastAsia="Times New Roman" w:hAnsi="Consolas" w:cs="Tahoma"/>
+          <w:lang w:eastAsia="en-US" w:bidi="th-TH"/>
+        </w:rPr>
+        <w:t>1) and S_</w:t>
+      </w:r>
+      <w:proofErr w:type="gramStart"/>
+      <w:r>
+        <w:rPr>
+          <w:rFonts w:ascii="Consolas" w:eastAsia="Times New Roman" w:hAnsi="Consolas" w:cs="Tahoma"/>
+          <w:lang w:eastAsia="en-US" w:bidi="th-TH"/>
+        </w:rPr>
+        <w:t>MUX(</w:t>
+      </w:r>
+      <w:proofErr w:type="gramEnd"/>
+      <w:r>
+        <w:rPr>
+          <w:rFonts w:ascii="Consolas" w:eastAsia="Times New Roman" w:hAnsi="Consolas" w:cs="Tahoma"/>
+          <w:lang w:eastAsia="en-US" w:bidi="th-TH"/>
+        </w:rPr>
+        <w:t>0))</w:t>
+      </w:r>
+    </w:p>
+    <w:p>
+      <w:pPr>
+        <w:spacing w:after="0" w:line="330" w:lineRule="atLeast"/>
+        <w:rPr>
+          <w:rFonts w:ascii="Consolas" w:eastAsia="Times New Roman" w:hAnsi="Consolas" w:cs="Tahoma"/>
+          <w:lang w:eastAsia="en-US" w:bidi="th-TH"/>
+        </w:rPr>
+      </w:pPr>
+      <w:r>
+        <w:rPr>
+          <w:rFonts w:ascii="Consolas" w:eastAsia="Times New Roman" w:hAnsi="Consolas" w:cs="Tahoma"/>
+          <w:lang w:eastAsia="en-US" w:bidi="th-TH"/>
+        </w:rPr>
+        <w:t>    or (</w:t>
+      </w:r>
+      <w:proofErr w:type="gramStart"/>
+      <w:r>
+        <w:rPr>
+          <w:rFonts w:ascii="Consolas" w:eastAsia="Times New Roman" w:hAnsi="Consolas" w:cs="Tahoma"/>
+          <w:lang w:eastAsia="en-US" w:bidi="th-TH"/>
+        </w:rPr>
+        <w:t>D(</w:t>
+      </w:r>
+      <w:proofErr w:type="gramEnd"/>
+      <w:r>
+        <w:rPr>
+          <w:rFonts w:ascii="Consolas" w:eastAsia="Times New Roman" w:hAnsi="Consolas" w:cs="Tahoma"/>
+          <w:lang w:eastAsia="en-US" w:bidi="th-TH"/>
+        </w:rPr>
+        <w:t>14) and S_</w:t>
+      </w:r>
+      <w:proofErr w:type="gramStart"/>
+      <w:r>
+        <w:rPr>
+          <w:rFonts w:ascii="Consolas" w:eastAsia="Times New Roman" w:hAnsi="Consolas" w:cs="Tahoma"/>
+          <w:lang w:eastAsia="en-US" w:bidi="th-TH"/>
+        </w:rPr>
+        <w:t>MUX(</w:t>
+      </w:r>
+      <w:proofErr w:type="gramEnd"/>
+      <w:r>
+        <w:rPr>
+          <w:rFonts w:ascii="Consolas" w:eastAsia="Times New Roman" w:hAnsi="Consolas" w:cs="Tahoma"/>
+          <w:lang w:eastAsia="en-US" w:bidi="th-TH"/>
+        </w:rPr>
+        <w:t>3) and S_</w:t>
+      </w:r>
+      <w:proofErr w:type="gramStart"/>
+      <w:r>
+        <w:rPr>
+          <w:rFonts w:ascii="Consolas" w:eastAsia="Times New Roman" w:hAnsi="Consolas" w:cs="Tahoma"/>
+          <w:lang w:eastAsia="en-US" w:bidi="th-TH"/>
+        </w:rPr>
+        <w:t>MUX(</w:t>
+      </w:r>
+      <w:proofErr w:type="gramEnd"/>
+      <w:r>
+        <w:rPr>
+          <w:rFonts w:ascii="Consolas" w:eastAsia="Times New Roman" w:hAnsi="Consolas" w:cs="Tahoma"/>
+          <w:lang w:eastAsia="en-US" w:bidi="th-TH"/>
+        </w:rPr>
+        <w:t>2) and S_</w:t>
+      </w:r>
+      <w:proofErr w:type="gramStart"/>
+      <w:r>
+        <w:rPr>
+          <w:rFonts w:ascii="Consolas" w:eastAsia="Times New Roman" w:hAnsi="Consolas" w:cs="Tahoma"/>
+          <w:lang w:eastAsia="en-US" w:bidi="th-TH"/>
+        </w:rPr>
+        <w:t>MUX(</w:t>
+      </w:r>
+      <w:proofErr w:type="gramEnd"/>
+      <w:r>
+        <w:rPr>
+          <w:rFonts w:ascii="Consolas" w:eastAsia="Times New Roman" w:hAnsi="Consolas" w:cs="Tahoma"/>
+          <w:lang w:eastAsia="en-US" w:bidi="th-TH"/>
+        </w:rPr>
+        <w:t>1) and not S_</w:t>
+      </w:r>
+      <w:proofErr w:type="gramStart"/>
+      <w:r>
+        <w:rPr>
+          <w:rFonts w:ascii="Consolas" w:eastAsia="Times New Roman" w:hAnsi="Consolas" w:cs="Tahoma"/>
+          <w:lang w:eastAsia="en-US" w:bidi="th-TH"/>
+        </w:rPr>
+        <w:t>MUX(</w:t>
+      </w:r>
+      <w:proofErr w:type="gramEnd"/>
+      <w:r>
+        <w:rPr>
+          <w:rFonts w:ascii="Consolas" w:eastAsia="Times New Roman" w:hAnsi="Consolas" w:cs="Tahoma"/>
+          <w:lang w:eastAsia="en-US" w:bidi="th-TH"/>
+        </w:rPr>
+        <w:t>0))</w:t>
+      </w:r>
+    </w:p>
+    <w:p>
+      <w:pPr>
+        <w:spacing w:after="0" w:line="330" w:lineRule="atLeast"/>
+        <w:rPr>
+          <w:rFonts w:ascii="Consolas" w:eastAsia="Times New Roman" w:hAnsi="Consolas" w:cs="Tahoma"/>
+          <w:lang w:eastAsia="en-US" w:bidi="th-TH"/>
+        </w:rPr>
+      </w:pPr>
+      <w:r>
+        <w:rPr>
+          <w:rFonts w:ascii="Consolas" w:eastAsia="Times New Roman" w:hAnsi="Consolas" w:cs="Tahoma"/>
+          <w:lang w:eastAsia="en-US" w:bidi="th-TH"/>
+        </w:rPr>
+        <w:t>    or (</w:t>
+      </w:r>
+      <w:proofErr w:type="gramStart"/>
+      <w:r>
+        <w:rPr>
+          <w:rFonts w:ascii="Consolas" w:eastAsia="Times New Roman" w:hAnsi="Consolas" w:cs="Tahoma"/>
+          <w:lang w:eastAsia="en-US" w:bidi="th-TH"/>
+        </w:rPr>
+        <w:t>D(</w:t>
+      </w:r>
+      <w:proofErr w:type="gramEnd"/>
+      <w:r>
+        <w:rPr>
+          <w:rFonts w:ascii="Consolas" w:eastAsia="Times New Roman" w:hAnsi="Consolas" w:cs="Tahoma"/>
+          <w:lang w:eastAsia="en-US" w:bidi="th-TH"/>
+        </w:rPr>
+        <w:t>15) and S_</w:t>
+      </w:r>
+      <w:proofErr w:type="gramStart"/>
+      <w:r>
+        <w:rPr>
+          <w:rFonts w:ascii="Consolas" w:eastAsia="Times New Roman" w:hAnsi="Consolas" w:cs="Tahoma"/>
+          <w:lang w:eastAsia="en-US" w:bidi="th-TH"/>
+        </w:rPr>
+        <w:t>MUX(</w:t>
+      </w:r>
+      <w:proofErr w:type="gramEnd"/>
+      <w:r>
+        <w:rPr>
+          <w:rFonts w:ascii="Consolas" w:eastAsia="Times New Roman" w:hAnsi="Consolas" w:cs="Tahoma"/>
+          <w:lang w:eastAsia="en-US" w:bidi="th-TH"/>
+        </w:rPr>
+        <w:t>3) and S_</w:t>
+      </w:r>
+      <w:proofErr w:type="gramStart"/>
+      <w:r>
+        <w:rPr>
+          <w:rFonts w:ascii="Consolas" w:eastAsia="Times New Roman" w:hAnsi="Consolas" w:cs="Tahoma"/>
+          <w:lang w:eastAsia="en-US" w:bidi="th-TH"/>
+        </w:rPr>
+        <w:t>MUX(</w:t>
+      </w:r>
+      <w:proofErr w:type="gramEnd"/>
+      <w:r>
+        <w:rPr>
+          <w:rFonts w:ascii="Consolas" w:eastAsia="Times New Roman" w:hAnsi="Consolas" w:cs="Tahoma"/>
+          <w:lang w:eastAsia="en-US" w:bidi="th-TH"/>
+        </w:rPr>
+        <w:t>2) and S_</w:t>
+      </w:r>
+      <w:proofErr w:type="gramStart"/>
+      <w:r>
+        <w:rPr>
+          <w:rFonts w:ascii="Consolas" w:eastAsia="Times New Roman" w:hAnsi="Consolas" w:cs="Tahoma"/>
+          <w:lang w:eastAsia="en-US" w:bidi="th-TH"/>
+        </w:rPr>
+        <w:t>MUX(</w:t>
+      </w:r>
+      <w:proofErr w:type="gramEnd"/>
+      <w:r>
+        <w:rPr>
+          <w:rFonts w:ascii="Consolas" w:eastAsia="Times New Roman" w:hAnsi="Consolas" w:cs="Tahoma"/>
+          <w:lang w:eastAsia="en-US" w:bidi="th-TH"/>
+        </w:rPr>
+        <w:t>1) and S_</w:t>
+      </w:r>
+      <w:proofErr w:type="gramStart"/>
+      <w:r>
+        <w:rPr>
+          <w:rFonts w:ascii="Consolas" w:eastAsia="Times New Roman" w:hAnsi="Consolas" w:cs="Tahoma"/>
+          <w:lang w:eastAsia="en-US" w:bidi="th-TH"/>
+        </w:rPr>
+        <w:t>MUX(</w:t>
+      </w:r>
+      <w:proofErr w:type="gramEnd"/>
+      <w:r>
+        <w:rPr>
+          <w:rFonts w:ascii="Consolas" w:eastAsia="Times New Roman" w:hAnsi="Consolas" w:cs="Tahoma"/>
+          <w:lang w:eastAsia="en-US" w:bidi="th-TH"/>
+        </w:rPr>
+        <w:t>0));</w:t>
+      </w:r>
+    </w:p>
+    <w:p>
+      <w:pPr>
+        <w:spacing w:after="0" w:line="330" w:lineRule="atLeast"/>
+        <w:rPr>
+          <w:rFonts w:ascii="Consolas" w:eastAsia="Times New Roman" w:hAnsi="Consolas" w:cs="Tahoma"/>
+          <w:lang w:eastAsia="en-US" w:bidi="th-TH"/>
+        </w:rPr>
+      </w:pPr>
+    </w:p>
+    <w:p>
+      <w:pPr>
+        <w:spacing w:after="0" w:line="330" w:lineRule="atLeast"/>
+        <w:rPr>
+          <w:rFonts w:ascii="Consolas" w:eastAsia="Times New Roman" w:hAnsi="Consolas" w:cs="Tahoma"/>
+          <w:lang w:eastAsia="en-US" w:bidi="th-TH"/>
+        </w:rPr>
+      </w:pPr>
+      <w:r>
+        <w:rPr>
+          <w:rFonts w:ascii="Consolas" w:eastAsia="Times New Roman" w:hAnsi="Consolas" w:cs="Tahoma"/>
+          <w:lang w:eastAsia="en-US" w:bidi="th-TH"/>
+        </w:rPr>
+        <w:t>  ----------------------------------------------------------------</w:t>
+      </w:r>
+    </w:p>
+    <w:p>
+      <w:pPr>
+        <w:spacing w:after="0" w:line="330" w:lineRule="atLeast"/>
+        <w:rPr>
+          <w:rFonts w:ascii="Consolas" w:eastAsia="Times New Roman" w:hAnsi="Consolas" w:cs="Tahoma"/>
+          <w:lang w:eastAsia="en-US" w:bidi="th-TH"/>
+        </w:rPr>
+      </w:pPr>
+      <w:r>
+        <w:rPr>
+          <w:rFonts w:ascii="Consolas" w:eastAsia="Times New Roman" w:hAnsi="Consolas" w:cs="Tahoma"/>
+          <w:lang w:eastAsia="en-US" w:bidi="th-TH"/>
+        </w:rPr>
+        <w:t>  -- DMUX 1:16</w:t>
+      </w:r>
+    </w:p>
+    <w:p>
+      <w:pPr>
+        <w:spacing w:after="0" w:line="330" w:lineRule="atLeast"/>
+        <w:rPr>
+          <w:rFonts w:ascii="Consolas" w:eastAsia="Times New Roman" w:hAnsi="Consolas" w:cs="Tahoma"/>
+          <w:lang w:eastAsia="en-US" w:bidi="th-TH"/>
+        </w:rPr>
+      </w:pPr>
+      <w:r>
+        <w:rPr>
+          <w:rFonts w:ascii="Consolas" w:eastAsia="Times New Roman" w:hAnsi="Consolas" w:cs="Tahoma"/>
+          <w:lang w:eastAsia="en-US" w:bidi="th-TH"/>
+        </w:rPr>
+        <w:t>  ----------------------------------------------------------------</w:t>
+      </w:r>
+    </w:p>
+    <w:p>
+      <w:pPr>
+        <w:spacing w:after="0" w:line="330" w:lineRule="atLeast"/>
+        <w:rPr>
+          <w:rFonts w:ascii="Consolas" w:eastAsia="Times New Roman" w:hAnsi="Consolas" w:cs="Tahoma"/>
+          <w:lang w:eastAsia="en-US" w:bidi="th-TH"/>
+        </w:rPr>
+      </w:pPr>
+    </w:p>
+    <w:p>
+      <w:pPr>
+        <w:spacing w:after="0" w:line="330" w:lineRule="atLeast"/>
+        <w:rPr>
+          <w:rFonts w:ascii="Consolas" w:eastAsia="Times New Roman" w:hAnsi="Consolas" w:cs="Tahoma"/>
+          <w:lang w:eastAsia="en-US" w:bidi="th-TH"/>
+        </w:rPr>
+      </w:pPr>
+      <w:r>
+        <w:rPr>
+          <w:rFonts w:ascii="Consolas" w:eastAsia="Times New Roman" w:hAnsi="Consolas" w:cs="Tahoma"/>
+          <w:lang w:eastAsia="en-US" w:bidi="th-TH"/>
+        </w:rPr>
+        <w:t xml:space="preserve">  </w:t>
+      </w:r>
+      <w:proofErr w:type="gramStart"/>
+      <w:r>
+        <w:rPr>
+          <w:rFonts w:ascii="Consolas" w:eastAsia="Times New Roman" w:hAnsi="Consolas" w:cs="Tahoma"/>
+          <w:lang w:eastAsia="en-US" w:bidi="th-TH"/>
+        </w:rPr>
+        <w:t>Y(</w:t>
+      </w:r>
+      <w:proofErr w:type="gramEnd"/>
+      <w:r>
+        <w:rPr>
+          <w:rFonts w:ascii="Consolas" w:eastAsia="Times New Roman" w:hAnsi="Consolas" w:cs="Tahoma"/>
+          <w:lang w:eastAsia="en-US" w:bidi="th-TH"/>
+        </w:rPr>
+        <w:t>0) &lt;= M and not S_</w:t>
+      </w:r>
+      <w:proofErr w:type="gramStart"/>
+      <w:r>
+        <w:rPr>
+          <w:rFonts w:ascii="Consolas" w:eastAsia="Times New Roman" w:hAnsi="Consolas" w:cs="Tahoma"/>
+          <w:lang w:eastAsia="en-US" w:bidi="th-TH"/>
+        </w:rPr>
+        <w:t>DMUX(</w:t>
+      </w:r>
+      <w:proofErr w:type="gramEnd"/>
+      <w:r>
+        <w:rPr>
+          <w:rFonts w:ascii="Consolas" w:eastAsia="Times New Roman" w:hAnsi="Consolas" w:cs="Tahoma"/>
+          <w:lang w:eastAsia="en-US" w:bidi="th-TH"/>
+        </w:rPr>
+        <w:t>3) and not S_</w:t>
+      </w:r>
+      <w:proofErr w:type="gramStart"/>
+      <w:r>
+        <w:rPr>
+          <w:rFonts w:ascii="Consolas" w:eastAsia="Times New Roman" w:hAnsi="Consolas" w:cs="Tahoma"/>
+          <w:lang w:eastAsia="en-US" w:bidi="th-TH"/>
+        </w:rPr>
+        <w:t>DMUX(</w:t>
+      </w:r>
+      <w:proofErr w:type="gramEnd"/>
+      <w:r>
+        <w:rPr>
+          <w:rFonts w:ascii="Consolas" w:eastAsia="Times New Roman" w:hAnsi="Consolas" w:cs="Tahoma"/>
+          <w:lang w:eastAsia="en-US" w:bidi="th-TH"/>
+        </w:rPr>
+        <w:t>2) and not S_</w:t>
+      </w:r>
+      <w:proofErr w:type="gramStart"/>
+      <w:r>
+        <w:rPr>
+          <w:rFonts w:ascii="Consolas" w:eastAsia="Times New Roman" w:hAnsi="Consolas" w:cs="Tahoma"/>
+          <w:lang w:eastAsia="en-US" w:bidi="th-TH"/>
+        </w:rPr>
+        <w:t>DMUX(</w:t>
+      </w:r>
+      <w:proofErr w:type="gramEnd"/>
+      <w:r>
+        <w:rPr>
+          <w:rFonts w:ascii="Consolas" w:eastAsia="Times New Roman" w:hAnsi="Consolas" w:cs="Tahoma"/>
+          <w:lang w:eastAsia="en-US" w:bidi="th-TH"/>
+        </w:rPr>
+        <w:t>1) and not S_</w:t>
+      </w:r>
+      <w:proofErr w:type="gramStart"/>
+      <w:r>
+        <w:rPr>
+          <w:rFonts w:ascii="Consolas" w:eastAsia="Times New Roman" w:hAnsi="Consolas" w:cs="Tahoma"/>
+          <w:lang w:eastAsia="en-US" w:bidi="th-TH"/>
+        </w:rPr>
+        <w:t>DMUX(</w:t>
+      </w:r>
+      <w:proofErr w:type="gramEnd"/>
+      <w:r>
+        <w:rPr>
+          <w:rFonts w:ascii="Consolas" w:eastAsia="Times New Roman" w:hAnsi="Consolas" w:cs="Tahoma"/>
+          <w:lang w:eastAsia="en-US" w:bidi="th-TH"/>
+        </w:rPr>
+        <w:t>0);</w:t>
+      </w:r>
+    </w:p>
+    <w:p>
+      <w:pPr>
+        <w:spacing w:after="0" w:line="330" w:lineRule="atLeast"/>
+        <w:rPr>
+          <w:rFonts w:ascii="Consolas" w:eastAsia="Times New Roman" w:hAnsi="Consolas" w:cs="Tahoma"/>
+          <w:lang w:eastAsia="en-US" w:bidi="th-TH"/>
+        </w:rPr>
+      </w:pPr>
+      <w:r>
+        <w:rPr>
+          <w:rFonts w:ascii="Consolas" w:eastAsia="Times New Roman" w:hAnsi="Consolas" w:cs="Tahoma"/>
+          <w:lang w:eastAsia="en-US" w:bidi="th-TH"/>
+        </w:rPr>
+        <w:t xml:space="preserve">  </w:t>
+      </w:r>
+      <w:proofErr w:type="gramStart"/>
+      <w:r>
+        <w:rPr>
+          <w:rFonts w:ascii="Consolas" w:eastAsia="Times New Roman" w:hAnsi="Consolas" w:cs="Tahoma"/>
+          <w:lang w:eastAsia="en-US" w:bidi="th-TH"/>
+        </w:rPr>
+        <w:t>Y(</w:t>
+      </w:r>
+      <w:proofErr w:type="gramEnd"/>
+      <w:r>
+        <w:rPr>
+          <w:rFonts w:ascii="Consolas" w:eastAsia="Times New Roman" w:hAnsi="Consolas" w:cs="Tahoma"/>
+          <w:lang w:eastAsia="en-US" w:bidi="th-TH"/>
+        </w:rPr>
+        <w:t>1) &lt;= M and not S_</w:t>
+      </w:r>
+      <w:proofErr w:type="gramStart"/>
+      <w:r>
+        <w:rPr>
+          <w:rFonts w:ascii="Consolas" w:eastAsia="Times New Roman" w:hAnsi="Consolas" w:cs="Tahoma"/>
+          <w:lang w:eastAsia="en-US" w:bidi="th-TH"/>
+        </w:rPr>
+        <w:t>DMUX(</w:t>
+      </w:r>
+      <w:proofErr w:type="gramEnd"/>
+      <w:r>
+        <w:rPr>
+          <w:rFonts w:ascii="Consolas" w:eastAsia="Times New Roman" w:hAnsi="Consolas" w:cs="Tahoma"/>
+          <w:lang w:eastAsia="en-US" w:bidi="th-TH"/>
+        </w:rPr>
+        <w:t>3) and not S_</w:t>
+      </w:r>
+      <w:proofErr w:type="gramStart"/>
+      <w:r>
+        <w:rPr>
+          <w:rFonts w:ascii="Consolas" w:eastAsia="Times New Roman" w:hAnsi="Consolas" w:cs="Tahoma"/>
+          <w:lang w:eastAsia="en-US" w:bidi="th-TH"/>
+        </w:rPr>
+        <w:t>DMUX(</w:t>
+      </w:r>
+      <w:proofErr w:type="gramEnd"/>
+      <w:r>
+        <w:rPr>
+          <w:rFonts w:ascii="Consolas" w:eastAsia="Times New Roman" w:hAnsi="Consolas" w:cs="Tahoma"/>
+          <w:lang w:eastAsia="en-US" w:bidi="th-TH"/>
+        </w:rPr>
+        <w:t>2) and not S_</w:t>
+      </w:r>
+      <w:proofErr w:type="gramStart"/>
+      <w:r>
+        <w:rPr>
+          <w:rFonts w:ascii="Consolas" w:eastAsia="Times New Roman" w:hAnsi="Consolas" w:cs="Tahoma"/>
+          <w:lang w:eastAsia="en-US" w:bidi="th-TH"/>
+        </w:rPr>
+        <w:t>DMUX(</w:t>
+      </w:r>
+      <w:proofErr w:type="gramEnd"/>
+      <w:r>
+        <w:rPr>
+          <w:rFonts w:ascii="Consolas" w:eastAsia="Times New Roman" w:hAnsi="Consolas" w:cs="Tahoma"/>
+          <w:lang w:eastAsia="en-US" w:bidi="th-TH"/>
+        </w:rPr>
+        <w:t>1) and S_</w:t>
+      </w:r>
+      <w:proofErr w:type="gramStart"/>
+      <w:r>
+        <w:rPr>
+          <w:rFonts w:ascii="Consolas" w:eastAsia="Times New Roman" w:hAnsi="Consolas" w:cs="Tahoma"/>
+          <w:lang w:eastAsia="en-US" w:bidi="th-TH"/>
+        </w:rPr>
+        <w:t>DMUX(</w:t>
+      </w:r>
+      <w:proofErr w:type="gramEnd"/>
+      <w:r>
+        <w:rPr>
+          <w:rFonts w:ascii="Consolas" w:eastAsia="Times New Roman" w:hAnsi="Consolas" w:cs="Tahoma"/>
+          <w:lang w:eastAsia="en-US" w:bidi="th-TH"/>
+        </w:rPr>
+        <w:t>0);</w:t>
+      </w:r>
+    </w:p>
+    <w:p>
+      <w:pPr>
+        <w:spacing w:after="0" w:line="330" w:lineRule="atLeast"/>
+        <w:rPr>
+          <w:rFonts w:ascii="Consolas" w:eastAsia="Times New Roman" w:hAnsi="Consolas" w:cs="Tahoma"/>
+          <w:lang w:eastAsia="en-US" w:bidi="th-TH"/>
+        </w:rPr>
+      </w:pPr>
+      <w:r>
+        <w:rPr>
+          <w:rFonts w:ascii="Consolas" w:eastAsia="Times New Roman" w:hAnsi="Consolas" w:cs="Tahoma"/>
+          <w:lang w:eastAsia="en-US" w:bidi="th-TH"/>
+        </w:rPr>
+        <w:t xml:space="preserve">  </w:t>
+      </w:r>
+      <w:proofErr w:type="gramStart"/>
+      <w:r>
+        <w:rPr>
+          <w:rFonts w:ascii="Consolas" w:eastAsia="Times New Roman" w:hAnsi="Consolas" w:cs="Tahoma"/>
+          <w:lang w:eastAsia="en-US" w:bidi="th-TH"/>
+        </w:rPr>
+        <w:t>Y(</w:t>
+      </w:r>
+      <w:proofErr w:type="gramEnd"/>
+      <w:r>
+        <w:rPr>
+          <w:rFonts w:ascii="Consolas" w:eastAsia="Times New Roman" w:hAnsi="Consolas" w:cs="Tahoma"/>
+          <w:lang w:eastAsia="en-US" w:bidi="th-TH"/>
+        </w:rPr>
+        <w:t>2) &lt;= M and not S_</w:t>
+      </w:r>
+      <w:proofErr w:type="gramStart"/>
+      <w:r>
+        <w:rPr>
+          <w:rFonts w:ascii="Consolas" w:eastAsia="Times New Roman" w:hAnsi="Consolas" w:cs="Tahoma"/>
+          <w:lang w:eastAsia="en-US" w:bidi="th-TH"/>
+        </w:rPr>
+        <w:t>DMUX(</w:t>
+      </w:r>
+      <w:proofErr w:type="gramEnd"/>
+      <w:r>
+        <w:rPr>
+          <w:rFonts w:ascii="Consolas" w:eastAsia="Times New Roman" w:hAnsi="Consolas" w:cs="Tahoma"/>
+          <w:lang w:eastAsia="en-US" w:bidi="th-TH"/>
+        </w:rPr>
+        <w:t>3) and not S_</w:t>
+      </w:r>
+      <w:proofErr w:type="gramStart"/>
+      <w:r>
+        <w:rPr>
+          <w:rFonts w:ascii="Consolas" w:eastAsia="Times New Roman" w:hAnsi="Consolas" w:cs="Tahoma"/>
+          <w:lang w:eastAsia="en-US" w:bidi="th-TH"/>
+        </w:rPr>
+        <w:t>DMUX(</w:t>
+      </w:r>
+      <w:proofErr w:type="gramEnd"/>
+      <w:r>
+        <w:rPr>
+          <w:rFonts w:ascii="Consolas" w:eastAsia="Times New Roman" w:hAnsi="Consolas" w:cs="Tahoma"/>
+          <w:lang w:eastAsia="en-US" w:bidi="th-TH"/>
+        </w:rPr>
+        <w:t>2) and S_</w:t>
+      </w:r>
+      <w:proofErr w:type="gramStart"/>
+      <w:r>
+        <w:rPr>
+          <w:rFonts w:ascii="Consolas" w:eastAsia="Times New Roman" w:hAnsi="Consolas" w:cs="Tahoma"/>
+          <w:lang w:eastAsia="en-US" w:bidi="th-TH"/>
+        </w:rPr>
+        <w:t>DMUX(</w:t>
+      </w:r>
+      <w:proofErr w:type="gramEnd"/>
+      <w:r>
+        <w:rPr>
+          <w:rFonts w:ascii="Consolas" w:eastAsia="Times New Roman" w:hAnsi="Consolas" w:cs="Tahoma"/>
+          <w:lang w:eastAsia="en-US" w:bidi="th-TH"/>
+        </w:rPr>
+        <w:t>1) and not S_</w:t>
+      </w:r>
+      <w:proofErr w:type="gramStart"/>
+      <w:r>
+        <w:rPr>
+          <w:rFonts w:ascii="Consolas" w:eastAsia="Times New Roman" w:hAnsi="Consolas" w:cs="Tahoma"/>
+          <w:lang w:eastAsia="en-US" w:bidi="th-TH"/>
+        </w:rPr>
+        <w:t>DMUX(</w:t>
+      </w:r>
+      <w:proofErr w:type="gramEnd"/>
+      <w:r>
+        <w:rPr>
+          <w:rFonts w:ascii="Consolas" w:eastAsia="Times New Roman" w:hAnsi="Consolas" w:cs="Tahoma"/>
+          <w:lang w:eastAsia="en-US" w:bidi="th-TH"/>
+        </w:rPr>
+        <w:t>0);</w:t>
+      </w:r>
+    </w:p>
+    <w:p>
+      <w:pPr>
+        <w:spacing w:after="0" w:line="330" w:lineRule="atLeast"/>
+        <w:rPr>
+          <w:rFonts w:ascii="Consolas" w:eastAsia="Times New Roman" w:hAnsi="Consolas" w:cs="Tahoma"/>
+          <w:lang w:eastAsia="en-US" w:bidi="th-TH"/>
+        </w:rPr>
+      </w:pPr>
+      <w:r>
+        <w:rPr>
+          <w:rFonts w:ascii="Consolas" w:eastAsia="Times New Roman" w:hAnsi="Consolas" w:cs="Tahoma"/>
+          <w:lang w:eastAsia="en-US" w:bidi="th-TH"/>
+        </w:rPr>
+        <w:t xml:space="preserve">  </w:t>
+      </w:r>
+      <w:proofErr w:type="gramStart"/>
+      <w:r>
+        <w:rPr>
+          <w:rFonts w:ascii="Consolas" w:eastAsia="Times New Roman" w:hAnsi="Consolas" w:cs="Tahoma"/>
+          <w:lang w:eastAsia="en-US" w:bidi="th-TH"/>
+        </w:rPr>
+        <w:t>Y(</w:t>
+      </w:r>
+      <w:proofErr w:type="gramEnd"/>
+      <w:r>
+        <w:rPr>
+          <w:rFonts w:ascii="Consolas" w:eastAsia="Times New Roman" w:hAnsi="Consolas" w:cs="Tahoma"/>
+          <w:lang w:eastAsia="en-US" w:bidi="th-TH"/>
+        </w:rPr>
+        <w:t>3) &lt;= M and not S_</w:t>
+      </w:r>
+      <w:proofErr w:type="gramStart"/>
+      <w:r>
+        <w:rPr>
+          <w:rFonts w:ascii="Consolas" w:eastAsia="Times New Roman" w:hAnsi="Consolas" w:cs="Tahoma"/>
+          <w:lang w:eastAsia="en-US" w:bidi="th-TH"/>
+        </w:rPr>
+        <w:t>DMUX(</w:t>
+      </w:r>
+      <w:proofErr w:type="gramEnd"/>
+      <w:r>
+        <w:rPr>
+          <w:rFonts w:ascii="Consolas" w:eastAsia="Times New Roman" w:hAnsi="Consolas" w:cs="Tahoma"/>
+          <w:lang w:eastAsia="en-US" w:bidi="th-TH"/>
+        </w:rPr>
+        <w:t>3) and not S_</w:t>
+      </w:r>
+      <w:proofErr w:type="gramStart"/>
+      <w:r>
+        <w:rPr>
+          <w:rFonts w:ascii="Consolas" w:eastAsia="Times New Roman" w:hAnsi="Consolas" w:cs="Tahoma"/>
+          <w:lang w:eastAsia="en-US" w:bidi="th-TH"/>
+        </w:rPr>
+        <w:t>DMUX(</w:t>
+      </w:r>
+      <w:proofErr w:type="gramEnd"/>
+      <w:r>
+        <w:rPr>
+          <w:rFonts w:ascii="Consolas" w:eastAsia="Times New Roman" w:hAnsi="Consolas" w:cs="Tahoma"/>
+          <w:lang w:eastAsia="en-US" w:bidi="th-TH"/>
+        </w:rPr>
+        <w:t>2) and S_</w:t>
+      </w:r>
+      <w:proofErr w:type="gramStart"/>
+      <w:r>
+        <w:rPr>
+          <w:rFonts w:ascii="Consolas" w:eastAsia="Times New Roman" w:hAnsi="Consolas" w:cs="Tahoma"/>
+          <w:lang w:eastAsia="en-US" w:bidi="th-TH"/>
+        </w:rPr>
+        <w:t>DMUX(</w:t>
+      </w:r>
+      <w:proofErr w:type="gramEnd"/>
+      <w:r>
+        <w:rPr>
+          <w:rFonts w:ascii="Consolas" w:eastAsia="Times New Roman" w:hAnsi="Consolas" w:cs="Tahoma"/>
+          <w:lang w:eastAsia="en-US" w:bidi="th-TH"/>
+        </w:rPr>
+        <w:t>1) and S_</w:t>
+      </w:r>
+      <w:proofErr w:type="gramStart"/>
+      <w:r>
+        <w:rPr>
+          <w:rFonts w:ascii="Consolas" w:eastAsia="Times New Roman" w:hAnsi="Consolas" w:cs="Tahoma"/>
+          <w:lang w:eastAsia="en-US" w:bidi="th-TH"/>
+        </w:rPr>
+        <w:t>DMUX(</w:t>
+      </w:r>
+      <w:proofErr w:type="gramEnd"/>
+      <w:r>
+        <w:rPr>
+          <w:rFonts w:ascii="Consolas" w:eastAsia="Times New Roman" w:hAnsi="Consolas" w:cs="Tahoma"/>
+          <w:lang w:eastAsia="en-US" w:bidi="th-TH"/>
+        </w:rPr>
+        <w:t>0);</w:t>
+      </w:r>
+    </w:p>
+    <w:p>
+      <w:pPr>
+        <w:spacing w:after="0" w:line="330" w:lineRule="atLeast"/>
+        <w:rPr>
+          <w:rFonts w:ascii="Consolas" w:eastAsia="Times New Roman" w:hAnsi="Consolas" w:cs="Tahoma"/>
+          <w:lang w:eastAsia="en-US" w:bidi="th-TH"/>
+        </w:rPr>
+      </w:pPr>
+    </w:p>
+    <w:p>
+      <w:pPr>
+        <w:spacing w:after="0" w:line="330" w:lineRule="atLeast"/>
+        <w:rPr>
+          <w:rFonts w:ascii="Consolas" w:eastAsia="Times New Roman" w:hAnsi="Consolas" w:cs="Tahoma"/>
+          <w:lang w:eastAsia="en-US" w:bidi="th-TH"/>
+        </w:rPr>
+      </w:pPr>
+      <w:r>
+        <w:rPr>
+          <w:rFonts w:ascii="Consolas" w:eastAsia="Times New Roman" w:hAnsi="Consolas" w:cs="Tahoma"/>
+          <w:lang w:eastAsia="en-US" w:bidi="th-TH"/>
+        </w:rPr>
+        <w:t xml:space="preserve">  </w:t>
+      </w:r>
+      <w:proofErr w:type="gramStart"/>
+      <w:r>
+        <w:rPr>
+          <w:rFonts w:ascii="Consolas" w:eastAsia="Times New Roman" w:hAnsi="Consolas" w:cs="Tahoma"/>
+          <w:lang w:eastAsia="en-US" w:bidi="th-TH"/>
+        </w:rPr>
+        <w:t>Y(</w:t>
+      </w:r>
+      <w:proofErr w:type="gramEnd"/>
+      <w:r>
+        <w:rPr>
+          <w:rFonts w:ascii="Consolas" w:eastAsia="Times New Roman" w:hAnsi="Consolas" w:cs="Tahoma"/>
+          <w:lang w:eastAsia="en-US" w:bidi="th-TH"/>
+        </w:rPr>
+        <w:t>4) &lt;= M and not S_</w:t>
+      </w:r>
+      <w:proofErr w:type="gramStart"/>
+      <w:r>
+        <w:rPr>
+          <w:rFonts w:ascii="Consolas" w:eastAsia="Times New Roman" w:hAnsi="Consolas" w:cs="Tahoma"/>
+          <w:lang w:eastAsia="en-US" w:bidi="th-TH"/>
+        </w:rPr>
+        <w:t>DMUX(</w:t>
+      </w:r>
+      <w:proofErr w:type="gramEnd"/>
+      <w:r>
+        <w:rPr>
+          <w:rFonts w:ascii="Consolas" w:eastAsia="Times New Roman" w:hAnsi="Consolas" w:cs="Tahoma"/>
+          <w:lang w:eastAsia="en-US" w:bidi="th-TH"/>
+        </w:rPr>
+        <w:t>3) and S_</w:t>
+      </w:r>
+      <w:proofErr w:type="gramStart"/>
+      <w:r>
+        <w:rPr>
+          <w:rFonts w:ascii="Consolas" w:eastAsia="Times New Roman" w:hAnsi="Consolas" w:cs="Tahoma"/>
+          <w:lang w:eastAsia="en-US" w:bidi="th-TH"/>
+        </w:rPr>
+        <w:t>DMUX(</w:t>
+      </w:r>
+      <w:proofErr w:type="gramEnd"/>
+      <w:r>
+        <w:rPr>
+          <w:rFonts w:ascii="Consolas" w:eastAsia="Times New Roman" w:hAnsi="Consolas" w:cs="Tahoma"/>
+          <w:lang w:eastAsia="en-US" w:bidi="th-TH"/>
+        </w:rPr>
+        <w:t>2) and not S_</w:t>
+      </w:r>
+      <w:proofErr w:type="gramStart"/>
+      <w:r>
+        <w:rPr>
+          <w:rFonts w:ascii="Consolas" w:eastAsia="Times New Roman" w:hAnsi="Consolas" w:cs="Tahoma"/>
+          <w:lang w:eastAsia="en-US" w:bidi="th-TH"/>
+        </w:rPr>
+        <w:t>DMUX(</w:t>
+      </w:r>
+      <w:proofErr w:type="gramEnd"/>
+      <w:r>
+        <w:rPr>
+          <w:rFonts w:ascii="Consolas" w:eastAsia="Times New Roman" w:hAnsi="Consolas" w:cs="Tahoma"/>
+          <w:lang w:eastAsia="en-US" w:bidi="th-TH"/>
+        </w:rPr>
+        <w:t>1) and not S_</w:t>
+      </w:r>
+      <w:proofErr w:type="gramStart"/>
+      <w:r>
+        <w:rPr>
+          <w:rFonts w:ascii="Consolas" w:eastAsia="Times New Roman" w:hAnsi="Consolas" w:cs="Tahoma"/>
+          <w:lang w:eastAsia="en-US" w:bidi="th-TH"/>
+        </w:rPr>
+        <w:t>DMUX(</w:t>
+      </w:r>
+      <w:proofErr w:type="gramEnd"/>
+      <w:r>
+        <w:rPr>
+          <w:rFonts w:ascii="Consolas" w:eastAsia="Times New Roman" w:hAnsi="Consolas" w:cs="Tahoma"/>
+          <w:lang w:eastAsia="en-US" w:bidi="th-TH"/>
+        </w:rPr>
+        <w:t>0);</w:t>
+      </w:r>
+    </w:p>
+    <w:p>
+      <w:pPr>
+        <w:spacing w:after="0" w:line="330" w:lineRule="atLeast"/>
+        <w:rPr>
+          <w:rFonts w:ascii="Consolas" w:eastAsia="Times New Roman" w:hAnsi="Consolas" w:cs="Tahoma"/>
+          <w:lang w:eastAsia="en-US" w:bidi="th-TH"/>
+        </w:rPr>
+      </w:pPr>
+      <w:r>
+        <w:rPr>
+          <w:rFonts w:ascii="Consolas" w:eastAsia="Times New Roman" w:hAnsi="Consolas" w:cs="Tahoma"/>
+          <w:lang w:eastAsia="en-US" w:bidi="th-TH"/>
+        </w:rPr>
+        <w:t xml:space="preserve">  </w:t>
+      </w:r>
+      <w:proofErr w:type="gramStart"/>
+      <w:r>
+        <w:rPr>
+          <w:rFonts w:ascii="Consolas" w:eastAsia="Times New Roman" w:hAnsi="Consolas" w:cs="Tahoma"/>
+          <w:lang w:eastAsia="en-US" w:bidi="th-TH"/>
+        </w:rPr>
+        <w:t>Y(</w:t>
+      </w:r>
+      <w:proofErr w:type="gramEnd"/>
+      <w:r>
+        <w:rPr>
+          <w:rFonts w:ascii="Consolas" w:eastAsia="Times New Roman" w:hAnsi="Consolas" w:cs="Tahoma"/>
+          <w:lang w:eastAsia="en-US" w:bidi="th-TH"/>
+        </w:rPr>
+        <w:t>5) &lt;= M and not S_</w:t>
+      </w:r>
+      <w:proofErr w:type="gramStart"/>
+      <w:r>
+        <w:rPr>
+          <w:rFonts w:ascii="Consolas" w:eastAsia="Times New Roman" w:hAnsi="Consolas" w:cs="Tahoma"/>
+          <w:lang w:eastAsia="en-US" w:bidi="th-TH"/>
+        </w:rPr>
+        <w:t>DMUX(</w:t>
+      </w:r>
+      <w:proofErr w:type="gramEnd"/>
+      <w:r>
+        <w:rPr>
+          <w:rFonts w:ascii="Consolas" w:eastAsia="Times New Roman" w:hAnsi="Consolas" w:cs="Tahoma"/>
+          <w:lang w:eastAsia="en-US" w:bidi="th-TH"/>
+        </w:rPr>
+        <w:t>3) and S_</w:t>
+      </w:r>
+      <w:proofErr w:type="gramStart"/>
+      <w:r>
+        <w:rPr>
+          <w:rFonts w:ascii="Consolas" w:eastAsia="Times New Roman" w:hAnsi="Consolas" w:cs="Tahoma"/>
+          <w:lang w:eastAsia="en-US" w:bidi="th-TH"/>
+        </w:rPr>
+        <w:t>DMUX(</w:t>
+      </w:r>
+      <w:proofErr w:type="gramEnd"/>
+      <w:r>
+        <w:rPr>
+          <w:rFonts w:ascii="Consolas" w:eastAsia="Times New Roman" w:hAnsi="Consolas" w:cs="Tahoma"/>
+          <w:lang w:eastAsia="en-US" w:bidi="th-TH"/>
+        </w:rPr>
+        <w:t>2) and not S_</w:t>
+      </w:r>
+      <w:proofErr w:type="gramStart"/>
+      <w:r>
+        <w:rPr>
+          <w:rFonts w:ascii="Consolas" w:eastAsia="Times New Roman" w:hAnsi="Consolas" w:cs="Tahoma"/>
+          <w:lang w:eastAsia="en-US" w:bidi="th-TH"/>
+        </w:rPr>
+        <w:t>DMUX(</w:t>
+      </w:r>
+      <w:proofErr w:type="gramEnd"/>
+      <w:r>
+        <w:rPr>
+          <w:rFonts w:ascii="Consolas" w:eastAsia="Times New Roman" w:hAnsi="Consolas" w:cs="Tahoma"/>
+          <w:lang w:eastAsia="en-US" w:bidi="th-TH"/>
+        </w:rPr>
+        <w:t>1) and S_</w:t>
+      </w:r>
+      <w:proofErr w:type="gramStart"/>
+      <w:r>
+        <w:rPr>
+          <w:rFonts w:ascii="Consolas" w:eastAsia="Times New Roman" w:hAnsi="Consolas" w:cs="Tahoma"/>
+          <w:lang w:eastAsia="en-US" w:bidi="th-TH"/>
+        </w:rPr>
+        <w:t>DMUX(</w:t>
+      </w:r>
+      <w:proofErr w:type="gramEnd"/>
+      <w:r>
+        <w:rPr>
+          <w:rFonts w:ascii="Consolas" w:eastAsia="Times New Roman" w:hAnsi="Consolas" w:cs="Tahoma"/>
+          <w:lang w:eastAsia="en-US" w:bidi="th-TH"/>
+        </w:rPr>
+        <w:t>0);</w:t>
+      </w:r>
+    </w:p>
+    <w:p>
+      <w:pPr>
+        <w:spacing w:after="0" w:line="330" w:lineRule="atLeast"/>
+        <w:rPr>
+          <w:rFonts w:ascii="Consolas" w:eastAsia="Times New Roman" w:hAnsi="Consolas" w:cs="Tahoma"/>
+          <w:lang w:eastAsia="en-US" w:bidi="th-TH"/>
+        </w:rPr>
+      </w:pPr>
+      <w:r>
+        <w:rPr>
+          <w:rFonts w:ascii="Consolas" w:eastAsia="Times New Roman" w:hAnsi="Consolas" w:cs="Tahoma"/>
+          <w:lang w:eastAsia="en-US" w:bidi="th-TH"/>
+        </w:rPr>
+        <w:t xml:space="preserve">  </w:t>
+      </w:r>
+      <w:proofErr w:type="gramStart"/>
+      <w:r>
+        <w:rPr>
+          <w:rFonts w:ascii="Consolas" w:eastAsia="Times New Roman" w:hAnsi="Consolas" w:cs="Tahoma"/>
+          <w:lang w:eastAsia="en-US" w:bidi="th-TH"/>
+        </w:rPr>
+        <w:t>Y(</w:t>
+      </w:r>
+      <w:proofErr w:type="gramEnd"/>
+      <w:r>
+        <w:rPr>
+          <w:rFonts w:ascii="Consolas" w:eastAsia="Times New Roman" w:hAnsi="Consolas" w:cs="Tahoma"/>
+          <w:lang w:eastAsia="en-US" w:bidi="th-TH"/>
+        </w:rPr>
+        <w:t>6) &lt;= M and not S_</w:t>
+      </w:r>
+      <w:proofErr w:type="gramStart"/>
+      <w:r>
+        <w:rPr>
+          <w:rFonts w:ascii="Consolas" w:eastAsia="Times New Roman" w:hAnsi="Consolas" w:cs="Tahoma"/>
+          <w:lang w:eastAsia="en-US" w:bidi="th-TH"/>
+        </w:rPr>
+        <w:t>DMUX(</w:t>
+      </w:r>
+      <w:proofErr w:type="gramEnd"/>
+      <w:r>
+        <w:rPr>
+          <w:rFonts w:ascii="Consolas" w:eastAsia="Times New Roman" w:hAnsi="Consolas" w:cs="Tahoma"/>
+          <w:lang w:eastAsia="en-US" w:bidi="th-TH"/>
+        </w:rPr>
+        <w:t>3) and S_</w:t>
+      </w:r>
+      <w:proofErr w:type="gramStart"/>
+      <w:r>
+        <w:rPr>
+          <w:rFonts w:ascii="Consolas" w:eastAsia="Times New Roman" w:hAnsi="Consolas" w:cs="Tahoma"/>
+          <w:lang w:eastAsia="en-US" w:bidi="th-TH"/>
+        </w:rPr>
+        <w:t>DMUX(</w:t>
+      </w:r>
+      <w:proofErr w:type="gramEnd"/>
+      <w:r>
+        <w:rPr>
+          <w:rFonts w:ascii="Consolas" w:eastAsia="Times New Roman" w:hAnsi="Consolas" w:cs="Tahoma"/>
+          <w:lang w:eastAsia="en-US" w:bidi="th-TH"/>
+        </w:rPr>
+        <w:t>2) and S_</w:t>
+      </w:r>
+      <w:proofErr w:type="gramStart"/>
+      <w:r>
+        <w:rPr>
+          <w:rFonts w:ascii="Consolas" w:eastAsia="Times New Roman" w:hAnsi="Consolas" w:cs="Tahoma"/>
+          <w:lang w:eastAsia="en-US" w:bidi="th-TH"/>
+        </w:rPr>
+        <w:t>DMUX(</w:t>
+      </w:r>
+      <w:proofErr w:type="gramEnd"/>
+      <w:r>
+        <w:rPr>
+          <w:rFonts w:ascii="Consolas" w:eastAsia="Times New Roman" w:hAnsi="Consolas" w:cs="Tahoma"/>
+          <w:lang w:eastAsia="en-US" w:bidi="th-TH"/>
+        </w:rPr>
+        <w:t>1) and not S_</w:t>
+      </w:r>
+      <w:proofErr w:type="gramStart"/>
+      <w:r>
+        <w:rPr>
+          <w:rFonts w:ascii="Consolas" w:eastAsia="Times New Roman" w:hAnsi="Consolas" w:cs="Tahoma"/>
+          <w:lang w:eastAsia="en-US" w:bidi="th-TH"/>
+        </w:rPr>
+        <w:t>DMUX(</w:t>
+      </w:r>
+      <w:proofErr w:type="gramEnd"/>
+      <w:r>
+        <w:rPr>
+          <w:rFonts w:ascii="Consolas" w:eastAsia="Times New Roman" w:hAnsi="Consolas" w:cs="Tahoma"/>
+          <w:lang w:eastAsia="en-US" w:bidi="th-TH"/>
+        </w:rPr>
+        <w:t>0);</w:t>
+      </w:r>
+    </w:p>
+    <w:p>
+      <w:pPr>
+        <w:spacing w:after="0" w:line="330" w:lineRule="atLeast"/>
+        <w:rPr>
+          <w:rFonts w:ascii="Consolas" w:eastAsia="Times New Roman" w:hAnsi="Consolas" w:cs="Tahoma"/>
+          <w:lang w:eastAsia="en-US" w:bidi="th-TH"/>
+        </w:rPr>
+      </w:pPr>
+      <w:r>
+        <w:rPr>
+          <w:rFonts w:ascii="Consolas" w:eastAsia="Times New Roman" w:hAnsi="Consolas" w:cs="Tahoma"/>
+          <w:lang w:eastAsia="en-US" w:bidi="th-TH"/>
+        </w:rPr>
+        <w:lastRenderedPageBreak/>
+        <w:t xml:space="preserve">  </w:t>
+      </w:r>
+      <w:proofErr w:type="gramStart"/>
+      <w:r>
+        <w:rPr>
+          <w:rFonts w:ascii="Consolas" w:eastAsia="Times New Roman" w:hAnsi="Consolas" w:cs="Tahoma"/>
+          <w:lang w:eastAsia="en-US" w:bidi="th-TH"/>
+        </w:rPr>
+        <w:t>Y(</w:t>
+      </w:r>
+      <w:proofErr w:type="gramEnd"/>
+      <w:r>
+        <w:rPr>
+          <w:rFonts w:ascii="Consolas" w:eastAsia="Times New Roman" w:hAnsi="Consolas" w:cs="Tahoma"/>
+          <w:lang w:eastAsia="en-US" w:bidi="th-TH"/>
+        </w:rPr>
+        <w:t>7) &lt;= M and not S_</w:t>
+      </w:r>
+      <w:proofErr w:type="gramStart"/>
+      <w:r>
+        <w:rPr>
+          <w:rFonts w:ascii="Consolas" w:eastAsia="Times New Roman" w:hAnsi="Consolas" w:cs="Tahoma"/>
+          <w:lang w:eastAsia="en-US" w:bidi="th-TH"/>
+        </w:rPr>
+        <w:t>DMUX(</w:t>
+      </w:r>
+      <w:proofErr w:type="gramEnd"/>
+      <w:r>
+        <w:rPr>
+          <w:rFonts w:ascii="Consolas" w:eastAsia="Times New Roman" w:hAnsi="Consolas" w:cs="Tahoma"/>
+          <w:lang w:eastAsia="en-US" w:bidi="th-TH"/>
+        </w:rPr>
+        <w:t>3) and S_</w:t>
+      </w:r>
+      <w:proofErr w:type="gramStart"/>
+      <w:r>
+        <w:rPr>
+          <w:rFonts w:ascii="Consolas" w:eastAsia="Times New Roman" w:hAnsi="Consolas" w:cs="Tahoma"/>
+          <w:lang w:eastAsia="en-US" w:bidi="th-TH"/>
+        </w:rPr>
+        <w:t>DMUX(</w:t>
+      </w:r>
+      <w:proofErr w:type="gramEnd"/>
+      <w:r>
+        <w:rPr>
+          <w:rFonts w:ascii="Consolas" w:eastAsia="Times New Roman" w:hAnsi="Consolas" w:cs="Tahoma"/>
+          <w:lang w:eastAsia="en-US" w:bidi="th-TH"/>
+        </w:rPr>
+        <w:t>2) and S_</w:t>
+      </w:r>
+      <w:proofErr w:type="gramStart"/>
+      <w:r>
+        <w:rPr>
+          <w:rFonts w:ascii="Consolas" w:eastAsia="Times New Roman" w:hAnsi="Consolas" w:cs="Tahoma"/>
+          <w:lang w:eastAsia="en-US" w:bidi="th-TH"/>
+        </w:rPr>
+        <w:t>DMUX(</w:t>
+      </w:r>
+      <w:proofErr w:type="gramEnd"/>
+      <w:r>
+        <w:rPr>
+          <w:rFonts w:ascii="Consolas" w:eastAsia="Times New Roman" w:hAnsi="Consolas" w:cs="Tahoma"/>
+          <w:lang w:eastAsia="en-US" w:bidi="th-TH"/>
+        </w:rPr>
+        <w:t>1) and S_</w:t>
+      </w:r>
+      <w:proofErr w:type="gramStart"/>
+      <w:r>
+        <w:rPr>
+          <w:rFonts w:ascii="Consolas" w:eastAsia="Times New Roman" w:hAnsi="Consolas" w:cs="Tahoma"/>
+          <w:lang w:eastAsia="en-US" w:bidi="th-TH"/>
+        </w:rPr>
+        <w:t>DMUX(</w:t>
+      </w:r>
+      <w:proofErr w:type="gramEnd"/>
+      <w:r>
+        <w:rPr>
+          <w:rFonts w:ascii="Consolas" w:eastAsia="Times New Roman" w:hAnsi="Consolas" w:cs="Tahoma"/>
+          <w:lang w:eastAsia="en-US" w:bidi="th-TH"/>
+        </w:rPr>
+        <w:t>0);</w:t>
+      </w:r>
+    </w:p>
+    <w:p>
+      <w:pPr>
+        <w:spacing w:after="0" w:line="330" w:lineRule="atLeast"/>
+        <w:rPr>
+          <w:rFonts w:ascii="Consolas" w:eastAsia="Times New Roman" w:hAnsi="Consolas" w:cs="Tahoma"/>
+          <w:lang w:eastAsia="en-US" w:bidi="th-TH"/>
+        </w:rPr>
+      </w:pPr>
+    </w:p>
+    <w:p>
+      <w:pPr>
+        <w:spacing w:after="0" w:line="330" w:lineRule="atLeast"/>
+        <w:rPr>
+          <w:rFonts w:ascii="Consolas" w:eastAsia="Times New Roman" w:hAnsi="Consolas" w:cs="Tahoma"/>
+          <w:lang w:eastAsia="en-US" w:bidi="th-TH"/>
+        </w:rPr>
+      </w:pPr>
+      <w:r>
+        <w:rPr>
+          <w:rFonts w:ascii="Consolas" w:eastAsia="Times New Roman" w:hAnsi="Consolas" w:cs="Tahoma"/>
+          <w:lang w:eastAsia="en-US" w:bidi="th-TH"/>
+        </w:rPr>
+        <w:t xml:space="preserve">  </w:t>
+      </w:r>
+      <w:proofErr w:type="gramStart"/>
+      <w:r>
+        <w:rPr>
+          <w:rFonts w:ascii="Consolas" w:eastAsia="Times New Roman" w:hAnsi="Consolas" w:cs="Tahoma"/>
+          <w:lang w:eastAsia="en-US" w:bidi="th-TH"/>
+        </w:rPr>
+        <w:t>Y(</w:t>
+      </w:r>
+      <w:proofErr w:type="gramEnd"/>
+      <w:r>
+        <w:rPr>
+          <w:rFonts w:ascii="Consolas" w:eastAsia="Times New Roman" w:hAnsi="Consolas" w:cs="Tahoma"/>
+          <w:lang w:eastAsia="en-US" w:bidi="th-TH"/>
+        </w:rPr>
+        <w:t>8</w:t>
+      </w:r>
+      <w:proofErr w:type="gramStart"/>
+      <w:r>
+        <w:rPr>
+          <w:rFonts w:ascii="Consolas" w:eastAsia="Times New Roman" w:hAnsi="Consolas" w:cs="Tahoma"/>
+          <w:lang w:eastAsia="en-US" w:bidi="th-TH"/>
+        </w:rPr>
+        <w:t>)  &lt;</w:t>
+      </w:r>
+      <w:proofErr w:type="gramEnd"/>
+      <w:r>
+        <w:rPr>
+          <w:rFonts w:ascii="Consolas" w:eastAsia="Times New Roman" w:hAnsi="Consolas" w:cs="Tahoma"/>
+          <w:lang w:eastAsia="en-US" w:bidi="th-TH"/>
+        </w:rPr>
+        <w:t>= M and S_</w:t>
+      </w:r>
+      <w:proofErr w:type="gramStart"/>
+      <w:r>
+        <w:rPr>
+          <w:rFonts w:ascii="Consolas" w:eastAsia="Times New Roman" w:hAnsi="Consolas" w:cs="Tahoma"/>
+          <w:lang w:eastAsia="en-US" w:bidi="th-TH"/>
+        </w:rPr>
+        <w:t>DMUX(</w:t>
+      </w:r>
+      <w:proofErr w:type="gramEnd"/>
+      <w:r>
+        <w:rPr>
+          <w:rFonts w:ascii="Consolas" w:eastAsia="Times New Roman" w:hAnsi="Consolas" w:cs="Tahoma"/>
+          <w:lang w:eastAsia="en-US" w:bidi="th-TH"/>
+        </w:rPr>
+        <w:t>3) and not S_</w:t>
+      </w:r>
+      <w:proofErr w:type="gramStart"/>
+      <w:r>
+        <w:rPr>
+          <w:rFonts w:ascii="Consolas" w:eastAsia="Times New Roman" w:hAnsi="Consolas" w:cs="Tahoma"/>
+          <w:lang w:eastAsia="en-US" w:bidi="th-TH"/>
+        </w:rPr>
+        <w:t>DMUX(</w:t>
+      </w:r>
+      <w:proofErr w:type="gramEnd"/>
+      <w:r>
+        <w:rPr>
+          <w:rFonts w:ascii="Consolas" w:eastAsia="Times New Roman" w:hAnsi="Consolas" w:cs="Tahoma"/>
+          <w:lang w:eastAsia="en-US" w:bidi="th-TH"/>
+        </w:rPr>
+        <w:t>2) and not S_</w:t>
+      </w:r>
+      <w:proofErr w:type="gramStart"/>
+      <w:r>
+        <w:rPr>
+          <w:rFonts w:ascii="Consolas" w:eastAsia="Times New Roman" w:hAnsi="Consolas" w:cs="Tahoma"/>
+          <w:lang w:eastAsia="en-US" w:bidi="th-TH"/>
+        </w:rPr>
+        <w:t>DMUX(</w:t>
+      </w:r>
+      <w:proofErr w:type="gramEnd"/>
+      <w:r>
+        <w:rPr>
+          <w:rFonts w:ascii="Consolas" w:eastAsia="Times New Roman" w:hAnsi="Consolas" w:cs="Tahoma"/>
+          <w:lang w:eastAsia="en-US" w:bidi="th-TH"/>
+        </w:rPr>
+        <w:t>1) and not S_</w:t>
+      </w:r>
+      <w:proofErr w:type="gramStart"/>
+      <w:r>
+        <w:rPr>
+          <w:rFonts w:ascii="Consolas" w:eastAsia="Times New Roman" w:hAnsi="Consolas" w:cs="Tahoma"/>
+          <w:lang w:eastAsia="en-US" w:bidi="th-TH"/>
+        </w:rPr>
+        <w:t>DMUX(</w:t>
+      </w:r>
+      <w:proofErr w:type="gramEnd"/>
+      <w:r>
+        <w:rPr>
+          <w:rFonts w:ascii="Consolas" w:eastAsia="Times New Roman" w:hAnsi="Consolas" w:cs="Tahoma"/>
+          <w:lang w:eastAsia="en-US" w:bidi="th-TH"/>
+        </w:rPr>
+        <w:t>0);</w:t>
+      </w:r>
+    </w:p>
+    <w:p>
+      <w:pPr>
+        <w:spacing w:after="0" w:line="330" w:lineRule="atLeast"/>
+        <w:rPr>
+          <w:rFonts w:ascii="Consolas" w:eastAsia="Times New Roman" w:hAnsi="Consolas" w:cs="Tahoma"/>
+          <w:lang w:eastAsia="en-US" w:bidi="th-TH"/>
+        </w:rPr>
+      </w:pPr>
+      <w:r>
+        <w:rPr>
+          <w:rFonts w:ascii="Consolas" w:eastAsia="Times New Roman" w:hAnsi="Consolas" w:cs="Tahoma"/>
+          <w:lang w:eastAsia="en-US" w:bidi="th-TH"/>
+        </w:rPr>
+        <w:t xml:space="preserve">  </w:t>
+      </w:r>
+      <w:proofErr w:type="gramStart"/>
+      <w:r>
+        <w:rPr>
+          <w:rFonts w:ascii="Consolas" w:eastAsia="Times New Roman" w:hAnsi="Consolas" w:cs="Tahoma"/>
+          <w:lang w:eastAsia="en-US" w:bidi="th-TH"/>
+        </w:rPr>
+        <w:t>Y(</w:t>
+      </w:r>
+      <w:proofErr w:type="gramEnd"/>
+      <w:r>
+        <w:rPr>
+          <w:rFonts w:ascii="Consolas" w:eastAsia="Times New Roman" w:hAnsi="Consolas" w:cs="Tahoma"/>
+          <w:lang w:eastAsia="en-US" w:bidi="th-TH"/>
+        </w:rPr>
+        <w:t>9</w:t>
+      </w:r>
+      <w:proofErr w:type="gramStart"/>
+      <w:r>
+        <w:rPr>
+          <w:rFonts w:ascii="Consolas" w:eastAsia="Times New Roman" w:hAnsi="Consolas" w:cs="Tahoma"/>
+          <w:lang w:eastAsia="en-US" w:bidi="th-TH"/>
+        </w:rPr>
+        <w:t>)  &lt;</w:t>
+      </w:r>
+      <w:proofErr w:type="gramEnd"/>
+      <w:r>
+        <w:rPr>
+          <w:rFonts w:ascii="Consolas" w:eastAsia="Times New Roman" w:hAnsi="Consolas" w:cs="Tahoma"/>
+          <w:lang w:eastAsia="en-US" w:bidi="th-TH"/>
+        </w:rPr>
+        <w:t>= M and S_</w:t>
+      </w:r>
+      <w:proofErr w:type="gramStart"/>
+      <w:r>
+        <w:rPr>
+          <w:rFonts w:ascii="Consolas" w:eastAsia="Times New Roman" w:hAnsi="Consolas" w:cs="Tahoma"/>
+          <w:lang w:eastAsia="en-US" w:bidi="th-TH"/>
+        </w:rPr>
+        <w:t>DMUX(</w:t>
+      </w:r>
+      <w:proofErr w:type="gramEnd"/>
+      <w:r>
+        <w:rPr>
+          <w:rFonts w:ascii="Consolas" w:eastAsia="Times New Roman" w:hAnsi="Consolas" w:cs="Tahoma"/>
+          <w:lang w:eastAsia="en-US" w:bidi="th-TH"/>
+        </w:rPr>
+        <w:t>3) and not S_</w:t>
+      </w:r>
+      <w:proofErr w:type="gramStart"/>
+      <w:r>
+        <w:rPr>
+          <w:rFonts w:ascii="Consolas" w:eastAsia="Times New Roman" w:hAnsi="Consolas" w:cs="Tahoma"/>
+          <w:lang w:eastAsia="en-US" w:bidi="th-TH"/>
+        </w:rPr>
+        <w:t>DMUX(</w:t>
+      </w:r>
+      <w:proofErr w:type="gramEnd"/>
+      <w:r>
+        <w:rPr>
+          <w:rFonts w:ascii="Consolas" w:eastAsia="Times New Roman" w:hAnsi="Consolas" w:cs="Tahoma"/>
+          <w:lang w:eastAsia="en-US" w:bidi="th-TH"/>
+        </w:rPr>
+        <w:t>2) and not S_</w:t>
+      </w:r>
+      <w:proofErr w:type="gramStart"/>
+      <w:r>
+        <w:rPr>
+          <w:rFonts w:ascii="Consolas" w:eastAsia="Times New Roman" w:hAnsi="Consolas" w:cs="Tahoma"/>
+          <w:lang w:eastAsia="en-US" w:bidi="th-TH"/>
+        </w:rPr>
+        <w:t>DMUX(</w:t>
+      </w:r>
+      <w:proofErr w:type="gramEnd"/>
+      <w:r>
+        <w:rPr>
+          <w:rFonts w:ascii="Consolas" w:eastAsia="Times New Roman" w:hAnsi="Consolas" w:cs="Tahoma"/>
+          <w:lang w:eastAsia="en-US" w:bidi="th-TH"/>
+        </w:rPr>
+        <w:t>1) and S_</w:t>
+      </w:r>
+      <w:proofErr w:type="gramStart"/>
+      <w:r>
+        <w:rPr>
+          <w:rFonts w:ascii="Consolas" w:eastAsia="Times New Roman" w:hAnsi="Consolas" w:cs="Tahoma"/>
+          <w:lang w:eastAsia="en-US" w:bidi="th-TH"/>
+        </w:rPr>
+        <w:t>DMUX(</w:t>
+      </w:r>
+      <w:proofErr w:type="gramEnd"/>
+      <w:r>
+        <w:rPr>
+          <w:rFonts w:ascii="Consolas" w:eastAsia="Times New Roman" w:hAnsi="Consolas" w:cs="Tahoma"/>
+          <w:lang w:eastAsia="en-US" w:bidi="th-TH"/>
+        </w:rPr>
+        <w:t>0);</w:t>
+      </w:r>
+    </w:p>
+    <w:p>
+      <w:pPr>
+        <w:spacing w:after="0" w:line="330" w:lineRule="atLeast"/>
+        <w:rPr>
+          <w:rFonts w:ascii="Consolas" w:eastAsia="Times New Roman" w:hAnsi="Consolas" w:cs="Tahoma"/>
+          <w:lang w:eastAsia="en-US" w:bidi="th-TH"/>
+        </w:rPr>
+      </w:pPr>
+      <w:r>
+        <w:rPr>
+          <w:rFonts w:ascii="Consolas" w:eastAsia="Times New Roman" w:hAnsi="Consolas" w:cs="Tahoma"/>
+          <w:lang w:eastAsia="en-US" w:bidi="th-TH"/>
+        </w:rPr>
+        <w:t xml:space="preserve">  </w:t>
+      </w:r>
+      <w:proofErr w:type="gramStart"/>
+      <w:r>
+        <w:rPr>
+          <w:rFonts w:ascii="Consolas" w:eastAsia="Times New Roman" w:hAnsi="Consolas" w:cs="Tahoma"/>
+          <w:lang w:eastAsia="en-US" w:bidi="th-TH"/>
+        </w:rPr>
+        <w:t>Y(</w:t>
+      </w:r>
+      <w:proofErr w:type="gramEnd"/>
+      <w:r>
+        <w:rPr>
+          <w:rFonts w:ascii="Consolas" w:eastAsia="Times New Roman" w:hAnsi="Consolas" w:cs="Tahoma"/>
+          <w:lang w:eastAsia="en-US" w:bidi="th-TH"/>
+        </w:rPr>
+        <w:t>10) &lt;= M and S_</w:t>
+      </w:r>
+      <w:proofErr w:type="gramStart"/>
+      <w:r>
+        <w:rPr>
+          <w:rFonts w:ascii="Consolas" w:eastAsia="Times New Roman" w:hAnsi="Consolas" w:cs="Tahoma"/>
+          <w:lang w:eastAsia="en-US" w:bidi="th-TH"/>
+        </w:rPr>
+        <w:t>DMUX(</w:t>
+      </w:r>
+      <w:proofErr w:type="gramEnd"/>
+      <w:r>
+        <w:rPr>
+          <w:rFonts w:ascii="Consolas" w:eastAsia="Times New Roman" w:hAnsi="Consolas" w:cs="Tahoma"/>
+          <w:lang w:eastAsia="en-US" w:bidi="th-TH"/>
+        </w:rPr>
+        <w:t>3) and not S_</w:t>
+      </w:r>
+      <w:proofErr w:type="gramStart"/>
+      <w:r>
+        <w:rPr>
+          <w:rFonts w:ascii="Consolas" w:eastAsia="Times New Roman" w:hAnsi="Consolas" w:cs="Tahoma"/>
+          <w:lang w:eastAsia="en-US" w:bidi="th-TH"/>
+        </w:rPr>
+        <w:t>DMUX(</w:t>
+      </w:r>
+      <w:proofErr w:type="gramEnd"/>
+      <w:r>
+        <w:rPr>
+          <w:rFonts w:ascii="Consolas" w:eastAsia="Times New Roman" w:hAnsi="Consolas" w:cs="Tahoma"/>
+          <w:lang w:eastAsia="en-US" w:bidi="th-TH"/>
+        </w:rPr>
+        <w:t>2) and S_</w:t>
+      </w:r>
+      <w:proofErr w:type="gramStart"/>
+      <w:r>
+        <w:rPr>
+          <w:rFonts w:ascii="Consolas" w:eastAsia="Times New Roman" w:hAnsi="Consolas" w:cs="Tahoma"/>
+          <w:lang w:eastAsia="en-US" w:bidi="th-TH"/>
+        </w:rPr>
+        <w:t>DMUX(</w:t>
+      </w:r>
+      <w:proofErr w:type="gramEnd"/>
+      <w:r>
+        <w:rPr>
+          <w:rFonts w:ascii="Consolas" w:eastAsia="Times New Roman" w:hAnsi="Consolas" w:cs="Tahoma"/>
+          <w:lang w:eastAsia="en-US" w:bidi="th-TH"/>
+        </w:rPr>
+        <w:t>1) and not S_</w:t>
+      </w:r>
+      <w:proofErr w:type="gramStart"/>
+      <w:r>
+        <w:rPr>
+          <w:rFonts w:ascii="Consolas" w:eastAsia="Times New Roman" w:hAnsi="Consolas" w:cs="Tahoma"/>
+          <w:lang w:eastAsia="en-US" w:bidi="th-TH"/>
+        </w:rPr>
+        <w:t>DMUX(</w:t>
+      </w:r>
+      <w:proofErr w:type="gramEnd"/>
+      <w:r>
+        <w:rPr>
+          <w:rFonts w:ascii="Consolas" w:eastAsia="Times New Roman" w:hAnsi="Consolas" w:cs="Tahoma"/>
+          <w:lang w:eastAsia="en-US" w:bidi="th-TH"/>
+        </w:rPr>
+        <w:t>0);</w:t>
+      </w:r>
+    </w:p>
+    <w:p>
+      <w:pPr>
+        <w:spacing w:after="0" w:line="330" w:lineRule="atLeast"/>
+        <w:rPr>
+          <w:rFonts w:ascii="Consolas" w:eastAsia="Times New Roman" w:hAnsi="Consolas" w:cs="Tahoma"/>
+          <w:lang w:eastAsia="en-US" w:bidi="th-TH"/>
+        </w:rPr>
+      </w:pPr>
+      <w:r>
+        <w:rPr>
+          <w:rFonts w:ascii="Consolas" w:eastAsia="Times New Roman" w:hAnsi="Consolas" w:cs="Tahoma"/>
+          <w:lang w:eastAsia="en-US" w:bidi="th-TH"/>
+        </w:rPr>
+        <w:t xml:space="preserve">  </w:t>
+      </w:r>
+      <w:proofErr w:type="gramStart"/>
+      <w:r>
+        <w:rPr>
+          <w:rFonts w:ascii="Consolas" w:eastAsia="Times New Roman" w:hAnsi="Consolas" w:cs="Tahoma"/>
+          <w:lang w:eastAsia="en-US" w:bidi="th-TH"/>
+        </w:rPr>
+        <w:t>Y(</w:t>
+      </w:r>
+      <w:proofErr w:type="gramEnd"/>
+      <w:r>
+        <w:rPr>
+          <w:rFonts w:ascii="Consolas" w:eastAsia="Times New Roman" w:hAnsi="Consolas" w:cs="Tahoma"/>
+          <w:lang w:eastAsia="en-US" w:bidi="th-TH"/>
+        </w:rPr>
+        <w:t>11) &lt;= M and S_</w:t>
+      </w:r>
+      <w:proofErr w:type="gramStart"/>
+      <w:r>
+        <w:rPr>
+          <w:rFonts w:ascii="Consolas" w:eastAsia="Times New Roman" w:hAnsi="Consolas" w:cs="Tahoma"/>
+          <w:lang w:eastAsia="en-US" w:bidi="th-TH"/>
+        </w:rPr>
+        <w:t>DMUX(</w:t>
+      </w:r>
+      <w:proofErr w:type="gramEnd"/>
+      <w:r>
+        <w:rPr>
+          <w:rFonts w:ascii="Consolas" w:eastAsia="Times New Roman" w:hAnsi="Consolas" w:cs="Tahoma"/>
+          <w:lang w:eastAsia="en-US" w:bidi="th-TH"/>
+        </w:rPr>
+        <w:t>3) and not S_</w:t>
+      </w:r>
+      <w:proofErr w:type="gramStart"/>
+      <w:r>
+        <w:rPr>
+          <w:rFonts w:ascii="Consolas" w:eastAsia="Times New Roman" w:hAnsi="Consolas" w:cs="Tahoma"/>
+          <w:lang w:eastAsia="en-US" w:bidi="th-TH"/>
+        </w:rPr>
+        <w:t>DMUX(</w:t>
+      </w:r>
+      <w:proofErr w:type="gramEnd"/>
+      <w:r>
+        <w:rPr>
+          <w:rFonts w:ascii="Consolas" w:eastAsia="Times New Roman" w:hAnsi="Consolas" w:cs="Tahoma"/>
+          <w:lang w:eastAsia="en-US" w:bidi="th-TH"/>
+        </w:rPr>
+        <w:t>2) and S_</w:t>
+      </w:r>
+      <w:proofErr w:type="gramStart"/>
+      <w:r>
+        <w:rPr>
+          <w:rFonts w:ascii="Consolas" w:eastAsia="Times New Roman" w:hAnsi="Consolas" w:cs="Tahoma"/>
+          <w:lang w:eastAsia="en-US" w:bidi="th-TH"/>
+        </w:rPr>
+        <w:t>DMUX(</w:t>
+      </w:r>
+      <w:proofErr w:type="gramEnd"/>
+      <w:r>
+        <w:rPr>
+          <w:rFonts w:ascii="Consolas" w:eastAsia="Times New Roman" w:hAnsi="Consolas" w:cs="Tahoma"/>
+          <w:lang w:eastAsia="en-US" w:bidi="th-TH"/>
+        </w:rPr>
+        <w:t>1) and S_</w:t>
+      </w:r>
+      <w:proofErr w:type="gramStart"/>
+      <w:r>
+        <w:rPr>
+          <w:rFonts w:ascii="Consolas" w:eastAsia="Times New Roman" w:hAnsi="Consolas" w:cs="Tahoma"/>
+          <w:lang w:eastAsia="en-US" w:bidi="th-TH"/>
+        </w:rPr>
+        <w:t>DMUX(</w:t>
+      </w:r>
+      <w:proofErr w:type="gramEnd"/>
+      <w:r>
+        <w:rPr>
+          <w:rFonts w:ascii="Consolas" w:eastAsia="Times New Roman" w:hAnsi="Consolas" w:cs="Tahoma"/>
+          <w:lang w:eastAsia="en-US" w:bidi="th-TH"/>
+        </w:rPr>
+        <w:t>0);</w:t>
+      </w:r>
+    </w:p>
+    <w:p>
+      <w:pPr>
+        <w:spacing w:after="0" w:line="330" w:lineRule="atLeast"/>
+        <w:rPr>
+          <w:rFonts w:ascii="Consolas" w:eastAsia="Times New Roman" w:hAnsi="Consolas" w:cs="Tahoma"/>
+          <w:lang w:eastAsia="en-US" w:bidi="th-TH"/>
+        </w:rPr>
+      </w:pPr>
+    </w:p>
+    <w:p>
+      <w:pPr>
+        <w:spacing w:after="0" w:line="330" w:lineRule="atLeast"/>
+        <w:rPr>
+          <w:rFonts w:ascii="Consolas" w:eastAsia="Times New Roman" w:hAnsi="Consolas" w:cs="Tahoma"/>
+          <w:lang w:eastAsia="en-US" w:bidi="th-TH"/>
+        </w:rPr>
+      </w:pPr>
+      <w:r>
+        <w:rPr>
+          <w:rFonts w:ascii="Consolas" w:eastAsia="Times New Roman" w:hAnsi="Consolas" w:cs="Tahoma"/>
+          <w:lang w:eastAsia="en-US" w:bidi="th-TH"/>
+        </w:rPr>
+        <w:t xml:space="preserve">  </w:t>
+      </w:r>
+      <w:proofErr w:type="gramStart"/>
+      <w:r>
+        <w:rPr>
+          <w:rFonts w:ascii="Consolas" w:eastAsia="Times New Roman" w:hAnsi="Consolas" w:cs="Tahoma"/>
+          <w:lang w:eastAsia="en-US" w:bidi="th-TH"/>
+        </w:rPr>
+        <w:t>Y(</w:t>
+      </w:r>
+      <w:proofErr w:type="gramEnd"/>
+      <w:r>
+        <w:rPr>
+          <w:rFonts w:ascii="Consolas" w:eastAsia="Times New Roman" w:hAnsi="Consolas" w:cs="Tahoma"/>
+          <w:lang w:eastAsia="en-US" w:bidi="th-TH"/>
+        </w:rPr>
+        <w:t>12) &lt;= M and S_</w:t>
+      </w:r>
+      <w:proofErr w:type="gramStart"/>
+      <w:r>
+        <w:rPr>
+          <w:rFonts w:ascii="Consolas" w:eastAsia="Times New Roman" w:hAnsi="Consolas" w:cs="Tahoma"/>
+          <w:lang w:eastAsia="en-US" w:bidi="th-TH"/>
+        </w:rPr>
+        <w:t>DMUX(</w:t>
+      </w:r>
+      <w:proofErr w:type="gramEnd"/>
+      <w:r>
+        <w:rPr>
+          <w:rFonts w:ascii="Consolas" w:eastAsia="Times New Roman" w:hAnsi="Consolas" w:cs="Tahoma"/>
+          <w:lang w:eastAsia="en-US" w:bidi="th-TH"/>
+        </w:rPr>
+        <w:t>3) and S_</w:t>
+      </w:r>
+      <w:proofErr w:type="gramStart"/>
+      <w:r>
+        <w:rPr>
+          <w:rFonts w:ascii="Consolas" w:eastAsia="Times New Roman" w:hAnsi="Consolas" w:cs="Tahoma"/>
+          <w:lang w:eastAsia="en-US" w:bidi="th-TH"/>
+        </w:rPr>
+        <w:t>DMUX(</w:t>
+      </w:r>
+      <w:proofErr w:type="gramEnd"/>
+      <w:r>
+        <w:rPr>
+          <w:rFonts w:ascii="Consolas" w:eastAsia="Times New Roman" w:hAnsi="Consolas" w:cs="Tahoma"/>
+          <w:lang w:eastAsia="en-US" w:bidi="th-TH"/>
+        </w:rPr>
+        <w:t>2) and not S_</w:t>
+      </w:r>
+      <w:proofErr w:type="gramStart"/>
+      <w:r>
+        <w:rPr>
+          <w:rFonts w:ascii="Consolas" w:eastAsia="Times New Roman" w:hAnsi="Consolas" w:cs="Tahoma"/>
+          <w:lang w:eastAsia="en-US" w:bidi="th-TH"/>
+        </w:rPr>
+        <w:t>DMUX(</w:t>
+      </w:r>
+      <w:proofErr w:type="gramEnd"/>
+      <w:r>
+        <w:rPr>
+          <w:rFonts w:ascii="Consolas" w:eastAsia="Times New Roman" w:hAnsi="Consolas" w:cs="Tahoma"/>
+          <w:lang w:eastAsia="en-US" w:bidi="th-TH"/>
+        </w:rPr>
+        <w:t>1) and not S_</w:t>
+      </w:r>
+      <w:proofErr w:type="gramStart"/>
+      <w:r>
+        <w:rPr>
+          <w:rFonts w:ascii="Consolas" w:eastAsia="Times New Roman" w:hAnsi="Consolas" w:cs="Tahoma"/>
+          <w:lang w:eastAsia="en-US" w:bidi="th-TH"/>
+        </w:rPr>
+        <w:t>DMUX(</w:t>
+      </w:r>
+      <w:proofErr w:type="gramEnd"/>
+      <w:r>
+        <w:rPr>
+          <w:rFonts w:ascii="Consolas" w:eastAsia="Times New Roman" w:hAnsi="Consolas" w:cs="Tahoma"/>
+          <w:lang w:eastAsia="en-US" w:bidi="th-TH"/>
+        </w:rPr>
+        <w:t>0);</w:t>
+      </w:r>
+    </w:p>
+    <w:p>
+      <w:pPr>
+        <w:spacing w:after="0" w:line="330" w:lineRule="atLeast"/>
+        <w:rPr>
+          <w:rFonts w:ascii="Consolas" w:eastAsia="Times New Roman" w:hAnsi="Consolas" w:cs="Tahoma"/>
+          <w:lang w:eastAsia="en-US" w:bidi="th-TH"/>
+        </w:rPr>
+      </w:pPr>
+      <w:r>
+        <w:rPr>
+          <w:rFonts w:ascii="Consolas" w:eastAsia="Times New Roman" w:hAnsi="Consolas" w:cs="Tahoma"/>
+          <w:lang w:eastAsia="en-US" w:bidi="th-TH"/>
+        </w:rPr>
+        <w:t xml:space="preserve">  </w:t>
+      </w:r>
+      <w:proofErr w:type="gramStart"/>
+      <w:r>
+        <w:rPr>
+          <w:rFonts w:ascii="Consolas" w:eastAsia="Times New Roman" w:hAnsi="Consolas" w:cs="Tahoma"/>
+          <w:lang w:eastAsia="en-US" w:bidi="th-TH"/>
+        </w:rPr>
+        <w:t>Y(</w:t>
+      </w:r>
+      <w:proofErr w:type="gramEnd"/>
+      <w:r>
+        <w:rPr>
+          <w:rFonts w:ascii="Consolas" w:eastAsia="Times New Roman" w:hAnsi="Consolas" w:cs="Tahoma"/>
+          <w:lang w:eastAsia="en-US" w:bidi="th-TH"/>
+        </w:rPr>
+        <w:t>13) &lt;= M and S_</w:t>
+      </w:r>
+      <w:proofErr w:type="gramStart"/>
+      <w:r>
+        <w:rPr>
+          <w:rFonts w:ascii="Consolas" w:eastAsia="Times New Roman" w:hAnsi="Consolas" w:cs="Tahoma"/>
+          <w:lang w:eastAsia="en-US" w:bidi="th-TH"/>
+        </w:rPr>
+        <w:t>DMUX(</w:t>
+      </w:r>
+      <w:proofErr w:type="gramEnd"/>
+      <w:r>
+        <w:rPr>
+          <w:rFonts w:ascii="Consolas" w:eastAsia="Times New Roman" w:hAnsi="Consolas" w:cs="Tahoma"/>
+          <w:lang w:eastAsia="en-US" w:bidi="th-TH"/>
+        </w:rPr>
+        <w:t>3) and S_</w:t>
+      </w:r>
+      <w:proofErr w:type="gramStart"/>
+      <w:r>
+        <w:rPr>
+          <w:rFonts w:ascii="Consolas" w:eastAsia="Times New Roman" w:hAnsi="Consolas" w:cs="Tahoma"/>
+          <w:lang w:eastAsia="en-US" w:bidi="th-TH"/>
+        </w:rPr>
+        <w:t>DMUX(</w:t>
+      </w:r>
+      <w:proofErr w:type="gramEnd"/>
+      <w:r>
+        <w:rPr>
+          <w:rFonts w:ascii="Consolas" w:eastAsia="Times New Roman" w:hAnsi="Consolas" w:cs="Tahoma"/>
+          <w:lang w:eastAsia="en-US" w:bidi="th-TH"/>
+        </w:rPr>
+        <w:t>2) and not S_</w:t>
+      </w:r>
+      <w:proofErr w:type="gramStart"/>
+      <w:r>
+        <w:rPr>
+          <w:rFonts w:ascii="Consolas" w:eastAsia="Times New Roman" w:hAnsi="Consolas" w:cs="Tahoma"/>
+          <w:lang w:eastAsia="en-US" w:bidi="th-TH"/>
+        </w:rPr>
+        <w:t>DMUX(</w:t>
+      </w:r>
+      <w:proofErr w:type="gramEnd"/>
+      <w:r>
+        <w:rPr>
+          <w:rFonts w:ascii="Consolas" w:eastAsia="Times New Roman" w:hAnsi="Consolas" w:cs="Tahoma"/>
+          <w:lang w:eastAsia="en-US" w:bidi="th-TH"/>
+        </w:rPr>
+        <w:t>1) and S_</w:t>
+      </w:r>
+      <w:proofErr w:type="gramStart"/>
+      <w:r>
+        <w:rPr>
+          <w:rFonts w:ascii="Consolas" w:eastAsia="Times New Roman" w:hAnsi="Consolas" w:cs="Tahoma"/>
+          <w:lang w:eastAsia="en-US" w:bidi="th-TH"/>
+        </w:rPr>
+        <w:t>DMUX(</w:t>
+      </w:r>
+      <w:proofErr w:type="gramEnd"/>
+      <w:r>
+        <w:rPr>
+          <w:rFonts w:ascii="Consolas" w:eastAsia="Times New Roman" w:hAnsi="Consolas" w:cs="Tahoma"/>
+          <w:lang w:eastAsia="en-US" w:bidi="th-TH"/>
+        </w:rPr>
+        <w:t>0);</w:t>
+      </w:r>
+    </w:p>
+    <w:p>
+      <w:pPr>
+        <w:spacing w:after="0" w:line="330" w:lineRule="atLeast"/>
+        <w:rPr>
+          <w:rFonts w:ascii="Consolas" w:eastAsia="Times New Roman" w:hAnsi="Consolas" w:cs="Tahoma"/>
+          <w:lang w:eastAsia="en-US" w:bidi="th-TH"/>
+        </w:rPr>
+      </w:pPr>
+      <w:r>
+        <w:rPr>
+          <w:rFonts w:ascii="Consolas" w:eastAsia="Times New Roman" w:hAnsi="Consolas" w:cs="Tahoma"/>
+          <w:lang w:eastAsia="en-US" w:bidi="th-TH"/>
+        </w:rPr>
+        <w:t xml:space="preserve">  </w:t>
+      </w:r>
+      <w:proofErr w:type="gramStart"/>
+      <w:r>
+        <w:rPr>
+          <w:rFonts w:ascii="Consolas" w:eastAsia="Times New Roman" w:hAnsi="Consolas" w:cs="Tahoma"/>
+          <w:lang w:eastAsia="en-US" w:bidi="th-TH"/>
+        </w:rPr>
+        <w:t>Y(</w:t>
+      </w:r>
+      <w:proofErr w:type="gramEnd"/>
+      <w:r>
+        <w:rPr>
+          <w:rFonts w:ascii="Consolas" w:eastAsia="Times New Roman" w:hAnsi="Consolas" w:cs="Tahoma"/>
+          <w:lang w:eastAsia="en-US" w:bidi="th-TH"/>
+        </w:rPr>
+        <w:t>14) &lt;= M and S_</w:t>
+      </w:r>
+      <w:proofErr w:type="gramStart"/>
+      <w:r>
+        <w:rPr>
+          <w:rFonts w:ascii="Consolas" w:eastAsia="Times New Roman" w:hAnsi="Consolas" w:cs="Tahoma"/>
+          <w:lang w:eastAsia="en-US" w:bidi="th-TH"/>
+        </w:rPr>
+        <w:t>DMUX(</w:t>
+      </w:r>
+      <w:proofErr w:type="gramEnd"/>
+      <w:r>
+        <w:rPr>
+          <w:rFonts w:ascii="Consolas" w:eastAsia="Times New Roman" w:hAnsi="Consolas" w:cs="Tahoma"/>
+          <w:lang w:eastAsia="en-US" w:bidi="th-TH"/>
+        </w:rPr>
+        <w:t>3) and S_</w:t>
+      </w:r>
+      <w:proofErr w:type="gramStart"/>
+      <w:r>
+        <w:rPr>
+          <w:rFonts w:ascii="Consolas" w:eastAsia="Times New Roman" w:hAnsi="Consolas" w:cs="Tahoma"/>
+          <w:lang w:eastAsia="en-US" w:bidi="th-TH"/>
+        </w:rPr>
+        <w:t>DMUX(</w:t>
+      </w:r>
+      <w:proofErr w:type="gramEnd"/>
+      <w:r>
+        <w:rPr>
+          <w:rFonts w:ascii="Consolas" w:eastAsia="Times New Roman" w:hAnsi="Consolas" w:cs="Tahoma"/>
+          <w:lang w:eastAsia="en-US" w:bidi="th-TH"/>
+        </w:rPr>
+        <w:t>2) and S_</w:t>
+      </w:r>
+      <w:proofErr w:type="gramStart"/>
+      <w:r>
+        <w:rPr>
+          <w:rFonts w:ascii="Consolas" w:eastAsia="Times New Roman" w:hAnsi="Consolas" w:cs="Tahoma"/>
+          <w:lang w:eastAsia="en-US" w:bidi="th-TH"/>
+        </w:rPr>
+        <w:t>DMUX(</w:t>
+      </w:r>
+      <w:proofErr w:type="gramEnd"/>
+      <w:r>
+        <w:rPr>
+          <w:rFonts w:ascii="Consolas" w:eastAsia="Times New Roman" w:hAnsi="Consolas" w:cs="Tahoma"/>
+          <w:lang w:eastAsia="en-US" w:bidi="th-TH"/>
+        </w:rPr>
+        <w:t>1) and not S_</w:t>
+      </w:r>
+      <w:proofErr w:type="gramStart"/>
+      <w:r>
+        <w:rPr>
+          <w:rFonts w:ascii="Consolas" w:eastAsia="Times New Roman" w:hAnsi="Consolas" w:cs="Tahoma"/>
+          <w:lang w:eastAsia="en-US" w:bidi="th-TH"/>
+        </w:rPr>
+        <w:t>DMUX(</w:t>
+      </w:r>
+      <w:proofErr w:type="gramEnd"/>
+      <w:r>
+        <w:rPr>
+          <w:rFonts w:ascii="Consolas" w:eastAsia="Times New Roman" w:hAnsi="Consolas" w:cs="Tahoma"/>
+          <w:lang w:eastAsia="en-US" w:bidi="th-TH"/>
+        </w:rPr>
+        <w:t>0);</w:t>
+      </w:r>
+    </w:p>
+    <w:p>
+      <w:pPr>
+        <w:spacing w:after="0" w:line="330" w:lineRule="atLeast"/>
+        <w:rPr>
+          <w:rFonts w:ascii="Consolas" w:eastAsia="Times New Roman" w:hAnsi="Consolas" w:cs="Tahoma"/>
+          <w:lang w:eastAsia="en-US" w:bidi="th-TH"/>
+        </w:rPr>
+      </w:pPr>
+      <w:r>
+        <w:rPr>
+          <w:rFonts w:ascii="Consolas" w:eastAsia="Times New Roman" w:hAnsi="Consolas" w:cs="Tahoma"/>
+          <w:lang w:eastAsia="en-US" w:bidi="th-TH"/>
+        </w:rPr>
+        <w:t xml:space="preserve">  </w:t>
+      </w:r>
+      <w:proofErr w:type="gramStart"/>
+      <w:r>
+        <w:rPr>
+          <w:rFonts w:ascii="Consolas" w:eastAsia="Times New Roman" w:hAnsi="Consolas" w:cs="Tahoma"/>
+          <w:lang w:eastAsia="en-US" w:bidi="th-TH"/>
+        </w:rPr>
+        <w:t>Y(</w:t>
+      </w:r>
+      <w:proofErr w:type="gramEnd"/>
+      <w:r>
+        <w:rPr>
+          <w:rFonts w:ascii="Consolas" w:eastAsia="Times New Roman" w:hAnsi="Consolas" w:cs="Tahoma"/>
+          <w:lang w:eastAsia="en-US" w:bidi="th-TH"/>
+        </w:rPr>
+        <w:t>15) &lt;= M and S_</w:t>
+      </w:r>
+      <w:proofErr w:type="gramStart"/>
+      <w:r>
+        <w:rPr>
+          <w:rFonts w:ascii="Consolas" w:eastAsia="Times New Roman" w:hAnsi="Consolas" w:cs="Tahoma"/>
+          <w:lang w:eastAsia="en-US" w:bidi="th-TH"/>
+        </w:rPr>
+        <w:t>DMUX(</w:t>
+      </w:r>
+      <w:proofErr w:type="gramEnd"/>
+      <w:r>
+        <w:rPr>
+          <w:rFonts w:ascii="Consolas" w:eastAsia="Times New Roman" w:hAnsi="Consolas" w:cs="Tahoma"/>
+          <w:lang w:eastAsia="en-US" w:bidi="th-TH"/>
+        </w:rPr>
+        <w:t>3) and S_</w:t>
+      </w:r>
+      <w:proofErr w:type="gramStart"/>
+      <w:r>
+        <w:rPr>
+          <w:rFonts w:ascii="Consolas" w:eastAsia="Times New Roman" w:hAnsi="Consolas" w:cs="Tahoma"/>
+          <w:lang w:eastAsia="en-US" w:bidi="th-TH"/>
+        </w:rPr>
+        <w:t>DMUX(</w:t>
+      </w:r>
+      <w:proofErr w:type="gramEnd"/>
+      <w:r>
+        <w:rPr>
+          <w:rFonts w:ascii="Consolas" w:eastAsia="Times New Roman" w:hAnsi="Consolas" w:cs="Tahoma"/>
+          <w:lang w:eastAsia="en-US" w:bidi="th-TH"/>
+        </w:rPr>
+        <w:t>2) and S_</w:t>
+      </w:r>
+      <w:proofErr w:type="gramStart"/>
+      <w:r>
+        <w:rPr>
+          <w:rFonts w:ascii="Consolas" w:eastAsia="Times New Roman" w:hAnsi="Consolas" w:cs="Tahoma"/>
+          <w:lang w:eastAsia="en-US" w:bidi="th-TH"/>
+        </w:rPr>
+        <w:t>DMUX(</w:t>
+      </w:r>
+      <w:proofErr w:type="gramEnd"/>
+      <w:r>
+        <w:rPr>
+          <w:rFonts w:ascii="Consolas" w:eastAsia="Times New Roman" w:hAnsi="Consolas" w:cs="Tahoma"/>
+          <w:lang w:eastAsia="en-US" w:bidi="th-TH"/>
+        </w:rPr>
+        <w:t>1) and S_</w:t>
+      </w:r>
+      <w:proofErr w:type="gramStart"/>
+      <w:r>
+        <w:rPr>
+          <w:rFonts w:ascii="Consolas" w:eastAsia="Times New Roman" w:hAnsi="Consolas" w:cs="Tahoma"/>
+          <w:lang w:eastAsia="en-US" w:bidi="th-TH"/>
+        </w:rPr>
+        <w:t>DMUX(</w:t>
+      </w:r>
+      <w:proofErr w:type="gramEnd"/>
+      <w:r>
+        <w:rPr>
+          <w:rFonts w:ascii="Consolas" w:eastAsia="Times New Roman" w:hAnsi="Consolas" w:cs="Tahoma"/>
+          <w:lang w:eastAsia="en-US" w:bidi="th-TH"/>
+        </w:rPr>
+        <w:t>0);</w:t>
+      </w:r>
+    </w:p>
+    <w:p>
+      <w:pPr>
+        <w:spacing w:after="0" w:line="330" w:lineRule="atLeast"/>
+        <w:rPr>
+          <w:rFonts w:ascii="Consolas" w:eastAsia="Times New Roman" w:hAnsi="Consolas" w:cs="Tahoma"/>
+          <w:lang w:eastAsia="en-US" w:bidi="th-TH"/>
+        </w:rPr>
+      </w:pPr>
+    </w:p>
+    <w:p>
+      <w:pPr>
+        <w:spacing w:after="0" w:line="330" w:lineRule="atLeast"/>
+        <w:rPr>
+          <w:rFonts w:ascii="Consolas" w:eastAsia="Times New Roman" w:hAnsi="Consolas" w:cs="Tahoma"/>
+          <w:lang w:eastAsia="en-US" w:bidi="th-TH"/>
+        </w:rPr>
+      </w:pPr>
+      <w:r>
+        <w:rPr>
+          <w:rFonts w:ascii="Consolas" w:eastAsia="Times New Roman" w:hAnsi="Consolas" w:cs="Tahoma"/>
+          <w:lang w:eastAsia="en-US" w:bidi="th-TH"/>
+        </w:rPr>
+        <w:t>end Structural;</w:t>
+      </w:r>
+    </w:p>
+    <w:p>
+      <w:pPr>
+        <w:rPr>
+          <w:rFonts w:ascii="TH SarabunPSK" w:eastAsia="TH SarabunPSK" w:hAnsi="TH SarabunPSK" w:cs="TH SarabunPSK"/>
+          <w:b/>
+          <w:bCs/>
+          <w:sz w:val="40"/>
+          <w:szCs w:val="40"/>
+        </w:rPr>
+      </w:pPr>
+    </w:p>
+    <w:p>
+      <w:pPr>
+        <w:rPr>
+          <w:rFonts w:ascii="TH SarabunPSK" w:eastAsia="TH SarabunPSK" w:hAnsi="TH SarabunPSK" w:cs="TH SarabunPSK"/>
+          <w:b/>
+          <w:bCs/>
+          <w:sz w:val="40"/>
+          <w:szCs w:val="40"/>
+        </w:rPr>
+      </w:pPr>
+      <w:r>
+        <w:rPr>
+          <w:rFonts w:ascii="TH SarabunPSK" w:eastAsia="TH SarabunPSK" w:hAnsi="TH SarabunPSK" w:cs="TH SarabunPSK"/>
+          <w:b/>
+          <w:bCs/>
+          <w:sz w:val="40"/>
+          <w:szCs w:val="40"/>
+        </w:rPr>
+        <w:t>tb_mux_dmux16.vhd</w:t>
+      </w:r>
+      <w:r>
+        <w:rPr>
+          <w:rFonts w:ascii="TH SarabunPSK" w:eastAsia="TH SarabunPSK" w:hAnsi="TH SarabunPSK" w:cs="TH SarabunPSK"/>
+          <w:b/>
+          <w:bCs/>
+          <w:sz w:val="40"/>
+          <w:szCs w:val="40"/>
+        </w:rPr>
+        <w:t>l</w:t>
+      </w:r>
+    </w:p>
+    <w:p>
+      <w:pPr>
+        <w:spacing w:after="0" w:line="330" w:lineRule="atLeast"/>
+        <w:rPr>
+          <w:rFonts w:ascii="Consolas" w:eastAsia="Times New Roman" w:hAnsi="Consolas" w:cs="Tahoma"/>
+          <w:lang w:eastAsia="en-US" w:bidi="th-TH"/>
+        </w:rPr>
+      </w:pPr>
+      <w:r>
+        <w:rPr>
+          <w:rFonts w:ascii="Consolas" w:eastAsia="Times New Roman" w:hAnsi="Consolas" w:cs="Tahoma"/>
+          <w:lang w:eastAsia="en-US" w:bidi="th-TH"/>
+        </w:rPr>
+        <w:t>library IEEE;</w:t>
+      </w:r>
+    </w:p>
+    <w:p>
+      <w:pPr>
+        <w:spacing w:after="0" w:line="330" w:lineRule="atLeast"/>
+        <w:rPr>
+          <w:rFonts w:ascii="Consolas" w:eastAsia="Times New Roman" w:hAnsi="Consolas" w:cs="Tahoma"/>
+          <w:lang w:eastAsia="en-US" w:bidi="th-TH"/>
+        </w:rPr>
+      </w:pPr>
+      <w:r>
+        <w:rPr>
+          <w:rFonts w:ascii="Consolas" w:eastAsia="Times New Roman" w:hAnsi="Consolas" w:cs="Tahoma"/>
+          <w:lang w:eastAsia="en-US" w:bidi="th-TH"/>
+        </w:rPr>
+        <w:t>use IEEE.STD_LOGIC_1164.all;</w:t>
+      </w:r>
+    </w:p>
+    <w:p>
+      <w:pPr>
+        <w:spacing w:after="0" w:line="330" w:lineRule="atLeast"/>
+        <w:rPr>
+          <w:rFonts w:ascii="Consolas" w:eastAsia="Times New Roman" w:hAnsi="Consolas" w:cs="Tahoma"/>
+          <w:lang w:eastAsia="en-US" w:bidi="th-TH"/>
+        </w:rPr>
+      </w:pPr>
+    </w:p>
+    <w:p>
+      <w:pPr>
+        <w:spacing w:after="0" w:line="330" w:lineRule="atLeast"/>
+        <w:rPr>
+          <w:rFonts w:ascii="Consolas" w:eastAsia="Times New Roman" w:hAnsi="Consolas" w:cs="Tahoma"/>
+          <w:lang w:eastAsia="en-US" w:bidi="th-TH"/>
+        </w:rPr>
+      </w:pPr>
+      <w:r>
+        <w:rPr>
+          <w:rFonts w:ascii="Consolas" w:eastAsia="Times New Roman" w:hAnsi="Consolas" w:cs="Tahoma"/>
+          <w:lang w:eastAsia="en-US" w:bidi="th-TH"/>
+        </w:rPr>
+        <w:t>entity tb_mux_dmux16 is</w:t>
+      </w:r>
+    </w:p>
+    <w:p>
+      <w:pPr>
+        <w:spacing w:after="0" w:line="330" w:lineRule="atLeast"/>
+        <w:rPr>
+          <w:rFonts w:ascii="Consolas" w:eastAsia="Times New Roman" w:hAnsi="Consolas" w:cs="Tahoma"/>
+          <w:lang w:eastAsia="en-US" w:bidi="th-TH"/>
+        </w:rPr>
+      </w:pPr>
+      <w:r>
+        <w:rPr>
+          <w:rFonts w:ascii="Consolas" w:eastAsia="Times New Roman" w:hAnsi="Consolas" w:cs="Tahoma"/>
+          <w:lang w:eastAsia="en-US" w:bidi="th-TH"/>
+        </w:rPr>
+        <w:t>end tb_mux_dmux16;</w:t>
+      </w:r>
+    </w:p>
+    <w:p>
+      <w:pPr>
+        <w:spacing w:after="0" w:line="330" w:lineRule="atLeast"/>
+        <w:rPr>
+          <w:rFonts w:ascii="Consolas" w:eastAsia="Times New Roman" w:hAnsi="Consolas" w:cs="Tahoma"/>
+          <w:lang w:eastAsia="en-US" w:bidi="th-TH"/>
+        </w:rPr>
+      </w:pPr>
+    </w:p>
+    <w:p>
+      <w:pPr>
+        <w:spacing w:after="0" w:line="330" w:lineRule="atLeast"/>
+        <w:rPr>
+          <w:rFonts w:ascii="Consolas" w:eastAsia="Times New Roman" w:hAnsi="Consolas" w:cs="Tahoma"/>
+          <w:lang w:eastAsia="en-US" w:bidi="th-TH"/>
+        </w:rPr>
+      </w:pPr>
+      <w:r>
+        <w:rPr>
+          <w:rFonts w:ascii="Consolas" w:eastAsia="Times New Roman" w:hAnsi="Consolas" w:cs="Tahoma"/>
+          <w:lang w:eastAsia="en-US" w:bidi="th-TH"/>
+        </w:rPr>
+        <w:t>architecture sim of tb_mux_dmux16 is</w:t>
+      </w:r>
+    </w:p>
+    <w:p>
+      <w:pPr>
+        <w:spacing w:after="0" w:line="330" w:lineRule="atLeast"/>
+        <w:rPr>
+          <w:rFonts w:ascii="Consolas" w:eastAsia="Times New Roman" w:hAnsi="Consolas" w:cs="Tahoma"/>
+          <w:lang w:eastAsia="en-US" w:bidi="th-TH"/>
+        </w:rPr>
+      </w:pPr>
+    </w:p>
+    <w:p>
+      <w:pPr>
+        <w:spacing w:after="0" w:line="330" w:lineRule="atLeast"/>
+        <w:rPr>
+          <w:rFonts w:ascii="Consolas" w:eastAsia="Times New Roman" w:hAnsi="Consolas" w:cs="Tahoma"/>
+          <w:lang w:eastAsia="en-US" w:bidi="th-TH"/>
+        </w:rPr>
+      </w:pPr>
+      <w:r>
+        <w:rPr>
+          <w:rFonts w:ascii="Consolas" w:eastAsia="Times New Roman" w:hAnsi="Consolas" w:cs="Tahoma"/>
+          <w:lang w:eastAsia="en-US" w:bidi="th-TH"/>
+        </w:rPr>
+        <w:t xml:space="preserve">  signal </w:t>
+      </w:r>
+      <w:proofErr w:type="gramStart"/>
+      <w:r>
+        <w:rPr>
+          <w:rFonts w:ascii="Consolas" w:eastAsia="Times New Roman" w:hAnsi="Consolas" w:cs="Tahoma"/>
+          <w:lang w:eastAsia="en-US" w:bidi="th-TH"/>
+        </w:rPr>
+        <w:t>D :</w:t>
+      </w:r>
+      <w:proofErr w:type="gramEnd"/>
+      <w:r>
+        <w:rPr>
+          <w:rFonts w:ascii="Consolas" w:eastAsia="Times New Roman" w:hAnsi="Consolas" w:cs="Tahoma"/>
+          <w:lang w:eastAsia="en-US" w:bidi="th-TH"/>
+        </w:rPr>
+        <w:t xml:space="preserve"> </w:t>
+      </w:r>
+      <w:proofErr w:type="spellStart"/>
+      <w:r>
+        <w:rPr>
+          <w:rFonts w:ascii="Consolas" w:eastAsia="Times New Roman" w:hAnsi="Consolas" w:cs="Tahoma"/>
+          <w:lang w:eastAsia="en-US" w:bidi="th-TH"/>
+        </w:rPr>
+        <w:t>std_logic_</w:t>
+      </w:r>
+      <w:proofErr w:type="gramStart"/>
+      <w:r>
+        <w:rPr>
+          <w:rFonts w:ascii="Consolas" w:eastAsia="Times New Roman" w:hAnsi="Consolas" w:cs="Tahoma"/>
+          <w:lang w:eastAsia="en-US" w:bidi="th-TH"/>
+        </w:rPr>
+        <w:t>vector</w:t>
+      </w:r>
+      <w:proofErr w:type="spellEnd"/>
+      <w:r>
+        <w:rPr>
+          <w:rFonts w:ascii="Consolas" w:eastAsia="Times New Roman" w:hAnsi="Consolas" w:cs="Tahoma"/>
+          <w:lang w:eastAsia="en-US" w:bidi="th-TH"/>
+        </w:rPr>
+        <w:t>(</w:t>
+      </w:r>
+      <w:proofErr w:type="gramEnd"/>
+      <w:r>
+        <w:rPr>
+          <w:rFonts w:ascii="Consolas" w:eastAsia="Times New Roman" w:hAnsi="Consolas" w:cs="Tahoma"/>
+          <w:lang w:eastAsia="en-US" w:bidi="th-TH"/>
+        </w:rPr>
+        <w:t xml:space="preserve">15 </w:t>
+      </w:r>
+      <w:proofErr w:type="spellStart"/>
+      <w:r>
+        <w:rPr>
+          <w:rFonts w:ascii="Consolas" w:eastAsia="Times New Roman" w:hAnsi="Consolas" w:cs="Tahoma"/>
+          <w:lang w:eastAsia="en-US" w:bidi="th-TH"/>
+        </w:rPr>
+        <w:t>downto</w:t>
+      </w:r>
+      <w:proofErr w:type="spellEnd"/>
+      <w:r>
+        <w:rPr>
+          <w:rFonts w:ascii="Consolas" w:eastAsia="Times New Roman" w:hAnsi="Consolas" w:cs="Tahoma"/>
+          <w:lang w:eastAsia="en-US" w:bidi="th-TH"/>
+        </w:rPr>
+        <w:t xml:space="preserve"> 0);</w:t>
+      </w:r>
+    </w:p>
+    <w:p>
+      <w:pPr>
+        <w:spacing w:after="0" w:line="330" w:lineRule="atLeast"/>
+        <w:rPr>
+          <w:rFonts w:ascii="Consolas" w:eastAsia="Times New Roman" w:hAnsi="Consolas" w:cs="Tahoma"/>
+          <w:lang w:eastAsia="en-US" w:bidi="th-TH"/>
+        </w:rPr>
+      </w:pPr>
+    </w:p>
+    <w:p>
+      <w:pPr>
+        <w:spacing w:after="0" w:line="330" w:lineRule="atLeast"/>
+        <w:rPr>
+          <w:rFonts w:ascii="Consolas" w:eastAsia="Times New Roman" w:hAnsi="Consolas" w:cs="Tahoma"/>
+          <w:lang w:eastAsia="en-US" w:bidi="th-TH"/>
+        </w:rPr>
+      </w:pPr>
+      <w:r>
+        <w:rPr>
+          <w:rFonts w:ascii="Consolas" w:eastAsia="Times New Roman" w:hAnsi="Consolas" w:cs="Tahoma"/>
+          <w:lang w:eastAsia="en-US" w:bidi="th-TH"/>
+        </w:rPr>
+        <w:t>  signal S_</w:t>
+      </w:r>
+      <w:proofErr w:type="gramStart"/>
+      <w:r>
+        <w:rPr>
+          <w:rFonts w:ascii="Consolas" w:eastAsia="Times New Roman" w:hAnsi="Consolas" w:cs="Tahoma"/>
+          <w:lang w:eastAsia="en-US" w:bidi="th-TH"/>
+        </w:rPr>
+        <w:t>MUX  :</w:t>
+      </w:r>
+      <w:proofErr w:type="gramEnd"/>
+      <w:r>
+        <w:rPr>
+          <w:rFonts w:ascii="Consolas" w:eastAsia="Times New Roman" w:hAnsi="Consolas" w:cs="Tahoma"/>
+          <w:lang w:eastAsia="en-US" w:bidi="th-TH"/>
+        </w:rPr>
+        <w:t xml:space="preserve"> </w:t>
+      </w:r>
+      <w:proofErr w:type="spellStart"/>
+      <w:r>
+        <w:rPr>
+          <w:rFonts w:ascii="Consolas" w:eastAsia="Times New Roman" w:hAnsi="Consolas" w:cs="Tahoma"/>
+          <w:lang w:eastAsia="en-US" w:bidi="th-TH"/>
+        </w:rPr>
+        <w:t>std_logic_</w:t>
+      </w:r>
+      <w:proofErr w:type="gramStart"/>
+      <w:r>
+        <w:rPr>
+          <w:rFonts w:ascii="Consolas" w:eastAsia="Times New Roman" w:hAnsi="Consolas" w:cs="Tahoma"/>
+          <w:lang w:eastAsia="en-US" w:bidi="th-TH"/>
+        </w:rPr>
+        <w:t>vector</w:t>
+      </w:r>
+      <w:proofErr w:type="spellEnd"/>
+      <w:r>
+        <w:rPr>
+          <w:rFonts w:ascii="Consolas" w:eastAsia="Times New Roman" w:hAnsi="Consolas" w:cs="Tahoma"/>
+          <w:lang w:eastAsia="en-US" w:bidi="th-TH"/>
+        </w:rPr>
+        <w:t>(</w:t>
+      </w:r>
+      <w:proofErr w:type="gramEnd"/>
+      <w:r>
+        <w:rPr>
+          <w:rFonts w:ascii="Consolas" w:eastAsia="Times New Roman" w:hAnsi="Consolas" w:cs="Tahoma"/>
+          <w:lang w:eastAsia="en-US" w:bidi="th-TH"/>
+        </w:rPr>
+        <w:t xml:space="preserve">3 </w:t>
+      </w:r>
+      <w:proofErr w:type="spellStart"/>
+      <w:r>
+        <w:rPr>
+          <w:rFonts w:ascii="Consolas" w:eastAsia="Times New Roman" w:hAnsi="Consolas" w:cs="Tahoma"/>
+          <w:lang w:eastAsia="en-US" w:bidi="th-TH"/>
+        </w:rPr>
+        <w:t>downto</w:t>
+      </w:r>
+      <w:proofErr w:type="spellEnd"/>
+      <w:r>
+        <w:rPr>
+          <w:rFonts w:ascii="Consolas" w:eastAsia="Times New Roman" w:hAnsi="Consolas" w:cs="Tahoma"/>
+          <w:lang w:eastAsia="en-US" w:bidi="th-TH"/>
+        </w:rPr>
+        <w:t xml:space="preserve"> 0);</w:t>
+      </w:r>
+    </w:p>
+    <w:p>
+      <w:pPr>
+        <w:spacing w:after="0" w:line="330" w:lineRule="atLeast"/>
+        <w:rPr>
+          <w:rFonts w:ascii="Consolas" w:eastAsia="Times New Roman" w:hAnsi="Consolas" w:cs="Tahoma"/>
+          <w:lang w:eastAsia="en-US" w:bidi="th-TH"/>
+        </w:rPr>
+      </w:pPr>
+      <w:r>
+        <w:rPr>
+          <w:rFonts w:ascii="Consolas" w:eastAsia="Times New Roman" w:hAnsi="Consolas" w:cs="Tahoma"/>
+          <w:lang w:eastAsia="en-US" w:bidi="th-TH"/>
+        </w:rPr>
+        <w:t>  signal S_</w:t>
+      </w:r>
+      <w:proofErr w:type="gramStart"/>
+      <w:r>
+        <w:rPr>
+          <w:rFonts w:ascii="Consolas" w:eastAsia="Times New Roman" w:hAnsi="Consolas" w:cs="Tahoma"/>
+          <w:lang w:eastAsia="en-US" w:bidi="th-TH"/>
+        </w:rPr>
+        <w:t>DMUX :</w:t>
+      </w:r>
+      <w:proofErr w:type="gramEnd"/>
+      <w:r>
+        <w:rPr>
+          <w:rFonts w:ascii="Consolas" w:eastAsia="Times New Roman" w:hAnsi="Consolas" w:cs="Tahoma"/>
+          <w:lang w:eastAsia="en-US" w:bidi="th-TH"/>
+        </w:rPr>
+        <w:t xml:space="preserve"> </w:t>
+      </w:r>
+      <w:proofErr w:type="spellStart"/>
+      <w:r>
+        <w:rPr>
+          <w:rFonts w:ascii="Consolas" w:eastAsia="Times New Roman" w:hAnsi="Consolas" w:cs="Tahoma"/>
+          <w:lang w:eastAsia="en-US" w:bidi="th-TH"/>
+        </w:rPr>
+        <w:t>std_logic_</w:t>
+      </w:r>
+      <w:proofErr w:type="gramStart"/>
+      <w:r>
+        <w:rPr>
+          <w:rFonts w:ascii="Consolas" w:eastAsia="Times New Roman" w:hAnsi="Consolas" w:cs="Tahoma"/>
+          <w:lang w:eastAsia="en-US" w:bidi="th-TH"/>
+        </w:rPr>
+        <w:t>vector</w:t>
+      </w:r>
+      <w:proofErr w:type="spellEnd"/>
+      <w:r>
+        <w:rPr>
+          <w:rFonts w:ascii="Consolas" w:eastAsia="Times New Roman" w:hAnsi="Consolas" w:cs="Tahoma"/>
+          <w:lang w:eastAsia="en-US" w:bidi="th-TH"/>
+        </w:rPr>
+        <w:t>(</w:t>
+      </w:r>
+      <w:proofErr w:type="gramEnd"/>
+      <w:r>
+        <w:rPr>
+          <w:rFonts w:ascii="Consolas" w:eastAsia="Times New Roman" w:hAnsi="Consolas" w:cs="Tahoma"/>
+          <w:lang w:eastAsia="en-US" w:bidi="th-TH"/>
+        </w:rPr>
+        <w:t xml:space="preserve">3 </w:t>
+      </w:r>
+      <w:proofErr w:type="spellStart"/>
+      <w:r>
+        <w:rPr>
+          <w:rFonts w:ascii="Consolas" w:eastAsia="Times New Roman" w:hAnsi="Consolas" w:cs="Tahoma"/>
+          <w:lang w:eastAsia="en-US" w:bidi="th-TH"/>
+        </w:rPr>
+        <w:t>downto</w:t>
+      </w:r>
+      <w:proofErr w:type="spellEnd"/>
+      <w:r>
+        <w:rPr>
+          <w:rFonts w:ascii="Consolas" w:eastAsia="Times New Roman" w:hAnsi="Consolas" w:cs="Tahoma"/>
+          <w:lang w:eastAsia="en-US" w:bidi="th-TH"/>
+        </w:rPr>
+        <w:t xml:space="preserve"> 0);</w:t>
+      </w:r>
+    </w:p>
+    <w:p>
+      <w:pPr>
+        <w:spacing w:after="0" w:line="330" w:lineRule="atLeast"/>
+        <w:rPr>
+          <w:rFonts w:ascii="Consolas" w:eastAsia="Times New Roman" w:hAnsi="Consolas" w:cs="Tahoma"/>
+          <w:lang w:eastAsia="en-US" w:bidi="th-TH"/>
+        </w:rPr>
+      </w:pPr>
+    </w:p>
+    <w:p>
+      <w:pPr>
+        <w:spacing w:after="0" w:line="330" w:lineRule="atLeast"/>
+        <w:rPr>
+          <w:rFonts w:ascii="Consolas" w:eastAsia="Times New Roman" w:hAnsi="Consolas" w:cs="Tahoma"/>
+          <w:lang w:eastAsia="en-US" w:bidi="th-TH"/>
+        </w:rPr>
+      </w:pPr>
+      <w:r>
+        <w:rPr>
+          <w:rFonts w:ascii="Consolas" w:eastAsia="Times New Roman" w:hAnsi="Consolas" w:cs="Tahoma"/>
+          <w:lang w:eastAsia="en-US" w:bidi="th-TH"/>
+        </w:rPr>
+        <w:lastRenderedPageBreak/>
+        <w:t xml:space="preserve">  signal </w:t>
+      </w:r>
+      <w:proofErr w:type="gramStart"/>
+      <w:r>
+        <w:rPr>
+          <w:rFonts w:ascii="Consolas" w:eastAsia="Times New Roman" w:hAnsi="Consolas" w:cs="Tahoma"/>
+          <w:lang w:eastAsia="en-US" w:bidi="th-TH"/>
+        </w:rPr>
+        <w:t>Y :</w:t>
+      </w:r>
+      <w:proofErr w:type="gramEnd"/>
+      <w:r>
+        <w:rPr>
+          <w:rFonts w:ascii="Consolas" w:eastAsia="Times New Roman" w:hAnsi="Consolas" w:cs="Tahoma"/>
+          <w:lang w:eastAsia="en-US" w:bidi="th-TH"/>
+        </w:rPr>
+        <w:t xml:space="preserve"> </w:t>
+      </w:r>
+      <w:proofErr w:type="spellStart"/>
+      <w:r>
+        <w:rPr>
+          <w:rFonts w:ascii="Consolas" w:eastAsia="Times New Roman" w:hAnsi="Consolas" w:cs="Tahoma"/>
+          <w:lang w:eastAsia="en-US" w:bidi="th-TH"/>
+        </w:rPr>
+        <w:t>std_logic_</w:t>
+      </w:r>
+      <w:proofErr w:type="gramStart"/>
+      <w:r>
+        <w:rPr>
+          <w:rFonts w:ascii="Consolas" w:eastAsia="Times New Roman" w:hAnsi="Consolas" w:cs="Tahoma"/>
+          <w:lang w:eastAsia="en-US" w:bidi="th-TH"/>
+        </w:rPr>
+        <w:t>vector</w:t>
+      </w:r>
+      <w:proofErr w:type="spellEnd"/>
+      <w:r>
+        <w:rPr>
+          <w:rFonts w:ascii="Consolas" w:eastAsia="Times New Roman" w:hAnsi="Consolas" w:cs="Tahoma"/>
+          <w:lang w:eastAsia="en-US" w:bidi="th-TH"/>
+        </w:rPr>
+        <w:t>(</w:t>
+      </w:r>
+      <w:proofErr w:type="gramEnd"/>
+      <w:r>
+        <w:rPr>
+          <w:rFonts w:ascii="Consolas" w:eastAsia="Times New Roman" w:hAnsi="Consolas" w:cs="Tahoma"/>
+          <w:lang w:eastAsia="en-US" w:bidi="th-TH"/>
+        </w:rPr>
+        <w:t xml:space="preserve">15 </w:t>
+      </w:r>
+      <w:proofErr w:type="spellStart"/>
+      <w:r>
+        <w:rPr>
+          <w:rFonts w:ascii="Consolas" w:eastAsia="Times New Roman" w:hAnsi="Consolas" w:cs="Tahoma"/>
+          <w:lang w:eastAsia="en-US" w:bidi="th-TH"/>
+        </w:rPr>
+        <w:t>downto</w:t>
+      </w:r>
+      <w:proofErr w:type="spellEnd"/>
+      <w:r>
+        <w:rPr>
+          <w:rFonts w:ascii="Consolas" w:eastAsia="Times New Roman" w:hAnsi="Consolas" w:cs="Tahoma"/>
+          <w:lang w:eastAsia="en-US" w:bidi="th-TH"/>
+        </w:rPr>
+        <w:t xml:space="preserve"> 0);</w:t>
+      </w:r>
+    </w:p>
+    <w:p>
+      <w:pPr>
+        <w:spacing w:after="0" w:line="330" w:lineRule="atLeast"/>
+        <w:rPr>
+          <w:rFonts w:ascii="Consolas" w:eastAsia="Times New Roman" w:hAnsi="Consolas" w:cs="Tahoma"/>
+          <w:lang w:eastAsia="en-US" w:bidi="th-TH"/>
+        </w:rPr>
+      </w:pPr>
+    </w:p>
+    <w:p>
+      <w:pPr>
+        <w:spacing w:after="0" w:line="330" w:lineRule="atLeast"/>
+        <w:rPr>
+          <w:rFonts w:ascii="Consolas" w:eastAsia="Times New Roman" w:hAnsi="Consolas" w:cs="Tahoma"/>
+          <w:lang w:eastAsia="en-US" w:bidi="th-TH"/>
+        </w:rPr>
+      </w:pPr>
+      <w:r>
+        <w:rPr>
+          <w:rFonts w:ascii="Consolas" w:eastAsia="Times New Roman" w:hAnsi="Consolas" w:cs="Tahoma"/>
+          <w:lang w:eastAsia="en-US" w:bidi="th-TH"/>
+        </w:rPr>
+        <w:t xml:space="preserve">  -- </w:t>
+      </w:r>
+      <w:r>
+        <w:rPr>
+          <w:rFonts w:ascii="Consolas" w:eastAsia="Times New Roman" w:hAnsi="Consolas" w:cs="Tahoma"/>
+          <w:cs/>
+          <w:lang w:eastAsia="en-US" w:bidi="th-TH"/>
+        </w:rPr>
+        <w:t xml:space="preserve">แตก </w:t>
+      </w:r>
+      <w:r>
+        <w:rPr>
+          <w:rFonts w:ascii="Consolas" w:eastAsia="Times New Roman" w:hAnsi="Consolas" w:cs="Tahoma"/>
+          <w:lang w:eastAsia="en-US" w:bidi="th-TH"/>
+        </w:rPr>
+        <w:t xml:space="preserve">D </w:t>
+      </w:r>
+      <w:r>
+        <w:rPr>
+          <w:rFonts w:ascii="Consolas" w:eastAsia="Times New Roman" w:hAnsi="Consolas" w:cs="Tahoma"/>
+          <w:cs/>
+          <w:lang w:eastAsia="en-US" w:bidi="th-TH"/>
+        </w:rPr>
+        <w:t>ออกเป็นรายเส้น</w:t>
+      </w:r>
+    </w:p>
+    <w:p>
+      <w:pPr>
+        <w:spacing w:after="0" w:line="330" w:lineRule="atLeast"/>
+        <w:rPr>
+          <w:rFonts w:ascii="Consolas" w:eastAsia="Times New Roman" w:hAnsi="Consolas" w:cs="Tahoma"/>
+          <w:lang w:eastAsia="en-US" w:bidi="th-TH"/>
+        </w:rPr>
+      </w:pPr>
+      <w:r>
+        <w:rPr>
+          <w:rFonts w:ascii="Consolas" w:eastAsia="Times New Roman" w:hAnsi="Consolas" w:cs="Tahoma"/>
+          <w:lang w:eastAsia="en-US" w:bidi="th-TH"/>
+        </w:rPr>
+        <w:t>  signal D</w:t>
+      </w:r>
+      <w:proofErr w:type="gramStart"/>
+      <w:r>
+        <w:rPr>
+          <w:rFonts w:ascii="Consolas" w:eastAsia="Times New Roman" w:hAnsi="Consolas" w:cs="Tahoma"/>
+          <w:lang w:eastAsia="en-US" w:bidi="th-TH"/>
+        </w:rPr>
+        <w:t>0  :</w:t>
+      </w:r>
+      <w:proofErr w:type="gramEnd"/>
+      <w:r>
+        <w:rPr>
+          <w:rFonts w:ascii="Consolas" w:eastAsia="Times New Roman" w:hAnsi="Consolas" w:cs="Tahoma"/>
+          <w:lang w:eastAsia="en-US" w:bidi="th-TH"/>
+        </w:rPr>
+        <w:t xml:space="preserve"> </w:t>
+      </w:r>
+      <w:proofErr w:type="spellStart"/>
+      <w:r>
+        <w:rPr>
+          <w:rFonts w:ascii="Consolas" w:eastAsia="Times New Roman" w:hAnsi="Consolas" w:cs="Tahoma"/>
+          <w:lang w:eastAsia="en-US" w:bidi="th-TH"/>
+        </w:rPr>
+        <w:t>std_</w:t>
+      </w:r>
+      <w:proofErr w:type="gramStart"/>
+      <w:r>
+        <w:rPr>
+          <w:rFonts w:ascii="Consolas" w:eastAsia="Times New Roman" w:hAnsi="Consolas" w:cs="Tahoma"/>
+          <w:lang w:eastAsia="en-US" w:bidi="th-TH"/>
+        </w:rPr>
+        <w:t>logic</w:t>
+      </w:r>
+      <w:proofErr w:type="spellEnd"/>
+      <w:r>
+        <w:rPr>
+          <w:rFonts w:ascii="Consolas" w:eastAsia="Times New Roman" w:hAnsi="Consolas" w:cs="Tahoma"/>
+          <w:lang w:eastAsia="en-US" w:bidi="th-TH"/>
+        </w:rPr>
+        <w:t>:=</w:t>
+      </w:r>
+      <w:proofErr w:type="gramEnd"/>
+      <w:r>
+        <w:rPr>
+          <w:rFonts w:ascii="Consolas" w:eastAsia="Times New Roman" w:hAnsi="Consolas" w:cs="Tahoma"/>
+          <w:lang w:eastAsia="en-US" w:bidi="th-TH"/>
+        </w:rPr>
+        <w:t xml:space="preserve"> '0';</w:t>
+      </w:r>
+    </w:p>
+    <w:p>
+      <w:pPr>
+        <w:spacing w:after="0" w:line="330" w:lineRule="atLeast"/>
+        <w:rPr>
+          <w:rFonts w:ascii="Consolas" w:eastAsia="Times New Roman" w:hAnsi="Consolas" w:cs="Tahoma"/>
+          <w:lang w:eastAsia="en-US" w:bidi="th-TH"/>
+        </w:rPr>
+      </w:pPr>
+      <w:r>
+        <w:rPr>
+          <w:rFonts w:ascii="Consolas" w:eastAsia="Times New Roman" w:hAnsi="Consolas" w:cs="Tahoma"/>
+          <w:lang w:eastAsia="en-US" w:bidi="th-TH"/>
+        </w:rPr>
+        <w:t>  signal D</w:t>
+      </w:r>
+      <w:proofErr w:type="gramStart"/>
+      <w:r>
+        <w:rPr>
+          <w:rFonts w:ascii="Consolas" w:eastAsia="Times New Roman" w:hAnsi="Consolas" w:cs="Tahoma"/>
+          <w:lang w:eastAsia="en-US" w:bidi="th-TH"/>
+        </w:rPr>
+        <w:t>1  :</w:t>
+      </w:r>
+      <w:proofErr w:type="gramEnd"/>
+      <w:r>
+        <w:rPr>
+          <w:rFonts w:ascii="Consolas" w:eastAsia="Times New Roman" w:hAnsi="Consolas" w:cs="Tahoma"/>
+          <w:lang w:eastAsia="en-US" w:bidi="th-TH"/>
+        </w:rPr>
+        <w:t xml:space="preserve"> </w:t>
+      </w:r>
+      <w:proofErr w:type="spellStart"/>
+      <w:r>
+        <w:rPr>
+          <w:rFonts w:ascii="Consolas" w:eastAsia="Times New Roman" w:hAnsi="Consolas" w:cs="Tahoma"/>
+          <w:lang w:eastAsia="en-US" w:bidi="th-TH"/>
+        </w:rPr>
+        <w:t>std_</w:t>
+      </w:r>
+      <w:proofErr w:type="gramStart"/>
+      <w:r>
+        <w:rPr>
+          <w:rFonts w:ascii="Consolas" w:eastAsia="Times New Roman" w:hAnsi="Consolas" w:cs="Tahoma"/>
+          <w:lang w:eastAsia="en-US" w:bidi="th-TH"/>
+        </w:rPr>
+        <w:t>logic</w:t>
+      </w:r>
+      <w:proofErr w:type="spellEnd"/>
+      <w:r>
+        <w:rPr>
+          <w:rFonts w:ascii="Consolas" w:eastAsia="Times New Roman" w:hAnsi="Consolas" w:cs="Tahoma"/>
+          <w:lang w:eastAsia="en-US" w:bidi="th-TH"/>
+        </w:rPr>
+        <w:t>:=</w:t>
+      </w:r>
+      <w:proofErr w:type="gramEnd"/>
+      <w:r>
+        <w:rPr>
+          <w:rFonts w:ascii="Consolas" w:eastAsia="Times New Roman" w:hAnsi="Consolas" w:cs="Tahoma"/>
+          <w:lang w:eastAsia="en-US" w:bidi="th-TH"/>
+        </w:rPr>
+        <w:t xml:space="preserve"> '0';</w:t>
+      </w:r>
+    </w:p>
+    <w:p>
+      <w:pPr>
+        <w:spacing w:after="0" w:line="330" w:lineRule="atLeast"/>
+        <w:rPr>
+          <w:rFonts w:ascii="Consolas" w:eastAsia="Times New Roman" w:hAnsi="Consolas" w:cs="Tahoma"/>
+          <w:lang w:eastAsia="en-US" w:bidi="th-TH"/>
+        </w:rPr>
+      </w:pPr>
+      <w:r>
+        <w:rPr>
+          <w:rFonts w:ascii="Consolas" w:eastAsia="Times New Roman" w:hAnsi="Consolas" w:cs="Tahoma"/>
+          <w:lang w:eastAsia="en-US" w:bidi="th-TH"/>
+        </w:rPr>
+        <w:t>  signal D</w:t>
+      </w:r>
+      <w:proofErr w:type="gramStart"/>
+      <w:r>
+        <w:rPr>
+          <w:rFonts w:ascii="Consolas" w:eastAsia="Times New Roman" w:hAnsi="Consolas" w:cs="Tahoma"/>
+          <w:lang w:eastAsia="en-US" w:bidi="th-TH"/>
+        </w:rPr>
+        <w:t>2  :</w:t>
+      </w:r>
+      <w:proofErr w:type="gramEnd"/>
+      <w:r>
+        <w:rPr>
+          <w:rFonts w:ascii="Consolas" w:eastAsia="Times New Roman" w:hAnsi="Consolas" w:cs="Tahoma"/>
+          <w:lang w:eastAsia="en-US" w:bidi="th-TH"/>
+        </w:rPr>
+        <w:t xml:space="preserve"> </w:t>
+      </w:r>
+      <w:proofErr w:type="spellStart"/>
+      <w:r>
+        <w:rPr>
+          <w:rFonts w:ascii="Consolas" w:eastAsia="Times New Roman" w:hAnsi="Consolas" w:cs="Tahoma"/>
+          <w:lang w:eastAsia="en-US" w:bidi="th-TH"/>
+        </w:rPr>
+        <w:t>std_</w:t>
+      </w:r>
+      <w:proofErr w:type="gramStart"/>
+      <w:r>
+        <w:rPr>
+          <w:rFonts w:ascii="Consolas" w:eastAsia="Times New Roman" w:hAnsi="Consolas" w:cs="Tahoma"/>
+          <w:lang w:eastAsia="en-US" w:bidi="th-TH"/>
+        </w:rPr>
+        <w:t>logic</w:t>
+      </w:r>
+      <w:proofErr w:type="spellEnd"/>
+      <w:r>
+        <w:rPr>
+          <w:rFonts w:ascii="Consolas" w:eastAsia="Times New Roman" w:hAnsi="Consolas" w:cs="Tahoma"/>
+          <w:lang w:eastAsia="en-US" w:bidi="th-TH"/>
+        </w:rPr>
+        <w:t>:=</w:t>
+      </w:r>
+      <w:proofErr w:type="gramEnd"/>
+      <w:r>
+        <w:rPr>
+          <w:rFonts w:ascii="Consolas" w:eastAsia="Times New Roman" w:hAnsi="Consolas" w:cs="Tahoma"/>
+          <w:lang w:eastAsia="en-US" w:bidi="th-TH"/>
+        </w:rPr>
+        <w:t xml:space="preserve"> '0';</w:t>
+      </w:r>
+    </w:p>
+    <w:p>
+      <w:pPr>
+        <w:spacing w:after="0" w:line="330" w:lineRule="atLeast"/>
+        <w:rPr>
+          <w:rFonts w:ascii="Consolas" w:eastAsia="Times New Roman" w:hAnsi="Consolas" w:cs="Tahoma"/>
+          <w:lang w:eastAsia="en-US" w:bidi="th-TH"/>
+        </w:rPr>
+      </w:pPr>
+      <w:r>
+        <w:rPr>
+          <w:rFonts w:ascii="Consolas" w:eastAsia="Times New Roman" w:hAnsi="Consolas" w:cs="Tahoma"/>
+          <w:lang w:eastAsia="en-US" w:bidi="th-TH"/>
+        </w:rPr>
+        <w:t>  signal D</w:t>
+      </w:r>
+      <w:proofErr w:type="gramStart"/>
+      <w:r>
+        <w:rPr>
+          <w:rFonts w:ascii="Consolas" w:eastAsia="Times New Roman" w:hAnsi="Consolas" w:cs="Tahoma"/>
+          <w:lang w:eastAsia="en-US" w:bidi="th-TH"/>
+        </w:rPr>
+        <w:t>3  :</w:t>
+      </w:r>
+      <w:proofErr w:type="gramEnd"/>
+      <w:r>
+        <w:rPr>
+          <w:rFonts w:ascii="Consolas" w:eastAsia="Times New Roman" w:hAnsi="Consolas" w:cs="Tahoma"/>
+          <w:lang w:eastAsia="en-US" w:bidi="th-TH"/>
+        </w:rPr>
+        <w:t xml:space="preserve"> </w:t>
+      </w:r>
+      <w:proofErr w:type="spellStart"/>
+      <w:r>
+        <w:rPr>
+          <w:rFonts w:ascii="Consolas" w:eastAsia="Times New Roman" w:hAnsi="Consolas" w:cs="Tahoma"/>
+          <w:lang w:eastAsia="en-US" w:bidi="th-TH"/>
+        </w:rPr>
+        <w:t>std_</w:t>
+      </w:r>
+      <w:proofErr w:type="gramStart"/>
+      <w:r>
+        <w:rPr>
+          <w:rFonts w:ascii="Consolas" w:eastAsia="Times New Roman" w:hAnsi="Consolas" w:cs="Tahoma"/>
+          <w:lang w:eastAsia="en-US" w:bidi="th-TH"/>
+        </w:rPr>
+        <w:t>logic</w:t>
+      </w:r>
+      <w:proofErr w:type="spellEnd"/>
+      <w:r>
+        <w:rPr>
+          <w:rFonts w:ascii="Consolas" w:eastAsia="Times New Roman" w:hAnsi="Consolas" w:cs="Tahoma"/>
+          <w:lang w:eastAsia="en-US" w:bidi="th-TH"/>
+        </w:rPr>
+        <w:t>:=</w:t>
+      </w:r>
+      <w:proofErr w:type="gramEnd"/>
+      <w:r>
+        <w:rPr>
+          <w:rFonts w:ascii="Consolas" w:eastAsia="Times New Roman" w:hAnsi="Consolas" w:cs="Tahoma"/>
+          <w:lang w:eastAsia="en-US" w:bidi="th-TH"/>
+        </w:rPr>
+        <w:t xml:space="preserve"> '0';</w:t>
+      </w:r>
+    </w:p>
+    <w:p>
+      <w:pPr>
+        <w:spacing w:after="0" w:line="330" w:lineRule="atLeast"/>
+        <w:rPr>
+          <w:rFonts w:ascii="Consolas" w:eastAsia="Times New Roman" w:hAnsi="Consolas" w:cs="Tahoma"/>
+          <w:lang w:eastAsia="en-US" w:bidi="th-TH"/>
+        </w:rPr>
+      </w:pPr>
+      <w:r>
+        <w:rPr>
+          <w:rFonts w:ascii="Consolas" w:eastAsia="Times New Roman" w:hAnsi="Consolas" w:cs="Tahoma"/>
+          <w:lang w:eastAsia="en-US" w:bidi="th-TH"/>
+        </w:rPr>
+        <w:t>  signal D</w:t>
+      </w:r>
+      <w:proofErr w:type="gramStart"/>
+      <w:r>
+        <w:rPr>
+          <w:rFonts w:ascii="Consolas" w:eastAsia="Times New Roman" w:hAnsi="Consolas" w:cs="Tahoma"/>
+          <w:lang w:eastAsia="en-US" w:bidi="th-TH"/>
+        </w:rPr>
+        <w:t>4  :</w:t>
+      </w:r>
+      <w:proofErr w:type="gramEnd"/>
+      <w:r>
+        <w:rPr>
+          <w:rFonts w:ascii="Consolas" w:eastAsia="Times New Roman" w:hAnsi="Consolas" w:cs="Tahoma"/>
+          <w:lang w:eastAsia="en-US" w:bidi="th-TH"/>
+        </w:rPr>
+        <w:t xml:space="preserve"> </w:t>
+      </w:r>
+      <w:proofErr w:type="spellStart"/>
+      <w:r>
+        <w:rPr>
+          <w:rFonts w:ascii="Consolas" w:eastAsia="Times New Roman" w:hAnsi="Consolas" w:cs="Tahoma"/>
+          <w:lang w:eastAsia="en-US" w:bidi="th-TH"/>
+        </w:rPr>
+        <w:t>std_</w:t>
+      </w:r>
+      <w:proofErr w:type="gramStart"/>
+      <w:r>
+        <w:rPr>
+          <w:rFonts w:ascii="Consolas" w:eastAsia="Times New Roman" w:hAnsi="Consolas" w:cs="Tahoma"/>
+          <w:lang w:eastAsia="en-US" w:bidi="th-TH"/>
+        </w:rPr>
+        <w:t>logic</w:t>
+      </w:r>
+      <w:proofErr w:type="spellEnd"/>
+      <w:r>
+        <w:rPr>
+          <w:rFonts w:ascii="Consolas" w:eastAsia="Times New Roman" w:hAnsi="Consolas" w:cs="Tahoma"/>
+          <w:lang w:eastAsia="en-US" w:bidi="th-TH"/>
+        </w:rPr>
+        <w:t>:=</w:t>
+      </w:r>
+      <w:proofErr w:type="gramEnd"/>
+      <w:r>
+        <w:rPr>
+          <w:rFonts w:ascii="Consolas" w:eastAsia="Times New Roman" w:hAnsi="Consolas" w:cs="Tahoma"/>
+          <w:lang w:eastAsia="en-US" w:bidi="th-TH"/>
+        </w:rPr>
+        <w:t xml:space="preserve"> '0';</w:t>
+      </w:r>
+    </w:p>
+    <w:p>
+      <w:pPr>
+        <w:spacing w:after="0" w:line="330" w:lineRule="atLeast"/>
+        <w:rPr>
+          <w:rFonts w:ascii="Consolas" w:eastAsia="Times New Roman" w:hAnsi="Consolas" w:cs="Tahoma"/>
+          <w:lang w:eastAsia="en-US" w:bidi="th-TH"/>
+        </w:rPr>
+      </w:pPr>
+      <w:r>
+        <w:rPr>
+          <w:rFonts w:ascii="Consolas" w:eastAsia="Times New Roman" w:hAnsi="Consolas" w:cs="Tahoma"/>
+          <w:lang w:eastAsia="en-US" w:bidi="th-TH"/>
+        </w:rPr>
+        <w:t>  signal D</w:t>
+      </w:r>
+      <w:proofErr w:type="gramStart"/>
+      <w:r>
+        <w:rPr>
+          <w:rFonts w:ascii="Consolas" w:eastAsia="Times New Roman" w:hAnsi="Consolas" w:cs="Tahoma"/>
+          <w:lang w:eastAsia="en-US" w:bidi="th-TH"/>
+        </w:rPr>
+        <w:t>5  :</w:t>
+      </w:r>
+      <w:proofErr w:type="gramEnd"/>
+      <w:r>
+        <w:rPr>
+          <w:rFonts w:ascii="Consolas" w:eastAsia="Times New Roman" w:hAnsi="Consolas" w:cs="Tahoma"/>
+          <w:lang w:eastAsia="en-US" w:bidi="th-TH"/>
+        </w:rPr>
+        <w:t xml:space="preserve"> </w:t>
+      </w:r>
+      <w:proofErr w:type="spellStart"/>
+      <w:r>
+        <w:rPr>
+          <w:rFonts w:ascii="Consolas" w:eastAsia="Times New Roman" w:hAnsi="Consolas" w:cs="Tahoma"/>
+          <w:lang w:eastAsia="en-US" w:bidi="th-TH"/>
+        </w:rPr>
+        <w:t>std_</w:t>
+      </w:r>
+      <w:proofErr w:type="gramStart"/>
+      <w:r>
+        <w:rPr>
+          <w:rFonts w:ascii="Consolas" w:eastAsia="Times New Roman" w:hAnsi="Consolas" w:cs="Tahoma"/>
+          <w:lang w:eastAsia="en-US" w:bidi="th-TH"/>
+        </w:rPr>
+        <w:t>logic</w:t>
+      </w:r>
+      <w:proofErr w:type="spellEnd"/>
+      <w:r>
+        <w:rPr>
+          <w:rFonts w:ascii="Consolas" w:eastAsia="Times New Roman" w:hAnsi="Consolas" w:cs="Tahoma"/>
+          <w:lang w:eastAsia="en-US" w:bidi="th-TH"/>
+        </w:rPr>
+        <w:t>:=</w:t>
+      </w:r>
+      <w:proofErr w:type="gramEnd"/>
+      <w:r>
+        <w:rPr>
+          <w:rFonts w:ascii="Consolas" w:eastAsia="Times New Roman" w:hAnsi="Consolas" w:cs="Tahoma"/>
+          <w:lang w:eastAsia="en-US" w:bidi="th-TH"/>
+        </w:rPr>
+        <w:t xml:space="preserve"> '0';</w:t>
+      </w:r>
+    </w:p>
+    <w:p>
+      <w:pPr>
+        <w:spacing w:after="0" w:line="330" w:lineRule="atLeast"/>
+        <w:rPr>
+          <w:rFonts w:ascii="Consolas" w:eastAsia="Times New Roman" w:hAnsi="Consolas" w:cs="Tahoma"/>
+          <w:lang w:eastAsia="en-US" w:bidi="th-TH"/>
+        </w:rPr>
+      </w:pPr>
+      <w:r>
+        <w:rPr>
+          <w:rFonts w:ascii="Consolas" w:eastAsia="Times New Roman" w:hAnsi="Consolas" w:cs="Tahoma"/>
+          <w:lang w:eastAsia="en-US" w:bidi="th-TH"/>
+        </w:rPr>
+        <w:t>  signal D</w:t>
+      </w:r>
+      <w:proofErr w:type="gramStart"/>
+      <w:r>
+        <w:rPr>
+          <w:rFonts w:ascii="Consolas" w:eastAsia="Times New Roman" w:hAnsi="Consolas" w:cs="Tahoma"/>
+          <w:lang w:eastAsia="en-US" w:bidi="th-TH"/>
+        </w:rPr>
+        <w:t>6  :</w:t>
+      </w:r>
+      <w:proofErr w:type="gramEnd"/>
+      <w:r>
+        <w:rPr>
+          <w:rFonts w:ascii="Consolas" w:eastAsia="Times New Roman" w:hAnsi="Consolas" w:cs="Tahoma"/>
+          <w:lang w:eastAsia="en-US" w:bidi="th-TH"/>
+        </w:rPr>
+        <w:t xml:space="preserve"> </w:t>
+      </w:r>
+      <w:proofErr w:type="spellStart"/>
+      <w:r>
+        <w:rPr>
+          <w:rFonts w:ascii="Consolas" w:eastAsia="Times New Roman" w:hAnsi="Consolas" w:cs="Tahoma"/>
+          <w:lang w:eastAsia="en-US" w:bidi="th-TH"/>
+        </w:rPr>
+        <w:t>std_</w:t>
+      </w:r>
+      <w:proofErr w:type="gramStart"/>
+      <w:r>
+        <w:rPr>
+          <w:rFonts w:ascii="Consolas" w:eastAsia="Times New Roman" w:hAnsi="Consolas" w:cs="Tahoma"/>
+          <w:lang w:eastAsia="en-US" w:bidi="th-TH"/>
+        </w:rPr>
+        <w:t>logic</w:t>
+      </w:r>
+      <w:proofErr w:type="spellEnd"/>
+      <w:r>
+        <w:rPr>
+          <w:rFonts w:ascii="Consolas" w:eastAsia="Times New Roman" w:hAnsi="Consolas" w:cs="Tahoma"/>
+          <w:lang w:eastAsia="en-US" w:bidi="th-TH"/>
+        </w:rPr>
+        <w:t>:=</w:t>
+      </w:r>
+      <w:proofErr w:type="gramEnd"/>
+      <w:r>
+        <w:rPr>
+          <w:rFonts w:ascii="Consolas" w:eastAsia="Times New Roman" w:hAnsi="Consolas" w:cs="Tahoma"/>
+          <w:lang w:eastAsia="en-US" w:bidi="th-TH"/>
+        </w:rPr>
+        <w:t xml:space="preserve"> '0';</w:t>
+      </w:r>
+    </w:p>
+    <w:p>
+      <w:pPr>
+        <w:spacing w:after="0" w:line="330" w:lineRule="atLeast"/>
+        <w:rPr>
+          <w:rFonts w:ascii="Consolas" w:eastAsia="Times New Roman" w:hAnsi="Consolas" w:cs="Tahoma"/>
+          <w:lang w:eastAsia="en-US" w:bidi="th-TH"/>
+        </w:rPr>
+      </w:pPr>
+      <w:r>
+        <w:rPr>
+          <w:rFonts w:ascii="Consolas" w:eastAsia="Times New Roman" w:hAnsi="Consolas" w:cs="Tahoma"/>
+          <w:lang w:eastAsia="en-US" w:bidi="th-TH"/>
+        </w:rPr>
+        <w:t>  signal D</w:t>
+      </w:r>
+      <w:proofErr w:type="gramStart"/>
+      <w:r>
+        <w:rPr>
+          <w:rFonts w:ascii="Consolas" w:eastAsia="Times New Roman" w:hAnsi="Consolas" w:cs="Tahoma"/>
+          <w:lang w:eastAsia="en-US" w:bidi="th-TH"/>
+        </w:rPr>
+        <w:t>7  :</w:t>
+      </w:r>
+      <w:proofErr w:type="gramEnd"/>
+      <w:r>
+        <w:rPr>
+          <w:rFonts w:ascii="Consolas" w:eastAsia="Times New Roman" w:hAnsi="Consolas" w:cs="Tahoma"/>
+          <w:lang w:eastAsia="en-US" w:bidi="th-TH"/>
+        </w:rPr>
+        <w:t xml:space="preserve"> </w:t>
+      </w:r>
+      <w:proofErr w:type="spellStart"/>
+      <w:r>
+        <w:rPr>
+          <w:rFonts w:ascii="Consolas" w:eastAsia="Times New Roman" w:hAnsi="Consolas" w:cs="Tahoma"/>
+          <w:lang w:eastAsia="en-US" w:bidi="th-TH"/>
+        </w:rPr>
+        <w:t>std_</w:t>
+      </w:r>
+      <w:proofErr w:type="gramStart"/>
+      <w:r>
+        <w:rPr>
+          <w:rFonts w:ascii="Consolas" w:eastAsia="Times New Roman" w:hAnsi="Consolas" w:cs="Tahoma"/>
+          <w:lang w:eastAsia="en-US" w:bidi="th-TH"/>
+        </w:rPr>
+        <w:t>logic</w:t>
+      </w:r>
+      <w:proofErr w:type="spellEnd"/>
+      <w:r>
+        <w:rPr>
+          <w:rFonts w:ascii="Consolas" w:eastAsia="Times New Roman" w:hAnsi="Consolas" w:cs="Tahoma"/>
+          <w:lang w:eastAsia="en-US" w:bidi="th-TH"/>
+        </w:rPr>
+        <w:t>:=</w:t>
+      </w:r>
+      <w:proofErr w:type="gramEnd"/>
+      <w:r>
+        <w:rPr>
+          <w:rFonts w:ascii="Consolas" w:eastAsia="Times New Roman" w:hAnsi="Consolas" w:cs="Tahoma"/>
+          <w:lang w:eastAsia="en-US" w:bidi="th-TH"/>
+        </w:rPr>
+        <w:t xml:space="preserve"> '0';</w:t>
+      </w:r>
+    </w:p>
+    <w:p>
+      <w:pPr>
+        <w:spacing w:after="0" w:line="330" w:lineRule="atLeast"/>
+        <w:rPr>
+          <w:rFonts w:ascii="Consolas" w:eastAsia="Times New Roman" w:hAnsi="Consolas" w:cs="Tahoma"/>
+          <w:lang w:eastAsia="en-US" w:bidi="th-TH"/>
+        </w:rPr>
+      </w:pPr>
+      <w:r>
+        <w:rPr>
+          <w:rFonts w:ascii="Consolas" w:eastAsia="Times New Roman" w:hAnsi="Consolas" w:cs="Tahoma"/>
+          <w:lang w:eastAsia="en-US" w:bidi="th-TH"/>
+        </w:rPr>
+        <w:t>  signal D</w:t>
+      </w:r>
+      <w:proofErr w:type="gramStart"/>
+      <w:r>
+        <w:rPr>
+          <w:rFonts w:ascii="Consolas" w:eastAsia="Times New Roman" w:hAnsi="Consolas" w:cs="Tahoma"/>
+          <w:lang w:eastAsia="en-US" w:bidi="th-TH"/>
+        </w:rPr>
+        <w:t>8  :</w:t>
+      </w:r>
+      <w:proofErr w:type="gramEnd"/>
+      <w:r>
+        <w:rPr>
+          <w:rFonts w:ascii="Consolas" w:eastAsia="Times New Roman" w:hAnsi="Consolas" w:cs="Tahoma"/>
+          <w:lang w:eastAsia="en-US" w:bidi="th-TH"/>
+        </w:rPr>
+        <w:t xml:space="preserve"> </w:t>
+      </w:r>
+      <w:proofErr w:type="spellStart"/>
+      <w:r>
+        <w:rPr>
+          <w:rFonts w:ascii="Consolas" w:eastAsia="Times New Roman" w:hAnsi="Consolas" w:cs="Tahoma"/>
+          <w:lang w:eastAsia="en-US" w:bidi="th-TH"/>
+        </w:rPr>
+        <w:t>std_</w:t>
+      </w:r>
+      <w:proofErr w:type="gramStart"/>
+      <w:r>
+        <w:rPr>
+          <w:rFonts w:ascii="Consolas" w:eastAsia="Times New Roman" w:hAnsi="Consolas" w:cs="Tahoma"/>
+          <w:lang w:eastAsia="en-US" w:bidi="th-TH"/>
+        </w:rPr>
+        <w:t>logic</w:t>
+      </w:r>
+      <w:proofErr w:type="spellEnd"/>
+      <w:r>
+        <w:rPr>
+          <w:rFonts w:ascii="Consolas" w:eastAsia="Times New Roman" w:hAnsi="Consolas" w:cs="Tahoma"/>
+          <w:lang w:eastAsia="en-US" w:bidi="th-TH"/>
+        </w:rPr>
+        <w:t>:=</w:t>
+      </w:r>
+      <w:proofErr w:type="gramEnd"/>
+      <w:r>
+        <w:rPr>
+          <w:rFonts w:ascii="Consolas" w:eastAsia="Times New Roman" w:hAnsi="Consolas" w:cs="Tahoma"/>
+          <w:lang w:eastAsia="en-US" w:bidi="th-TH"/>
+        </w:rPr>
+        <w:t xml:space="preserve"> '0';</w:t>
+      </w:r>
+    </w:p>
+    <w:p>
+      <w:pPr>
+        <w:spacing w:after="0" w:line="330" w:lineRule="atLeast"/>
+        <w:rPr>
+          <w:rFonts w:ascii="Consolas" w:eastAsia="Times New Roman" w:hAnsi="Consolas" w:cs="Tahoma"/>
+          <w:lang w:eastAsia="en-US" w:bidi="th-TH"/>
+        </w:rPr>
+      </w:pPr>
+      <w:r>
+        <w:rPr>
+          <w:rFonts w:ascii="Consolas" w:eastAsia="Times New Roman" w:hAnsi="Consolas" w:cs="Tahoma"/>
+          <w:lang w:eastAsia="en-US" w:bidi="th-TH"/>
+        </w:rPr>
+        <w:t>  signal D</w:t>
+      </w:r>
+      <w:proofErr w:type="gramStart"/>
+      <w:r>
+        <w:rPr>
+          <w:rFonts w:ascii="Consolas" w:eastAsia="Times New Roman" w:hAnsi="Consolas" w:cs="Tahoma"/>
+          <w:lang w:eastAsia="en-US" w:bidi="th-TH"/>
+        </w:rPr>
+        <w:t>9  :</w:t>
+      </w:r>
+      <w:proofErr w:type="gramEnd"/>
+      <w:r>
+        <w:rPr>
+          <w:rFonts w:ascii="Consolas" w:eastAsia="Times New Roman" w:hAnsi="Consolas" w:cs="Tahoma"/>
+          <w:lang w:eastAsia="en-US" w:bidi="th-TH"/>
+        </w:rPr>
+        <w:t xml:space="preserve"> </w:t>
+      </w:r>
+      <w:proofErr w:type="spellStart"/>
+      <w:r>
+        <w:rPr>
+          <w:rFonts w:ascii="Consolas" w:eastAsia="Times New Roman" w:hAnsi="Consolas" w:cs="Tahoma"/>
+          <w:lang w:eastAsia="en-US" w:bidi="th-TH"/>
+        </w:rPr>
+        <w:t>std_</w:t>
+      </w:r>
+      <w:proofErr w:type="gramStart"/>
+      <w:r>
+        <w:rPr>
+          <w:rFonts w:ascii="Consolas" w:eastAsia="Times New Roman" w:hAnsi="Consolas" w:cs="Tahoma"/>
+          <w:lang w:eastAsia="en-US" w:bidi="th-TH"/>
+        </w:rPr>
+        <w:t>logic</w:t>
+      </w:r>
+      <w:proofErr w:type="spellEnd"/>
+      <w:r>
+        <w:rPr>
+          <w:rFonts w:ascii="Consolas" w:eastAsia="Times New Roman" w:hAnsi="Consolas" w:cs="Tahoma"/>
+          <w:lang w:eastAsia="en-US" w:bidi="th-TH"/>
+        </w:rPr>
+        <w:t>:=</w:t>
+      </w:r>
+      <w:proofErr w:type="gramEnd"/>
+      <w:r>
+        <w:rPr>
+          <w:rFonts w:ascii="Consolas" w:eastAsia="Times New Roman" w:hAnsi="Consolas" w:cs="Tahoma"/>
+          <w:lang w:eastAsia="en-US" w:bidi="th-TH"/>
+        </w:rPr>
+        <w:t xml:space="preserve"> '0';</w:t>
+      </w:r>
+    </w:p>
+    <w:p>
+      <w:pPr>
+        <w:spacing w:after="0" w:line="330" w:lineRule="atLeast"/>
+        <w:rPr>
+          <w:rFonts w:ascii="Consolas" w:eastAsia="Times New Roman" w:hAnsi="Consolas" w:cs="Tahoma"/>
+          <w:lang w:eastAsia="en-US" w:bidi="th-TH"/>
+        </w:rPr>
+      </w:pPr>
+      <w:r>
+        <w:rPr>
+          <w:rFonts w:ascii="Consolas" w:eastAsia="Times New Roman" w:hAnsi="Consolas" w:cs="Tahoma"/>
+          <w:lang w:eastAsia="en-US" w:bidi="th-TH"/>
+        </w:rPr>
+        <w:t>  signal D</w:t>
+      </w:r>
+      <w:proofErr w:type="gramStart"/>
+      <w:r>
+        <w:rPr>
+          <w:rFonts w:ascii="Consolas" w:eastAsia="Times New Roman" w:hAnsi="Consolas" w:cs="Tahoma"/>
+          <w:lang w:eastAsia="en-US" w:bidi="th-TH"/>
+        </w:rPr>
+        <w:t>10 :</w:t>
+      </w:r>
+      <w:proofErr w:type="gramEnd"/>
+      <w:r>
+        <w:rPr>
+          <w:rFonts w:ascii="Consolas" w:eastAsia="Times New Roman" w:hAnsi="Consolas" w:cs="Tahoma"/>
+          <w:lang w:eastAsia="en-US" w:bidi="th-TH"/>
+        </w:rPr>
+        <w:t xml:space="preserve"> </w:t>
+      </w:r>
+      <w:proofErr w:type="spellStart"/>
+      <w:r>
+        <w:rPr>
+          <w:rFonts w:ascii="Consolas" w:eastAsia="Times New Roman" w:hAnsi="Consolas" w:cs="Tahoma"/>
+          <w:lang w:eastAsia="en-US" w:bidi="th-TH"/>
+        </w:rPr>
+        <w:t>std_</w:t>
+      </w:r>
+      <w:proofErr w:type="gramStart"/>
+      <w:r>
+        <w:rPr>
+          <w:rFonts w:ascii="Consolas" w:eastAsia="Times New Roman" w:hAnsi="Consolas" w:cs="Tahoma"/>
+          <w:lang w:eastAsia="en-US" w:bidi="th-TH"/>
+        </w:rPr>
+        <w:t>logic</w:t>
+      </w:r>
+      <w:proofErr w:type="spellEnd"/>
+      <w:r>
+        <w:rPr>
+          <w:rFonts w:ascii="Consolas" w:eastAsia="Times New Roman" w:hAnsi="Consolas" w:cs="Tahoma"/>
+          <w:lang w:eastAsia="en-US" w:bidi="th-TH"/>
+        </w:rPr>
+        <w:t>:=</w:t>
+      </w:r>
+      <w:proofErr w:type="gramEnd"/>
+      <w:r>
+        <w:rPr>
+          <w:rFonts w:ascii="Consolas" w:eastAsia="Times New Roman" w:hAnsi="Consolas" w:cs="Tahoma"/>
+          <w:lang w:eastAsia="en-US" w:bidi="th-TH"/>
+        </w:rPr>
+        <w:t xml:space="preserve"> '0';</w:t>
+      </w:r>
+    </w:p>
+    <w:p>
+      <w:pPr>
+        <w:spacing w:after="0" w:line="330" w:lineRule="atLeast"/>
+        <w:rPr>
+          <w:rFonts w:ascii="Consolas" w:eastAsia="Times New Roman" w:hAnsi="Consolas" w:cs="Tahoma"/>
+          <w:lang w:eastAsia="en-US" w:bidi="th-TH"/>
+        </w:rPr>
+      </w:pPr>
+      <w:r>
+        <w:rPr>
+          <w:rFonts w:ascii="Consolas" w:eastAsia="Times New Roman" w:hAnsi="Consolas" w:cs="Tahoma"/>
+          <w:lang w:eastAsia="en-US" w:bidi="th-TH"/>
+        </w:rPr>
+        <w:t>  signal D</w:t>
+      </w:r>
+      <w:proofErr w:type="gramStart"/>
+      <w:r>
+        <w:rPr>
+          <w:rFonts w:ascii="Consolas" w:eastAsia="Times New Roman" w:hAnsi="Consolas" w:cs="Tahoma"/>
+          <w:lang w:eastAsia="en-US" w:bidi="th-TH"/>
+        </w:rPr>
+        <w:t>11 :</w:t>
+      </w:r>
+      <w:proofErr w:type="gramEnd"/>
+      <w:r>
+        <w:rPr>
+          <w:rFonts w:ascii="Consolas" w:eastAsia="Times New Roman" w:hAnsi="Consolas" w:cs="Tahoma"/>
+          <w:lang w:eastAsia="en-US" w:bidi="th-TH"/>
+        </w:rPr>
+        <w:t xml:space="preserve"> </w:t>
+      </w:r>
+      <w:proofErr w:type="spellStart"/>
+      <w:r>
+        <w:rPr>
+          <w:rFonts w:ascii="Consolas" w:eastAsia="Times New Roman" w:hAnsi="Consolas" w:cs="Tahoma"/>
+          <w:lang w:eastAsia="en-US" w:bidi="th-TH"/>
+        </w:rPr>
+        <w:t>std_</w:t>
+      </w:r>
+      <w:proofErr w:type="gramStart"/>
+      <w:r>
+        <w:rPr>
+          <w:rFonts w:ascii="Consolas" w:eastAsia="Times New Roman" w:hAnsi="Consolas" w:cs="Tahoma"/>
+          <w:lang w:eastAsia="en-US" w:bidi="th-TH"/>
+        </w:rPr>
+        <w:t>logic</w:t>
+      </w:r>
+      <w:proofErr w:type="spellEnd"/>
+      <w:r>
+        <w:rPr>
+          <w:rFonts w:ascii="Consolas" w:eastAsia="Times New Roman" w:hAnsi="Consolas" w:cs="Tahoma"/>
+          <w:lang w:eastAsia="en-US" w:bidi="th-TH"/>
+        </w:rPr>
+        <w:t>:=</w:t>
+      </w:r>
+      <w:proofErr w:type="gramEnd"/>
+      <w:r>
+        <w:rPr>
+          <w:rFonts w:ascii="Consolas" w:eastAsia="Times New Roman" w:hAnsi="Consolas" w:cs="Tahoma"/>
+          <w:lang w:eastAsia="en-US" w:bidi="th-TH"/>
+        </w:rPr>
+        <w:t xml:space="preserve"> '0';</w:t>
+      </w:r>
+    </w:p>
+    <w:p>
+      <w:pPr>
+        <w:spacing w:after="0" w:line="330" w:lineRule="atLeast"/>
+        <w:rPr>
+          <w:rFonts w:ascii="Consolas" w:eastAsia="Times New Roman" w:hAnsi="Consolas" w:cs="Tahoma"/>
+          <w:lang w:eastAsia="en-US" w:bidi="th-TH"/>
+        </w:rPr>
+      </w:pPr>
+      <w:r>
+        <w:rPr>
+          <w:rFonts w:ascii="Consolas" w:eastAsia="Times New Roman" w:hAnsi="Consolas" w:cs="Tahoma"/>
+          <w:lang w:eastAsia="en-US" w:bidi="th-TH"/>
+        </w:rPr>
+        <w:t>  signal D</w:t>
+      </w:r>
+      <w:proofErr w:type="gramStart"/>
+      <w:r>
+        <w:rPr>
+          <w:rFonts w:ascii="Consolas" w:eastAsia="Times New Roman" w:hAnsi="Consolas" w:cs="Tahoma"/>
+          <w:lang w:eastAsia="en-US" w:bidi="th-TH"/>
+        </w:rPr>
+        <w:t>12 :</w:t>
+      </w:r>
+      <w:proofErr w:type="gramEnd"/>
+      <w:r>
+        <w:rPr>
+          <w:rFonts w:ascii="Consolas" w:eastAsia="Times New Roman" w:hAnsi="Consolas" w:cs="Tahoma"/>
+          <w:lang w:eastAsia="en-US" w:bidi="th-TH"/>
+        </w:rPr>
+        <w:t xml:space="preserve"> </w:t>
+      </w:r>
+      <w:proofErr w:type="spellStart"/>
+      <w:r>
+        <w:rPr>
+          <w:rFonts w:ascii="Consolas" w:eastAsia="Times New Roman" w:hAnsi="Consolas" w:cs="Tahoma"/>
+          <w:lang w:eastAsia="en-US" w:bidi="th-TH"/>
+        </w:rPr>
+        <w:t>std_</w:t>
+      </w:r>
+      <w:proofErr w:type="gramStart"/>
+      <w:r>
+        <w:rPr>
+          <w:rFonts w:ascii="Consolas" w:eastAsia="Times New Roman" w:hAnsi="Consolas" w:cs="Tahoma"/>
+          <w:lang w:eastAsia="en-US" w:bidi="th-TH"/>
+        </w:rPr>
+        <w:t>logic</w:t>
+      </w:r>
+      <w:proofErr w:type="spellEnd"/>
+      <w:r>
+        <w:rPr>
+          <w:rFonts w:ascii="Consolas" w:eastAsia="Times New Roman" w:hAnsi="Consolas" w:cs="Tahoma"/>
+          <w:lang w:eastAsia="en-US" w:bidi="th-TH"/>
+        </w:rPr>
+        <w:t>:=</w:t>
+      </w:r>
+      <w:proofErr w:type="gramEnd"/>
+      <w:r>
+        <w:rPr>
+          <w:rFonts w:ascii="Consolas" w:eastAsia="Times New Roman" w:hAnsi="Consolas" w:cs="Tahoma"/>
+          <w:lang w:eastAsia="en-US" w:bidi="th-TH"/>
+        </w:rPr>
+        <w:t xml:space="preserve"> '0';</w:t>
+      </w:r>
+    </w:p>
+    <w:p>
+      <w:pPr>
+        <w:spacing w:after="0" w:line="330" w:lineRule="atLeast"/>
+        <w:rPr>
+          <w:rFonts w:ascii="Consolas" w:eastAsia="Times New Roman" w:hAnsi="Consolas" w:cs="Tahoma"/>
+          <w:lang w:eastAsia="en-US" w:bidi="th-TH"/>
+        </w:rPr>
+      </w:pPr>
+      <w:r>
+        <w:rPr>
+          <w:rFonts w:ascii="Consolas" w:eastAsia="Times New Roman" w:hAnsi="Consolas" w:cs="Tahoma"/>
+          <w:lang w:eastAsia="en-US" w:bidi="th-TH"/>
+        </w:rPr>
+        <w:t>  signal D</w:t>
+      </w:r>
+      <w:proofErr w:type="gramStart"/>
+      <w:r>
+        <w:rPr>
+          <w:rFonts w:ascii="Consolas" w:eastAsia="Times New Roman" w:hAnsi="Consolas" w:cs="Tahoma"/>
+          <w:lang w:eastAsia="en-US" w:bidi="th-TH"/>
+        </w:rPr>
+        <w:t>13 :</w:t>
+      </w:r>
+      <w:proofErr w:type="gramEnd"/>
+      <w:r>
+        <w:rPr>
+          <w:rFonts w:ascii="Consolas" w:eastAsia="Times New Roman" w:hAnsi="Consolas" w:cs="Tahoma"/>
+          <w:lang w:eastAsia="en-US" w:bidi="th-TH"/>
+        </w:rPr>
+        <w:t xml:space="preserve"> </w:t>
+      </w:r>
+      <w:proofErr w:type="spellStart"/>
+      <w:r>
+        <w:rPr>
+          <w:rFonts w:ascii="Consolas" w:eastAsia="Times New Roman" w:hAnsi="Consolas" w:cs="Tahoma"/>
+          <w:lang w:eastAsia="en-US" w:bidi="th-TH"/>
+        </w:rPr>
+        <w:t>std_</w:t>
+      </w:r>
+      <w:proofErr w:type="gramStart"/>
+      <w:r>
+        <w:rPr>
+          <w:rFonts w:ascii="Consolas" w:eastAsia="Times New Roman" w:hAnsi="Consolas" w:cs="Tahoma"/>
+          <w:lang w:eastAsia="en-US" w:bidi="th-TH"/>
+        </w:rPr>
+        <w:t>logic</w:t>
+      </w:r>
+      <w:proofErr w:type="spellEnd"/>
+      <w:r>
+        <w:rPr>
+          <w:rFonts w:ascii="Consolas" w:eastAsia="Times New Roman" w:hAnsi="Consolas" w:cs="Tahoma"/>
+          <w:lang w:eastAsia="en-US" w:bidi="th-TH"/>
+        </w:rPr>
+        <w:t>:=</w:t>
+      </w:r>
+      <w:proofErr w:type="gramEnd"/>
+      <w:r>
+        <w:rPr>
+          <w:rFonts w:ascii="Consolas" w:eastAsia="Times New Roman" w:hAnsi="Consolas" w:cs="Tahoma"/>
+          <w:lang w:eastAsia="en-US" w:bidi="th-TH"/>
+        </w:rPr>
+        <w:t xml:space="preserve"> '0';</w:t>
+      </w:r>
+    </w:p>
+    <w:p>
+      <w:pPr>
+        <w:spacing w:after="0" w:line="330" w:lineRule="atLeast"/>
+        <w:rPr>
+          <w:rFonts w:ascii="Consolas" w:eastAsia="Times New Roman" w:hAnsi="Consolas" w:cs="Tahoma"/>
+          <w:lang w:eastAsia="en-US" w:bidi="th-TH"/>
+        </w:rPr>
+      </w:pPr>
+      <w:r>
+        <w:rPr>
+          <w:rFonts w:ascii="Consolas" w:eastAsia="Times New Roman" w:hAnsi="Consolas" w:cs="Tahoma"/>
+          <w:lang w:eastAsia="en-US" w:bidi="th-TH"/>
+        </w:rPr>
+        <w:t>  signal D</w:t>
+      </w:r>
+      <w:proofErr w:type="gramStart"/>
+      <w:r>
+        <w:rPr>
+          <w:rFonts w:ascii="Consolas" w:eastAsia="Times New Roman" w:hAnsi="Consolas" w:cs="Tahoma"/>
+          <w:lang w:eastAsia="en-US" w:bidi="th-TH"/>
+        </w:rPr>
+        <w:t>14 :</w:t>
+      </w:r>
+      <w:proofErr w:type="gramEnd"/>
+      <w:r>
+        <w:rPr>
+          <w:rFonts w:ascii="Consolas" w:eastAsia="Times New Roman" w:hAnsi="Consolas" w:cs="Tahoma"/>
+          <w:lang w:eastAsia="en-US" w:bidi="th-TH"/>
+        </w:rPr>
+        <w:t xml:space="preserve"> </w:t>
+      </w:r>
+      <w:proofErr w:type="spellStart"/>
+      <w:r>
+        <w:rPr>
+          <w:rFonts w:ascii="Consolas" w:eastAsia="Times New Roman" w:hAnsi="Consolas" w:cs="Tahoma"/>
+          <w:lang w:eastAsia="en-US" w:bidi="th-TH"/>
+        </w:rPr>
+        <w:t>std_</w:t>
+      </w:r>
+      <w:proofErr w:type="gramStart"/>
+      <w:r>
+        <w:rPr>
+          <w:rFonts w:ascii="Consolas" w:eastAsia="Times New Roman" w:hAnsi="Consolas" w:cs="Tahoma"/>
+          <w:lang w:eastAsia="en-US" w:bidi="th-TH"/>
+        </w:rPr>
+        <w:t>logic</w:t>
+      </w:r>
+      <w:proofErr w:type="spellEnd"/>
+      <w:r>
+        <w:rPr>
+          <w:rFonts w:ascii="Consolas" w:eastAsia="Times New Roman" w:hAnsi="Consolas" w:cs="Tahoma"/>
+          <w:lang w:eastAsia="en-US" w:bidi="th-TH"/>
+        </w:rPr>
+        <w:t>:=</w:t>
+      </w:r>
+      <w:proofErr w:type="gramEnd"/>
+      <w:r>
+        <w:rPr>
+          <w:rFonts w:ascii="Consolas" w:eastAsia="Times New Roman" w:hAnsi="Consolas" w:cs="Tahoma"/>
+          <w:lang w:eastAsia="en-US" w:bidi="th-TH"/>
+        </w:rPr>
+        <w:t xml:space="preserve"> '0';</w:t>
+      </w:r>
+    </w:p>
+    <w:p>
+      <w:pPr>
+        <w:spacing w:after="0" w:line="330" w:lineRule="atLeast"/>
+        <w:rPr>
+          <w:rFonts w:ascii="Consolas" w:eastAsia="Times New Roman" w:hAnsi="Consolas" w:cs="Tahoma"/>
+          <w:lang w:eastAsia="en-US" w:bidi="th-TH"/>
+        </w:rPr>
+      </w:pPr>
+      <w:r>
+        <w:rPr>
+          <w:rFonts w:ascii="Consolas" w:eastAsia="Times New Roman" w:hAnsi="Consolas" w:cs="Tahoma"/>
+          <w:lang w:eastAsia="en-US" w:bidi="th-TH"/>
+        </w:rPr>
+        <w:t>  signal D</w:t>
+      </w:r>
+      <w:proofErr w:type="gramStart"/>
+      <w:r>
+        <w:rPr>
+          <w:rFonts w:ascii="Consolas" w:eastAsia="Times New Roman" w:hAnsi="Consolas" w:cs="Tahoma"/>
+          <w:lang w:eastAsia="en-US" w:bidi="th-TH"/>
+        </w:rPr>
+        <w:t>15 :</w:t>
+      </w:r>
+      <w:proofErr w:type="gramEnd"/>
+      <w:r>
+        <w:rPr>
+          <w:rFonts w:ascii="Consolas" w:eastAsia="Times New Roman" w:hAnsi="Consolas" w:cs="Tahoma"/>
+          <w:lang w:eastAsia="en-US" w:bidi="th-TH"/>
+        </w:rPr>
+        <w:t xml:space="preserve"> </w:t>
+      </w:r>
+      <w:proofErr w:type="spellStart"/>
+      <w:r>
+        <w:rPr>
+          <w:rFonts w:ascii="Consolas" w:eastAsia="Times New Roman" w:hAnsi="Consolas" w:cs="Tahoma"/>
+          <w:lang w:eastAsia="en-US" w:bidi="th-TH"/>
+        </w:rPr>
+        <w:t>std_</w:t>
+      </w:r>
+      <w:proofErr w:type="gramStart"/>
+      <w:r>
+        <w:rPr>
+          <w:rFonts w:ascii="Consolas" w:eastAsia="Times New Roman" w:hAnsi="Consolas" w:cs="Tahoma"/>
+          <w:lang w:eastAsia="en-US" w:bidi="th-TH"/>
+        </w:rPr>
+        <w:t>logic</w:t>
+      </w:r>
+      <w:proofErr w:type="spellEnd"/>
+      <w:r>
+        <w:rPr>
+          <w:rFonts w:ascii="Consolas" w:eastAsia="Times New Roman" w:hAnsi="Consolas" w:cs="Tahoma"/>
+          <w:lang w:eastAsia="en-US" w:bidi="th-TH"/>
+        </w:rPr>
+        <w:t>:=</w:t>
+      </w:r>
+      <w:proofErr w:type="gramEnd"/>
+      <w:r>
+        <w:rPr>
+          <w:rFonts w:ascii="Consolas" w:eastAsia="Times New Roman" w:hAnsi="Consolas" w:cs="Tahoma"/>
+          <w:lang w:eastAsia="en-US" w:bidi="th-TH"/>
+        </w:rPr>
+        <w:t xml:space="preserve"> '0';</w:t>
+      </w:r>
+    </w:p>
+    <w:p>
+      <w:pPr>
+        <w:spacing w:after="0" w:line="330" w:lineRule="atLeast"/>
+        <w:rPr>
+          <w:rFonts w:ascii="Consolas" w:eastAsia="Times New Roman" w:hAnsi="Consolas" w:cs="Tahoma"/>
+          <w:lang w:eastAsia="en-US" w:bidi="th-TH"/>
+        </w:rPr>
+      </w:pPr>
+    </w:p>
+    <w:p>
+      <w:pPr>
+        <w:spacing w:after="0" w:line="330" w:lineRule="atLeast"/>
+        <w:rPr>
+          <w:rFonts w:ascii="Consolas" w:eastAsia="Times New Roman" w:hAnsi="Consolas" w:cs="Tahoma"/>
+          <w:lang w:eastAsia="en-US" w:bidi="th-TH"/>
+        </w:rPr>
+      </w:pPr>
+      <w:r>
+        <w:rPr>
+          <w:rFonts w:ascii="Consolas" w:eastAsia="Times New Roman" w:hAnsi="Consolas" w:cs="Tahoma"/>
+          <w:lang w:eastAsia="en-US" w:bidi="th-TH"/>
+        </w:rPr>
+        <w:t xml:space="preserve">  -- </w:t>
+      </w:r>
+      <w:r>
+        <w:rPr>
+          <w:rFonts w:ascii="Consolas" w:eastAsia="Times New Roman" w:hAnsi="Consolas" w:cs="Tahoma"/>
+          <w:cs/>
+          <w:lang w:eastAsia="en-US" w:bidi="th-TH"/>
+        </w:rPr>
+        <w:t xml:space="preserve">แตก </w:t>
+      </w:r>
+      <w:r>
+        <w:rPr>
+          <w:rFonts w:ascii="Consolas" w:eastAsia="Times New Roman" w:hAnsi="Consolas" w:cs="Tahoma"/>
+          <w:lang w:eastAsia="en-US" w:bidi="th-TH"/>
+        </w:rPr>
+        <w:t xml:space="preserve">Y </w:t>
+      </w:r>
+      <w:r>
+        <w:rPr>
+          <w:rFonts w:ascii="Consolas" w:eastAsia="Times New Roman" w:hAnsi="Consolas" w:cs="Tahoma"/>
+          <w:cs/>
+          <w:lang w:eastAsia="en-US" w:bidi="th-TH"/>
+        </w:rPr>
+        <w:t>ออกเป็นรายเส้น</w:t>
+      </w:r>
+    </w:p>
+    <w:p>
+      <w:pPr>
+        <w:spacing w:after="0" w:line="330" w:lineRule="atLeast"/>
+        <w:rPr>
+          <w:rFonts w:ascii="Consolas" w:eastAsia="Times New Roman" w:hAnsi="Consolas" w:cs="Tahoma"/>
+          <w:lang w:eastAsia="en-US" w:bidi="th-TH"/>
+        </w:rPr>
+      </w:pPr>
+      <w:r>
+        <w:rPr>
+          <w:rFonts w:ascii="Consolas" w:eastAsia="Times New Roman" w:hAnsi="Consolas" w:cs="Tahoma"/>
+          <w:lang w:eastAsia="en-US" w:bidi="th-TH"/>
+        </w:rPr>
+        <w:t>  signal Y</w:t>
+      </w:r>
+      <w:proofErr w:type="gramStart"/>
+      <w:r>
+        <w:rPr>
+          <w:rFonts w:ascii="Consolas" w:eastAsia="Times New Roman" w:hAnsi="Consolas" w:cs="Tahoma"/>
+          <w:lang w:eastAsia="en-US" w:bidi="th-TH"/>
+        </w:rPr>
+        <w:t>0  :</w:t>
+      </w:r>
+      <w:proofErr w:type="gramEnd"/>
+      <w:r>
+        <w:rPr>
+          <w:rFonts w:ascii="Consolas" w:eastAsia="Times New Roman" w:hAnsi="Consolas" w:cs="Tahoma"/>
+          <w:lang w:eastAsia="en-US" w:bidi="th-TH"/>
+        </w:rPr>
+        <w:t xml:space="preserve"> </w:t>
+      </w:r>
+      <w:proofErr w:type="spellStart"/>
+      <w:r>
+        <w:rPr>
+          <w:rFonts w:ascii="Consolas" w:eastAsia="Times New Roman" w:hAnsi="Consolas" w:cs="Tahoma"/>
+          <w:lang w:eastAsia="en-US" w:bidi="th-TH"/>
+        </w:rPr>
+        <w:t>std_logic</w:t>
+      </w:r>
+      <w:proofErr w:type="spellEnd"/>
+      <w:r>
+        <w:rPr>
+          <w:rFonts w:ascii="Consolas" w:eastAsia="Times New Roman" w:hAnsi="Consolas" w:cs="Tahoma"/>
+          <w:lang w:eastAsia="en-US" w:bidi="th-TH"/>
+        </w:rPr>
+        <w:t>;</w:t>
+      </w:r>
+    </w:p>
+    <w:p>
+      <w:pPr>
+        <w:spacing w:after="0" w:line="330" w:lineRule="atLeast"/>
+        <w:rPr>
+          <w:rFonts w:ascii="Consolas" w:eastAsia="Times New Roman" w:hAnsi="Consolas" w:cs="Tahoma"/>
+          <w:lang w:eastAsia="en-US" w:bidi="th-TH"/>
+        </w:rPr>
+      </w:pPr>
+      <w:r>
+        <w:rPr>
+          <w:rFonts w:ascii="Consolas" w:eastAsia="Times New Roman" w:hAnsi="Consolas" w:cs="Tahoma"/>
+          <w:lang w:eastAsia="en-US" w:bidi="th-TH"/>
+        </w:rPr>
+        <w:t>  signal Y</w:t>
+      </w:r>
+      <w:proofErr w:type="gramStart"/>
+      <w:r>
+        <w:rPr>
+          <w:rFonts w:ascii="Consolas" w:eastAsia="Times New Roman" w:hAnsi="Consolas" w:cs="Tahoma"/>
+          <w:lang w:eastAsia="en-US" w:bidi="th-TH"/>
+        </w:rPr>
+        <w:t>1  :</w:t>
+      </w:r>
+      <w:proofErr w:type="gramEnd"/>
+      <w:r>
+        <w:rPr>
+          <w:rFonts w:ascii="Consolas" w:eastAsia="Times New Roman" w:hAnsi="Consolas" w:cs="Tahoma"/>
+          <w:lang w:eastAsia="en-US" w:bidi="th-TH"/>
+        </w:rPr>
+        <w:t xml:space="preserve"> </w:t>
+      </w:r>
+      <w:proofErr w:type="spellStart"/>
+      <w:r>
+        <w:rPr>
+          <w:rFonts w:ascii="Consolas" w:eastAsia="Times New Roman" w:hAnsi="Consolas" w:cs="Tahoma"/>
+          <w:lang w:eastAsia="en-US" w:bidi="th-TH"/>
+        </w:rPr>
+        <w:t>std_logic</w:t>
+      </w:r>
+      <w:proofErr w:type="spellEnd"/>
+      <w:r>
+        <w:rPr>
+          <w:rFonts w:ascii="Consolas" w:eastAsia="Times New Roman" w:hAnsi="Consolas" w:cs="Tahoma"/>
+          <w:lang w:eastAsia="en-US" w:bidi="th-TH"/>
+        </w:rPr>
+        <w:t>;</w:t>
+      </w:r>
+    </w:p>
+    <w:p>
+      <w:pPr>
+        <w:spacing w:after="0" w:line="330" w:lineRule="atLeast"/>
+        <w:rPr>
+          <w:rFonts w:ascii="Consolas" w:eastAsia="Times New Roman" w:hAnsi="Consolas" w:cs="Tahoma"/>
+          <w:lang w:eastAsia="en-US" w:bidi="th-TH"/>
+        </w:rPr>
+      </w:pPr>
+      <w:r>
+        <w:rPr>
+          <w:rFonts w:ascii="Consolas" w:eastAsia="Times New Roman" w:hAnsi="Consolas" w:cs="Tahoma"/>
+          <w:lang w:eastAsia="en-US" w:bidi="th-TH"/>
+        </w:rPr>
+        <w:t>  signal Y</w:t>
+      </w:r>
+      <w:proofErr w:type="gramStart"/>
+      <w:r>
+        <w:rPr>
+          <w:rFonts w:ascii="Consolas" w:eastAsia="Times New Roman" w:hAnsi="Consolas" w:cs="Tahoma"/>
+          <w:lang w:eastAsia="en-US" w:bidi="th-TH"/>
+        </w:rPr>
+        <w:t>2  :</w:t>
+      </w:r>
+      <w:proofErr w:type="gramEnd"/>
+      <w:r>
+        <w:rPr>
+          <w:rFonts w:ascii="Consolas" w:eastAsia="Times New Roman" w:hAnsi="Consolas" w:cs="Tahoma"/>
+          <w:lang w:eastAsia="en-US" w:bidi="th-TH"/>
+        </w:rPr>
+        <w:t xml:space="preserve"> </w:t>
+      </w:r>
+      <w:proofErr w:type="spellStart"/>
+      <w:r>
+        <w:rPr>
+          <w:rFonts w:ascii="Consolas" w:eastAsia="Times New Roman" w:hAnsi="Consolas" w:cs="Tahoma"/>
+          <w:lang w:eastAsia="en-US" w:bidi="th-TH"/>
+        </w:rPr>
+        <w:t>std_logic</w:t>
+      </w:r>
+      <w:proofErr w:type="spellEnd"/>
+      <w:r>
+        <w:rPr>
+          <w:rFonts w:ascii="Consolas" w:eastAsia="Times New Roman" w:hAnsi="Consolas" w:cs="Tahoma"/>
+          <w:lang w:eastAsia="en-US" w:bidi="th-TH"/>
+        </w:rPr>
+        <w:t>;</w:t>
+      </w:r>
+    </w:p>
+    <w:p>
+      <w:pPr>
+        <w:spacing w:after="0" w:line="330" w:lineRule="atLeast"/>
+        <w:rPr>
+          <w:rFonts w:ascii="Consolas" w:eastAsia="Times New Roman" w:hAnsi="Consolas" w:cs="Tahoma"/>
+          <w:lang w:eastAsia="en-US" w:bidi="th-TH"/>
+        </w:rPr>
+      </w:pPr>
+      <w:r>
+        <w:rPr>
+          <w:rFonts w:ascii="Consolas" w:eastAsia="Times New Roman" w:hAnsi="Consolas" w:cs="Tahoma"/>
+          <w:lang w:eastAsia="en-US" w:bidi="th-TH"/>
+        </w:rPr>
+        <w:t>  signal Y</w:t>
+      </w:r>
+      <w:proofErr w:type="gramStart"/>
+      <w:r>
+        <w:rPr>
+          <w:rFonts w:ascii="Consolas" w:eastAsia="Times New Roman" w:hAnsi="Consolas" w:cs="Tahoma"/>
+          <w:lang w:eastAsia="en-US" w:bidi="th-TH"/>
+        </w:rPr>
+        <w:t>3  :</w:t>
+      </w:r>
+      <w:proofErr w:type="gramEnd"/>
+      <w:r>
+        <w:rPr>
+          <w:rFonts w:ascii="Consolas" w:eastAsia="Times New Roman" w:hAnsi="Consolas" w:cs="Tahoma"/>
+          <w:lang w:eastAsia="en-US" w:bidi="th-TH"/>
+        </w:rPr>
+        <w:t xml:space="preserve"> </w:t>
+      </w:r>
+      <w:proofErr w:type="spellStart"/>
+      <w:r>
+        <w:rPr>
+          <w:rFonts w:ascii="Consolas" w:eastAsia="Times New Roman" w:hAnsi="Consolas" w:cs="Tahoma"/>
+          <w:lang w:eastAsia="en-US" w:bidi="th-TH"/>
+        </w:rPr>
+        <w:t>std_logic</w:t>
+      </w:r>
+      <w:proofErr w:type="spellEnd"/>
+      <w:r>
+        <w:rPr>
+          <w:rFonts w:ascii="Consolas" w:eastAsia="Times New Roman" w:hAnsi="Consolas" w:cs="Tahoma"/>
+          <w:lang w:eastAsia="en-US" w:bidi="th-TH"/>
+        </w:rPr>
+        <w:t>;</w:t>
+      </w:r>
+    </w:p>
+    <w:p>
+      <w:pPr>
+        <w:spacing w:after="0" w:line="330" w:lineRule="atLeast"/>
+        <w:rPr>
+          <w:rFonts w:ascii="Consolas" w:eastAsia="Times New Roman" w:hAnsi="Consolas" w:cs="Tahoma"/>
+          <w:lang w:eastAsia="en-US" w:bidi="th-TH"/>
+        </w:rPr>
+      </w:pPr>
+      <w:r>
+        <w:rPr>
+          <w:rFonts w:ascii="Consolas" w:eastAsia="Times New Roman" w:hAnsi="Consolas" w:cs="Tahoma"/>
+          <w:lang w:eastAsia="en-US" w:bidi="th-TH"/>
+        </w:rPr>
+        <w:t>  signal Y</w:t>
+      </w:r>
+      <w:proofErr w:type="gramStart"/>
+      <w:r>
+        <w:rPr>
+          <w:rFonts w:ascii="Consolas" w:eastAsia="Times New Roman" w:hAnsi="Consolas" w:cs="Tahoma"/>
+          <w:lang w:eastAsia="en-US" w:bidi="th-TH"/>
+        </w:rPr>
+        <w:t>4  :</w:t>
+      </w:r>
+      <w:proofErr w:type="gramEnd"/>
+      <w:r>
+        <w:rPr>
+          <w:rFonts w:ascii="Consolas" w:eastAsia="Times New Roman" w:hAnsi="Consolas" w:cs="Tahoma"/>
+          <w:lang w:eastAsia="en-US" w:bidi="th-TH"/>
+        </w:rPr>
+        <w:t xml:space="preserve"> </w:t>
+      </w:r>
+      <w:proofErr w:type="spellStart"/>
+      <w:r>
+        <w:rPr>
+          <w:rFonts w:ascii="Consolas" w:eastAsia="Times New Roman" w:hAnsi="Consolas" w:cs="Tahoma"/>
+          <w:lang w:eastAsia="en-US" w:bidi="th-TH"/>
+        </w:rPr>
+        <w:t>std_logic</w:t>
+      </w:r>
+      <w:proofErr w:type="spellEnd"/>
+      <w:r>
+        <w:rPr>
+          <w:rFonts w:ascii="Consolas" w:eastAsia="Times New Roman" w:hAnsi="Consolas" w:cs="Tahoma"/>
+          <w:lang w:eastAsia="en-US" w:bidi="th-TH"/>
+        </w:rPr>
+        <w:t>;</w:t>
+      </w:r>
+    </w:p>
+    <w:p>
+      <w:pPr>
+        <w:spacing w:after="0" w:line="330" w:lineRule="atLeast"/>
+        <w:rPr>
+          <w:rFonts w:ascii="Consolas" w:eastAsia="Times New Roman" w:hAnsi="Consolas" w:cs="Tahoma"/>
+          <w:lang w:eastAsia="en-US" w:bidi="th-TH"/>
+        </w:rPr>
+      </w:pPr>
+      <w:r>
+        <w:rPr>
+          <w:rFonts w:ascii="Consolas" w:eastAsia="Times New Roman" w:hAnsi="Consolas" w:cs="Tahoma"/>
+          <w:lang w:eastAsia="en-US" w:bidi="th-TH"/>
+        </w:rPr>
+        <w:t>  signal Y</w:t>
+      </w:r>
+      <w:proofErr w:type="gramStart"/>
+      <w:r>
+        <w:rPr>
+          <w:rFonts w:ascii="Consolas" w:eastAsia="Times New Roman" w:hAnsi="Consolas" w:cs="Tahoma"/>
+          <w:lang w:eastAsia="en-US" w:bidi="th-TH"/>
+        </w:rPr>
+        <w:t>5  :</w:t>
+      </w:r>
+      <w:proofErr w:type="gramEnd"/>
+      <w:r>
+        <w:rPr>
+          <w:rFonts w:ascii="Consolas" w:eastAsia="Times New Roman" w:hAnsi="Consolas" w:cs="Tahoma"/>
+          <w:lang w:eastAsia="en-US" w:bidi="th-TH"/>
+        </w:rPr>
+        <w:t xml:space="preserve"> </w:t>
+      </w:r>
+      <w:proofErr w:type="spellStart"/>
+      <w:r>
+        <w:rPr>
+          <w:rFonts w:ascii="Consolas" w:eastAsia="Times New Roman" w:hAnsi="Consolas" w:cs="Tahoma"/>
+          <w:lang w:eastAsia="en-US" w:bidi="th-TH"/>
+        </w:rPr>
+        <w:t>std_logic</w:t>
+      </w:r>
+      <w:proofErr w:type="spellEnd"/>
+      <w:r>
+        <w:rPr>
+          <w:rFonts w:ascii="Consolas" w:eastAsia="Times New Roman" w:hAnsi="Consolas" w:cs="Tahoma"/>
+          <w:lang w:eastAsia="en-US" w:bidi="th-TH"/>
+        </w:rPr>
+        <w:t>;</w:t>
+      </w:r>
+    </w:p>
+    <w:p>
+      <w:pPr>
+        <w:spacing w:after="0" w:line="330" w:lineRule="atLeast"/>
+        <w:rPr>
+          <w:rFonts w:ascii="Consolas" w:eastAsia="Times New Roman" w:hAnsi="Consolas" w:cs="Tahoma"/>
+          <w:lang w:eastAsia="en-US" w:bidi="th-TH"/>
+        </w:rPr>
+      </w:pPr>
+      <w:r>
+        <w:rPr>
+          <w:rFonts w:ascii="Consolas" w:eastAsia="Times New Roman" w:hAnsi="Consolas" w:cs="Tahoma"/>
+          <w:lang w:eastAsia="en-US" w:bidi="th-TH"/>
+        </w:rPr>
+        <w:t>  signal Y</w:t>
+      </w:r>
+      <w:proofErr w:type="gramStart"/>
+      <w:r>
+        <w:rPr>
+          <w:rFonts w:ascii="Consolas" w:eastAsia="Times New Roman" w:hAnsi="Consolas" w:cs="Tahoma"/>
+          <w:lang w:eastAsia="en-US" w:bidi="th-TH"/>
+        </w:rPr>
+        <w:t>6  :</w:t>
+      </w:r>
+      <w:proofErr w:type="gramEnd"/>
+      <w:r>
+        <w:rPr>
+          <w:rFonts w:ascii="Consolas" w:eastAsia="Times New Roman" w:hAnsi="Consolas" w:cs="Tahoma"/>
+          <w:lang w:eastAsia="en-US" w:bidi="th-TH"/>
+        </w:rPr>
+        <w:t xml:space="preserve"> </w:t>
+      </w:r>
+      <w:proofErr w:type="spellStart"/>
+      <w:r>
+        <w:rPr>
+          <w:rFonts w:ascii="Consolas" w:eastAsia="Times New Roman" w:hAnsi="Consolas" w:cs="Tahoma"/>
+          <w:lang w:eastAsia="en-US" w:bidi="th-TH"/>
+        </w:rPr>
+        <w:t>std_logic</w:t>
+      </w:r>
+      <w:proofErr w:type="spellEnd"/>
+      <w:r>
+        <w:rPr>
+          <w:rFonts w:ascii="Consolas" w:eastAsia="Times New Roman" w:hAnsi="Consolas" w:cs="Tahoma"/>
+          <w:lang w:eastAsia="en-US" w:bidi="th-TH"/>
+        </w:rPr>
+        <w:t>;</w:t>
+      </w:r>
+    </w:p>
+    <w:p>
+      <w:pPr>
+        <w:spacing w:after="0" w:line="330" w:lineRule="atLeast"/>
+        <w:rPr>
+          <w:rFonts w:ascii="Consolas" w:eastAsia="Times New Roman" w:hAnsi="Consolas" w:cs="Tahoma"/>
+          <w:lang w:eastAsia="en-US" w:bidi="th-TH"/>
+        </w:rPr>
+      </w:pPr>
+      <w:r>
+        <w:rPr>
+          <w:rFonts w:ascii="Consolas" w:eastAsia="Times New Roman" w:hAnsi="Consolas" w:cs="Tahoma"/>
+          <w:lang w:eastAsia="en-US" w:bidi="th-TH"/>
+        </w:rPr>
+        <w:t>  signal Y</w:t>
+      </w:r>
+      <w:proofErr w:type="gramStart"/>
+      <w:r>
+        <w:rPr>
+          <w:rFonts w:ascii="Consolas" w:eastAsia="Times New Roman" w:hAnsi="Consolas" w:cs="Tahoma"/>
+          <w:lang w:eastAsia="en-US" w:bidi="th-TH"/>
+        </w:rPr>
+        <w:t>7  :</w:t>
+      </w:r>
+      <w:proofErr w:type="gramEnd"/>
+      <w:r>
+        <w:rPr>
+          <w:rFonts w:ascii="Consolas" w:eastAsia="Times New Roman" w:hAnsi="Consolas" w:cs="Tahoma"/>
+          <w:lang w:eastAsia="en-US" w:bidi="th-TH"/>
+        </w:rPr>
+        <w:t xml:space="preserve"> </w:t>
+      </w:r>
+      <w:proofErr w:type="spellStart"/>
+      <w:r>
+        <w:rPr>
+          <w:rFonts w:ascii="Consolas" w:eastAsia="Times New Roman" w:hAnsi="Consolas" w:cs="Tahoma"/>
+          <w:lang w:eastAsia="en-US" w:bidi="th-TH"/>
+        </w:rPr>
+        <w:t>std_logic</w:t>
+      </w:r>
+      <w:proofErr w:type="spellEnd"/>
+      <w:r>
+        <w:rPr>
+          <w:rFonts w:ascii="Consolas" w:eastAsia="Times New Roman" w:hAnsi="Consolas" w:cs="Tahoma"/>
+          <w:lang w:eastAsia="en-US" w:bidi="th-TH"/>
+        </w:rPr>
+        <w:t>;</w:t>
+      </w:r>
+    </w:p>
+    <w:p>
+      <w:pPr>
+        <w:spacing w:after="0" w:line="330" w:lineRule="atLeast"/>
+        <w:rPr>
+          <w:rFonts w:ascii="Consolas" w:eastAsia="Times New Roman" w:hAnsi="Consolas" w:cs="Tahoma"/>
+          <w:lang w:eastAsia="en-US" w:bidi="th-TH"/>
+        </w:rPr>
+      </w:pPr>
+      <w:r>
+        <w:rPr>
+          <w:rFonts w:ascii="Consolas" w:eastAsia="Times New Roman" w:hAnsi="Consolas" w:cs="Tahoma"/>
+          <w:lang w:eastAsia="en-US" w:bidi="th-TH"/>
+        </w:rPr>
+        <w:t>  signal Y</w:t>
+      </w:r>
+      <w:proofErr w:type="gramStart"/>
+      <w:r>
+        <w:rPr>
+          <w:rFonts w:ascii="Consolas" w:eastAsia="Times New Roman" w:hAnsi="Consolas" w:cs="Tahoma"/>
+          <w:lang w:eastAsia="en-US" w:bidi="th-TH"/>
+        </w:rPr>
+        <w:t>8  :</w:t>
+      </w:r>
+      <w:proofErr w:type="gramEnd"/>
+      <w:r>
+        <w:rPr>
+          <w:rFonts w:ascii="Consolas" w:eastAsia="Times New Roman" w:hAnsi="Consolas" w:cs="Tahoma"/>
+          <w:lang w:eastAsia="en-US" w:bidi="th-TH"/>
+        </w:rPr>
+        <w:t xml:space="preserve"> </w:t>
+      </w:r>
+      <w:proofErr w:type="spellStart"/>
+      <w:r>
+        <w:rPr>
+          <w:rFonts w:ascii="Consolas" w:eastAsia="Times New Roman" w:hAnsi="Consolas" w:cs="Tahoma"/>
+          <w:lang w:eastAsia="en-US" w:bidi="th-TH"/>
+        </w:rPr>
+        <w:t>std_logic</w:t>
+      </w:r>
+      <w:proofErr w:type="spellEnd"/>
+      <w:r>
+        <w:rPr>
+          <w:rFonts w:ascii="Consolas" w:eastAsia="Times New Roman" w:hAnsi="Consolas" w:cs="Tahoma"/>
+          <w:lang w:eastAsia="en-US" w:bidi="th-TH"/>
+        </w:rPr>
+        <w:t>;</w:t>
+      </w:r>
+    </w:p>
+    <w:p>
+      <w:pPr>
+        <w:spacing w:after="0" w:line="330" w:lineRule="atLeast"/>
+        <w:rPr>
+          <w:rFonts w:ascii="Consolas" w:eastAsia="Times New Roman" w:hAnsi="Consolas" w:cs="Tahoma"/>
+          <w:lang w:eastAsia="en-US" w:bidi="th-TH"/>
+        </w:rPr>
+      </w:pPr>
+      <w:r>
+        <w:rPr>
+          <w:rFonts w:ascii="Consolas" w:eastAsia="Times New Roman" w:hAnsi="Consolas" w:cs="Tahoma"/>
+          <w:lang w:eastAsia="en-US" w:bidi="th-TH"/>
+        </w:rPr>
+        <w:t>  signal Y</w:t>
+      </w:r>
+      <w:proofErr w:type="gramStart"/>
+      <w:r>
+        <w:rPr>
+          <w:rFonts w:ascii="Consolas" w:eastAsia="Times New Roman" w:hAnsi="Consolas" w:cs="Tahoma"/>
+          <w:lang w:eastAsia="en-US" w:bidi="th-TH"/>
+        </w:rPr>
+        <w:t>9  :</w:t>
+      </w:r>
+      <w:proofErr w:type="gramEnd"/>
+      <w:r>
+        <w:rPr>
+          <w:rFonts w:ascii="Consolas" w:eastAsia="Times New Roman" w:hAnsi="Consolas" w:cs="Tahoma"/>
+          <w:lang w:eastAsia="en-US" w:bidi="th-TH"/>
+        </w:rPr>
+        <w:t xml:space="preserve"> </w:t>
+      </w:r>
+      <w:proofErr w:type="spellStart"/>
+      <w:r>
+        <w:rPr>
+          <w:rFonts w:ascii="Consolas" w:eastAsia="Times New Roman" w:hAnsi="Consolas" w:cs="Tahoma"/>
+          <w:lang w:eastAsia="en-US" w:bidi="th-TH"/>
+        </w:rPr>
+        <w:t>std_logic</w:t>
+      </w:r>
+      <w:proofErr w:type="spellEnd"/>
+      <w:r>
+        <w:rPr>
+          <w:rFonts w:ascii="Consolas" w:eastAsia="Times New Roman" w:hAnsi="Consolas" w:cs="Tahoma"/>
+          <w:lang w:eastAsia="en-US" w:bidi="th-TH"/>
+        </w:rPr>
+        <w:t>;</w:t>
+      </w:r>
+    </w:p>
+    <w:p>
+      <w:pPr>
+        <w:spacing w:after="0" w:line="330" w:lineRule="atLeast"/>
+        <w:rPr>
+          <w:rFonts w:ascii="Consolas" w:eastAsia="Times New Roman" w:hAnsi="Consolas" w:cs="Tahoma"/>
+          <w:lang w:eastAsia="en-US" w:bidi="th-TH"/>
+        </w:rPr>
+      </w:pPr>
+      <w:r>
+        <w:rPr>
+          <w:rFonts w:ascii="Consolas" w:eastAsia="Times New Roman" w:hAnsi="Consolas" w:cs="Tahoma"/>
+          <w:lang w:eastAsia="en-US" w:bidi="th-TH"/>
+        </w:rPr>
+        <w:t>  signal Y</w:t>
+      </w:r>
+      <w:proofErr w:type="gramStart"/>
+      <w:r>
+        <w:rPr>
+          <w:rFonts w:ascii="Consolas" w:eastAsia="Times New Roman" w:hAnsi="Consolas" w:cs="Tahoma"/>
+          <w:lang w:eastAsia="en-US" w:bidi="th-TH"/>
+        </w:rPr>
+        <w:t>10 :</w:t>
+      </w:r>
+      <w:proofErr w:type="gramEnd"/>
+      <w:r>
+        <w:rPr>
+          <w:rFonts w:ascii="Consolas" w:eastAsia="Times New Roman" w:hAnsi="Consolas" w:cs="Tahoma"/>
+          <w:lang w:eastAsia="en-US" w:bidi="th-TH"/>
+        </w:rPr>
+        <w:t xml:space="preserve"> </w:t>
+      </w:r>
+      <w:proofErr w:type="spellStart"/>
+      <w:r>
+        <w:rPr>
+          <w:rFonts w:ascii="Consolas" w:eastAsia="Times New Roman" w:hAnsi="Consolas" w:cs="Tahoma"/>
+          <w:lang w:eastAsia="en-US" w:bidi="th-TH"/>
+        </w:rPr>
+        <w:t>std_logic</w:t>
+      </w:r>
+      <w:proofErr w:type="spellEnd"/>
+      <w:r>
+        <w:rPr>
+          <w:rFonts w:ascii="Consolas" w:eastAsia="Times New Roman" w:hAnsi="Consolas" w:cs="Tahoma"/>
+          <w:lang w:eastAsia="en-US" w:bidi="th-TH"/>
+        </w:rPr>
+        <w:t>;</w:t>
+      </w:r>
+    </w:p>
+    <w:p>
+      <w:pPr>
+        <w:spacing w:after="0" w:line="330" w:lineRule="atLeast"/>
+        <w:rPr>
+          <w:rFonts w:ascii="Consolas" w:eastAsia="Times New Roman" w:hAnsi="Consolas" w:cs="Tahoma"/>
+          <w:lang w:eastAsia="en-US" w:bidi="th-TH"/>
+        </w:rPr>
+      </w:pPr>
+      <w:r>
+        <w:rPr>
+          <w:rFonts w:ascii="Consolas" w:eastAsia="Times New Roman" w:hAnsi="Consolas" w:cs="Tahoma"/>
+          <w:lang w:eastAsia="en-US" w:bidi="th-TH"/>
+        </w:rPr>
+        <w:t>  signal Y</w:t>
+      </w:r>
+      <w:proofErr w:type="gramStart"/>
+      <w:r>
+        <w:rPr>
+          <w:rFonts w:ascii="Consolas" w:eastAsia="Times New Roman" w:hAnsi="Consolas" w:cs="Tahoma"/>
+          <w:lang w:eastAsia="en-US" w:bidi="th-TH"/>
+        </w:rPr>
+        <w:t>11 :</w:t>
+      </w:r>
+      <w:proofErr w:type="gramEnd"/>
+      <w:r>
+        <w:rPr>
+          <w:rFonts w:ascii="Consolas" w:eastAsia="Times New Roman" w:hAnsi="Consolas" w:cs="Tahoma"/>
+          <w:lang w:eastAsia="en-US" w:bidi="th-TH"/>
+        </w:rPr>
+        <w:t xml:space="preserve"> </w:t>
+      </w:r>
+      <w:proofErr w:type="spellStart"/>
+      <w:r>
+        <w:rPr>
+          <w:rFonts w:ascii="Consolas" w:eastAsia="Times New Roman" w:hAnsi="Consolas" w:cs="Tahoma"/>
+          <w:lang w:eastAsia="en-US" w:bidi="th-TH"/>
+        </w:rPr>
+        <w:t>std_logic</w:t>
+      </w:r>
+      <w:proofErr w:type="spellEnd"/>
+      <w:r>
+        <w:rPr>
+          <w:rFonts w:ascii="Consolas" w:eastAsia="Times New Roman" w:hAnsi="Consolas" w:cs="Tahoma"/>
+          <w:lang w:eastAsia="en-US" w:bidi="th-TH"/>
+        </w:rPr>
+        <w:t>;</w:t>
+      </w:r>
+    </w:p>
+    <w:p>
+      <w:pPr>
+        <w:spacing w:after="0" w:line="330" w:lineRule="atLeast"/>
+        <w:rPr>
+          <w:rFonts w:ascii="Consolas" w:eastAsia="Times New Roman" w:hAnsi="Consolas" w:cs="Tahoma"/>
+          <w:lang w:eastAsia="en-US" w:bidi="th-TH"/>
+        </w:rPr>
+      </w:pPr>
+      <w:r>
+        <w:rPr>
+          <w:rFonts w:ascii="Consolas" w:eastAsia="Times New Roman" w:hAnsi="Consolas" w:cs="Tahoma"/>
+          <w:lang w:eastAsia="en-US" w:bidi="th-TH"/>
+        </w:rPr>
+        <w:t>  signal Y</w:t>
+      </w:r>
+      <w:proofErr w:type="gramStart"/>
+      <w:r>
+        <w:rPr>
+          <w:rFonts w:ascii="Consolas" w:eastAsia="Times New Roman" w:hAnsi="Consolas" w:cs="Tahoma"/>
+          <w:lang w:eastAsia="en-US" w:bidi="th-TH"/>
+        </w:rPr>
+        <w:t>12 :</w:t>
+      </w:r>
+      <w:proofErr w:type="gramEnd"/>
+      <w:r>
+        <w:rPr>
+          <w:rFonts w:ascii="Consolas" w:eastAsia="Times New Roman" w:hAnsi="Consolas" w:cs="Tahoma"/>
+          <w:lang w:eastAsia="en-US" w:bidi="th-TH"/>
+        </w:rPr>
+        <w:t xml:space="preserve"> </w:t>
+      </w:r>
+      <w:proofErr w:type="spellStart"/>
+      <w:r>
+        <w:rPr>
+          <w:rFonts w:ascii="Consolas" w:eastAsia="Times New Roman" w:hAnsi="Consolas" w:cs="Tahoma"/>
+          <w:lang w:eastAsia="en-US" w:bidi="th-TH"/>
+        </w:rPr>
+        <w:t>std_logic</w:t>
+      </w:r>
+      <w:proofErr w:type="spellEnd"/>
+      <w:r>
+        <w:rPr>
+          <w:rFonts w:ascii="Consolas" w:eastAsia="Times New Roman" w:hAnsi="Consolas" w:cs="Tahoma"/>
+          <w:lang w:eastAsia="en-US" w:bidi="th-TH"/>
+        </w:rPr>
+        <w:t>;</w:t>
+      </w:r>
+    </w:p>
+    <w:p>
+      <w:pPr>
+        <w:spacing w:after="0" w:line="330" w:lineRule="atLeast"/>
+        <w:rPr>
+          <w:rFonts w:ascii="Consolas" w:eastAsia="Times New Roman" w:hAnsi="Consolas" w:cs="Tahoma"/>
+          <w:lang w:eastAsia="en-US" w:bidi="th-TH"/>
+        </w:rPr>
+      </w:pPr>
+      <w:r>
+        <w:rPr>
+          <w:rFonts w:ascii="Consolas" w:eastAsia="Times New Roman" w:hAnsi="Consolas" w:cs="Tahoma"/>
+          <w:lang w:eastAsia="en-US" w:bidi="th-TH"/>
+        </w:rPr>
+        <w:t>  signal Y</w:t>
+      </w:r>
+      <w:proofErr w:type="gramStart"/>
+      <w:r>
+        <w:rPr>
+          <w:rFonts w:ascii="Consolas" w:eastAsia="Times New Roman" w:hAnsi="Consolas" w:cs="Tahoma"/>
+          <w:lang w:eastAsia="en-US" w:bidi="th-TH"/>
+        </w:rPr>
+        <w:t>13 :</w:t>
+      </w:r>
+      <w:proofErr w:type="gramEnd"/>
+      <w:r>
+        <w:rPr>
+          <w:rFonts w:ascii="Consolas" w:eastAsia="Times New Roman" w:hAnsi="Consolas" w:cs="Tahoma"/>
+          <w:lang w:eastAsia="en-US" w:bidi="th-TH"/>
+        </w:rPr>
+        <w:t xml:space="preserve"> </w:t>
+      </w:r>
+      <w:proofErr w:type="spellStart"/>
+      <w:r>
+        <w:rPr>
+          <w:rFonts w:ascii="Consolas" w:eastAsia="Times New Roman" w:hAnsi="Consolas" w:cs="Tahoma"/>
+          <w:lang w:eastAsia="en-US" w:bidi="th-TH"/>
+        </w:rPr>
+        <w:t>std_logic</w:t>
+      </w:r>
+      <w:proofErr w:type="spellEnd"/>
+      <w:r>
+        <w:rPr>
+          <w:rFonts w:ascii="Consolas" w:eastAsia="Times New Roman" w:hAnsi="Consolas" w:cs="Tahoma"/>
+          <w:lang w:eastAsia="en-US" w:bidi="th-TH"/>
+        </w:rPr>
+        <w:t>;</w:t>
+      </w:r>
+    </w:p>
+    <w:p>
+      <w:pPr>
+        <w:spacing w:after="0" w:line="330" w:lineRule="atLeast"/>
+        <w:rPr>
+          <w:rFonts w:ascii="Consolas" w:eastAsia="Times New Roman" w:hAnsi="Consolas" w:cs="Tahoma"/>
+          <w:lang w:eastAsia="en-US" w:bidi="th-TH"/>
+        </w:rPr>
+      </w:pPr>
+      <w:r>
+        <w:rPr>
+          <w:rFonts w:ascii="Consolas" w:eastAsia="Times New Roman" w:hAnsi="Consolas" w:cs="Tahoma"/>
+          <w:lang w:eastAsia="en-US" w:bidi="th-TH"/>
+        </w:rPr>
+        <w:t>  signal Y</w:t>
+      </w:r>
+      <w:proofErr w:type="gramStart"/>
+      <w:r>
+        <w:rPr>
+          <w:rFonts w:ascii="Consolas" w:eastAsia="Times New Roman" w:hAnsi="Consolas" w:cs="Tahoma"/>
+          <w:lang w:eastAsia="en-US" w:bidi="th-TH"/>
+        </w:rPr>
+        <w:t>14 :</w:t>
+      </w:r>
+      <w:proofErr w:type="gramEnd"/>
+      <w:r>
+        <w:rPr>
+          <w:rFonts w:ascii="Consolas" w:eastAsia="Times New Roman" w:hAnsi="Consolas" w:cs="Tahoma"/>
+          <w:lang w:eastAsia="en-US" w:bidi="th-TH"/>
+        </w:rPr>
+        <w:t xml:space="preserve"> </w:t>
+      </w:r>
+      <w:proofErr w:type="spellStart"/>
+      <w:r>
+        <w:rPr>
+          <w:rFonts w:ascii="Consolas" w:eastAsia="Times New Roman" w:hAnsi="Consolas" w:cs="Tahoma"/>
+          <w:lang w:eastAsia="en-US" w:bidi="th-TH"/>
+        </w:rPr>
+        <w:t>std_logic</w:t>
+      </w:r>
+      <w:proofErr w:type="spellEnd"/>
+      <w:r>
+        <w:rPr>
+          <w:rFonts w:ascii="Consolas" w:eastAsia="Times New Roman" w:hAnsi="Consolas" w:cs="Tahoma"/>
+          <w:lang w:eastAsia="en-US" w:bidi="th-TH"/>
+        </w:rPr>
+        <w:t>;</w:t>
+      </w:r>
+    </w:p>
+    <w:p>
+      <w:pPr>
+        <w:spacing w:after="0" w:line="330" w:lineRule="atLeast"/>
+        <w:rPr>
+          <w:rFonts w:ascii="Consolas" w:eastAsia="Times New Roman" w:hAnsi="Consolas" w:cs="Tahoma"/>
+          <w:lang w:eastAsia="en-US" w:bidi="th-TH"/>
+        </w:rPr>
+      </w:pPr>
+      <w:r>
+        <w:rPr>
+          <w:rFonts w:ascii="Consolas" w:eastAsia="Times New Roman" w:hAnsi="Consolas" w:cs="Tahoma"/>
+          <w:lang w:eastAsia="en-US" w:bidi="th-TH"/>
+        </w:rPr>
+        <w:t>  signal Y</w:t>
+      </w:r>
+      <w:proofErr w:type="gramStart"/>
+      <w:r>
+        <w:rPr>
+          <w:rFonts w:ascii="Consolas" w:eastAsia="Times New Roman" w:hAnsi="Consolas" w:cs="Tahoma"/>
+          <w:lang w:eastAsia="en-US" w:bidi="th-TH"/>
+        </w:rPr>
+        <w:t>15 :</w:t>
+      </w:r>
+      <w:proofErr w:type="gramEnd"/>
+      <w:r>
+        <w:rPr>
+          <w:rFonts w:ascii="Consolas" w:eastAsia="Times New Roman" w:hAnsi="Consolas" w:cs="Tahoma"/>
+          <w:lang w:eastAsia="en-US" w:bidi="th-TH"/>
+        </w:rPr>
+        <w:t xml:space="preserve"> </w:t>
+      </w:r>
+      <w:proofErr w:type="spellStart"/>
+      <w:r>
+        <w:rPr>
+          <w:rFonts w:ascii="Consolas" w:eastAsia="Times New Roman" w:hAnsi="Consolas" w:cs="Tahoma"/>
+          <w:lang w:eastAsia="en-US" w:bidi="th-TH"/>
+        </w:rPr>
+        <w:t>std_logic</w:t>
+      </w:r>
+      <w:proofErr w:type="spellEnd"/>
+      <w:r>
+        <w:rPr>
+          <w:rFonts w:ascii="Consolas" w:eastAsia="Times New Roman" w:hAnsi="Consolas" w:cs="Tahoma"/>
+          <w:lang w:eastAsia="en-US" w:bidi="th-TH"/>
+        </w:rPr>
+        <w:t>;</w:t>
+      </w:r>
+    </w:p>
+    <w:p>
+      <w:pPr>
+        <w:spacing w:after="0" w:line="330" w:lineRule="atLeast"/>
+        <w:rPr>
+          <w:rFonts w:ascii="Consolas" w:eastAsia="Times New Roman" w:hAnsi="Consolas" w:cs="Tahoma"/>
+          <w:lang w:eastAsia="en-US" w:bidi="th-TH"/>
+        </w:rPr>
+      </w:pPr>
+    </w:p>
+    <w:p>
+      <w:pPr>
+        <w:spacing w:after="0" w:line="330" w:lineRule="atLeast"/>
+        <w:rPr>
+          <w:rFonts w:ascii="Consolas" w:eastAsia="Times New Roman" w:hAnsi="Consolas" w:cs="Tahoma"/>
+          <w:lang w:eastAsia="en-US" w:bidi="th-TH"/>
+        </w:rPr>
+      </w:pPr>
+      <w:r>
+        <w:rPr>
+          <w:rFonts w:ascii="Consolas" w:eastAsia="Times New Roman" w:hAnsi="Consolas" w:cs="Tahoma"/>
+          <w:lang w:eastAsia="en-US" w:bidi="th-TH"/>
+        </w:rPr>
+        <w:t>begin</w:t>
+      </w:r>
+    </w:p>
+    <w:p>
+      <w:pPr>
+        <w:spacing w:after="0" w:line="330" w:lineRule="atLeast"/>
+        <w:rPr>
+          <w:rFonts w:ascii="Consolas" w:eastAsia="Times New Roman" w:hAnsi="Consolas" w:cs="Tahoma"/>
+          <w:lang w:eastAsia="en-US" w:bidi="th-TH"/>
+        </w:rPr>
+      </w:pPr>
+    </w:p>
+    <w:p>
+      <w:pPr>
+        <w:spacing w:after="0" w:line="330" w:lineRule="atLeast"/>
+        <w:rPr>
+          <w:rFonts w:ascii="Consolas" w:eastAsia="Times New Roman" w:hAnsi="Consolas" w:cs="Tahoma"/>
+          <w:lang w:eastAsia="en-US" w:bidi="th-TH"/>
+        </w:rPr>
+      </w:pPr>
+      <w:r>
+        <w:rPr>
+          <w:rFonts w:ascii="Consolas" w:eastAsia="Times New Roman" w:hAnsi="Consolas" w:cs="Tahoma"/>
+          <w:lang w:eastAsia="en-US" w:bidi="th-TH"/>
+        </w:rPr>
+        <w:t>  ----------------------------------------------------------------</w:t>
+      </w:r>
+    </w:p>
+    <w:p>
+      <w:pPr>
+        <w:spacing w:after="0" w:line="330" w:lineRule="atLeast"/>
+        <w:rPr>
+          <w:rFonts w:ascii="Consolas" w:eastAsia="Times New Roman" w:hAnsi="Consolas" w:cs="Tahoma"/>
+          <w:lang w:eastAsia="en-US" w:bidi="th-TH"/>
+        </w:rPr>
+      </w:pPr>
+      <w:r>
+        <w:rPr>
+          <w:rFonts w:ascii="Consolas" w:eastAsia="Times New Roman" w:hAnsi="Consolas" w:cs="Tahoma"/>
+          <w:lang w:eastAsia="en-US" w:bidi="th-TH"/>
+        </w:rPr>
+        <w:t xml:space="preserve">  -- </w:t>
+      </w:r>
+      <w:r>
+        <w:rPr>
+          <w:rFonts w:ascii="Consolas" w:eastAsia="Times New Roman" w:hAnsi="Consolas" w:cs="Tahoma"/>
+          <w:cs/>
+          <w:lang w:eastAsia="en-US" w:bidi="th-TH"/>
+        </w:rPr>
+        <w:t xml:space="preserve">รวม </w:t>
+      </w:r>
+      <w:r>
+        <w:rPr>
+          <w:rFonts w:ascii="Consolas" w:eastAsia="Times New Roman" w:hAnsi="Consolas" w:cs="Tahoma"/>
+          <w:lang w:eastAsia="en-US" w:bidi="th-TH"/>
+        </w:rPr>
+        <w:t xml:space="preserve">D0-D15 </w:t>
+      </w:r>
+      <w:r>
+        <w:rPr>
+          <w:rFonts w:ascii="Consolas" w:eastAsia="Times New Roman" w:hAnsi="Consolas" w:cs="Tahoma"/>
+          <w:cs/>
+          <w:lang w:eastAsia="en-US" w:bidi="th-TH"/>
+        </w:rPr>
+        <w:t xml:space="preserve">เป็น </w:t>
+      </w:r>
+      <w:r>
+        <w:rPr>
+          <w:rFonts w:ascii="Consolas" w:eastAsia="Times New Roman" w:hAnsi="Consolas" w:cs="Tahoma"/>
+          <w:lang w:eastAsia="en-US" w:bidi="th-TH"/>
+        </w:rPr>
+        <w:t>Bus</w:t>
+      </w:r>
+    </w:p>
+    <w:p>
+      <w:pPr>
+        <w:spacing w:after="0" w:line="330" w:lineRule="atLeast"/>
+        <w:rPr>
+          <w:rFonts w:ascii="Consolas" w:eastAsia="Times New Roman" w:hAnsi="Consolas" w:cs="Tahoma"/>
+          <w:lang w:eastAsia="en-US" w:bidi="th-TH"/>
+        </w:rPr>
+      </w:pPr>
+      <w:r>
+        <w:rPr>
+          <w:rFonts w:ascii="Consolas" w:eastAsia="Times New Roman" w:hAnsi="Consolas" w:cs="Tahoma"/>
+          <w:lang w:eastAsia="en-US" w:bidi="th-TH"/>
+        </w:rPr>
+        <w:t>  ----------------------------------------------------------------</w:t>
+      </w:r>
+    </w:p>
+    <w:p>
+      <w:pPr>
+        <w:spacing w:after="0" w:line="330" w:lineRule="atLeast"/>
+        <w:rPr>
+          <w:rFonts w:ascii="Consolas" w:eastAsia="Times New Roman" w:hAnsi="Consolas" w:cs="Tahoma"/>
+          <w:lang w:eastAsia="en-US" w:bidi="th-TH"/>
+        </w:rPr>
+      </w:pPr>
+    </w:p>
+    <w:p>
+      <w:pPr>
+        <w:spacing w:after="0" w:line="330" w:lineRule="atLeast"/>
+        <w:rPr>
+          <w:rFonts w:ascii="Consolas" w:eastAsia="Times New Roman" w:hAnsi="Consolas" w:cs="Tahoma"/>
+          <w:lang w:eastAsia="en-US" w:bidi="th-TH"/>
+        </w:rPr>
+      </w:pPr>
+      <w:r>
+        <w:rPr>
+          <w:rFonts w:ascii="Consolas" w:eastAsia="Times New Roman" w:hAnsi="Consolas" w:cs="Tahoma"/>
+          <w:lang w:eastAsia="en-US" w:bidi="th-TH"/>
+        </w:rPr>
+        <w:t>  D &lt;= D15 &amp; D14 &amp; D13 &amp; D12 &amp;</w:t>
+      </w:r>
+    </w:p>
+    <w:p>
+      <w:pPr>
+        <w:spacing w:after="0" w:line="330" w:lineRule="atLeast"/>
+        <w:rPr>
+          <w:rFonts w:ascii="Consolas" w:eastAsia="Times New Roman" w:hAnsi="Consolas" w:cs="Tahoma"/>
+          <w:lang w:eastAsia="en-US" w:bidi="th-TH"/>
+        </w:rPr>
+      </w:pPr>
+      <w:r>
+        <w:rPr>
+          <w:rFonts w:ascii="Consolas" w:eastAsia="Times New Roman" w:hAnsi="Consolas" w:cs="Tahoma"/>
+          <w:lang w:eastAsia="en-US" w:bidi="th-TH"/>
+        </w:rPr>
+        <w:t>    D11 &amp; D10 &amp; D9 &amp; D8 &amp;</w:t>
+      </w:r>
+    </w:p>
+    <w:p>
+      <w:pPr>
+        <w:spacing w:after="0" w:line="330" w:lineRule="atLeast"/>
+        <w:rPr>
+          <w:rFonts w:ascii="Consolas" w:eastAsia="Times New Roman" w:hAnsi="Consolas" w:cs="Tahoma"/>
+          <w:lang w:eastAsia="en-US" w:bidi="th-TH"/>
+        </w:rPr>
+      </w:pPr>
+      <w:r>
+        <w:rPr>
+          <w:rFonts w:ascii="Consolas" w:eastAsia="Times New Roman" w:hAnsi="Consolas" w:cs="Tahoma"/>
+          <w:lang w:eastAsia="en-US" w:bidi="th-TH"/>
+        </w:rPr>
+        <w:t>    D7 &amp; D6 &amp; D5 &amp; D4 &amp;</w:t>
+      </w:r>
+    </w:p>
+    <w:p>
+      <w:pPr>
+        <w:spacing w:after="0" w:line="330" w:lineRule="atLeast"/>
+        <w:rPr>
+          <w:rFonts w:ascii="Consolas" w:eastAsia="Times New Roman" w:hAnsi="Consolas" w:cs="Tahoma"/>
+          <w:lang w:eastAsia="en-US" w:bidi="th-TH"/>
+        </w:rPr>
+      </w:pPr>
+      <w:r>
+        <w:rPr>
+          <w:rFonts w:ascii="Consolas" w:eastAsia="Times New Roman" w:hAnsi="Consolas" w:cs="Tahoma"/>
+          <w:lang w:eastAsia="en-US" w:bidi="th-TH"/>
+        </w:rPr>
+        <w:t>    D3 &amp; D2 &amp; D1 &amp; D0;</w:t>
+      </w:r>
+    </w:p>
+    <w:p>
+      <w:pPr>
+        <w:spacing w:after="0" w:line="330" w:lineRule="atLeast"/>
+        <w:rPr>
+          <w:rFonts w:ascii="Consolas" w:eastAsia="Times New Roman" w:hAnsi="Consolas" w:cs="Tahoma"/>
+          <w:lang w:eastAsia="en-US" w:bidi="th-TH"/>
+        </w:rPr>
+      </w:pPr>
+    </w:p>
+    <w:p>
+      <w:pPr>
+        <w:spacing w:after="0" w:line="330" w:lineRule="atLeast"/>
+        <w:rPr>
+          <w:rFonts w:ascii="Consolas" w:eastAsia="Times New Roman" w:hAnsi="Consolas" w:cs="Tahoma"/>
+          <w:lang w:eastAsia="en-US" w:bidi="th-TH"/>
+        </w:rPr>
+      </w:pPr>
+      <w:r>
+        <w:rPr>
+          <w:rFonts w:ascii="Consolas" w:eastAsia="Times New Roman" w:hAnsi="Consolas" w:cs="Tahoma"/>
+          <w:lang w:eastAsia="en-US" w:bidi="th-TH"/>
+        </w:rPr>
+        <w:t>  ----------------------------------------------------------------</w:t>
+      </w:r>
+    </w:p>
+    <w:p>
+      <w:pPr>
+        <w:spacing w:after="0" w:line="330" w:lineRule="atLeast"/>
+        <w:rPr>
+          <w:rFonts w:ascii="Consolas" w:eastAsia="Times New Roman" w:hAnsi="Consolas" w:cs="Tahoma"/>
+          <w:lang w:eastAsia="en-US" w:bidi="th-TH"/>
+        </w:rPr>
+      </w:pPr>
+      <w:r>
+        <w:rPr>
+          <w:rFonts w:ascii="Consolas" w:eastAsia="Times New Roman" w:hAnsi="Consolas" w:cs="Tahoma"/>
+          <w:lang w:eastAsia="en-US" w:bidi="th-TH"/>
+        </w:rPr>
+        <w:t xml:space="preserve">  -- </w:t>
+      </w:r>
+      <w:r>
+        <w:rPr>
+          <w:rFonts w:ascii="Consolas" w:eastAsia="Times New Roman" w:hAnsi="Consolas" w:cs="Tahoma"/>
+          <w:cs/>
+          <w:lang w:eastAsia="en-US" w:bidi="th-TH"/>
+        </w:rPr>
+        <w:t xml:space="preserve">แยก </w:t>
+      </w:r>
+      <w:r>
+        <w:rPr>
+          <w:rFonts w:ascii="Consolas" w:eastAsia="Times New Roman" w:hAnsi="Consolas" w:cs="Tahoma"/>
+          <w:lang w:eastAsia="en-US" w:bidi="th-TH"/>
+        </w:rPr>
+        <w:t>Y</w:t>
+      </w:r>
+    </w:p>
+    <w:p>
+      <w:pPr>
+        <w:spacing w:after="0" w:line="330" w:lineRule="atLeast"/>
+        <w:rPr>
+          <w:rFonts w:ascii="Consolas" w:eastAsia="Times New Roman" w:hAnsi="Consolas" w:cs="Tahoma"/>
+          <w:lang w:eastAsia="en-US" w:bidi="th-TH"/>
+        </w:rPr>
+      </w:pPr>
+      <w:r>
+        <w:rPr>
+          <w:rFonts w:ascii="Consolas" w:eastAsia="Times New Roman" w:hAnsi="Consolas" w:cs="Tahoma"/>
+          <w:lang w:eastAsia="en-US" w:bidi="th-TH"/>
+        </w:rPr>
+        <w:t>  ----------------------------------------------------------------</w:t>
+      </w:r>
+    </w:p>
+    <w:p>
+      <w:pPr>
+        <w:spacing w:after="0" w:line="330" w:lineRule="atLeast"/>
+        <w:rPr>
+          <w:rFonts w:ascii="Consolas" w:eastAsia="Times New Roman" w:hAnsi="Consolas" w:cs="Tahoma"/>
+          <w:lang w:eastAsia="en-US" w:bidi="th-TH"/>
+        </w:rPr>
+      </w:pPr>
+    </w:p>
+    <w:p>
+      <w:pPr>
+        <w:spacing w:after="0" w:line="330" w:lineRule="atLeast"/>
+        <w:rPr>
+          <w:rFonts w:ascii="Consolas" w:eastAsia="Times New Roman" w:hAnsi="Consolas" w:cs="Tahoma"/>
+          <w:lang w:eastAsia="en-US" w:bidi="th-TH"/>
+        </w:rPr>
+      </w:pPr>
+      <w:r>
+        <w:rPr>
+          <w:rFonts w:ascii="Consolas" w:eastAsia="Times New Roman" w:hAnsi="Consolas" w:cs="Tahoma"/>
+          <w:lang w:eastAsia="en-US" w:bidi="th-TH"/>
+        </w:rPr>
+        <w:t>  Y</w:t>
+      </w:r>
+      <w:proofErr w:type="gramStart"/>
+      <w:r>
+        <w:rPr>
+          <w:rFonts w:ascii="Consolas" w:eastAsia="Times New Roman" w:hAnsi="Consolas" w:cs="Tahoma"/>
+          <w:lang w:eastAsia="en-US" w:bidi="th-TH"/>
+        </w:rPr>
+        <w:t>0  &lt;</w:t>
+      </w:r>
+      <w:proofErr w:type="gramEnd"/>
+      <w:r>
+        <w:rPr>
+          <w:rFonts w:ascii="Consolas" w:eastAsia="Times New Roman" w:hAnsi="Consolas" w:cs="Tahoma"/>
+          <w:lang w:eastAsia="en-US" w:bidi="th-TH"/>
+        </w:rPr>
+        <w:t xml:space="preserve">= </w:t>
+      </w:r>
+      <w:proofErr w:type="gramStart"/>
+      <w:r>
+        <w:rPr>
+          <w:rFonts w:ascii="Consolas" w:eastAsia="Times New Roman" w:hAnsi="Consolas" w:cs="Tahoma"/>
+          <w:lang w:eastAsia="en-US" w:bidi="th-TH"/>
+        </w:rPr>
+        <w:t>Y(</w:t>
+      </w:r>
+      <w:proofErr w:type="gramEnd"/>
+      <w:r>
+        <w:rPr>
+          <w:rFonts w:ascii="Consolas" w:eastAsia="Times New Roman" w:hAnsi="Consolas" w:cs="Tahoma"/>
+          <w:lang w:eastAsia="en-US" w:bidi="th-TH"/>
+        </w:rPr>
+        <w:t>0);</w:t>
+      </w:r>
+    </w:p>
+    <w:p>
+      <w:pPr>
+        <w:spacing w:after="0" w:line="330" w:lineRule="atLeast"/>
+        <w:rPr>
+          <w:rFonts w:ascii="Consolas" w:eastAsia="Times New Roman" w:hAnsi="Consolas" w:cs="Tahoma"/>
+          <w:lang w:eastAsia="en-US" w:bidi="th-TH"/>
+        </w:rPr>
+      </w:pPr>
+      <w:r>
+        <w:rPr>
+          <w:rFonts w:ascii="Consolas" w:eastAsia="Times New Roman" w:hAnsi="Consolas" w:cs="Tahoma"/>
+          <w:lang w:eastAsia="en-US" w:bidi="th-TH"/>
+        </w:rPr>
+        <w:t>  Y</w:t>
+      </w:r>
+      <w:proofErr w:type="gramStart"/>
+      <w:r>
+        <w:rPr>
+          <w:rFonts w:ascii="Consolas" w:eastAsia="Times New Roman" w:hAnsi="Consolas" w:cs="Tahoma"/>
+          <w:lang w:eastAsia="en-US" w:bidi="th-TH"/>
+        </w:rPr>
+        <w:t>1  &lt;</w:t>
+      </w:r>
+      <w:proofErr w:type="gramEnd"/>
+      <w:r>
+        <w:rPr>
+          <w:rFonts w:ascii="Consolas" w:eastAsia="Times New Roman" w:hAnsi="Consolas" w:cs="Tahoma"/>
+          <w:lang w:eastAsia="en-US" w:bidi="th-TH"/>
+        </w:rPr>
+        <w:t xml:space="preserve">= </w:t>
+      </w:r>
+      <w:proofErr w:type="gramStart"/>
+      <w:r>
+        <w:rPr>
+          <w:rFonts w:ascii="Consolas" w:eastAsia="Times New Roman" w:hAnsi="Consolas" w:cs="Tahoma"/>
+          <w:lang w:eastAsia="en-US" w:bidi="th-TH"/>
+        </w:rPr>
+        <w:t>Y(</w:t>
+      </w:r>
+      <w:proofErr w:type="gramEnd"/>
+      <w:r>
+        <w:rPr>
+          <w:rFonts w:ascii="Consolas" w:eastAsia="Times New Roman" w:hAnsi="Consolas" w:cs="Tahoma"/>
+          <w:lang w:eastAsia="en-US" w:bidi="th-TH"/>
+        </w:rPr>
+        <w:t>1);</w:t>
+      </w:r>
+    </w:p>
+    <w:p>
+      <w:pPr>
+        <w:spacing w:after="0" w:line="330" w:lineRule="atLeast"/>
+        <w:rPr>
+          <w:rFonts w:ascii="Consolas" w:eastAsia="Times New Roman" w:hAnsi="Consolas" w:cs="Tahoma"/>
+          <w:lang w:eastAsia="en-US" w:bidi="th-TH"/>
+        </w:rPr>
+      </w:pPr>
+      <w:r>
+        <w:rPr>
+          <w:rFonts w:ascii="Consolas" w:eastAsia="Times New Roman" w:hAnsi="Consolas" w:cs="Tahoma"/>
+          <w:lang w:eastAsia="en-US" w:bidi="th-TH"/>
+        </w:rPr>
+        <w:t>  Y</w:t>
+      </w:r>
+      <w:proofErr w:type="gramStart"/>
+      <w:r>
+        <w:rPr>
+          <w:rFonts w:ascii="Consolas" w:eastAsia="Times New Roman" w:hAnsi="Consolas" w:cs="Tahoma"/>
+          <w:lang w:eastAsia="en-US" w:bidi="th-TH"/>
+        </w:rPr>
+        <w:t>2  &lt;</w:t>
+      </w:r>
+      <w:proofErr w:type="gramEnd"/>
+      <w:r>
+        <w:rPr>
+          <w:rFonts w:ascii="Consolas" w:eastAsia="Times New Roman" w:hAnsi="Consolas" w:cs="Tahoma"/>
+          <w:lang w:eastAsia="en-US" w:bidi="th-TH"/>
+        </w:rPr>
+        <w:t xml:space="preserve">= </w:t>
+      </w:r>
+      <w:proofErr w:type="gramStart"/>
+      <w:r>
+        <w:rPr>
+          <w:rFonts w:ascii="Consolas" w:eastAsia="Times New Roman" w:hAnsi="Consolas" w:cs="Tahoma"/>
+          <w:lang w:eastAsia="en-US" w:bidi="th-TH"/>
+        </w:rPr>
+        <w:t>Y(</w:t>
+      </w:r>
+      <w:proofErr w:type="gramEnd"/>
+      <w:r>
+        <w:rPr>
+          <w:rFonts w:ascii="Consolas" w:eastAsia="Times New Roman" w:hAnsi="Consolas" w:cs="Tahoma"/>
+          <w:lang w:eastAsia="en-US" w:bidi="th-TH"/>
+        </w:rPr>
+        <w:t>2);</w:t>
+      </w:r>
+    </w:p>
+    <w:p>
+      <w:pPr>
+        <w:spacing w:after="0" w:line="330" w:lineRule="atLeast"/>
+        <w:rPr>
+          <w:rFonts w:ascii="Consolas" w:eastAsia="Times New Roman" w:hAnsi="Consolas" w:cs="Tahoma"/>
+          <w:lang w:eastAsia="en-US" w:bidi="th-TH"/>
+        </w:rPr>
+      </w:pPr>
+      <w:r>
+        <w:rPr>
+          <w:rFonts w:ascii="Consolas" w:eastAsia="Times New Roman" w:hAnsi="Consolas" w:cs="Tahoma"/>
+          <w:lang w:eastAsia="en-US" w:bidi="th-TH"/>
+        </w:rPr>
+        <w:t>  Y</w:t>
+      </w:r>
+      <w:proofErr w:type="gramStart"/>
+      <w:r>
+        <w:rPr>
+          <w:rFonts w:ascii="Consolas" w:eastAsia="Times New Roman" w:hAnsi="Consolas" w:cs="Tahoma"/>
+          <w:lang w:eastAsia="en-US" w:bidi="th-TH"/>
+        </w:rPr>
+        <w:t>3  &lt;</w:t>
+      </w:r>
+      <w:proofErr w:type="gramEnd"/>
+      <w:r>
+        <w:rPr>
+          <w:rFonts w:ascii="Consolas" w:eastAsia="Times New Roman" w:hAnsi="Consolas" w:cs="Tahoma"/>
+          <w:lang w:eastAsia="en-US" w:bidi="th-TH"/>
+        </w:rPr>
+        <w:t xml:space="preserve">= </w:t>
+      </w:r>
+      <w:proofErr w:type="gramStart"/>
+      <w:r>
+        <w:rPr>
+          <w:rFonts w:ascii="Consolas" w:eastAsia="Times New Roman" w:hAnsi="Consolas" w:cs="Tahoma"/>
+          <w:lang w:eastAsia="en-US" w:bidi="th-TH"/>
+        </w:rPr>
+        <w:t>Y(</w:t>
+      </w:r>
+      <w:proofErr w:type="gramEnd"/>
+      <w:r>
+        <w:rPr>
+          <w:rFonts w:ascii="Consolas" w:eastAsia="Times New Roman" w:hAnsi="Consolas" w:cs="Tahoma"/>
+          <w:lang w:eastAsia="en-US" w:bidi="th-TH"/>
+        </w:rPr>
+        <w:t>3);</w:t>
+      </w:r>
+    </w:p>
+    <w:p>
+      <w:pPr>
+        <w:spacing w:after="0" w:line="330" w:lineRule="atLeast"/>
+        <w:rPr>
+          <w:rFonts w:ascii="Consolas" w:eastAsia="Times New Roman" w:hAnsi="Consolas" w:cs="Tahoma"/>
+          <w:lang w:eastAsia="en-US" w:bidi="th-TH"/>
+        </w:rPr>
+      </w:pPr>
+      <w:r>
+        <w:rPr>
+          <w:rFonts w:ascii="Consolas" w:eastAsia="Times New Roman" w:hAnsi="Consolas" w:cs="Tahoma"/>
+          <w:lang w:eastAsia="en-US" w:bidi="th-TH"/>
+        </w:rPr>
+        <w:t>  Y</w:t>
+      </w:r>
+      <w:proofErr w:type="gramStart"/>
+      <w:r>
+        <w:rPr>
+          <w:rFonts w:ascii="Consolas" w:eastAsia="Times New Roman" w:hAnsi="Consolas" w:cs="Tahoma"/>
+          <w:lang w:eastAsia="en-US" w:bidi="th-TH"/>
+        </w:rPr>
+        <w:t>4  &lt;</w:t>
+      </w:r>
+      <w:proofErr w:type="gramEnd"/>
+      <w:r>
+        <w:rPr>
+          <w:rFonts w:ascii="Consolas" w:eastAsia="Times New Roman" w:hAnsi="Consolas" w:cs="Tahoma"/>
+          <w:lang w:eastAsia="en-US" w:bidi="th-TH"/>
+        </w:rPr>
+        <w:t xml:space="preserve">= </w:t>
+      </w:r>
+      <w:proofErr w:type="gramStart"/>
+      <w:r>
+        <w:rPr>
+          <w:rFonts w:ascii="Consolas" w:eastAsia="Times New Roman" w:hAnsi="Consolas" w:cs="Tahoma"/>
+          <w:lang w:eastAsia="en-US" w:bidi="th-TH"/>
+        </w:rPr>
+        <w:t>Y(</w:t>
+      </w:r>
+      <w:proofErr w:type="gramEnd"/>
+      <w:r>
+        <w:rPr>
+          <w:rFonts w:ascii="Consolas" w:eastAsia="Times New Roman" w:hAnsi="Consolas" w:cs="Tahoma"/>
+          <w:lang w:eastAsia="en-US" w:bidi="th-TH"/>
+        </w:rPr>
+        <w:t>4);</w:t>
+      </w:r>
+    </w:p>
+    <w:p>
+      <w:pPr>
+        <w:spacing w:after="0" w:line="330" w:lineRule="atLeast"/>
+        <w:rPr>
+          <w:rFonts w:ascii="Consolas" w:eastAsia="Times New Roman" w:hAnsi="Consolas" w:cs="Tahoma"/>
+          <w:lang w:eastAsia="en-US" w:bidi="th-TH"/>
+        </w:rPr>
+      </w:pPr>
+      <w:r>
+        <w:rPr>
+          <w:rFonts w:ascii="Consolas" w:eastAsia="Times New Roman" w:hAnsi="Consolas" w:cs="Tahoma"/>
+          <w:lang w:eastAsia="en-US" w:bidi="th-TH"/>
+        </w:rPr>
+        <w:t>  Y</w:t>
+      </w:r>
+      <w:proofErr w:type="gramStart"/>
+      <w:r>
+        <w:rPr>
+          <w:rFonts w:ascii="Consolas" w:eastAsia="Times New Roman" w:hAnsi="Consolas" w:cs="Tahoma"/>
+          <w:lang w:eastAsia="en-US" w:bidi="th-TH"/>
+        </w:rPr>
+        <w:t>5  &lt;</w:t>
+      </w:r>
+      <w:proofErr w:type="gramEnd"/>
+      <w:r>
+        <w:rPr>
+          <w:rFonts w:ascii="Consolas" w:eastAsia="Times New Roman" w:hAnsi="Consolas" w:cs="Tahoma"/>
+          <w:lang w:eastAsia="en-US" w:bidi="th-TH"/>
+        </w:rPr>
+        <w:t xml:space="preserve">= </w:t>
+      </w:r>
+      <w:proofErr w:type="gramStart"/>
+      <w:r>
+        <w:rPr>
+          <w:rFonts w:ascii="Consolas" w:eastAsia="Times New Roman" w:hAnsi="Consolas" w:cs="Tahoma"/>
+          <w:lang w:eastAsia="en-US" w:bidi="th-TH"/>
+        </w:rPr>
+        <w:t>Y(</w:t>
+      </w:r>
+      <w:proofErr w:type="gramEnd"/>
+      <w:r>
+        <w:rPr>
+          <w:rFonts w:ascii="Consolas" w:eastAsia="Times New Roman" w:hAnsi="Consolas" w:cs="Tahoma"/>
+          <w:lang w:eastAsia="en-US" w:bidi="th-TH"/>
+        </w:rPr>
+        <w:t>5);</w:t>
+      </w:r>
+    </w:p>
+    <w:p>
+      <w:pPr>
+        <w:spacing w:after="0" w:line="330" w:lineRule="atLeast"/>
+        <w:rPr>
+          <w:rFonts w:ascii="Consolas" w:eastAsia="Times New Roman" w:hAnsi="Consolas" w:cs="Tahoma"/>
+          <w:lang w:eastAsia="en-US" w:bidi="th-TH"/>
+        </w:rPr>
+      </w:pPr>
+      <w:r>
+        <w:rPr>
+          <w:rFonts w:ascii="Consolas" w:eastAsia="Times New Roman" w:hAnsi="Consolas" w:cs="Tahoma"/>
+          <w:lang w:eastAsia="en-US" w:bidi="th-TH"/>
+        </w:rPr>
+        <w:t>  Y</w:t>
+      </w:r>
+      <w:proofErr w:type="gramStart"/>
+      <w:r>
+        <w:rPr>
+          <w:rFonts w:ascii="Consolas" w:eastAsia="Times New Roman" w:hAnsi="Consolas" w:cs="Tahoma"/>
+          <w:lang w:eastAsia="en-US" w:bidi="th-TH"/>
+        </w:rPr>
+        <w:t>6  &lt;</w:t>
+      </w:r>
+      <w:proofErr w:type="gramEnd"/>
+      <w:r>
+        <w:rPr>
+          <w:rFonts w:ascii="Consolas" w:eastAsia="Times New Roman" w:hAnsi="Consolas" w:cs="Tahoma"/>
+          <w:lang w:eastAsia="en-US" w:bidi="th-TH"/>
+        </w:rPr>
+        <w:t xml:space="preserve">= </w:t>
+      </w:r>
+      <w:proofErr w:type="gramStart"/>
+      <w:r>
+        <w:rPr>
+          <w:rFonts w:ascii="Consolas" w:eastAsia="Times New Roman" w:hAnsi="Consolas" w:cs="Tahoma"/>
+          <w:lang w:eastAsia="en-US" w:bidi="th-TH"/>
+        </w:rPr>
+        <w:t>Y(</w:t>
+      </w:r>
+      <w:proofErr w:type="gramEnd"/>
+      <w:r>
+        <w:rPr>
+          <w:rFonts w:ascii="Consolas" w:eastAsia="Times New Roman" w:hAnsi="Consolas" w:cs="Tahoma"/>
+          <w:lang w:eastAsia="en-US" w:bidi="th-TH"/>
+        </w:rPr>
+        <w:t>6);</w:t>
+      </w:r>
+    </w:p>
+    <w:p>
+      <w:pPr>
+        <w:spacing w:after="0" w:line="330" w:lineRule="atLeast"/>
+        <w:rPr>
+          <w:rFonts w:ascii="Consolas" w:eastAsia="Times New Roman" w:hAnsi="Consolas" w:cs="Tahoma"/>
+          <w:lang w:eastAsia="en-US" w:bidi="th-TH"/>
+        </w:rPr>
+      </w:pPr>
+      <w:r>
+        <w:rPr>
+          <w:rFonts w:ascii="Consolas" w:eastAsia="Times New Roman" w:hAnsi="Consolas" w:cs="Tahoma"/>
+          <w:lang w:eastAsia="en-US" w:bidi="th-TH"/>
+        </w:rPr>
+        <w:t>  Y</w:t>
+      </w:r>
+      <w:proofErr w:type="gramStart"/>
+      <w:r>
+        <w:rPr>
+          <w:rFonts w:ascii="Consolas" w:eastAsia="Times New Roman" w:hAnsi="Consolas" w:cs="Tahoma"/>
+          <w:lang w:eastAsia="en-US" w:bidi="th-TH"/>
+        </w:rPr>
+        <w:t>7  &lt;</w:t>
+      </w:r>
+      <w:proofErr w:type="gramEnd"/>
+      <w:r>
+        <w:rPr>
+          <w:rFonts w:ascii="Consolas" w:eastAsia="Times New Roman" w:hAnsi="Consolas" w:cs="Tahoma"/>
+          <w:lang w:eastAsia="en-US" w:bidi="th-TH"/>
+        </w:rPr>
+        <w:t xml:space="preserve">= </w:t>
+      </w:r>
+      <w:proofErr w:type="gramStart"/>
+      <w:r>
+        <w:rPr>
+          <w:rFonts w:ascii="Consolas" w:eastAsia="Times New Roman" w:hAnsi="Consolas" w:cs="Tahoma"/>
+          <w:lang w:eastAsia="en-US" w:bidi="th-TH"/>
+        </w:rPr>
+        <w:t>Y(</w:t>
+      </w:r>
+      <w:proofErr w:type="gramEnd"/>
+      <w:r>
+        <w:rPr>
+          <w:rFonts w:ascii="Consolas" w:eastAsia="Times New Roman" w:hAnsi="Consolas" w:cs="Tahoma"/>
+          <w:lang w:eastAsia="en-US" w:bidi="th-TH"/>
+        </w:rPr>
+        <w:t>7);</w:t>
+      </w:r>
+    </w:p>
+    <w:p>
+      <w:pPr>
+        <w:spacing w:after="0" w:line="330" w:lineRule="atLeast"/>
+        <w:rPr>
+          <w:rFonts w:ascii="Consolas" w:eastAsia="Times New Roman" w:hAnsi="Consolas" w:cs="Tahoma"/>
+          <w:lang w:eastAsia="en-US" w:bidi="th-TH"/>
+        </w:rPr>
+      </w:pPr>
+      <w:r>
+        <w:rPr>
+          <w:rFonts w:ascii="Consolas" w:eastAsia="Times New Roman" w:hAnsi="Consolas" w:cs="Tahoma"/>
+          <w:lang w:eastAsia="en-US" w:bidi="th-TH"/>
+        </w:rPr>
+        <w:t>  Y</w:t>
+      </w:r>
+      <w:proofErr w:type="gramStart"/>
+      <w:r>
+        <w:rPr>
+          <w:rFonts w:ascii="Consolas" w:eastAsia="Times New Roman" w:hAnsi="Consolas" w:cs="Tahoma"/>
+          <w:lang w:eastAsia="en-US" w:bidi="th-TH"/>
+        </w:rPr>
+        <w:t>8  &lt;</w:t>
+      </w:r>
+      <w:proofErr w:type="gramEnd"/>
+      <w:r>
+        <w:rPr>
+          <w:rFonts w:ascii="Consolas" w:eastAsia="Times New Roman" w:hAnsi="Consolas" w:cs="Tahoma"/>
+          <w:lang w:eastAsia="en-US" w:bidi="th-TH"/>
+        </w:rPr>
+        <w:t xml:space="preserve">= </w:t>
+      </w:r>
+      <w:proofErr w:type="gramStart"/>
+      <w:r>
+        <w:rPr>
+          <w:rFonts w:ascii="Consolas" w:eastAsia="Times New Roman" w:hAnsi="Consolas" w:cs="Tahoma"/>
+          <w:lang w:eastAsia="en-US" w:bidi="th-TH"/>
+        </w:rPr>
+        <w:t>Y(</w:t>
+      </w:r>
+      <w:proofErr w:type="gramEnd"/>
+      <w:r>
+        <w:rPr>
+          <w:rFonts w:ascii="Consolas" w:eastAsia="Times New Roman" w:hAnsi="Consolas" w:cs="Tahoma"/>
+          <w:lang w:eastAsia="en-US" w:bidi="th-TH"/>
+        </w:rPr>
+        <w:t>8);</w:t>
+      </w:r>
+    </w:p>
+    <w:p>
+      <w:pPr>
+        <w:spacing w:after="0" w:line="330" w:lineRule="atLeast"/>
+        <w:rPr>
+          <w:rFonts w:ascii="Consolas" w:eastAsia="Times New Roman" w:hAnsi="Consolas" w:cs="Tahoma"/>
+          <w:lang w:eastAsia="en-US" w:bidi="th-TH"/>
+        </w:rPr>
+      </w:pPr>
+      <w:r>
+        <w:rPr>
+          <w:rFonts w:ascii="Consolas" w:eastAsia="Times New Roman" w:hAnsi="Consolas" w:cs="Tahoma"/>
+          <w:lang w:eastAsia="en-US" w:bidi="th-TH"/>
+        </w:rPr>
+        <w:t>  Y</w:t>
+      </w:r>
+      <w:proofErr w:type="gramStart"/>
+      <w:r>
+        <w:rPr>
+          <w:rFonts w:ascii="Consolas" w:eastAsia="Times New Roman" w:hAnsi="Consolas" w:cs="Tahoma"/>
+          <w:lang w:eastAsia="en-US" w:bidi="th-TH"/>
+        </w:rPr>
+        <w:t>9  &lt;</w:t>
+      </w:r>
+      <w:proofErr w:type="gramEnd"/>
+      <w:r>
+        <w:rPr>
+          <w:rFonts w:ascii="Consolas" w:eastAsia="Times New Roman" w:hAnsi="Consolas" w:cs="Tahoma"/>
+          <w:lang w:eastAsia="en-US" w:bidi="th-TH"/>
+        </w:rPr>
+        <w:t xml:space="preserve">= </w:t>
+      </w:r>
+      <w:proofErr w:type="gramStart"/>
+      <w:r>
+        <w:rPr>
+          <w:rFonts w:ascii="Consolas" w:eastAsia="Times New Roman" w:hAnsi="Consolas" w:cs="Tahoma"/>
+          <w:lang w:eastAsia="en-US" w:bidi="th-TH"/>
+        </w:rPr>
+        <w:t>Y(</w:t>
+      </w:r>
+      <w:proofErr w:type="gramEnd"/>
+      <w:r>
+        <w:rPr>
+          <w:rFonts w:ascii="Consolas" w:eastAsia="Times New Roman" w:hAnsi="Consolas" w:cs="Tahoma"/>
+          <w:lang w:eastAsia="en-US" w:bidi="th-TH"/>
+        </w:rPr>
+        <w:t>9);</w:t>
+      </w:r>
+    </w:p>
+    <w:p>
+      <w:pPr>
+        <w:spacing w:after="0" w:line="330" w:lineRule="atLeast"/>
+        <w:rPr>
+          <w:rFonts w:ascii="Consolas" w:eastAsia="Times New Roman" w:hAnsi="Consolas" w:cs="Tahoma"/>
+          <w:lang w:eastAsia="en-US" w:bidi="th-TH"/>
+        </w:rPr>
+      </w:pPr>
+      <w:r>
+        <w:rPr>
+          <w:rFonts w:ascii="Consolas" w:eastAsia="Times New Roman" w:hAnsi="Consolas" w:cs="Tahoma"/>
+          <w:lang w:eastAsia="en-US" w:bidi="th-TH"/>
+        </w:rPr>
+        <w:t xml:space="preserve">  Y10 &lt;= </w:t>
+      </w:r>
+      <w:proofErr w:type="gramStart"/>
+      <w:r>
+        <w:rPr>
+          <w:rFonts w:ascii="Consolas" w:eastAsia="Times New Roman" w:hAnsi="Consolas" w:cs="Tahoma"/>
+          <w:lang w:eastAsia="en-US" w:bidi="th-TH"/>
+        </w:rPr>
+        <w:t>Y(</w:t>
+      </w:r>
+      <w:proofErr w:type="gramEnd"/>
+      <w:r>
+        <w:rPr>
+          <w:rFonts w:ascii="Consolas" w:eastAsia="Times New Roman" w:hAnsi="Consolas" w:cs="Tahoma"/>
+          <w:lang w:eastAsia="en-US" w:bidi="th-TH"/>
+        </w:rPr>
+        <w:t>10);</w:t>
+      </w:r>
+    </w:p>
+    <w:p>
+      <w:pPr>
+        <w:spacing w:after="0" w:line="330" w:lineRule="atLeast"/>
+        <w:rPr>
+          <w:rFonts w:ascii="Consolas" w:eastAsia="Times New Roman" w:hAnsi="Consolas" w:cs="Tahoma"/>
+          <w:lang w:eastAsia="en-US" w:bidi="th-TH"/>
+        </w:rPr>
+      </w:pPr>
+      <w:r>
+        <w:rPr>
+          <w:rFonts w:ascii="Consolas" w:eastAsia="Times New Roman" w:hAnsi="Consolas" w:cs="Tahoma"/>
+          <w:lang w:eastAsia="en-US" w:bidi="th-TH"/>
+        </w:rPr>
+        <w:t xml:space="preserve">  Y11 &lt;= </w:t>
+      </w:r>
+      <w:proofErr w:type="gramStart"/>
+      <w:r>
+        <w:rPr>
+          <w:rFonts w:ascii="Consolas" w:eastAsia="Times New Roman" w:hAnsi="Consolas" w:cs="Tahoma"/>
+          <w:lang w:eastAsia="en-US" w:bidi="th-TH"/>
+        </w:rPr>
+        <w:t>Y(</w:t>
+      </w:r>
+      <w:proofErr w:type="gramEnd"/>
+      <w:r>
+        <w:rPr>
+          <w:rFonts w:ascii="Consolas" w:eastAsia="Times New Roman" w:hAnsi="Consolas" w:cs="Tahoma"/>
+          <w:lang w:eastAsia="en-US" w:bidi="th-TH"/>
+        </w:rPr>
+        <w:t>11);</w:t>
+      </w:r>
+    </w:p>
+    <w:p>
+      <w:pPr>
+        <w:spacing w:after="0" w:line="330" w:lineRule="atLeast"/>
+        <w:rPr>
+          <w:rFonts w:ascii="Consolas" w:eastAsia="Times New Roman" w:hAnsi="Consolas" w:cs="Tahoma"/>
+          <w:lang w:eastAsia="en-US" w:bidi="th-TH"/>
+        </w:rPr>
+      </w:pPr>
+      <w:r>
+        <w:rPr>
+          <w:rFonts w:ascii="Consolas" w:eastAsia="Times New Roman" w:hAnsi="Consolas" w:cs="Tahoma"/>
+          <w:lang w:eastAsia="en-US" w:bidi="th-TH"/>
+        </w:rPr>
+        <w:t xml:space="preserve">  Y12 &lt;= </w:t>
+      </w:r>
+      <w:proofErr w:type="gramStart"/>
+      <w:r>
+        <w:rPr>
+          <w:rFonts w:ascii="Consolas" w:eastAsia="Times New Roman" w:hAnsi="Consolas" w:cs="Tahoma"/>
+          <w:lang w:eastAsia="en-US" w:bidi="th-TH"/>
+        </w:rPr>
+        <w:t>Y(</w:t>
+      </w:r>
+      <w:proofErr w:type="gramEnd"/>
+      <w:r>
+        <w:rPr>
+          <w:rFonts w:ascii="Consolas" w:eastAsia="Times New Roman" w:hAnsi="Consolas" w:cs="Tahoma"/>
+          <w:lang w:eastAsia="en-US" w:bidi="th-TH"/>
+        </w:rPr>
+        <w:t>12);</w:t>
+      </w:r>
+    </w:p>
+    <w:p>
+      <w:pPr>
+        <w:spacing w:after="0" w:line="330" w:lineRule="atLeast"/>
+        <w:rPr>
+          <w:rFonts w:ascii="Consolas" w:eastAsia="Times New Roman" w:hAnsi="Consolas" w:cs="Tahoma"/>
+          <w:lang w:eastAsia="en-US" w:bidi="th-TH"/>
+        </w:rPr>
+      </w:pPr>
+      <w:r>
+        <w:rPr>
+          <w:rFonts w:ascii="Consolas" w:eastAsia="Times New Roman" w:hAnsi="Consolas" w:cs="Tahoma"/>
+          <w:lang w:eastAsia="en-US" w:bidi="th-TH"/>
+        </w:rPr>
+        <w:t xml:space="preserve">  Y13 &lt;= </w:t>
+      </w:r>
+      <w:proofErr w:type="gramStart"/>
+      <w:r>
+        <w:rPr>
+          <w:rFonts w:ascii="Consolas" w:eastAsia="Times New Roman" w:hAnsi="Consolas" w:cs="Tahoma"/>
+          <w:lang w:eastAsia="en-US" w:bidi="th-TH"/>
+        </w:rPr>
+        <w:t>Y(</w:t>
+      </w:r>
+      <w:proofErr w:type="gramEnd"/>
+      <w:r>
+        <w:rPr>
+          <w:rFonts w:ascii="Consolas" w:eastAsia="Times New Roman" w:hAnsi="Consolas" w:cs="Tahoma"/>
+          <w:lang w:eastAsia="en-US" w:bidi="th-TH"/>
+        </w:rPr>
+        <w:t>13);</w:t>
+      </w:r>
+    </w:p>
+    <w:p>
+      <w:pPr>
+        <w:spacing w:after="0" w:line="330" w:lineRule="atLeast"/>
+        <w:rPr>
+          <w:rFonts w:ascii="Consolas" w:eastAsia="Times New Roman" w:hAnsi="Consolas" w:cs="Tahoma"/>
+          <w:lang w:eastAsia="en-US" w:bidi="th-TH"/>
+        </w:rPr>
+      </w:pPr>
+      <w:r>
+        <w:rPr>
+          <w:rFonts w:ascii="Consolas" w:eastAsia="Times New Roman" w:hAnsi="Consolas" w:cs="Tahoma"/>
+          <w:lang w:eastAsia="en-US" w:bidi="th-TH"/>
+        </w:rPr>
+        <w:t xml:space="preserve">  Y14 &lt;= </w:t>
+      </w:r>
+      <w:proofErr w:type="gramStart"/>
+      <w:r>
+        <w:rPr>
+          <w:rFonts w:ascii="Consolas" w:eastAsia="Times New Roman" w:hAnsi="Consolas" w:cs="Tahoma"/>
+          <w:lang w:eastAsia="en-US" w:bidi="th-TH"/>
+        </w:rPr>
+        <w:t>Y(</w:t>
+      </w:r>
+      <w:proofErr w:type="gramEnd"/>
+      <w:r>
+        <w:rPr>
+          <w:rFonts w:ascii="Consolas" w:eastAsia="Times New Roman" w:hAnsi="Consolas" w:cs="Tahoma"/>
+          <w:lang w:eastAsia="en-US" w:bidi="th-TH"/>
+        </w:rPr>
+        <w:t>14);</w:t>
+      </w:r>
+    </w:p>
+    <w:p>
+      <w:pPr>
+        <w:spacing w:after="0" w:line="330" w:lineRule="atLeast"/>
+        <w:rPr>
+          <w:rFonts w:ascii="Consolas" w:eastAsia="Times New Roman" w:hAnsi="Consolas" w:cs="Tahoma"/>
+          <w:lang w:eastAsia="en-US" w:bidi="th-TH"/>
+        </w:rPr>
+      </w:pPr>
+      <w:r>
+        <w:rPr>
+          <w:rFonts w:ascii="Consolas" w:eastAsia="Times New Roman" w:hAnsi="Consolas" w:cs="Tahoma"/>
+          <w:lang w:eastAsia="en-US" w:bidi="th-TH"/>
+        </w:rPr>
+        <w:t xml:space="preserve">  Y15 &lt;= </w:t>
+      </w:r>
+      <w:proofErr w:type="gramStart"/>
+      <w:r>
+        <w:rPr>
+          <w:rFonts w:ascii="Consolas" w:eastAsia="Times New Roman" w:hAnsi="Consolas" w:cs="Tahoma"/>
+          <w:lang w:eastAsia="en-US" w:bidi="th-TH"/>
+        </w:rPr>
+        <w:t>Y(</w:t>
+      </w:r>
+      <w:proofErr w:type="gramEnd"/>
+      <w:r>
+        <w:rPr>
+          <w:rFonts w:ascii="Consolas" w:eastAsia="Times New Roman" w:hAnsi="Consolas" w:cs="Tahoma"/>
+          <w:lang w:eastAsia="en-US" w:bidi="th-TH"/>
+        </w:rPr>
+        <w:t>15);</w:t>
+      </w:r>
+    </w:p>
+    <w:p>
+      <w:pPr>
+        <w:spacing w:after="0" w:line="330" w:lineRule="atLeast"/>
+        <w:rPr>
+          <w:rFonts w:ascii="Consolas" w:eastAsia="Times New Roman" w:hAnsi="Consolas" w:cs="Tahoma"/>
+          <w:lang w:eastAsia="en-US" w:bidi="th-TH"/>
+        </w:rPr>
+      </w:pPr>
+    </w:p>
+    <w:p>
+      <w:pPr>
+        <w:spacing w:after="0" w:line="330" w:lineRule="atLeast"/>
+        <w:rPr>
+          <w:rFonts w:ascii="Consolas" w:eastAsia="Times New Roman" w:hAnsi="Consolas" w:cs="Tahoma"/>
+          <w:lang w:eastAsia="en-US" w:bidi="th-TH"/>
+        </w:rPr>
+      </w:pPr>
+      <w:r>
+        <w:rPr>
+          <w:rFonts w:ascii="Consolas" w:eastAsia="Times New Roman" w:hAnsi="Consolas" w:cs="Tahoma"/>
+          <w:lang w:eastAsia="en-US" w:bidi="th-TH"/>
+        </w:rPr>
+        <w:t>  ----------------------------------------------------------------</w:t>
+      </w:r>
+    </w:p>
+    <w:p>
+      <w:pPr>
+        <w:spacing w:after="0" w:line="330" w:lineRule="atLeast"/>
+        <w:rPr>
+          <w:rFonts w:ascii="Consolas" w:eastAsia="Times New Roman" w:hAnsi="Consolas" w:cs="Tahoma"/>
+          <w:lang w:eastAsia="en-US" w:bidi="th-TH"/>
+        </w:rPr>
+      </w:pPr>
+      <w:r>
+        <w:rPr>
+          <w:rFonts w:ascii="Consolas" w:eastAsia="Times New Roman" w:hAnsi="Consolas" w:cs="Tahoma"/>
+          <w:lang w:eastAsia="en-US" w:bidi="th-TH"/>
+        </w:rPr>
+        <w:t>  -- DUT</w:t>
+      </w:r>
+    </w:p>
+    <w:p>
+      <w:pPr>
+        <w:spacing w:after="0" w:line="330" w:lineRule="atLeast"/>
+        <w:rPr>
+          <w:rFonts w:ascii="Consolas" w:eastAsia="Times New Roman" w:hAnsi="Consolas" w:cs="Tahoma"/>
+          <w:lang w:eastAsia="en-US" w:bidi="th-TH"/>
+        </w:rPr>
+      </w:pPr>
+      <w:r>
+        <w:rPr>
+          <w:rFonts w:ascii="Consolas" w:eastAsia="Times New Roman" w:hAnsi="Consolas" w:cs="Tahoma"/>
+          <w:lang w:eastAsia="en-US" w:bidi="th-TH"/>
+        </w:rPr>
+        <w:t>  ----------------------------------------------------------------</w:t>
+      </w:r>
+    </w:p>
+    <w:p>
+      <w:pPr>
+        <w:spacing w:after="0" w:line="330" w:lineRule="atLeast"/>
+        <w:rPr>
+          <w:rFonts w:ascii="Consolas" w:eastAsia="Times New Roman" w:hAnsi="Consolas" w:cs="Tahoma"/>
+          <w:lang w:eastAsia="en-US" w:bidi="th-TH"/>
+        </w:rPr>
+      </w:pPr>
+    </w:p>
+    <w:p>
+      <w:pPr>
+        <w:spacing w:after="0" w:line="330" w:lineRule="atLeast"/>
+        <w:rPr>
+          <w:rFonts w:ascii="Consolas" w:eastAsia="Times New Roman" w:hAnsi="Consolas" w:cs="Tahoma"/>
+          <w:lang w:eastAsia="en-US" w:bidi="th-TH"/>
+        </w:rPr>
+      </w:pPr>
+      <w:r>
+        <w:rPr>
+          <w:rFonts w:ascii="Consolas" w:eastAsia="Times New Roman" w:hAnsi="Consolas" w:cs="Tahoma"/>
+          <w:lang w:eastAsia="en-US" w:bidi="th-TH"/>
+        </w:rPr>
+        <w:t xml:space="preserve">  </w:t>
+      </w:r>
+      <w:proofErr w:type="spellStart"/>
+      <w:proofErr w:type="gramStart"/>
+      <w:r>
+        <w:rPr>
+          <w:rFonts w:ascii="Consolas" w:eastAsia="Times New Roman" w:hAnsi="Consolas" w:cs="Tahoma"/>
+          <w:lang w:eastAsia="en-US" w:bidi="th-TH"/>
+        </w:rPr>
+        <w:t>uut</w:t>
+      </w:r>
+      <w:proofErr w:type="spellEnd"/>
+      <w:r>
+        <w:rPr>
+          <w:rFonts w:ascii="Consolas" w:eastAsia="Times New Roman" w:hAnsi="Consolas" w:cs="Tahoma"/>
+          <w:lang w:eastAsia="en-US" w:bidi="th-TH"/>
+        </w:rPr>
+        <w:t xml:space="preserve"> :</w:t>
+      </w:r>
+      <w:proofErr w:type="gramEnd"/>
+      <w:r>
+        <w:rPr>
+          <w:rFonts w:ascii="Consolas" w:eastAsia="Times New Roman" w:hAnsi="Consolas" w:cs="Tahoma"/>
+          <w:lang w:eastAsia="en-US" w:bidi="th-TH"/>
+        </w:rPr>
+        <w:t xml:space="preserve"> entity work.mux_dmux16</w:t>
+      </w:r>
+    </w:p>
+    <w:p>
+      <w:pPr>
+        <w:spacing w:after="0" w:line="330" w:lineRule="atLeast"/>
+        <w:rPr>
+          <w:rFonts w:ascii="Consolas" w:eastAsia="Times New Roman" w:hAnsi="Consolas" w:cs="Tahoma"/>
+          <w:lang w:eastAsia="en-US" w:bidi="th-TH"/>
+        </w:rPr>
+      </w:pPr>
+      <w:r>
+        <w:rPr>
+          <w:rFonts w:ascii="Consolas" w:eastAsia="Times New Roman" w:hAnsi="Consolas" w:cs="Tahoma"/>
+          <w:lang w:eastAsia="en-US" w:bidi="th-TH"/>
+        </w:rPr>
+        <w:t>    port map</w:t>
+      </w:r>
+    </w:p>
+    <w:p>
+      <w:pPr>
+        <w:spacing w:after="0" w:line="330" w:lineRule="atLeast"/>
+        <w:rPr>
+          <w:rFonts w:ascii="Consolas" w:eastAsia="Times New Roman" w:hAnsi="Consolas" w:cs="Tahoma"/>
+          <w:lang w:eastAsia="en-US" w:bidi="th-TH"/>
+        </w:rPr>
+      </w:pPr>
+      <w:r>
+        <w:rPr>
+          <w:rFonts w:ascii="Consolas" w:eastAsia="Times New Roman" w:hAnsi="Consolas" w:cs="Tahoma"/>
+          <w:lang w:eastAsia="en-US" w:bidi="th-TH"/>
+        </w:rPr>
+        <w:t>    (</w:t>
+      </w:r>
+    </w:p>
+    <w:p>
+      <w:pPr>
+        <w:spacing w:after="0" w:line="330" w:lineRule="atLeast"/>
+        <w:rPr>
+          <w:rFonts w:ascii="Consolas" w:eastAsia="Times New Roman" w:hAnsi="Consolas" w:cs="Tahoma"/>
+          <w:lang w:eastAsia="en-US" w:bidi="th-TH"/>
+        </w:rPr>
+      </w:pPr>
+      <w:r>
+        <w:rPr>
+          <w:rFonts w:ascii="Consolas" w:eastAsia="Times New Roman" w:hAnsi="Consolas" w:cs="Tahoma"/>
+          <w:lang w:eastAsia="en-US" w:bidi="th-TH"/>
+        </w:rPr>
+        <w:t>      D      =&gt; D,</w:t>
+      </w:r>
+    </w:p>
+    <w:p>
+      <w:pPr>
+        <w:spacing w:after="0" w:line="330" w:lineRule="atLeast"/>
+        <w:rPr>
+          <w:rFonts w:ascii="Consolas" w:eastAsia="Times New Roman" w:hAnsi="Consolas" w:cs="Tahoma"/>
+          <w:lang w:eastAsia="en-US" w:bidi="th-TH"/>
+        </w:rPr>
+      </w:pPr>
+      <w:r>
+        <w:rPr>
+          <w:rFonts w:ascii="Consolas" w:eastAsia="Times New Roman" w:hAnsi="Consolas" w:cs="Tahoma"/>
+          <w:lang w:eastAsia="en-US" w:bidi="th-TH"/>
+        </w:rPr>
+        <w:lastRenderedPageBreak/>
+        <w:t>      S_</w:t>
+      </w:r>
+      <w:proofErr w:type="gramStart"/>
+      <w:r>
+        <w:rPr>
+          <w:rFonts w:ascii="Consolas" w:eastAsia="Times New Roman" w:hAnsi="Consolas" w:cs="Tahoma"/>
+          <w:lang w:eastAsia="en-US" w:bidi="th-TH"/>
+        </w:rPr>
+        <w:t>MUX  =</w:t>
+      </w:r>
+      <w:proofErr w:type="gramEnd"/>
+      <w:r>
+        <w:rPr>
+          <w:rFonts w:ascii="Consolas" w:eastAsia="Times New Roman" w:hAnsi="Consolas" w:cs="Tahoma"/>
+          <w:lang w:eastAsia="en-US" w:bidi="th-TH"/>
+        </w:rPr>
+        <w:t>&gt; S_MUX,</w:t>
+      </w:r>
+    </w:p>
+    <w:p>
+      <w:pPr>
+        <w:spacing w:after="0" w:line="330" w:lineRule="atLeast"/>
+        <w:rPr>
+          <w:rFonts w:ascii="Consolas" w:eastAsia="Times New Roman" w:hAnsi="Consolas" w:cs="Tahoma"/>
+          <w:lang w:eastAsia="en-US" w:bidi="th-TH"/>
+        </w:rPr>
+      </w:pPr>
+      <w:r>
+        <w:rPr>
+          <w:rFonts w:ascii="Consolas" w:eastAsia="Times New Roman" w:hAnsi="Consolas" w:cs="Tahoma"/>
+          <w:lang w:eastAsia="en-US" w:bidi="th-TH"/>
+        </w:rPr>
+        <w:t>      S_DMUX =&gt; S_DMUX,</w:t>
+      </w:r>
+    </w:p>
+    <w:p>
+      <w:pPr>
+        <w:spacing w:after="0" w:line="330" w:lineRule="atLeast"/>
+        <w:rPr>
+          <w:rFonts w:ascii="Consolas" w:eastAsia="Times New Roman" w:hAnsi="Consolas" w:cs="Tahoma"/>
+          <w:lang w:eastAsia="en-US" w:bidi="th-TH"/>
+        </w:rPr>
+      </w:pPr>
+      <w:r>
+        <w:rPr>
+          <w:rFonts w:ascii="Consolas" w:eastAsia="Times New Roman" w:hAnsi="Consolas" w:cs="Tahoma"/>
+          <w:lang w:eastAsia="en-US" w:bidi="th-TH"/>
+        </w:rPr>
+        <w:t>      Y      =&gt; Y</w:t>
+      </w:r>
+    </w:p>
+    <w:p>
+      <w:pPr>
+        <w:spacing w:after="0" w:line="330" w:lineRule="atLeast"/>
+        <w:rPr>
+          <w:rFonts w:ascii="Consolas" w:eastAsia="Times New Roman" w:hAnsi="Consolas" w:cs="Tahoma"/>
+          <w:lang w:eastAsia="en-US" w:bidi="th-TH"/>
+        </w:rPr>
+      </w:pPr>
+      <w:r>
+        <w:rPr>
+          <w:rFonts w:ascii="Consolas" w:eastAsia="Times New Roman" w:hAnsi="Consolas" w:cs="Tahoma"/>
+          <w:lang w:eastAsia="en-US" w:bidi="th-TH"/>
+        </w:rPr>
+        <w:t>    );</w:t>
+      </w:r>
+    </w:p>
+    <w:p>
+      <w:pPr>
+        <w:spacing w:after="0" w:line="330" w:lineRule="atLeast"/>
+        <w:rPr>
+          <w:rFonts w:ascii="Consolas" w:eastAsia="Times New Roman" w:hAnsi="Consolas" w:cs="Tahoma"/>
+          <w:lang w:eastAsia="en-US" w:bidi="th-TH"/>
+        </w:rPr>
+      </w:pPr>
+    </w:p>
+    <w:p>
+      <w:pPr>
+        <w:spacing w:after="0" w:line="330" w:lineRule="atLeast"/>
+        <w:rPr>
+          <w:rFonts w:ascii="Consolas" w:eastAsia="Times New Roman" w:hAnsi="Consolas" w:cs="Tahoma"/>
+          <w:lang w:eastAsia="en-US" w:bidi="th-TH"/>
+        </w:rPr>
+      </w:pPr>
+      <w:r>
+        <w:rPr>
+          <w:rFonts w:ascii="Consolas" w:eastAsia="Times New Roman" w:hAnsi="Consolas" w:cs="Tahoma"/>
+          <w:lang w:eastAsia="en-US" w:bidi="th-TH"/>
+        </w:rPr>
+        <w:t>  ----------------------------------------------------------------</w:t>
+      </w:r>
+    </w:p>
+    <w:p>
+      <w:pPr>
+        <w:spacing w:after="0" w:line="330" w:lineRule="atLeast"/>
+        <w:rPr>
+          <w:rFonts w:ascii="Consolas" w:eastAsia="Times New Roman" w:hAnsi="Consolas" w:cs="Tahoma"/>
+          <w:lang w:eastAsia="en-US" w:bidi="th-TH"/>
+        </w:rPr>
+      </w:pPr>
+      <w:r>
+        <w:rPr>
+          <w:rFonts w:ascii="Consolas" w:eastAsia="Times New Roman" w:hAnsi="Consolas" w:cs="Tahoma"/>
+          <w:lang w:eastAsia="en-US" w:bidi="th-TH"/>
+        </w:rPr>
+        <w:t>  -- Truth Table Test</w:t>
+      </w:r>
+    </w:p>
+    <w:p>
+      <w:pPr>
+        <w:spacing w:after="0" w:line="330" w:lineRule="atLeast"/>
+        <w:rPr>
+          <w:rFonts w:ascii="Consolas" w:eastAsia="Times New Roman" w:hAnsi="Consolas" w:cs="Tahoma"/>
+          <w:lang w:eastAsia="en-US" w:bidi="th-TH"/>
+        </w:rPr>
+      </w:pPr>
+      <w:r>
+        <w:rPr>
+          <w:rFonts w:ascii="Consolas" w:eastAsia="Times New Roman" w:hAnsi="Consolas" w:cs="Tahoma"/>
+          <w:lang w:eastAsia="en-US" w:bidi="th-TH"/>
+        </w:rPr>
+        <w:t>  ----------------------------------------------------------------</w:t>
+      </w:r>
+    </w:p>
+    <w:p>
+      <w:pPr>
+        <w:spacing w:after="0" w:line="330" w:lineRule="atLeast"/>
+        <w:rPr>
+          <w:rFonts w:ascii="Consolas" w:eastAsia="Times New Roman" w:hAnsi="Consolas" w:cs="Tahoma"/>
+          <w:lang w:eastAsia="en-US" w:bidi="th-TH"/>
+        </w:rPr>
+      </w:pPr>
+    </w:p>
+    <w:p>
+      <w:pPr>
+        <w:spacing w:after="0" w:line="330" w:lineRule="atLeast"/>
+        <w:rPr>
+          <w:rFonts w:ascii="Consolas" w:eastAsia="Times New Roman" w:hAnsi="Consolas" w:cs="Tahoma"/>
+          <w:lang w:eastAsia="en-US" w:bidi="th-TH"/>
+        </w:rPr>
+      </w:pPr>
+      <w:r>
+        <w:rPr>
+          <w:rFonts w:ascii="Consolas" w:eastAsia="Times New Roman" w:hAnsi="Consolas" w:cs="Tahoma"/>
+          <w:lang w:eastAsia="en-US" w:bidi="th-TH"/>
+        </w:rPr>
+        <w:t>  process</w:t>
+      </w:r>
+    </w:p>
+    <w:p>
+      <w:pPr>
+        <w:spacing w:after="0" w:line="330" w:lineRule="atLeast"/>
+        <w:rPr>
+          <w:rFonts w:ascii="Consolas" w:eastAsia="Times New Roman" w:hAnsi="Consolas" w:cs="Tahoma"/>
+          <w:lang w:eastAsia="en-US" w:bidi="th-TH"/>
+        </w:rPr>
+      </w:pPr>
+      <w:r>
+        <w:rPr>
+          <w:rFonts w:ascii="Consolas" w:eastAsia="Times New Roman" w:hAnsi="Consolas" w:cs="Tahoma"/>
+          <w:lang w:eastAsia="en-US" w:bidi="th-TH"/>
+        </w:rPr>
+        <w:t>  begin</w:t>
+      </w:r>
+    </w:p>
+    <w:p>
+      <w:pPr>
+        <w:spacing w:after="0" w:line="330" w:lineRule="atLeast"/>
+        <w:rPr>
+          <w:rFonts w:ascii="Consolas" w:eastAsia="Times New Roman" w:hAnsi="Consolas" w:cs="Tahoma"/>
+          <w:lang w:eastAsia="en-US" w:bidi="th-TH"/>
+        </w:rPr>
+      </w:pPr>
+    </w:p>
+    <w:p>
+      <w:pPr>
+        <w:spacing w:after="0" w:line="330" w:lineRule="atLeast"/>
+        <w:rPr>
+          <w:rFonts w:ascii="Consolas" w:eastAsia="Times New Roman" w:hAnsi="Consolas" w:cs="Tahoma"/>
+          <w:lang w:eastAsia="en-US" w:bidi="th-TH"/>
+        </w:rPr>
+      </w:pPr>
+      <w:r>
+        <w:rPr>
+          <w:rFonts w:ascii="Consolas" w:eastAsia="Times New Roman" w:hAnsi="Consolas" w:cs="Tahoma"/>
+          <w:lang w:eastAsia="en-US" w:bidi="th-TH"/>
+        </w:rPr>
+        <w:t>    D0     &lt;= '1';</w:t>
+      </w:r>
+    </w:p>
+    <w:p>
+      <w:pPr>
+        <w:spacing w:after="0" w:line="330" w:lineRule="atLeast"/>
+        <w:rPr>
+          <w:rFonts w:ascii="Consolas" w:eastAsia="Times New Roman" w:hAnsi="Consolas" w:cs="Tahoma"/>
+          <w:lang w:eastAsia="en-US" w:bidi="th-TH"/>
+        </w:rPr>
+      </w:pPr>
+      <w:r>
+        <w:rPr>
+          <w:rFonts w:ascii="Consolas" w:eastAsia="Times New Roman" w:hAnsi="Consolas" w:cs="Tahoma"/>
+          <w:lang w:eastAsia="en-US" w:bidi="th-TH"/>
+        </w:rPr>
+        <w:t>    S_</w:t>
+      </w:r>
+      <w:proofErr w:type="gramStart"/>
+      <w:r>
+        <w:rPr>
+          <w:rFonts w:ascii="Consolas" w:eastAsia="Times New Roman" w:hAnsi="Consolas" w:cs="Tahoma"/>
+          <w:lang w:eastAsia="en-US" w:bidi="th-TH"/>
+        </w:rPr>
+        <w:t>MUX  &lt;</w:t>
+      </w:r>
+      <w:proofErr w:type="gramEnd"/>
+      <w:r>
+        <w:rPr>
+          <w:rFonts w:ascii="Consolas" w:eastAsia="Times New Roman" w:hAnsi="Consolas" w:cs="Tahoma"/>
+          <w:lang w:eastAsia="en-US" w:bidi="th-TH"/>
+        </w:rPr>
+        <w:t>= "0000";</w:t>
+      </w:r>
+    </w:p>
+    <w:p>
+      <w:pPr>
+        <w:spacing w:after="0" w:line="330" w:lineRule="atLeast"/>
+        <w:rPr>
+          <w:rFonts w:ascii="Consolas" w:eastAsia="Times New Roman" w:hAnsi="Consolas" w:cs="Tahoma"/>
+          <w:lang w:eastAsia="en-US" w:bidi="th-TH"/>
+        </w:rPr>
+      </w:pPr>
+      <w:r>
+        <w:rPr>
+          <w:rFonts w:ascii="Consolas" w:eastAsia="Times New Roman" w:hAnsi="Consolas" w:cs="Tahoma"/>
+          <w:lang w:eastAsia="en-US" w:bidi="th-TH"/>
+        </w:rPr>
+        <w:t>    S_DMUX &lt;= "0000";</w:t>
+      </w:r>
+    </w:p>
+    <w:p>
+      <w:pPr>
+        <w:spacing w:after="0" w:line="330" w:lineRule="atLeast"/>
+        <w:rPr>
+          <w:rFonts w:ascii="Consolas" w:eastAsia="Times New Roman" w:hAnsi="Consolas" w:cs="Tahoma"/>
+          <w:lang w:eastAsia="en-US" w:bidi="th-TH"/>
+        </w:rPr>
+      </w:pPr>
+      <w:r>
+        <w:rPr>
+          <w:rFonts w:ascii="Consolas" w:eastAsia="Times New Roman" w:hAnsi="Consolas" w:cs="Tahoma"/>
+          <w:lang w:eastAsia="en-US" w:bidi="th-TH"/>
+        </w:rPr>
+        <w:t>    wait for 10 ns;</w:t>
+      </w:r>
+    </w:p>
+    <w:p>
+      <w:pPr>
+        <w:spacing w:after="0" w:line="330" w:lineRule="atLeast"/>
+        <w:rPr>
+          <w:rFonts w:ascii="Consolas" w:eastAsia="Times New Roman" w:hAnsi="Consolas" w:cs="Tahoma"/>
+          <w:lang w:eastAsia="en-US" w:bidi="th-TH"/>
+        </w:rPr>
+      </w:pPr>
+      <w:r>
+        <w:rPr>
+          <w:rFonts w:ascii="Consolas" w:eastAsia="Times New Roman" w:hAnsi="Consolas" w:cs="Tahoma"/>
+          <w:lang w:eastAsia="en-US" w:bidi="th-TH"/>
+        </w:rPr>
+        <w:t>    D0 &lt;= '0';</w:t>
+      </w:r>
+    </w:p>
+    <w:p>
+      <w:pPr>
+        <w:spacing w:after="0" w:line="330" w:lineRule="atLeast"/>
+        <w:rPr>
+          <w:rFonts w:ascii="Consolas" w:eastAsia="Times New Roman" w:hAnsi="Consolas" w:cs="Tahoma"/>
+          <w:lang w:eastAsia="en-US" w:bidi="th-TH"/>
+        </w:rPr>
+      </w:pPr>
+    </w:p>
+    <w:p>
+      <w:pPr>
+        <w:spacing w:after="0" w:line="330" w:lineRule="atLeast"/>
+        <w:rPr>
+          <w:rFonts w:ascii="Consolas" w:eastAsia="Times New Roman" w:hAnsi="Consolas" w:cs="Tahoma"/>
+          <w:lang w:eastAsia="en-US" w:bidi="th-TH"/>
+        </w:rPr>
+      </w:pPr>
+      <w:r>
+        <w:rPr>
+          <w:rFonts w:ascii="Consolas" w:eastAsia="Times New Roman" w:hAnsi="Consolas" w:cs="Tahoma"/>
+          <w:lang w:eastAsia="en-US" w:bidi="th-TH"/>
+        </w:rPr>
+        <w:t>    D1     &lt;= '1';</w:t>
+      </w:r>
+    </w:p>
+    <w:p>
+      <w:pPr>
+        <w:spacing w:after="0" w:line="330" w:lineRule="atLeast"/>
+        <w:rPr>
+          <w:rFonts w:ascii="Consolas" w:eastAsia="Times New Roman" w:hAnsi="Consolas" w:cs="Tahoma"/>
+          <w:lang w:eastAsia="en-US" w:bidi="th-TH"/>
+        </w:rPr>
+      </w:pPr>
+      <w:r>
+        <w:rPr>
+          <w:rFonts w:ascii="Consolas" w:eastAsia="Times New Roman" w:hAnsi="Consolas" w:cs="Tahoma"/>
+          <w:lang w:eastAsia="en-US" w:bidi="th-TH"/>
+        </w:rPr>
+        <w:t>    S_</w:t>
+      </w:r>
+      <w:proofErr w:type="gramStart"/>
+      <w:r>
+        <w:rPr>
+          <w:rFonts w:ascii="Consolas" w:eastAsia="Times New Roman" w:hAnsi="Consolas" w:cs="Tahoma"/>
+          <w:lang w:eastAsia="en-US" w:bidi="th-TH"/>
+        </w:rPr>
+        <w:t>MUX  &lt;</w:t>
+      </w:r>
+      <w:proofErr w:type="gramEnd"/>
+      <w:r>
+        <w:rPr>
+          <w:rFonts w:ascii="Consolas" w:eastAsia="Times New Roman" w:hAnsi="Consolas" w:cs="Tahoma"/>
+          <w:lang w:eastAsia="en-US" w:bidi="th-TH"/>
+        </w:rPr>
+        <w:t>= "0001";</w:t>
+      </w:r>
+    </w:p>
+    <w:p>
+      <w:pPr>
+        <w:spacing w:after="0" w:line="330" w:lineRule="atLeast"/>
+        <w:rPr>
+          <w:rFonts w:ascii="Consolas" w:eastAsia="Times New Roman" w:hAnsi="Consolas" w:cs="Tahoma"/>
+          <w:lang w:eastAsia="en-US" w:bidi="th-TH"/>
+        </w:rPr>
+      </w:pPr>
+      <w:r>
+        <w:rPr>
+          <w:rFonts w:ascii="Consolas" w:eastAsia="Times New Roman" w:hAnsi="Consolas" w:cs="Tahoma"/>
+          <w:lang w:eastAsia="en-US" w:bidi="th-TH"/>
+        </w:rPr>
+        <w:t>    S_DMUX &lt;= "0001";</w:t>
+      </w:r>
+    </w:p>
+    <w:p>
+      <w:pPr>
+        <w:spacing w:after="0" w:line="330" w:lineRule="atLeast"/>
+        <w:rPr>
+          <w:rFonts w:ascii="Consolas" w:eastAsia="Times New Roman" w:hAnsi="Consolas" w:cs="Tahoma"/>
+          <w:lang w:eastAsia="en-US" w:bidi="th-TH"/>
+        </w:rPr>
+      </w:pPr>
+      <w:r>
+        <w:rPr>
+          <w:rFonts w:ascii="Consolas" w:eastAsia="Times New Roman" w:hAnsi="Consolas" w:cs="Tahoma"/>
+          <w:lang w:eastAsia="en-US" w:bidi="th-TH"/>
+        </w:rPr>
+        <w:t>    wait for 10 ns;</w:t>
+      </w:r>
+    </w:p>
+    <w:p>
+      <w:pPr>
+        <w:spacing w:after="0" w:line="330" w:lineRule="atLeast"/>
+        <w:rPr>
+          <w:rFonts w:ascii="Consolas" w:eastAsia="Times New Roman" w:hAnsi="Consolas" w:cs="Tahoma"/>
+          <w:lang w:eastAsia="en-US" w:bidi="th-TH"/>
+        </w:rPr>
+      </w:pPr>
+      <w:r>
+        <w:rPr>
+          <w:rFonts w:ascii="Consolas" w:eastAsia="Times New Roman" w:hAnsi="Consolas" w:cs="Tahoma"/>
+          <w:lang w:eastAsia="en-US" w:bidi="th-TH"/>
+        </w:rPr>
+        <w:t>    D1 &lt;= '0';</w:t>
+      </w:r>
+    </w:p>
+    <w:p>
+      <w:pPr>
+        <w:spacing w:after="0" w:line="330" w:lineRule="atLeast"/>
+        <w:rPr>
+          <w:rFonts w:ascii="Consolas" w:eastAsia="Times New Roman" w:hAnsi="Consolas" w:cs="Tahoma"/>
+          <w:lang w:eastAsia="en-US" w:bidi="th-TH"/>
+        </w:rPr>
+      </w:pPr>
+    </w:p>
+    <w:p>
+      <w:pPr>
+        <w:spacing w:after="0" w:line="330" w:lineRule="atLeast"/>
+        <w:rPr>
+          <w:rFonts w:ascii="Consolas" w:eastAsia="Times New Roman" w:hAnsi="Consolas" w:cs="Tahoma"/>
+          <w:lang w:eastAsia="en-US" w:bidi="th-TH"/>
+        </w:rPr>
+      </w:pPr>
+      <w:r>
+        <w:rPr>
+          <w:rFonts w:ascii="Consolas" w:eastAsia="Times New Roman" w:hAnsi="Consolas" w:cs="Tahoma"/>
+          <w:lang w:eastAsia="en-US" w:bidi="th-TH"/>
+        </w:rPr>
+        <w:t>    D2     &lt;= '1';</w:t>
+      </w:r>
+    </w:p>
+    <w:p>
+      <w:pPr>
+        <w:spacing w:after="0" w:line="330" w:lineRule="atLeast"/>
+        <w:rPr>
+          <w:rFonts w:ascii="Consolas" w:eastAsia="Times New Roman" w:hAnsi="Consolas" w:cs="Tahoma"/>
+          <w:lang w:eastAsia="en-US" w:bidi="th-TH"/>
+        </w:rPr>
+      </w:pPr>
+      <w:r>
+        <w:rPr>
+          <w:rFonts w:ascii="Consolas" w:eastAsia="Times New Roman" w:hAnsi="Consolas" w:cs="Tahoma"/>
+          <w:lang w:eastAsia="en-US" w:bidi="th-TH"/>
+        </w:rPr>
+        <w:t>    S_</w:t>
+      </w:r>
+      <w:proofErr w:type="gramStart"/>
+      <w:r>
+        <w:rPr>
+          <w:rFonts w:ascii="Consolas" w:eastAsia="Times New Roman" w:hAnsi="Consolas" w:cs="Tahoma"/>
+          <w:lang w:eastAsia="en-US" w:bidi="th-TH"/>
+        </w:rPr>
+        <w:t>MUX  &lt;</w:t>
+      </w:r>
+      <w:proofErr w:type="gramEnd"/>
+      <w:r>
+        <w:rPr>
+          <w:rFonts w:ascii="Consolas" w:eastAsia="Times New Roman" w:hAnsi="Consolas" w:cs="Tahoma"/>
+          <w:lang w:eastAsia="en-US" w:bidi="th-TH"/>
+        </w:rPr>
+        <w:t>= "0010";</w:t>
+      </w:r>
+    </w:p>
+    <w:p>
+      <w:pPr>
+        <w:spacing w:after="0" w:line="330" w:lineRule="atLeast"/>
+        <w:rPr>
+          <w:rFonts w:ascii="Consolas" w:eastAsia="Times New Roman" w:hAnsi="Consolas" w:cs="Tahoma"/>
+          <w:lang w:eastAsia="en-US" w:bidi="th-TH"/>
+        </w:rPr>
+      </w:pPr>
+      <w:r>
+        <w:rPr>
+          <w:rFonts w:ascii="Consolas" w:eastAsia="Times New Roman" w:hAnsi="Consolas" w:cs="Tahoma"/>
+          <w:lang w:eastAsia="en-US" w:bidi="th-TH"/>
+        </w:rPr>
+        <w:t>    S_DMUX &lt;= "0010";</w:t>
+      </w:r>
+    </w:p>
+    <w:p>
+      <w:pPr>
+        <w:spacing w:after="0" w:line="330" w:lineRule="atLeast"/>
+        <w:rPr>
+          <w:rFonts w:ascii="Consolas" w:eastAsia="Times New Roman" w:hAnsi="Consolas" w:cs="Tahoma"/>
+          <w:lang w:eastAsia="en-US" w:bidi="th-TH"/>
+        </w:rPr>
+      </w:pPr>
+      <w:r>
+        <w:rPr>
+          <w:rFonts w:ascii="Consolas" w:eastAsia="Times New Roman" w:hAnsi="Consolas" w:cs="Tahoma"/>
+          <w:lang w:eastAsia="en-US" w:bidi="th-TH"/>
+        </w:rPr>
+        <w:t>    wait for 10 ns;</w:t>
+      </w:r>
+    </w:p>
+    <w:p>
+      <w:pPr>
+        <w:spacing w:after="0" w:line="330" w:lineRule="atLeast"/>
+        <w:rPr>
+          <w:rFonts w:ascii="Consolas" w:eastAsia="Times New Roman" w:hAnsi="Consolas" w:cs="Tahoma"/>
+          <w:lang w:eastAsia="en-US" w:bidi="th-TH"/>
+        </w:rPr>
+      </w:pPr>
+      <w:r>
+        <w:rPr>
+          <w:rFonts w:ascii="Consolas" w:eastAsia="Times New Roman" w:hAnsi="Consolas" w:cs="Tahoma"/>
+          <w:lang w:eastAsia="en-US" w:bidi="th-TH"/>
+        </w:rPr>
+        <w:t>    D2 &lt;= '0';</w:t>
+      </w:r>
+    </w:p>
+    <w:p>
+      <w:pPr>
+        <w:spacing w:after="0" w:line="330" w:lineRule="atLeast"/>
+        <w:rPr>
+          <w:rFonts w:ascii="Consolas" w:eastAsia="Times New Roman" w:hAnsi="Consolas" w:cs="Tahoma"/>
+          <w:lang w:eastAsia="en-US" w:bidi="th-TH"/>
+        </w:rPr>
+      </w:pPr>
+    </w:p>
+    <w:p>
+      <w:pPr>
+        <w:spacing w:after="0" w:line="330" w:lineRule="atLeast"/>
+        <w:rPr>
+          <w:rFonts w:ascii="Consolas" w:eastAsia="Times New Roman" w:hAnsi="Consolas" w:cs="Tahoma"/>
+          <w:lang w:eastAsia="en-US" w:bidi="th-TH"/>
+        </w:rPr>
+      </w:pPr>
+      <w:r>
+        <w:rPr>
+          <w:rFonts w:ascii="Consolas" w:eastAsia="Times New Roman" w:hAnsi="Consolas" w:cs="Tahoma"/>
+          <w:lang w:eastAsia="en-US" w:bidi="th-TH"/>
+        </w:rPr>
+        <w:t>    D3     &lt;= '1';</w:t>
+      </w:r>
+    </w:p>
+    <w:p>
+      <w:pPr>
+        <w:spacing w:after="0" w:line="330" w:lineRule="atLeast"/>
+        <w:rPr>
+          <w:rFonts w:ascii="Consolas" w:eastAsia="Times New Roman" w:hAnsi="Consolas" w:cs="Tahoma"/>
+          <w:lang w:eastAsia="en-US" w:bidi="th-TH"/>
+        </w:rPr>
+      </w:pPr>
+      <w:r>
+        <w:rPr>
+          <w:rFonts w:ascii="Consolas" w:eastAsia="Times New Roman" w:hAnsi="Consolas" w:cs="Tahoma"/>
+          <w:lang w:eastAsia="en-US" w:bidi="th-TH"/>
+        </w:rPr>
+        <w:t>    S_</w:t>
+      </w:r>
+      <w:proofErr w:type="gramStart"/>
+      <w:r>
+        <w:rPr>
+          <w:rFonts w:ascii="Consolas" w:eastAsia="Times New Roman" w:hAnsi="Consolas" w:cs="Tahoma"/>
+          <w:lang w:eastAsia="en-US" w:bidi="th-TH"/>
+        </w:rPr>
+        <w:t>MUX  &lt;</w:t>
+      </w:r>
+      <w:proofErr w:type="gramEnd"/>
+      <w:r>
+        <w:rPr>
+          <w:rFonts w:ascii="Consolas" w:eastAsia="Times New Roman" w:hAnsi="Consolas" w:cs="Tahoma"/>
+          <w:lang w:eastAsia="en-US" w:bidi="th-TH"/>
+        </w:rPr>
+        <w:t>= "0011";</w:t>
+      </w:r>
+    </w:p>
+    <w:p>
+      <w:pPr>
+        <w:spacing w:after="0" w:line="330" w:lineRule="atLeast"/>
+        <w:rPr>
+          <w:rFonts w:ascii="Consolas" w:eastAsia="Times New Roman" w:hAnsi="Consolas" w:cs="Tahoma"/>
+          <w:lang w:eastAsia="en-US" w:bidi="th-TH"/>
+        </w:rPr>
+      </w:pPr>
+      <w:r>
+        <w:rPr>
+          <w:rFonts w:ascii="Consolas" w:eastAsia="Times New Roman" w:hAnsi="Consolas" w:cs="Tahoma"/>
+          <w:lang w:eastAsia="en-US" w:bidi="th-TH"/>
+        </w:rPr>
+        <w:t>    S_DMUX &lt;= "0011";</w:t>
+      </w:r>
+    </w:p>
+    <w:p>
+      <w:pPr>
+        <w:spacing w:after="0" w:line="330" w:lineRule="atLeast"/>
+        <w:rPr>
+          <w:rFonts w:ascii="Consolas" w:eastAsia="Times New Roman" w:hAnsi="Consolas" w:cs="Tahoma"/>
+          <w:lang w:eastAsia="en-US" w:bidi="th-TH"/>
+        </w:rPr>
+      </w:pPr>
+      <w:r>
+        <w:rPr>
+          <w:rFonts w:ascii="Consolas" w:eastAsia="Times New Roman" w:hAnsi="Consolas" w:cs="Tahoma"/>
+          <w:lang w:eastAsia="en-US" w:bidi="th-TH"/>
+        </w:rPr>
+        <w:t>    wait for 10 ns;</w:t>
+      </w:r>
+    </w:p>
+    <w:p>
+      <w:pPr>
+        <w:spacing w:after="0" w:line="330" w:lineRule="atLeast"/>
+        <w:rPr>
+          <w:rFonts w:ascii="Consolas" w:eastAsia="Times New Roman" w:hAnsi="Consolas" w:cs="Tahoma"/>
+          <w:lang w:eastAsia="en-US" w:bidi="th-TH"/>
+        </w:rPr>
+      </w:pPr>
+      <w:r>
+        <w:rPr>
+          <w:rFonts w:ascii="Consolas" w:eastAsia="Times New Roman" w:hAnsi="Consolas" w:cs="Tahoma"/>
+          <w:lang w:eastAsia="en-US" w:bidi="th-TH"/>
+        </w:rPr>
+        <w:t>    D3 &lt;= '0';</w:t>
+      </w:r>
+    </w:p>
+    <w:p>
+      <w:pPr>
+        <w:spacing w:after="0" w:line="330" w:lineRule="atLeast"/>
+        <w:rPr>
+          <w:rFonts w:ascii="Consolas" w:eastAsia="Times New Roman" w:hAnsi="Consolas" w:cs="Tahoma"/>
+          <w:lang w:eastAsia="en-US" w:bidi="th-TH"/>
+        </w:rPr>
+      </w:pPr>
+    </w:p>
+    <w:p>
+      <w:pPr>
+        <w:spacing w:after="0" w:line="330" w:lineRule="atLeast"/>
+        <w:rPr>
+          <w:rFonts w:ascii="Consolas" w:eastAsia="Times New Roman" w:hAnsi="Consolas" w:cs="Tahoma"/>
+          <w:lang w:eastAsia="en-US" w:bidi="th-TH"/>
+        </w:rPr>
+      </w:pPr>
+      <w:r>
+        <w:rPr>
+          <w:rFonts w:ascii="Consolas" w:eastAsia="Times New Roman" w:hAnsi="Consolas" w:cs="Tahoma"/>
+          <w:lang w:eastAsia="en-US" w:bidi="th-TH"/>
+        </w:rPr>
+        <w:t>    D4     &lt;= '1';</w:t>
+      </w:r>
+    </w:p>
+    <w:p>
+      <w:pPr>
+        <w:spacing w:after="0" w:line="330" w:lineRule="atLeast"/>
+        <w:rPr>
+          <w:rFonts w:ascii="Consolas" w:eastAsia="Times New Roman" w:hAnsi="Consolas" w:cs="Tahoma"/>
+          <w:lang w:eastAsia="en-US" w:bidi="th-TH"/>
+        </w:rPr>
+      </w:pPr>
+      <w:r>
+        <w:rPr>
+          <w:rFonts w:ascii="Consolas" w:eastAsia="Times New Roman" w:hAnsi="Consolas" w:cs="Tahoma"/>
+          <w:lang w:eastAsia="en-US" w:bidi="th-TH"/>
+        </w:rPr>
+        <w:t>    S_</w:t>
+      </w:r>
+      <w:proofErr w:type="gramStart"/>
+      <w:r>
+        <w:rPr>
+          <w:rFonts w:ascii="Consolas" w:eastAsia="Times New Roman" w:hAnsi="Consolas" w:cs="Tahoma"/>
+          <w:lang w:eastAsia="en-US" w:bidi="th-TH"/>
+        </w:rPr>
+        <w:t>MUX  &lt;</w:t>
+      </w:r>
+      <w:proofErr w:type="gramEnd"/>
+      <w:r>
+        <w:rPr>
+          <w:rFonts w:ascii="Consolas" w:eastAsia="Times New Roman" w:hAnsi="Consolas" w:cs="Tahoma"/>
+          <w:lang w:eastAsia="en-US" w:bidi="th-TH"/>
+        </w:rPr>
+        <w:t>= "0100";</w:t>
+      </w:r>
+    </w:p>
+    <w:p>
+      <w:pPr>
+        <w:spacing w:after="0" w:line="330" w:lineRule="atLeast"/>
+        <w:rPr>
+          <w:rFonts w:ascii="Consolas" w:eastAsia="Times New Roman" w:hAnsi="Consolas" w:cs="Tahoma"/>
+          <w:lang w:eastAsia="en-US" w:bidi="th-TH"/>
+        </w:rPr>
+      </w:pPr>
+      <w:r>
+        <w:rPr>
+          <w:rFonts w:ascii="Consolas" w:eastAsia="Times New Roman" w:hAnsi="Consolas" w:cs="Tahoma"/>
+          <w:lang w:eastAsia="en-US" w:bidi="th-TH"/>
+        </w:rPr>
+        <w:t>    S_DMUX &lt;= "0100";</w:t>
+      </w:r>
+    </w:p>
+    <w:p>
+      <w:pPr>
+        <w:spacing w:after="0" w:line="330" w:lineRule="atLeast"/>
+        <w:rPr>
+          <w:rFonts w:ascii="Consolas" w:eastAsia="Times New Roman" w:hAnsi="Consolas" w:cs="Tahoma"/>
+          <w:lang w:eastAsia="en-US" w:bidi="th-TH"/>
+        </w:rPr>
+      </w:pPr>
+      <w:r>
+        <w:rPr>
+          <w:rFonts w:ascii="Consolas" w:eastAsia="Times New Roman" w:hAnsi="Consolas" w:cs="Tahoma"/>
+          <w:lang w:eastAsia="en-US" w:bidi="th-TH"/>
+        </w:rPr>
+        <w:lastRenderedPageBreak/>
+        <w:t>    wait for 10 ns;</w:t>
+      </w:r>
+    </w:p>
+    <w:p>
+      <w:pPr>
+        <w:spacing w:after="0" w:line="330" w:lineRule="atLeast"/>
+        <w:rPr>
+          <w:rFonts w:ascii="Consolas" w:eastAsia="Times New Roman" w:hAnsi="Consolas" w:cs="Tahoma"/>
+          <w:lang w:eastAsia="en-US" w:bidi="th-TH"/>
+        </w:rPr>
+      </w:pPr>
+      <w:r>
+        <w:rPr>
+          <w:rFonts w:ascii="Consolas" w:eastAsia="Times New Roman" w:hAnsi="Consolas" w:cs="Tahoma"/>
+          <w:lang w:eastAsia="en-US" w:bidi="th-TH"/>
+        </w:rPr>
+        <w:t>    D4 &lt;= '0';</w:t>
+      </w:r>
+    </w:p>
+    <w:p>
+      <w:pPr>
+        <w:spacing w:after="0" w:line="330" w:lineRule="atLeast"/>
+        <w:rPr>
+          <w:rFonts w:ascii="Consolas" w:eastAsia="Times New Roman" w:hAnsi="Consolas" w:cs="Tahoma"/>
+          <w:lang w:eastAsia="en-US" w:bidi="th-TH"/>
+        </w:rPr>
+      </w:pPr>
+    </w:p>
+    <w:p>
+      <w:pPr>
+        <w:spacing w:after="0" w:line="330" w:lineRule="atLeast"/>
+        <w:rPr>
+          <w:rFonts w:ascii="Consolas" w:eastAsia="Times New Roman" w:hAnsi="Consolas" w:cs="Tahoma"/>
+          <w:lang w:eastAsia="en-US" w:bidi="th-TH"/>
+        </w:rPr>
+      </w:pPr>
+      <w:r>
+        <w:rPr>
+          <w:rFonts w:ascii="Consolas" w:eastAsia="Times New Roman" w:hAnsi="Consolas" w:cs="Tahoma"/>
+          <w:lang w:eastAsia="en-US" w:bidi="th-TH"/>
+        </w:rPr>
+        <w:t>    D5     &lt;= '1';</w:t>
+      </w:r>
+    </w:p>
+    <w:p>
+      <w:pPr>
+        <w:spacing w:after="0" w:line="330" w:lineRule="atLeast"/>
+        <w:rPr>
+          <w:rFonts w:ascii="Consolas" w:eastAsia="Times New Roman" w:hAnsi="Consolas" w:cs="Tahoma"/>
+          <w:lang w:eastAsia="en-US" w:bidi="th-TH"/>
+        </w:rPr>
+      </w:pPr>
+      <w:r>
+        <w:rPr>
+          <w:rFonts w:ascii="Consolas" w:eastAsia="Times New Roman" w:hAnsi="Consolas" w:cs="Tahoma"/>
+          <w:lang w:eastAsia="en-US" w:bidi="th-TH"/>
+        </w:rPr>
+        <w:t>    S_</w:t>
+      </w:r>
+      <w:proofErr w:type="gramStart"/>
+      <w:r>
+        <w:rPr>
+          <w:rFonts w:ascii="Consolas" w:eastAsia="Times New Roman" w:hAnsi="Consolas" w:cs="Tahoma"/>
+          <w:lang w:eastAsia="en-US" w:bidi="th-TH"/>
+        </w:rPr>
+        <w:t>MUX  &lt;</w:t>
+      </w:r>
+      <w:proofErr w:type="gramEnd"/>
+      <w:r>
+        <w:rPr>
+          <w:rFonts w:ascii="Consolas" w:eastAsia="Times New Roman" w:hAnsi="Consolas" w:cs="Tahoma"/>
+          <w:lang w:eastAsia="en-US" w:bidi="th-TH"/>
+        </w:rPr>
+        <w:t>= "0101";</w:t>
+      </w:r>
+    </w:p>
+    <w:p>
+      <w:pPr>
+        <w:spacing w:after="0" w:line="330" w:lineRule="atLeast"/>
+        <w:rPr>
+          <w:rFonts w:ascii="Consolas" w:eastAsia="Times New Roman" w:hAnsi="Consolas" w:cs="Tahoma"/>
+          <w:lang w:eastAsia="en-US" w:bidi="th-TH"/>
+        </w:rPr>
+      </w:pPr>
+      <w:r>
+        <w:rPr>
+          <w:rFonts w:ascii="Consolas" w:eastAsia="Times New Roman" w:hAnsi="Consolas" w:cs="Tahoma"/>
+          <w:lang w:eastAsia="en-US" w:bidi="th-TH"/>
+        </w:rPr>
+        <w:t>    S_DMUX &lt;= "0101";</w:t>
+      </w:r>
+    </w:p>
+    <w:p>
+      <w:pPr>
+        <w:spacing w:after="0" w:line="330" w:lineRule="atLeast"/>
+        <w:rPr>
+          <w:rFonts w:ascii="Consolas" w:eastAsia="Times New Roman" w:hAnsi="Consolas" w:cs="Tahoma"/>
+          <w:lang w:eastAsia="en-US" w:bidi="th-TH"/>
+        </w:rPr>
+      </w:pPr>
+      <w:r>
+        <w:rPr>
+          <w:rFonts w:ascii="Consolas" w:eastAsia="Times New Roman" w:hAnsi="Consolas" w:cs="Tahoma"/>
+          <w:lang w:eastAsia="en-US" w:bidi="th-TH"/>
+        </w:rPr>
+        <w:t>    wait for 10 ns;</w:t>
+      </w:r>
+    </w:p>
+    <w:p>
+      <w:pPr>
+        <w:spacing w:after="0" w:line="330" w:lineRule="atLeast"/>
+        <w:rPr>
+          <w:rFonts w:ascii="Consolas" w:eastAsia="Times New Roman" w:hAnsi="Consolas" w:cs="Tahoma"/>
+          <w:lang w:eastAsia="en-US" w:bidi="th-TH"/>
+        </w:rPr>
+      </w:pPr>
+      <w:r>
+        <w:rPr>
+          <w:rFonts w:ascii="Consolas" w:eastAsia="Times New Roman" w:hAnsi="Consolas" w:cs="Tahoma"/>
+          <w:lang w:eastAsia="en-US" w:bidi="th-TH"/>
+        </w:rPr>
+        <w:t>    D5 &lt;= '0';</w:t>
+      </w:r>
+    </w:p>
+    <w:p>
+      <w:pPr>
+        <w:spacing w:after="0" w:line="330" w:lineRule="atLeast"/>
+        <w:rPr>
+          <w:rFonts w:ascii="Consolas" w:eastAsia="Times New Roman" w:hAnsi="Consolas" w:cs="Tahoma"/>
+          <w:lang w:eastAsia="en-US" w:bidi="th-TH"/>
+        </w:rPr>
+      </w:pPr>
+    </w:p>
+    <w:p>
+      <w:pPr>
+        <w:spacing w:after="0" w:line="330" w:lineRule="atLeast"/>
+        <w:rPr>
+          <w:rFonts w:ascii="Consolas" w:eastAsia="Times New Roman" w:hAnsi="Consolas" w:cs="Tahoma"/>
+          <w:lang w:eastAsia="en-US" w:bidi="th-TH"/>
+        </w:rPr>
+      </w:pPr>
+      <w:r>
+        <w:rPr>
+          <w:rFonts w:ascii="Consolas" w:eastAsia="Times New Roman" w:hAnsi="Consolas" w:cs="Tahoma"/>
+          <w:lang w:eastAsia="en-US" w:bidi="th-TH"/>
+        </w:rPr>
+        <w:t>    D6     &lt;= '1';</w:t>
+      </w:r>
+    </w:p>
+    <w:p>
+      <w:pPr>
+        <w:spacing w:after="0" w:line="330" w:lineRule="atLeast"/>
+        <w:rPr>
+          <w:rFonts w:ascii="Consolas" w:eastAsia="Times New Roman" w:hAnsi="Consolas" w:cs="Tahoma"/>
+          <w:lang w:eastAsia="en-US" w:bidi="th-TH"/>
+        </w:rPr>
+      </w:pPr>
+      <w:r>
+        <w:rPr>
+          <w:rFonts w:ascii="Consolas" w:eastAsia="Times New Roman" w:hAnsi="Consolas" w:cs="Tahoma"/>
+          <w:lang w:eastAsia="en-US" w:bidi="th-TH"/>
+        </w:rPr>
+        <w:t>    S_</w:t>
+      </w:r>
+      <w:proofErr w:type="gramStart"/>
+      <w:r>
+        <w:rPr>
+          <w:rFonts w:ascii="Consolas" w:eastAsia="Times New Roman" w:hAnsi="Consolas" w:cs="Tahoma"/>
+          <w:lang w:eastAsia="en-US" w:bidi="th-TH"/>
+        </w:rPr>
+        <w:t>MUX  &lt;</w:t>
+      </w:r>
+      <w:proofErr w:type="gramEnd"/>
+      <w:r>
+        <w:rPr>
+          <w:rFonts w:ascii="Consolas" w:eastAsia="Times New Roman" w:hAnsi="Consolas" w:cs="Tahoma"/>
+          <w:lang w:eastAsia="en-US" w:bidi="th-TH"/>
+        </w:rPr>
+        <w:t>= "0110";</w:t>
+      </w:r>
+    </w:p>
+    <w:p>
+      <w:pPr>
+        <w:spacing w:after="0" w:line="330" w:lineRule="atLeast"/>
+        <w:rPr>
+          <w:rFonts w:ascii="Consolas" w:eastAsia="Times New Roman" w:hAnsi="Consolas" w:cs="Tahoma"/>
+          <w:lang w:eastAsia="en-US" w:bidi="th-TH"/>
+        </w:rPr>
+      </w:pPr>
+      <w:r>
+        <w:rPr>
+          <w:rFonts w:ascii="Consolas" w:eastAsia="Times New Roman" w:hAnsi="Consolas" w:cs="Tahoma"/>
+          <w:lang w:eastAsia="en-US" w:bidi="th-TH"/>
+        </w:rPr>
+        <w:t>    S_DMUX &lt;= "0110";</w:t>
+      </w:r>
+    </w:p>
+    <w:p>
+      <w:pPr>
+        <w:spacing w:after="0" w:line="330" w:lineRule="atLeast"/>
+        <w:rPr>
+          <w:rFonts w:ascii="Consolas" w:eastAsia="Times New Roman" w:hAnsi="Consolas" w:cs="Tahoma"/>
+          <w:lang w:eastAsia="en-US" w:bidi="th-TH"/>
+        </w:rPr>
+      </w:pPr>
+      <w:r>
+        <w:rPr>
+          <w:rFonts w:ascii="Consolas" w:eastAsia="Times New Roman" w:hAnsi="Consolas" w:cs="Tahoma"/>
+          <w:lang w:eastAsia="en-US" w:bidi="th-TH"/>
+        </w:rPr>
+        <w:t>    wait for 10 ns;</w:t>
+      </w:r>
+    </w:p>
+    <w:p>
+      <w:pPr>
+        <w:spacing w:after="0" w:line="330" w:lineRule="atLeast"/>
+        <w:rPr>
+          <w:rFonts w:ascii="Consolas" w:eastAsia="Times New Roman" w:hAnsi="Consolas" w:cs="Tahoma"/>
+          <w:lang w:eastAsia="en-US" w:bidi="th-TH"/>
+        </w:rPr>
+      </w:pPr>
+      <w:r>
+        <w:rPr>
+          <w:rFonts w:ascii="Consolas" w:eastAsia="Times New Roman" w:hAnsi="Consolas" w:cs="Tahoma"/>
+          <w:lang w:eastAsia="en-US" w:bidi="th-TH"/>
+        </w:rPr>
+        <w:t>    D6 &lt;= '0';</w:t>
+      </w:r>
+    </w:p>
+    <w:p>
+      <w:pPr>
+        <w:spacing w:after="0" w:line="330" w:lineRule="atLeast"/>
+        <w:rPr>
+          <w:rFonts w:ascii="Consolas" w:eastAsia="Times New Roman" w:hAnsi="Consolas" w:cs="Tahoma"/>
+          <w:lang w:eastAsia="en-US" w:bidi="th-TH"/>
+        </w:rPr>
+      </w:pPr>
+    </w:p>
+    <w:p>
+      <w:pPr>
+        <w:spacing w:after="0" w:line="330" w:lineRule="atLeast"/>
+        <w:rPr>
+          <w:rFonts w:ascii="Consolas" w:eastAsia="Times New Roman" w:hAnsi="Consolas" w:cs="Tahoma"/>
+          <w:lang w:eastAsia="en-US" w:bidi="th-TH"/>
+        </w:rPr>
+      </w:pPr>
+      <w:r>
+        <w:rPr>
+          <w:rFonts w:ascii="Consolas" w:eastAsia="Times New Roman" w:hAnsi="Consolas" w:cs="Tahoma"/>
+          <w:lang w:eastAsia="en-US" w:bidi="th-TH"/>
+        </w:rPr>
+        <w:t>    D7     &lt;= '1';</w:t>
+      </w:r>
+    </w:p>
+    <w:p>
+      <w:pPr>
+        <w:spacing w:after="0" w:line="330" w:lineRule="atLeast"/>
+        <w:rPr>
+          <w:rFonts w:ascii="Consolas" w:eastAsia="Times New Roman" w:hAnsi="Consolas" w:cs="Tahoma"/>
+          <w:lang w:eastAsia="en-US" w:bidi="th-TH"/>
+        </w:rPr>
+      </w:pPr>
+      <w:r>
+        <w:rPr>
+          <w:rFonts w:ascii="Consolas" w:eastAsia="Times New Roman" w:hAnsi="Consolas" w:cs="Tahoma"/>
+          <w:lang w:eastAsia="en-US" w:bidi="th-TH"/>
+        </w:rPr>
+        <w:t>    S_</w:t>
+      </w:r>
+      <w:proofErr w:type="gramStart"/>
+      <w:r>
+        <w:rPr>
+          <w:rFonts w:ascii="Consolas" w:eastAsia="Times New Roman" w:hAnsi="Consolas" w:cs="Tahoma"/>
+          <w:lang w:eastAsia="en-US" w:bidi="th-TH"/>
+        </w:rPr>
+        <w:t>MUX  &lt;</w:t>
+      </w:r>
+      <w:proofErr w:type="gramEnd"/>
+      <w:r>
+        <w:rPr>
+          <w:rFonts w:ascii="Consolas" w:eastAsia="Times New Roman" w:hAnsi="Consolas" w:cs="Tahoma"/>
+          <w:lang w:eastAsia="en-US" w:bidi="th-TH"/>
+        </w:rPr>
+        <w:t>= "0111";</w:t>
+      </w:r>
+    </w:p>
+    <w:p>
+      <w:pPr>
+        <w:spacing w:after="0" w:line="330" w:lineRule="atLeast"/>
+        <w:rPr>
+          <w:rFonts w:ascii="Consolas" w:eastAsia="Times New Roman" w:hAnsi="Consolas" w:cs="Tahoma"/>
+          <w:lang w:eastAsia="en-US" w:bidi="th-TH"/>
+        </w:rPr>
+      </w:pPr>
+      <w:r>
+        <w:rPr>
+          <w:rFonts w:ascii="Consolas" w:eastAsia="Times New Roman" w:hAnsi="Consolas" w:cs="Tahoma"/>
+          <w:lang w:eastAsia="en-US" w:bidi="th-TH"/>
+        </w:rPr>
+        <w:t>    S_DMUX &lt;= "0111";</w:t>
+      </w:r>
+    </w:p>
+    <w:p>
+      <w:pPr>
+        <w:spacing w:after="0" w:line="330" w:lineRule="atLeast"/>
+        <w:rPr>
+          <w:rFonts w:ascii="Consolas" w:eastAsia="Times New Roman" w:hAnsi="Consolas" w:cs="Tahoma"/>
+          <w:lang w:eastAsia="en-US" w:bidi="th-TH"/>
+        </w:rPr>
+      </w:pPr>
+      <w:r>
+        <w:rPr>
+          <w:rFonts w:ascii="Consolas" w:eastAsia="Times New Roman" w:hAnsi="Consolas" w:cs="Tahoma"/>
+          <w:lang w:eastAsia="en-US" w:bidi="th-TH"/>
+        </w:rPr>
+        <w:t>    wait for 10 ns;</w:t>
+      </w:r>
+    </w:p>
+    <w:p>
+      <w:pPr>
+        <w:spacing w:after="0" w:line="330" w:lineRule="atLeast"/>
+        <w:rPr>
+          <w:rFonts w:ascii="Consolas" w:eastAsia="Times New Roman" w:hAnsi="Consolas" w:cs="Tahoma"/>
+          <w:lang w:eastAsia="en-US" w:bidi="th-TH"/>
+        </w:rPr>
+      </w:pPr>
+      <w:r>
+        <w:rPr>
+          <w:rFonts w:ascii="Consolas" w:eastAsia="Times New Roman" w:hAnsi="Consolas" w:cs="Tahoma"/>
+          <w:lang w:eastAsia="en-US" w:bidi="th-TH"/>
+        </w:rPr>
+        <w:t>    D7 &lt;= '0';</w:t>
+      </w:r>
+    </w:p>
+    <w:p>
+      <w:pPr>
+        <w:spacing w:after="0" w:line="330" w:lineRule="atLeast"/>
+        <w:rPr>
+          <w:rFonts w:ascii="Consolas" w:eastAsia="Times New Roman" w:hAnsi="Consolas" w:cs="Tahoma"/>
+          <w:lang w:eastAsia="en-US" w:bidi="th-TH"/>
+        </w:rPr>
+      </w:pPr>
+    </w:p>
+    <w:p>
+      <w:pPr>
+        <w:spacing w:after="0" w:line="330" w:lineRule="atLeast"/>
+        <w:rPr>
+          <w:rFonts w:ascii="Consolas" w:eastAsia="Times New Roman" w:hAnsi="Consolas" w:cs="Tahoma"/>
+          <w:lang w:eastAsia="en-US" w:bidi="th-TH"/>
+        </w:rPr>
+      </w:pPr>
+      <w:r>
+        <w:rPr>
+          <w:rFonts w:ascii="Consolas" w:eastAsia="Times New Roman" w:hAnsi="Consolas" w:cs="Tahoma"/>
+          <w:lang w:eastAsia="en-US" w:bidi="th-TH"/>
+        </w:rPr>
+        <w:t>    D8     &lt;= '1';</w:t>
+      </w:r>
+    </w:p>
+    <w:p>
+      <w:pPr>
+        <w:spacing w:after="0" w:line="330" w:lineRule="atLeast"/>
+        <w:rPr>
+          <w:rFonts w:ascii="Consolas" w:eastAsia="Times New Roman" w:hAnsi="Consolas" w:cs="Tahoma"/>
+          <w:lang w:eastAsia="en-US" w:bidi="th-TH"/>
+        </w:rPr>
+      </w:pPr>
+      <w:r>
+        <w:rPr>
+          <w:rFonts w:ascii="Consolas" w:eastAsia="Times New Roman" w:hAnsi="Consolas" w:cs="Tahoma"/>
+          <w:lang w:eastAsia="en-US" w:bidi="th-TH"/>
+        </w:rPr>
+        <w:t>    S_</w:t>
+      </w:r>
+      <w:proofErr w:type="gramStart"/>
+      <w:r>
+        <w:rPr>
+          <w:rFonts w:ascii="Consolas" w:eastAsia="Times New Roman" w:hAnsi="Consolas" w:cs="Tahoma"/>
+          <w:lang w:eastAsia="en-US" w:bidi="th-TH"/>
+        </w:rPr>
+        <w:t>MUX  &lt;</w:t>
+      </w:r>
+      <w:proofErr w:type="gramEnd"/>
+      <w:r>
+        <w:rPr>
+          <w:rFonts w:ascii="Consolas" w:eastAsia="Times New Roman" w:hAnsi="Consolas" w:cs="Tahoma"/>
+          <w:lang w:eastAsia="en-US" w:bidi="th-TH"/>
+        </w:rPr>
+        <w:t>= "1000";</w:t>
+      </w:r>
+    </w:p>
+    <w:p>
+      <w:pPr>
+        <w:spacing w:after="0" w:line="330" w:lineRule="atLeast"/>
+        <w:rPr>
+          <w:rFonts w:ascii="Consolas" w:eastAsia="Times New Roman" w:hAnsi="Consolas" w:cs="Tahoma"/>
+          <w:lang w:eastAsia="en-US" w:bidi="th-TH"/>
+        </w:rPr>
+      </w:pPr>
+      <w:r>
+        <w:rPr>
+          <w:rFonts w:ascii="Consolas" w:eastAsia="Times New Roman" w:hAnsi="Consolas" w:cs="Tahoma"/>
+          <w:lang w:eastAsia="en-US" w:bidi="th-TH"/>
+        </w:rPr>
+        <w:t>    S_DMUX &lt;= "1000";</w:t>
+      </w:r>
+    </w:p>
+    <w:p>
+      <w:pPr>
+        <w:spacing w:after="0" w:line="330" w:lineRule="atLeast"/>
+        <w:rPr>
+          <w:rFonts w:ascii="Consolas" w:eastAsia="Times New Roman" w:hAnsi="Consolas" w:cs="Tahoma"/>
+          <w:lang w:eastAsia="en-US" w:bidi="th-TH"/>
+        </w:rPr>
+      </w:pPr>
+      <w:r>
+        <w:rPr>
+          <w:rFonts w:ascii="Consolas" w:eastAsia="Times New Roman" w:hAnsi="Consolas" w:cs="Tahoma"/>
+          <w:lang w:eastAsia="en-US" w:bidi="th-TH"/>
+        </w:rPr>
+        <w:t>    wait for 10 ns;</w:t>
+      </w:r>
+    </w:p>
+    <w:p>
+      <w:pPr>
+        <w:spacing w:after="0" w:line="330" w:lineRule="atLeast"/>
+        <w:rPr>
+          <w:rFonts w:ascii="Consolas" w:eastAsia="Times New Roman" w:hAnsi="Consolas" w:cs="Tahoma"/>
+          <w:lang w:eastAsia="en-US" w:bidi="th-TH"/>
+        </w:rPr>
+      </w:pPr>
+      <w:r>
+        <w:rPr>
+          <w:rFonts w:ascii="Consolas" w:eastAsia="Times New Roman" w:hAnsi="Consolas" w:cs="Tahoma"/>
+          <w:lang w:eastAsia="en-US" w:bidi="th-TH"/>
+        </w:rPr>
+        <w:t>    D8 &lt;= '0';</w:t>
+      </w:r>
+    </w:p>
+    <w:p>
+      <w:pPr>
+        <w:spacing w:after="0" w:line="330" w:lineRule="atLeast"/>
+        <w:rPr>
+          <w:rFonts w:ascii="Consolas" w:eastAsia="Times New Roman" w:hAnsi="Consolas" w:cs="Tahoma"/>
+          <w:lang w:eastAsia="en-US" w:bidi="th-TH"/>
+        </w:rPr>
+      </w:pPr>
+    </w:p>
+    <w:p>
+      <w:pPr>
+        <w:spacing w:after="0" w:line="330" w:lineRule="atLeast"/>
+        <w:rPr>
+          <w:rFonts w:ascii="Consolas" w:eastAsia="Times New Roman" w:hAnsi="Consolas" w:cs="Tahoma"/>
+          <w:lang w:eastAsia="en-US" w:bidi="th-TH"/>
+        </w:rPr>
+      </w:pPr>
+      <w:r>
+        <w:rPr>
+          <w:rFonts w:ascii="Consolas" w:eastAsia="Times New Roman" w:hAnsi="Consolas" w:cs="Tahoma"/>
+          <w:lang w:eastAsia="en-US" w:bidi="th-TH"/>
+        </w:rPr>
+        <w:t>    D9     &lt;= '1';</w:t>
+      </w:r>
+    </w:p>
+    <w:p>
+      <w:pPr>
+        <w:spacing w:after="0" w:line="330" w:lineRule="atLeast"/>
+        <w:rPr>
+          <w:rFonts w:ascii="Consolas" w:eastAsia="Times New Roman" w:hAnsi="Consolas" w:cs="Tahoma"/>
+          <w:lang w:eastAsia="en-US" w:bidi="th-TH"/>
+        </w:rPr>
+      </w:pPr>
+      <w:r>
+        <w:rPr>
+          <w:rFonts w:ascii="Consolas" w:eastAsia="Times New Roman" w:hAnsi="Consolas" w:cs="Tahoma"/>
+          <w:lang w:eastAsia="en-US" w:bidi="th-TH"/>
+        </w:rPr>
+        <w:t>    S_</w:t>
+      </w:r>
+      <w:proofErr w:type="gramStart"/>
+      <w:r>
+        <w:rPr>
+          <w:rFonts w:ascii="Consolas" w:eastAsia="Times New Roman" w:hAnsi="Consolas" w:cs="Tahoma"/>
+          <w:lang w:eastAsia="en-US" w:bidi="th-TH"/>
+        </w:rPr>
+        <w:t>MUX  &lt;</w:t>
+      </w:r>
+      <w:proofErr w:type="gramEnd"/>
+      <w:r>
+        <w:rPr>
+          <w:rFonts w:ascii="Consolas" w:eastAsia="Times New Roman" w:hAnsi="Consolas" w:cs="Tahoma"/>
+          <w:lang w:eastAsia="en-US" w:bidi="th-TH"/>
+        </w:rPr>
+        <w:t>= "1001";</w:t>
+      </w:r>
+    </w:p>
+    <w:p>
+      <w:pPr>
+        <w:spacing w:after="0" w:line="330" w:lineRule="atLeast"/>
+        <w:rPr>
+          <w:rFonts w:ascii="Consolas" w:eastAsia="Times New Roman" w:hAnsi="Consolas" w:cs="Tahoma"/>
+          <w:lang w:eastAsia="en-US" w:bidi="th-TH"/>
+        </w:rPr>
+      </w:pPr>
+      <w:r>
+        <w:rPr>
+          <w:rFonts w:ascii="Consolas" w:eastAsia="Times New Roman" w:hAnsi="Consolas" w:cs="Tahoma"/>
+          <w:lang w:eastAsia="en-US" w:bidi="th-TH"/>
+        </w:rPr>
+        <w:t>    S_DMUX &lt;= "1001";</w:t>
+      </w:r>
+    </w:p>
+    <w:p>
+      <w:pPr>
+        <w:spacing w:after="0" w:line="330" w:lineRule="atLeast"/>
+        <w:rPr>
+          <w:rFonts w:ascii="Consolas" w:eastAsia="Times New Roman" w:hAnsi="Consolas" w:cs="Tahoma"/>
+          <w:lang w:eastAsia="en-US" w:bidi="th-TH"/>
+        </w:rPr>
+      </w:pPr>
+      <w:r>
+        <w:rPr>
+          <w:rFonts w:ascii="Consolas" w:eastAsia="Times New Roman" w:hAnsi="Consolas" w:cs="Tahoma"/>
+          <w:lang w:eastAsia="en-US" w:bidi="th-TH"/>
+        </w:rPr>
+        <w:t>    wait for 10 ns;</w:t>
+      </w:r>
+    </w:p>
+    <w:p>
+      <w:pPr>
+        <w:spacing w:after="0" w:line="330" w:lineRule="atLeast"/>
+        <w:rPr>
+          <w:rFonts w:ascii="Consolas" w:eastAsia="Times New Roman" w:hAnsi="Consolas" w:cs="Tahoma"/>
+          <w:lang w:eastAsia="en-US" w:bidi="th-TH"/>
+        </w:rPr>
+      </w:pPr>
+      <w:r>
+        <w:rPr>
+          <w:rFonts w:ascii="Consolas" w:eastAsia="Times New Roman" w:hAnsi="Consolas" w:cs="Tahoma"/>
+          <w:lang w:eastAsia="en-US" w:bidi="th-TH"/>
+        </w:rPr>
+        <w:t>    D9 &lt;= '0';</w:t>
+      </w:r>
+    </w:p>
+    <w:p>
+      <w:pPr>
+        <w:spacing w:after="0" w:line="330" w:lineRule="atLeast"/>
+        <w:rPr>
+          <w:rFonts w:ascii="Consolas" w:eastAsia="Times New Roman" w:hAnsi="Consolas" w:cs="Tahoma"/>
+          <w:lang w:eastAsia="en-US" w:bidi="th-TH"/>
+        </w:rPr>
+      </w:pPr>
+    </w:p>
+    <w:p>
+      <w:pPr>
+        <w:spacing w:after="0" w:line="330" w:lineRule="atLeast"/>
+        <w:rPr>
+          <w:rFonts w:ascii="Consolas" w:eastAsia="Times New Roman" w:hAnsi="Consolas" w:cs="Tahoma"/>
+          <w:lang w:eastAsia="en-US" w:bidi="th-TH"/>
+        </w:rPr>
+      </w:pPr>
+      <w:r>
+        <w:rPr>
+          <w:rFonts w:ascii="Consolas" w:eastAsia="Times New Roman" w:hAnsi="Consolas" w:cs="Tahoma"/>
+          <w:lang w:eastAsia="en-US" w:bidi="th-TH"/>
+        </w:rPr>
+        <w:t>    D10    &lt;= '1';</w:t>
+      </w:r>
+    </w:p>
+    <w:p>
+      <w:pPr>
+        <w:spacing w:after="0" w:line="330" w:lineRule="atLeast"/>
+        <w:rPr>
+          <w:rFonts w:ascii="Consolas" w:eastAsia="Times New Roman" w:hAnsi="Consolas" w:cs="Tahoma"/>
+          <w:lang w:eastAsia="en-US" w:bidi="th-TH"/>
+        </w:rPr>
+      </w:pPr>
+      <w:r>
+        <w:rPr>
+          <w:rFonts w:ascii="Consolas" w:eastAsia="Times New Roman" w:hAnsi="Consolas" w:cs="Tahoma"/>
+          <w:lang w:eastAsia="en-US" w:bidi="th-TH"/>
+        </w:rPr>
+        <w:t>    S_</w:t>
+      </w:r>
+      <w:proofErr w:type="gramStart"/>
+      <w:r>
+        <w:rPr>
+          <w:rFonts w:ascii="Consolas" w:eastAsia="Times New Roman" w:hAnsi="Consolas" w:cs="Tahoma"/>
+          <w:lang w:eastAsia="en-US" w:bidi="th-TH"/>
+        </w:rPr>
+        <w:t>MUX  &lt;</w:t>
+      </w:r>
+      <w:proofErr w:type="gramEnd"/>
+      <w:r>
+        <w:rPr>
+          <w:rFonts w:ascii="Consolas" w:eastAsia="Times New Roman" w:hAnsi="Consolas" w:cs="Tahoma"/>
+          <w:lang w:eastAsia="en-US" w:bidi="th-TH"/>
+        </w:rPr>
+        <w:t>= "1010";</w:t>
+      </w:r>
+    </w:p>
+    <w:p>
+      <w:pPr>
+        <w:spacing w:after="0" w:line="330" w:lineRule="atLeast"/>
+        <w:rPr>
+          <w:rFonts w:ascii="Consolas" w:eastAsia="Times New Roman" w:hAnsi="Consolas" w:cs="Tahoma"/>
+          <w:lang w:eastAsia="en-US" w:bidi="th-TH"/>
+        </w:rPr>
+      </w:pPr>
+      <w:r>
+        <w:rPr>
+          <w:rFonts w:ascii="Consolas" w:eastAsia="Times New Roman" w:hAnsi="Consolas" w:cs="Tahoma"/>
+          <w:lang w:eastAsia="en-US" w:bidi="th-TH"/>
+        </w:rPr>
+        <w:t>    S_DMUX &lt;= "1010";</w:t>
+      </w:r>
+    </w:p>
+    <w:p>
+      <w:pPr>
+        <w:spacing w:after="0" w:line="330" w:lineRule="atLeast"/>
+        <w:rPr>
+          <w:rFonts w:ascii="Consolas" w:eastAsia="Times New Roman" w:hAnsi="Consolas" w:cs="Tahoma"/>
+          <w:lang w:eastAsia="en-US" w:bidi="th-TH"/>
+        </w:rPr>
+      </w:pPr>
+      <w:r>
+        <w:rPr>
+          <w:rFonts w:ascii="Consolas" w:eastAsia="Times New Roman" w:hAnsi="Consolas" w:cs="Tahoma"/>
+          <w:lang w:eastAsia="en-US" w:bidi="th-TH"/>
+        </w:rPr>
+        <w:t>    wait for 10 ns;</w:t>
+      </w:r>
+    </w:p>
+    <w:p>
+      <w:pPr>
+        <w:spacing w:after="0" w:line="330" w:lineRule="atLeast"/>
+        <w:rPr>
+          <w:rFonts w:ascii="Consolas" w:eastAsia="Times New Roman" w:hAnsi="Consolas" w:cs="Tahoma"/>
+          <w:lang w:eastAsia="en-US" w:bidi="th-TH"/>
+        </w:rPr>
+      </w:pPr>
+      <w:r>
+        <w:rPr>
+          <w:rFonts w:ascii="Consolas" w:eastAsia="Times New Roman" w:hAnsi="Consolas" w:cs="Tahoma"/>
+          <w:lang w:eastAsia="en-US" w:bidi="th-TH"/>
+        </w:rPr>
+        <w:t>    D10 &lt;= '0';</w:t>
+      </w:r>
+    </w:p>
+    <w:p>
+      <w:pPr>
+        <w:spacing w:after="0" w:line="330" w:lineRule="atLeast"/>
+        <w:rPr>
+          <w:rFonts w:ascii="Consolas" w:eastAsia="Times New Roman" w:hAnsi="Consolas" w:cs="Tahoma"/>
+          <w:lang w:eastAsia="en-US" w:bidi="th-TH"/>
+        </w:rPr>
+      </w:pPr>
+    </w:p>
+    <w:p>
+      <w:pPr>
+        <w:spacing w:after="0" w:line="330" w:lineRule="atLeast"/>
+        <w:rPr>
+          <w:rFonts w:ascii="Consolas" w:eastAsia="Times New Roman" w:hAnsi="Consolas" w:cs="Tahoma"/>
+          <w:lang w:eastAsia="en-US" w:bidi="th-TH"/>
+        </w:rPr>
+      </w:pPr>
+      <w:r>
+        <w:rPr>
+          <w:rFonts w:ascii="Consolas" w:eastAsia="Times New Roman" w:hAnsi="Consolas" w:cs="Tahoma"/>
+          <w:lang w:eastAsia="en-US" w:bidi="th-TH"/>
+        </w:rPr>
+        <w:lastRenderedPageBreak/>
+        <w:t>    D11    &lt;= '1';</w:t>
+      </w:r>
+    </w:p>
+    <w:p>
+      <w:pPr>
+        <w:spacing w:after="0" w:line="330" w:lineRule="atLeast"/>
+        <w:rPr>
+          <w:rFonts w:ascii="Consolas" w:eastAsia="Times New Roman" w:hAnsi="Consolas" w:cs="Tahoma"/>
+          <w:lang w:eastAsia="en-US" w:bidi="th-TH"/>
+        </w:rPr>
+      </w:pPr>
+      <w:r>
+        <w:rPr>
+          <w:rFonts w:ascii="Consolas" w:eastAsia="Times New Roman" w:hAnsi="Consolas" w:cs="Tahoma"/>
+          <w:lang w:eastAsia="en-US" w:bidi="th-TH"/>
+        </w:rPr>
+        <w:t>    S_</w:t>
+      </w:r>
+      <w:proofErr w:type="gramStart"/>
+      <w:r>
+        <w:rPr>
+          <w:rFonts w:ascii="Consolas" w:eastAsia="Times New Roman" w:hAnsi="Consolas" w:cs="Tahoma"/>
+          <w:lang w:eastAsia="en-US" w:bidi="th-TH"/>
+        </w:rPr>
+        <w:t>MUX  &lt;</w:t>
+      </w:r>
+      <w:proofErr w:type="gramEnd"/>
+      <w:r>
+        <w:rPr>
+          <w:rFonts w:ascii="Consolas" w:eastAsia="Times New Roman" w:hAnsi="Consolas" w:cs="Tahoma"/>
+          <w:lang w:eastAsia="en-US" w:bidi="th-TH"/>
+        </w:rPr>
+        <w:t>= "1011";</w:t>
+      </w:r>
+    </w:p>
+    <w:p>
+      <w:pPr>
+        <w:spacing w:after="0" w:line="330" w:lineRule="atLeast"/>
+        <w:rPr>
+          <w:rFonts w:ascii="Consolas" w:eastAsia="Times New Roman" w:hAnsi="Consolas" w:cs="Tahoma"/>
+          <w:lang w:eastAsia="en-US" w:bidi="th-TH"/>
+        </w:rPr>
+      </w:pPr>
+      <w:r>
+        <w:rPr>
+          <w:rFonts w:ascii="Consolas" w:eastAsia="Times New Roman" w:hAnsi="Consolas" w:cs="Tahoma"/>
+          <w:lang w:eastAsia="en-US" w:bidi="th-TH"/>
+        </w:rPr>
+        <w:t>    S_DMUX &lt;= "1011";</w:t>
+      </w:r>
+    </w:p>
+    <w:p>
+      <w:pPr>
+        <w:spacing w:after="0" w:line="330" w:lineRule="atLeast"/>
+        <w:rPr>
+          <w:rFonts w:ascii="Consolas" w:eastAsia="Times New Roman" w:hAnsi="Consolas" w:cs="Tahoma"/>
+          <w:lang w:eastAsia="en-US" w:bidi="th-TH"/>
+        </w:rPr>
+      </w:pPr>
+      <w:r>
+        <w:rPr>
+          <w:rFonts w:ascii="Consolas" w:eastAsia="Times New Roman" w:hAnsi="Consolas" w:cs="Tahoma"/>
+          <w:lang w:eastAsia="en-US" w:bidi="th-TH"/>
+        </w:rPr>
+        <w:t>    wait for 10 ns;</w:t>
+      </w:r>
+    </w:p>
+    <w:p>
+      <w:pPr>
+        <w:spacing w:after="0" w:line="330" w:lineRule="atLeast"/>
+        <w:rPr>
+          <w:rFonts w:ascii="Consolas" w:eastAsia="Times New Roman" w:hAnsi="Consolas" w:cs="Tahoma"/>
+          <w:lang w:eastAsia="en-US" w:bidi="th-TH"/>
+        </w:rPr>
+      </w:pPr>
+      <w:r>
+        <w:rPr>
+          <w:rFonts w:ascii="Consolas" w:eastAsia="Times New Roman" w:hAnsi="Consolas" w:cs="Tahoma"/>
+          <w:lang w:eastAsia="en-US" w:bidi="th-TH"/>
+        </w:rPr>
+        <w:t>    D11 &lt;= '0';</w:t>
+      </w:r>
+    </w:p>
+    <w:p>
+      <w:pPr>
+        <w:spacing w:after="0" w:line="330" w:lineRule="atLeast"/>
+        <w:rPr>
+          <w:rFonts w:ascii="Consolas" w:eastAsia="Times New Roman" w:hAnsi="Consolas" w:cs="Tahoma"/>
+          <w:lang w:eastAsia="en-US" w:bidi="th-TH"/>
+        </w:rPr>
+      </w:pPr>
+    </w:p>
+    <w:p>
+      <w:pPr>
+        <w:spacing w:after="0" w:line="330" w:lineRule="atLeast"/>
+        <w:rPr>
+          <w:rFonts w:ascii="Consolas" w:eastAsia="Times New Roman" w:hAnsi="Consolas" w:cs="Tahoma"/>
+          <w:lang w:eastAsia="en-US" w:bidi="th-TH"/>
+        </w:rPr>
+      </w:pPr>
+      <w:r>
+        <w:rPr>
+          <w:rFonts w:ascii="Consolas" w:eastAsia="Times New Roman" w:hAnsi="Consolas" w:cs="Tahoma"/>
+          <w:lang w:eastAsia="en-US" w:bidi="th-TH"/>
+        </w:rPr>
+        <w:t>    D12    &lt;= '1';</w:t>
+      </w:r>
+    </w:p>
+    <w:p>
+      <w:pPr>
+        <w:spacing w:after="0" w:line="330" w:lineRule="atLeast"/>
+        <w:rPr>
+          <w:rFonts w:ascii="Consolas" w:eastAsia="Times New Roman" w:hAnsi="Consolas" w:cs="Tahoma"/>
+          <w:lang w:eastAsia="en-US" w:bidi="th-TH"/>
+        </w:rPr>
+      </w:pPr>
+      <w:r>
+        <w:rPr>
+          <w:rFonts w:ascii="Consolas" w:eastAsia="Times New Roman" w:hAnsi="Consolas" w:cs="Tahoma"/>
+          <w:lang w:eastAsia="en-US" w:bidi="th-TH"/>
+        </w:rPr>
+        <w:t>    S_</w:t>
+      </w:r>
+      <w:proofErr w:type="gramStart"/>
+      <w:r>
+        <w:rPr>
+          <w:rFonts w:ascii="Consolas" w:eastAsia="Times New Roman" w:hAnsi="Consolas" w:cs="Tahoma"/>
+          <w:lang w:eastAsia="en-US" w:bidi="th-TH"/>
+        </w:rPr>
+        <w:t>MUX  &lt;</w:t>
+      </w:r>
+      <w:proofErr w:type="gramEnd"/>
+      <w:r>
+        <w:rPr>
+          <w:rFonts w:ascii="Consolas" w:eastAsia="Times New Roman" w:hAnsi="Consolas" w:cs="Tahoma"/>
+          <w:lang w:eastAsia="en-US" w:bidi="th-TH"/>
+        </w:rPr>
+        <w:t>= "1100";</w:t>
+      </w:r>
+    </w:p>
+    <w:p>
+      <w:pPr>
+        <w:spacing w:after="0" w:line="330" w:lineRule="atLeast"/>
+        <w:rPr>
+          <w:rFonts w:ascii="Consolas" w:eastAsia="Times New Roman" w:hAnsi="Consolas" w:cs="Tahoma"/>
+          <w:lang w:eastAsia="en-US" w:bidi="th-TH"/>
+        </w:rPr>
+      </w:pPr>
+      <w:r>
+        <w:rPr>
+          <w:rFonts w:ascii="Consolas" w:eastAsia="Times New Roman" w:hAnsi="Consolas" w:cs="Tahoma"/>
+          <w:lang w:eastAsia="en-US" w:bidi="th-TH"/>
+        </w:rPr>
+        <w:t>    S_DMUX &lt;= "1100";</w:t>
+      </w:r>
+    </w:p>
+    <w:p>
+      <w:pPr>
+        <w:spacing w:after="0" w:line="330" w:lineRule="atLeast"/>
+        <w:rPr>
+          <w:rFonts w:ascii="Consolas" w:eastAsia="Times New Roman" w:hAnsi="Consolas" w:cs="Tahoma"/>
+          <w:lang w:eastAsia="en-US" w:bidi="th-TH"/>
+        </w:rPr>
+      </w:pPr>
+      <w:r>
+        <w:rPr>
+          <w:rFonts w:ascii="Consolas" w:eastAsia="Times New Roman" w:hAnsi="Consolas" w:cs="Tahoma"/>
+          <w:lang w:eastAsia="en-US" w:bidi="th-TH"/>
+        </w:rPr>
+        <w:t>    wait for 10 ns;</w:t>
+      </w:r>
+    </w:p>
+    <w:p>
+      <w:pPr>
+        <w:spacing w:after="0" w:line="330" w:lineRule="atLeast"/>
+        <w:rPr>
+          <w:rFonts w:ascii="Consolas" w:eastAsia="Times New Roman" w:hAnsi="Consolas" w:cs="Tahoma"/>
+          <w:lang w:eastAsia="en-US" w:bidi="th-TH"/>
+        </w:rPr>
+      </w:pPr>
+      <w:r>
+        <w:rPr>
+          <w:rFonts w:ascii="Consolas" w:eastAsia="Times New Roman" w:hAnsi="Consolas" w:cs="Tahoma"/>
+          <w:lang w:eastAsia="en-US" w:bidi="th-TH"/>
+        </w:rPr>
+        <w:t>    D12 &lt;= '0';</w:t>
+      </w:r>
+    </w:p>
+    <w:p>
+      <w:pPr>
+        <w:spacing w:after="0" w:line="330" w:lineRule="atLeast"/>
+        <w:rPr>
+          <w:rFonts w:ascii="Consolas" w:eastAsia="Times New Roman" w:hAnsi="Consolas" w:cs="Tahoma"/>
+          <w:lang w:eastAsia="en-US" w:bidi="th-TH"/>
+        </w:rPr>
+      </w:pPr>
+    </w:p>
+    <w:p>
+      <w:pPr>
+        <w:spacing w:after="0" w:line="330" w:lineRule="atLeast"/>
+        <w:rPr>
+          <w:rFonts w:ascii="Consolas" w:eastAsia="Times New Roman" w:hAnsi="Consolas" w:cs="Tahoma"/>
+          <w:lang w:eastAsia="en-US" w:bidi="th-TH"/>
+        </w:rPr>
+      </w:pPr>
+      <w:r>
+        <w:rPr>
+          <w:rFonts w:ascii="Consolas" w:eastAsia="Times New Roman" w:hAnsi="Consolas" w:cs="Tahoma"/>
+          <w:lang w:eastAsia="en-US" w:bidi="th-TH"/>
+        </w:rPr>
+        <w:t>    D13    &lt;= '1';</w:t>
+      </w:r>
+    </w:p>
+    <w:p>
+      <w:pPr>
+        <w:spacing w:after="0" w:line="330" w:lineRule="atLeast"/>
+        <w:rPr>
+          <w:rFonts w:ascii="Consolas" w:eastAsia="Times New Roman" w:hAnsi="Consolas" w:cs="Tahoma"/>
+          <w:lang w:eastAsia="en-US" w:bidi="th-TH"/>
+        </w:rPr>
+      </w:pPr>
+      <w:r>
+        <w:rPr>
+          <w:rFonts w:ascii="Consolas" w:eastAsia="Times New Roman" w:hAnsi="Consolas" w:cs="Tahoma"/>
+          <w:lang w:eastAsia="en-US" w:bidi="th-TH"/>
+        </w:rPr>
+        <w:t>    S_</w:t>
+      </w:r>
+      <w:proofErr w:type="gramStart"/>
+      <w:r>
+        <w:rPr>
+          <w:rFonts w:ascii="Consolas" w:eastAsia="Times New Roman" w:hAnsi="Consolas" w:cs="Tahoma"/>
+          <w:lang w:eastAsia="en-US" w:bidi="th-TH"/>
+        </w:rPr>
+        <w:t>MUX  &lt;</w:t>
+      </w:r>
+      <w:proofErr w:type="gramEnd"/>
+      <w:r>
+        <w:rPr>
+          <w:rFonts w:ascii="Consolas" w:eastAsia="Times New Roman" w:hAnsi="Consolas" w:cs="Tahoma"/>
+          <w:lang w:eastAsia="en-US" w:bidi="th-TH"/>
+        </w:rPr>
+        <w:t>= "1101";</w:t>
+      </w:r>
+    </w:p>
+    <w:p>
+      <w:pPr>
+        <w:spacing w:after="0" w:line="330" w:lineRule="atLeast"/>
+        <w:rPr>
+          <w:rFonts w:ascii="Consolas" w:eastAsia="Times New Roman" w:hAnsi="Consolas" w:cs="Tahoma"/>
+          <w:lang w:eastAsia="en-US" w:bidi="th-TH"/>
+        </w:rPr>
+      </w:pPr>
+      <w:r>
+        <w:rPr>
+          <w:rFonts w:ascii="Consolas" w:eastAsia="Times New Roman" w:hAnsi="Consolas" w:cs="Tahoma"/>
+          <w:lang w:eastAsia="en-US" w:bidi="th-TH"/>
+        </w:rPr>
+        <w:t>    S_DMUX &lt;= "1101";</w:t>
+      </w:r>
+    </w:p>
+    <w:p>
+      <w:pPr>
+        <w:spacing w:after="0" w:line="330" w:lineRule="atLeast"/>
+        <w:rPr>
+          <w:rFonts w:ascii="Consolas" w:eastAsia="Times New Roman" w:hAnsi="Consolas" w:cs="Tahoma"/>
+          <w:lang w:eastAsia="en-US" w:bidi="th-TH"/>
+        </w:rPr>
+      </w:pPr>
+      <w:r>
+        <w:rPr>
+          <w:rFonts w:ascii="Consolas" w:eastAsia="Times New Roman" w:hAnsi="Consolas" w:cs="Tahoma"/>
+          <w:lang w:eastAsia="en-US" w:bidi="th-TH"/>
+        </w:rPr>
+        <w:t>    wait for 10 ns;</w:t>
+      </w:r>
+    </w:p>
+    <w:p>
+      <w:pPr>
+        <w:spacing w:after="0" w:line="330" w:lineRule="atLeast"/>
+        <w:rPr>
+          <w:rFonts w:ascii="Consolas" w:eastAsia="Times New Roman" w:hAnsi="Consolas" w:cs="Tahoma"/>
+          <w:lang w:eastAsia="en-US" w:bidi="th-TH"/>
+        </w:rPr>
+      </w:pPr>
+      <w:r>
+        <w:rPr>
+          <w:rFonts w:ascii="Consolas" w:eastAsia="Times New Roman" w:hAnsi="Consolas" w:cs="Tahoma"/>
+          <w:lang w:eastAsia="en-US" w:bidi="th-TH"/>
+        </w:rPr>
+        <w:t>    D13 &lt;= '0';</w:t>
+      </w:r>
+    </w:p>
+    <w:p>
+      <w:pPr>
+        <w:spacing w:after="0" w:line="330" w:lineRule="atLeast"/>
+        <w:rPr>
+          <w:rFonts w:ascii="Consolas" w:eastAsia="Times New Roman" w:hAnsi="Consolas" w:cs="Tahoma"/>
+          <w:lang w:eastAsia="en-US" w:bidi="th-TH"/>
+        </w:rPr>
+      </w:pPr>
+    </w:p>
+    <w:p>
+      <w:pPr>
+        <w:spacing w:after="0" w:line="330" w:lineRule="atLeast"/>
+        <w:rPr>
+          <w:rFonts w:ascii="Consolas" w:eastAsia="Times New Roman" w:hAnsi="Consolas" w:cs="Tahoma"/>
+          <w:lang w:eastAsia="en-US" w:bidi="th-TH"/>
+        </w:rPr>
+      </w:pPr>
+      <w:r>
+        <w:rPr>
+          <w:rFonts w:ascii="Consolas" w:eastAsia="Times New Roman" w:hAnsi="Consolas" w:cs="Tahoma"/>
+          <w:lang w:eastAsia="en-US" w:bidi="th-TH"/>
+        </w:rPr>
+        <w:t>    D14    &lt;= '1';</w:t>
+      </w:r>
+    </w:p>
+    <w:p>
+      <w:pPr>
+        <w:spacing w:after="0" w:line="330" w:lineRule="atLeast"/>
+        <w:rPr>
+          <w:rFonts w:ascii="Consolas" w:eastAsia="Times New Roman" w:hAnsi="Consolas" w:cs="Tahoma"/>
+          <w:lang w:eastAsia="en-US" w:bidi="th-TH"/>
+        </w:rPr>
+      </w:pPr>
+      <w:r>
+        <w:rPr>
+          <w:rFonts w:ascii="Consolas" w:eastAsia="Times New Roman" w:hAnsi="Consolas" w:cs="Tahoma"/>
+          <w:lang w:eastAsia="en-US" w:bidi="th-TH"/>
+        </w:rPr>
+        <w:t>    S_</w:t>
+      </w:r>
+      <w:proofErr w:type="gramStart"/>
+      <w:r>
+        <w:rPr>
+          <w:rFonts w:ascii="Consolas" w:eastAsia="Times New Roman" w:hAnsi="Consolas" w:cs="Tahoma"/>
+          <w:lang w:eastAsia="en-US" w:bidi="th-TH"/>
+        </w:rPr>
+        <w:t>MUX  &lt;</w:t>
+      </w:r>
+      <w:proofErr w:type="gramEnd"/>
+      <w:r>
+        <w:rPr>
+          <w:rFonts w:ascii="Consolas" w:eastAsia="Times New Roman" w:hAnsi="Consolas" w:cs="Tahoma"/>
+          <w:lang w:eastAsia="en-US" w:bidi="th-TH"/>
+        </w:rPr>
+        <w:t>= "1110";</w:t>
+      </w:r>
+    </w:p>
+    <w:p>
+      <w:pPr>
+        <w:spacing w:after="0" w:line="330" w:lineRule="atLeast"/>
+        <w:rPr>
+          <w:rFonts w:ascii="Consolas" w:eastAsia="Times New Roman" w:hAnsi="Consolas" w:cs="Tahoma"/>
+          <w:lang w:eastAsia="en-US" w:bidi="th-TH"/>
+        </w:rPr>
+      </w:pPr>
+      <w:r>
+        <w:rPr>
+          <w:rFonts w:ascii="Consolas" w:eastAsia="Times New Roman" w:hAnsi="Consolas" w:cs="Tahoma"/>
+          <w:lang w:eastAsia="en-US" w:bidi="th-TH"/>
+        </w:rPr>
+        <w:t>    S_DMUX &lt;= "1110";</w:t>
+      </w:r>
+    </w:p>
+    <w:p>
+      <w:pPr>
+        <w:spacing w:after="0" w:line="330" w:lineRule="atLeast"/>
+        <w:rPr>
+          <w:rFonts w:ascii="Consolas" w:eastAsia="Times New Roman" w:hAnsi="Consolas" w:cs="Tahoma"/>
+          <w:lang w:eastAsia="en-US" w:bidi="th-TH"/>
+        </w:rPr>
+      </w:pPr>
+      <w:r>
+        <w:rPr>
+          <w:rFonts w:ascii="Consolas" w:eastAsia="Times New Roman" w:hAnsi="Consolas" w:cs="Tahoma"/>
+          <w:lang w:eastAsia="en-US" w:bidi="th-TH"/>
+        </w:rPr>
+        <w:t>    wait for 10 ns;</w:t>
+      </w:r>
+    </w:p>
+    <w:p>
+      <w:pPr>
+        <w:spacing w:after="0" w:line="330" w:lineRule="atLeast"/>
+        <w:rPr>
+          <w:rFonts w:ascii="Consolas" w:eastAsia="Times New Roman" w:hAnsi="Consolas" w:cs="Tahoma"/>
+          <w:lang w:eastAsia="en-US" w:bidi="th-TH"/>
+        </w:rPr>
+      </w:pPr>
+      <w:r>
+        <w:rPr>
+          <w:rFonts w:ascii="Consolas" w:eastAsia="Times New Roman" w:hAnsi="Consolas" w:cs="Tahoma"/>
+          <w:lang w:eastAsia="en-US" w:bidi="th-TH"/>
+        </w:rPr>
+        <w:t>    D14 &lt;= '0';</w:t>
+      </w:r>
+    </w:p>
+    <w:p>
+      <w:pPr>
+        <w:spacing w:after="0" w:line="330" w:lineRule="atLeast"/>
+        <w:rPr>
+          <w:rFonts w:ascii="Consolas" w:eastAsia="Times New Roman" w:hAnsi="Consolas" w:cs="Tahoma"/>
+          <w:lang w:eastAsia="en-US" w:bidi="th-TH"/>
+        </w:rPr>
+      </w:pPr>
+    </w:p>
+    <w:p>
+      <w:pPr>
+        <w:spacing w:after="0" w:line="330" w:lineRule="atLeast"/>
+        <w:rPr>
+          <w:rFonts w:ascii="Consolas" w:eastAsia="Times New Roman" w:hAnsi="Consolas" w:cs="Tahoma"/>
+          <w:lang w:eastAsia="en-US" w:bidi="th-TH"/>
+        </w:rPr>
+      </w:pPr>
+      <w:r>
+        <w:rPr>
+          <w:rFonts w:ascii="Consolas" w:eastAsia="Times New Roman" w:hAnsi="Consolas" w:cs="Tahoma"/>
+          <w:lang w:eastAsia="en-US" w:bidi="th-TH"/>
+        </w:rPr>
+        <w:t>    D15    &lt;= '1';</w:t>
+      </w:r>
+    </w:p>
+    <w:p>
+      <w:pPr>
+        <w:spacing w:after="0" w:line="330" w:lineRule="atLeast"/>
+        <w:rPr>
+          <w:rFonts w:ascii="Consolas" w:eastAsia="Times New Roman" w:hAnsi="Consolas" w:cs="Tahoma"/>
+          <w:lang w:eastAsia="en-US" w:bidi="th-TH"/>
+        </w:rPr>
+      </w:pPr>
+      <w:r>
+        <w:rPr>
+          <w:rFonts w:ascii="Consolas" w:eastAsia="Times New Roman" w:hAnsi="Consolas" w:cs="Tahoma"/>
+          <w:lang w:eastAsia="en-US" w:bidi="th-TH"/>
+        </w:rPr>
+        <w:t>    S_</w:t>
+      </w:r>
+      <w:proofErr w:type="gramStart"/>
+      <w:r>
+        <w:rPr>
+          <w:rFonts w:ascii="Consolas" w:eastAsia="Times New Roman" w:hAnsi="Consolas" w:cs="Tahoma"/>
+          <w:lang w:eastAsia="en-US" w:bidi="th-TH"/>
+        </w:rPr>
+        <w:t>MUX  &lt;</w:t>
+      </w:r>
+      <w:proofErr w:type="gramEnd"/>
+      <w:r>
+        <w:rPr>
+          <w:rFonts w:ascii="Consolas" w:eastAsia="Times New Roman" w:hAnsi="Consolas" w:cs="Tahoma"/>
+          <w:lang w:eastAsia="en-US" w:bidi="th-TH"/>
+        </w:rPr>
+        <w:t>= "1111";</w:t>
+      </w:r>
+    </w:p>
+    <w:p>
+      <w:pPr>
+        <w:spacing w:after="0" w:line="330" w:lineRule="atLeast"/>
+        <w:rPr>
+          <w:rFonts w:ascii="Consolas" w:eastAsia="Times New Roman" w:hAnsi="Consolas" w:cs="Tahoma"/>
+          <w:lang w:eastAsia="en-US" w:bidi="th-TH"/>
+        </w:rPr>
+      </w:pPr>
+      <w:r>
+        <w:rPr>
+          <w:rFonts w:ascii="Consolas" w:eastAsia="Times New Roman" w:hAnsi="Consolas" w:cs="Tahoma"/>
+          <w:lang w:eastAsia="en-US" w:bidi="th-TH"/>
+        </w:rPr>
+        <w:t>    S_DMUX &lt;= "1111";</w:t>
+      </w:r>
+    </w:p>
+    <w:p>
+      <w:pPr>
+        <w:spacing w:after="0" w:line="330" w:lineRule="atLeast"/>
+        <w:rPr>
+          <w:rFonts w:ascii="Consolas" w:eastAsia="Times New Roman" w:hAnsi="Consolas" w:cs="Tahoma"/>
+          <w:lang w:eastAsia="en-US" w:bidi="th-TH"/>
+        </w:rPr>
+      </w:pPr>
+      <w:r>
+        <w:rPr>
+          <w:rFonts w:ascii="Consolas" w:eastAsia="Times New Roman" w:hAnsi="Consolas" w:cs="Tahoma"/>
+          <w:lang w:eastAsia="en-US" w:bidi="th-TH"/>
+        </w:rPr>
+        <w:t>    wait for 10 ns;</w:t>
+      </w:r>
+    </w:p>
+    <w:p>
+      <w:pPr>
+        <w:spacing w:after="0" w:line="330" w:lineRule="atLeast"/>
+        <w:rPr>
+          <w:rFonts w:ascii="Consolas" w:eastAsia="Times New Roman" w:hAnsi="Consolas" w:cs="Tahoma"/>
+          <w:lang w:eastAsia="en-US" w:bidi="th-TH"/>
+        </w:rPr>
+      </w:pPr>
+      <w:r>
+        <w:rPr>
+          <w:rFonts w:ascii="Consolas" w:eastAsia="Times New Roman" w:hAnsi="Consolas" w:cs="Tahoma"/>
+          <w:lang w:eastAsia="en-US" w:bidi="th-TH"/>
+        </w:rPr>
+        <w:t>    D15 &lt;= '0';</w:t>
+      </w:r>
+    </w:p>
+    <w:p>
+      <w:pPr>
+        <w:spacing w:after="0" w:line="330" w:lineRule="atLeast"/>
+        <w:rPr>
+          <w:rFonts w:ascii="Consolas" w:eastAsia="Times New Roman" w:hAnsi="Consolas" w:cs="Tahoma"/>
+          <w:lang w:eastAsia="en-US" w:bidi="th-TH"/>
+        </w:rPr>
+      </w:pPr>
+    </w:p>
+    <w:p>
+      <w:pPr>
+        <w:spacing w:after="0" w:line="330" w:lineRule="atLeast"/>
+        <w:rPr>
+          <w:rFonts w:ascii="Consolas" w:eastAsia="Times New Roman" w:hAnsi="Consolas" w:cs="Tahoma"/>
+          <w:lang w:eastAsia="en-US" w:bidi="th-TH"/>
+        </w:rPr>
+      </w:pPr>
+      <w:r>
+        <w:rPr>
+          <w:rFonts w:ascii="Consolas" w:eastAsia="Times New Roman" w:hAnsi="Consolas" w:cs="Tahoma"/>
+          <w:lang w:eastAsia="en-US" w:bidi="th-TH"/>
+        </w:rPr>
+        <w:t>    wait;</w:t>
+      </w:r>
+    </w:p>
+    <w:p>
+      <w:pPr>
+        <w:spacing w:after="0" w:line="330" w:lineRule="atLeast"/>
+        <w:rPr>
+          <w:rFonts w:ascii="Consolas" w:eastAsia="Times New Roman" w:hAnsi="Consolas" w:cs="Tahoma"/>
+          <w:lang w:eastAsia="en-US" w:bidi="th-TH"/>
+        </w:rPr>
+      </w:pPr>
+    </w:p>
+    <w:p>
+      <w:pPr>
+        <w:spacing w:after="0" w:line="330" w:lineRule="atLeast"/>
+        <w:rPr>
+          <w:rFonts w:ascii="Consolas" w:eastAsia="Times New Roman" w:hAnsi="Consolas" w:cs="Tahoma"/>
+          <w:lang w:eastAsia="en-US" w:bidi="th-TH"/>
+        </w:rPr>
+      </w:pPr>
+      <w:r>
+        <w:rPr>
+          <w:rFonts w:ascii="Consolas" w:eastAsia="Times New Roman" w:hAnsi="Consolas" w:cs="Tahoma"/>
+          <w:lang w:eastAsia="en-US" w:bidi="th-TH"/>
+        </w:rPr>
+        <w:t>  end process;</w:t>
+      </w:r>
+    </w:p>
+    <w:p>
+      <w:pPr>
+        <w:spacing w:after="0" w:line="330" w:lineRule="atLeast"/>
+        <w:rPr>
+          <w:rFonts w:ascii="Consolas" w:eastAsia="Times New Roman" w:hAnsi="Consolas" w:cs="Tahoma"/>
+          <w:lang w:eastAsia="en-US" w:bidi="th-TH"/>
+        </w:rPr>
+      </w:pPr>
+    </w:p>
+    <w:p>
+      <w:pPr>
+        <w:spacing w:after="0" w:line="330" w:lineRule="atLeast"/>
+        <w:rPr>
+          <w:rFonts w:ascii="Consolas" w:eastAsia="Times New Roman" w:hAnsi="Consolas" w:cs="Tahoma"/>
+          <w:lang w:eastAsia="en-US" w:bidi="th-TH"/>
+        </w:rPr>
+      </w:pPr>
+      <w:r>
+        <w:rPr>
+          <w:rFonts w:ascii="Consolas" w:eastAsia="Times New Roman" w:hAnsi="Consolas" w:cs="Tahoma"/>
+          <w:lang w:eastAsia="en-US" w:bidi="th-TH"/>
+        </w:rPr>
+        <w:t>end sim;</w:t>
+      </w:r>
+    </w:p>
+    <w:p>
+      <w:pPr>
+        <w:rPr>
+          <w:rFonts w:ascii="TH SarabunPSK" w:eastAsia="TH SarabunPSK" w:hAnsi="TH SarabunPSK" w:cs="TH SarabunPSK"/>
+          <w:b/>
+          <w:bCs/>
+          <w:sz w:val="40"/>
+          <w:szCs w:val="40"/>
+        </w:rPr>
+      </w:pPr>
+    </w:p>
+    <w:p>
+      <w:pPr>
+        <w:spacing w:after="0" w:line="278" w:lineRule="auto"/>
+        <w:rPr>
+          <w:rFonts w:ascii="TH SarabunPSK" w:eastAsia="TH SarabunPSK" w:hAnsi="TH SarabunPSK" w:cs="TH SarabunPSK"/>
+          <w:b/>
+          <w:bCs/>
+          <w:sz w:val="40"/>
+          <w:szCs w:val="40"/>
+        </w:rPr>
+      </w:pPr>
+      <w:r>
+        <w:rPr>
+          <w:rFonts w:ascii="TH SarabunPSK" w:eastAsia="TH SarabunPSK" w:hAnsi="TH SarabunPSK" w:cs="TH SarabunPSK"/>
+          <w:b/>
+          <w:bCs/>
+          <w:noProof/>
+          <w:sz w:val="40"/>
+          <w:szCs w:val="40"/>
+        </w:rPr>
+        <w:lastRenderedPageBreak/>
+        <w:drawing>
+          <wp:inline distT="0" distB="0" distL="0" distR="0" wp14:anchorId="784EBF35" wp14:editId="292912B1">
+            <wp:extent cx="5943600" cy="2503170"/>
+            <wp:effectExtent l="0" t="0" r="0" b="0"/>
+            <wp:docPr id="1669803364" name="Picture 3"/>
+            <wp:cNvGraphicFramePr>
+              <a:graphicFrameLocks xmlns:a="http://schemas.openxmlformats.org/drawingml/2006/main" noChangeAspect="1"/>
+            </wp:cNvGraphicFramePr>
+            <a:graphic xmlns:a="http://schemas.openxmlformats.org/drawingml/2006/main">
+              <a:graphicData uri="http://schemas.openxmlformats.org/drawingml/2006/picture">
+                <pic:pic xmlns:pic="http://schemas.openxmlformats.org/drawingml/2006/picture">
+                  <pic:nvPicPr>
+                    <pic:cNvPr id="1669803364" name="Picture 1669803364"/>
+                    <pic:cNvPicPr/>
+                  </pic:nvPicPr>
+                  <pic:blipFill>
+                    <a:blip r:embed="rId9">
+                      <a:extLst>
+                        <a:ext uri="{28A0092B-C50C-407E-A947-70E740481C1C}">
+                          <a14:useLocalDpi xmlns:a14="http://schemas.microsoft.com/office/drawing/2010/main" val="0"/>
+                        </a:ext>
+                      </a:extLst>
+                    </a:blip>
+                    <a:stretch>
+                      <a:fillRect/>
+                    </a:stretch>
+                  </pic:blipFill>
+                  <pic:spPr>
+                    <a:xfrm>
+                      <a:off x="0" y="0"/>
+                      <a:ext cx="5943600" cy="2503170"/>
+                    </a:xfrm>
+                    <a:prstGeom prst="rect">
+                      <a:avLst/>
+                    </a:prstGeom>
+                  </pic:spPr>
+                </pic:pic>
+              </a:graphicData>
+            </a:graphic>
+          </wp:inline>
+        </w:drawing>
+      </w:r>
+      <w:r>
+        <w:rPr>
+          <w:rFonts w:ascii="TH SarabunPSK" w:eastAsia="TH SarabunPSK" w:hAnsi="TH SarabunPSK" w:cs="TH SarabunPSK"/>
+          <w:b/>
+          <w:bCs/>
+          <w:noProof/>
+          <w:sz w:val="40"/>
+          <w:szCs w:val="40"/>
+        </w:rPr>
+        <w:drawing>
+          <wp:inline distT="0" distB="0" distL="0" distR="0" wp14:anchorId="4E0B163D" wp14:editId="323D8AAA">
+            <wp:extent cx="5943600" cy="2672715"/>
+            <wp:effectExtent l="0" t="0" r="0" b="0"/>
+            <wp:docPr id="2033068427" name="Picture 4"/>
+            <wp:cNvGraphicFramePr>
+              <a:graphicFrameLocks xmlns:a="http://schemas.openxmlformats.org/drawingml/2006/main" noChangeAspect="1"/>
+            </wp:cNvGraphicFramePr>
+            <a:graphic xmlns:a="http://schemas.openxmlformats.org/drawingml/2006/main">
+              <a:graphicData uri="http://schemas.openxmlformats.org/drawingml/2006/picture">
+                <pic:pic xmlns:pic="http://schemas.openxmlformats.org/drawingml/2006/picture">
+                  <pic:nvPicPr>
+                    <pic:cNvPr id="2033068427" name="Picture 2033068427"/>
+                    <pic:cNvPicPr/>
+                  </pic:nvPicPr>
+                  <pic:blipFill>
+                    <a:blip r:embed="rId10">
+                      <a:extLst>
+                        <a:ext uri="{28A0092B-C50C-407E-A947-70E740481C1C}">
+                          <a14:useLocalDpi xmlns:a14="http://schemas.microsoft.com/office/drawing/2010/main" val="0"/>
+                        </a:ext>
+                      </a:extLst>
+                    </a:blip>
+                    <a:stretch>
+                      <a:fillRect/>
+                    </a:stretch>
+                  </pic:blipFill>
+                  <pic:spPr>
+                    <a:xfrm>
+                      <a:off x="0" y="0"/>
+                      <a:ext cx="5943600" cy="2672715"/>
                     </a:xfrm>
                     <a:prstGeom prst="rect">
                       <a:avLst/>
